--- a/Dbbb-Ebc/B404-Abt.docx
+++ b/Dbbb-Ebc/B404-Abt.docx
@@ -20,7 +20,7 @@
           <w:iCs/>
           <w:sz w:val="28"/>
         </w:rPr>
-        <w:t xml:space="preserve">We have yet to find any usable </w:t>
+        <w:t xml:space="preserve">We </w:t>
       </w:r>
       <w:r>
         <w:rPr>
@@ -29,7 +29,7 @@
           <w:iCs/>
           <w:sz w:val="28"/>
         </w:rPr>
-        <w:t xml:space="preserve">Syriac or </w:t>
+        <w:t xml:space="preserve">are currently working on encoding the </w:t>
       </w:r>
       <w:r>
         <w:rPr>

--- a/Dbbb-Ebc/B404-Abt.docx
+++ b/Dbbb-Ebc/B404-Abt.docx
@@ -4,110 +4,6345 @@
   <w:body>
     <w:p>
       <w:pPr>
-        <w:spacing w:before="1200"/>
-        <w:jc w:val="center"/>
-        <w:rPr>
-          <w:bCs/>
+        <w:pBdr>
+          <w:bottom w:val="single" w:sz="4" w:space="1" w:color="000000"/>
+        </w:pBdr>
+        <w:spacing w:before="120"/>
+        <w:jc w:val="both"/>
+        <w:rPr>
+          <w:rFonts w:ascii="Antinoou" w:eastAsia="Antinoou" w:hAnsi="Antinoou" w:cs="Estrangelo Edessa"/>
+          <w:sz w:val="26"/>
+          <w:szCs w:val="26"/>
+          <w:lang w:bidi="syr-SY"/>
+        </w:rPr>
+      </w:pPr>
+      <w:r>
+        <w:rPr>
+          <w:rFonts w:ascii="Antinoou" w:eastAsia="Antinoou" w:hAnsi="Antinoou" w:cs="Estrangelo Edessa"/>
+          <w:sz w:val="26"/>
+          <w:szCs w:val="26"/>
+          <w:lang w:bidi="syr-SY"/>
+        </w:rPr>
+        <w:t>The Coptic (Bohairic) text presented here is that of a manuscript procured in Egypt by the Duke of Northumberland, as transcribed and published by Henry Tattam in, “</w:t>
+      </w:r>
+      <w:r>
+        <w:rPr>
+          <w:rFonts w:ascii="Antinoou" w:eastAsia="Antinoou" w:hAnsi="Antinoou" w:cs="Estrangelo Edessa"/>
           <w:i/>
           <w:iCs/>
-          <w:sz w:val="28"/>
-        </w:rPr>
-      </w:pPr>
-      <w:r>
-        <w:rPr>
+          <w:sz w:val="26"/>
+          <w:szCs w:val="26"/>
+          <w:u w:val="single"/>
+          <w:lang w:bidi="syr-SY"/>
+        </w:rPr>
+        <w:t>The Apostolic Constitutions (Canons of the Apostles) in Coptic,</w:t>
+      </w:r>
+      <w:r>
+        <w:rPr>
+          <w:rFonts w:ascii="Antinoou" w:eastAsia="Antinoou" w:hAnsi="Antinoou" w:cs="Estrangelo Edessa"/>
+          <w:sz w:val="26"/>
+          <w:szCs w:val="26"/>
+          <w:u w:val="single"/>
+          <w:lang w:bidi="syr-SY"/>
+        </w:rPr>
+        <w:t>” W.H. Allen &amp; Co., London: 1848</w:t>
+      </w:r>
+      <w:r>
+        <w:rPr>
+          <w:rFonts w:ascii="Antinoou" w:eastAsia="Antinoou" w:hAnsi="Antinoou" w:cs="Estrangelo Edessa"/>
+          <w:sz w:val="26"/>
+          <w:szCs w:val="26"/>
+          <w:lang w:bidi="syr-SY"/>
+        </w:rPr>
+        <w:t>. Therein, it is “Book 7 (8).” The text has been copied manually, has not (yet) been formally proofread, and may contain errors.</w:t>
+      </w:r>
+    </w:p>
+    <w:p>
+      <w:pPr>
+        <w:spacing w:before="240"/>
+        <w:jc w:val="center"/>
+        <w:rPr>
+          <w:rFonts w:ascii="Antinoou" w:eastAsia="Antinoou" w:hAnsi="Antinoou"/>
+          <w:bCs/>
+          <w:noProof/>
+          <w:color w:val="7030A0"/>
+          <w:sz w:val="26"/>
+          <w:szCs w:val="26"/>
+          <w:lang w:val="am-ET" w:eastAsia="en-GB" w:bidi="he-IL"/>
+        </w:rPr>
+      </w:pPr>
+      <w:r>
+        <w:rPr>
+          <w:rFonts w:ascii="Antinoou" w:eastAsia="Antinoou" w:hAnsi="Antinoou"/>
+          <w:bCs/>
+          <w:noProof/>
+          <w:color w:val="7030A0"/>
+          <w:sz w:val="26"/>
+          <w:szCs w:val="26"/>
+          <w:lang w:val="am-ET" w:eastAsia="en-GB" w:bidi="he-IL"/>
+        </w:rPr>
+        <w:t>ⲥⲩⲛ ⲑⲱ︦ ⲓⲥⲭⲩⲣⲟⲥ.</w:t>
+      </w:r>
+    </w:p>
+    <w:p>
+      <w:pPr>
+        <w:spacing w:before="120"/>
+        <w:jc w:val="center"/>
+        <w:rPr>
+          <w:rFonts w:ascii="Antinoou" w:eastAsia="Antinoou" w:hAnsi="Antinoou"/>
+          <w:bCs/>
+          <w:noProof/>
+          <w:color w:val="7030A0"/>
+          <w:sz w:val="26"/>
+          <w:szCs w:val="26"/>
+          <w:lang w:val="am-ET" w:eastAsia="en-GB" w:bidi="he-IL"/>
+        </w:rPr>
+      </w:pPr>
+      <w:r>
+        <w:rPr>
+          <w:rFonts w:ascii="Antinoou" w:eastAsia="Antinoou" w:hAnsi="Antinoou"/>
+          <w:bCs/>
+          <w:noProof/>
+          <w:color w:val="7030A0"/>
+          <w:sz w:val="26"/>
+          <w:szCs w:val="26"/>
+          <w:lang w:val="am-ET" w:eastAsia="en-GB" w:bidi="he-IL"/>
+        </w:rPr>
+        <w:t>ⲡⲓϫⲱⲙ ⲙ̀ⲙⲁϩ ⲍ︦ ⲉ̀ⲃⲟⲗϧⲉⲛ ⲛⲓⲕⲁⲛⲱⲛ ⲛ̀ⲧⲉ ⲛⲉⲛⲓⲟϯ ⲉ̀ⲑⲟⲩⲁⲃ ⲛ̀ⲁ̀ⲡⲟⲥⲧⲟⲗⲟⲥ ⲉⲧ ϧⲉⲛ ⲛⲉⲛϫⲓϫ ⲛ̀ⲁ̀ⲕⲗⲏⲙⲏⲥ ⲉ̀ⲧⲉ ⲫⲁⲓ ⲡⲉ ⲡ̀ϫⲱⲕ ⲙ̀ⲡ̀ⲏ︦ ⲛ̀ϫⲱⲙ ⲁ̀ ⲫϯ ⲡⲉ ⲡⲓⲃⲟⲏ̀ⲑⲟⲥ.</w:t>
+      </w:r>
+    </w:p>
+    <w:p>
+      <w:pPr>
+        <w:keepNext/>
+        <w:widowControl w:val="0"/>
+        <w:spacing w:before="120"/>
+        <w:jc w:val="center"/>
+        <w:rPr>
+          <w:rFonts w:ascii="Antinoou" w:eastAsia="Antinoou" w:hAnsi="Antinoou" w:cs="Gentium"/>
+          <w:b/>
+          <w:bCs/>
+          <w:noProof/>
+          <w:sz w:val="32"/>
+          <w:szCs w:val="32"/>
+          <w:u w:val="single" w:color="00B050"/>
+          <w:lang w:val="am-ET" w:eastAsia="en-GB" w:bidi="he-IL"/>
+        </w:rPr>
+      </w:pPr>
+      <w:r>
+        <w:rPr>
+          <w:rFonts w:ascii="Antinoou" w:eastAsia="Antinoou" w:hAnsi="Antinoou" w:cs="Gentium"/>
+          <w:b/>
+          <w:bCs/>
+          <w:noProof/>
+          <w:sz w:val="32"/>
+          <w:szCs w:val="32"/>
+          <w:u w:color="00B050"/>
+          <w:lang w:val="am-ET" w:eastAsia="en-GB" w:bidi="he-IL"/>
+        </w:rPr>
+        <w:t>ⲁ︦.</w:t>
+      </w:r>
+    </w:p>
+    <w:p>
+      <w:pPr>
+        <w:spacing w:before="120"/>
+        <w:jc w:val="both"/>
+        <w:rPr>
+          <w:rFonts w:ascii="Antinoou" w:eastAsia="Antinoou" w:hAnsi="Antinoou"/>
+          <w:bCs/>
+          <w:noProof/>
+          <w:color w:val="7030A0"/>
+          <w:sz w:val="26"/>
+          <w:szCs w:val="26"/>
+          <w:lang w:val="am-ET" w:eastAsia="en-GB" w:bidi="he-IL"/>
+        </w:rPr>
+      </w:pPr>
+      <w:r>
+        <w:rPr>
+          <w:rFonts w:ascii="Antinoou" w:eastAsia="Antinoou" w:hAnsi="Antinoou"/>
+          <w:bCs/>
+          <w:noProof/>
+          <w:color w:val="7030A0"/>
+          <w:sz w:val="26"/>
+          <w:szCs w:val="26"/>
+          <w:lang w:val="am-ET" w:eastAsia="en-GB" w:bidi="he-IL"/>
+        </w:rPr>
+        <w:t>ⲉⲩⲉ̀ⲭⲓⲣⲟⲇⲱⲛⲓⲛ ⲙ̀ⲡⲓⲉ̀ⲡⲓⲥⲕⲟⲡⲟⲥ ϩⲓⲧⲉⲛ ⲃ︦ ⲛ̀ⲉ̀ⲡⲓⲥⲕⲟⲡⲟⲥ ⲓⲉ ⲅ︦.</w:t>
+      </w:r>
+    </w:p>
+    <w:p>
+      <w:pPr>
+        <w:rPr>
+          <w:noProof/>
+          <w:lang w:val="am-ET"/>
+        </w:rPr>
+        <w:sectPr>
+          <w:pgSz w:w="16838" w:h="11906" w:orient="landscape"/>
+          <w:pgMar w:top="1418" w:right="1418" w:bottom="1418" w:left="1418" w:header="0" w:footer="0" w:gutter="0"/>
+          <w:cols w:space="720"/>
+          <w:formProt w:val="0"/>
+          <w:docGrid w:linePitch="600" w:charSpace="32768"/>
+        </w:sectPr>
+      </w:pPr>
+    </w:p>
+    <w:p>
+      <w:pPr>
+        <w:keepNext/>
+        <w:widowControl w:val="0"/>
+        <w:spacing w:before="120"/>
+        <w:jc w:val="center"/>
+        <w:rPr>
+          <w:rFonts w:ascii="Antinoou" w:eastAsia="Antinoou" w:hAnsi="Antinoou" w:cs="Gentium"/>
+          <w:b/>
+          <w:bCs/>
+          <w:noProof/>
+          <w:sz w:val="32"/>
+          <w:szCs w:val="32"/>
+          <w:u w:val="single" w:color="00B050"/>
+          <w:lang w:val="am-ET" w:eastAsia="en-GB" w:bidi="he-IL"/>
+        </w:rPr>
+      </w:pPr>
+      <w:r>
+        <w:rPr>
+          <w:rFonts w:ascii="Antinoou" w:eastAsia="Antinoou" w:hAnsi="Antinoou" w:cs="Gentium"/>
+          <w:b/>
+          <w:bCs/>
+          <w:noProof/>
+          <w:sz w:val="32"/>
+          <w:szCs w:val="32"/>
+          <w:u w:color="00B050"/>
+          <w:lang w:val="am-ET" w:eastAsia="en-GB" w:bidi="he-IL"/>
+        </w:rPr>
+        <w:t>ⲃ︦.</w:t>
+      </w:r>
+    </w:p>
+    <w:p>
+      <w:pPr>
+        <w:spacing w:before="120"/>
+        <w:jc w:val="both"/>
+        <w:rPr>
+          <w:rFonts w:ascii="Antinoou" w:eastAsia="Antinoou" w:hAnsi="Antinoou"/>
+          <w:bCs/>
+          <w:noProof/>
+          <w:color w:val="7030A0"/>
+          <w:sz w:val="26"/>
+          <w:szCs w:val="26"/>
+          <w:lang w:val="am-ET" w:eastAsia="en-GB" w:bidi="he-IL"/>
+        </w:rPr>
+      </w:pPr>
+      <w:r>
+        <w:rPr>
+          <w:rFonts w:ascii="Antinoou" w:eastAsia="Antinoou" w:hAnsi="Antinoou"/>
+          <w:bCs/>
+          <w:noProof/>
+          <w:color w:val="7030A0"/>
+          <w:sz w:val="26"/>
+          <w:szCs w:val="26"/>
+          <w:lang w:val="am-ET" w:eastAsia="en-GB" w:bidi="he-IL"/>
+        </w:rPr>
+        <w:t>ⲡⲓⲡ̀ⲣⲉⲥⲃⲩⲧⲉⲣⲟⲥ ⲓⲉ ⲡⲓⲇⲓⲁ̀ⲕⲟⲛⲟⲥ ⲛⲉⲙ ⲡ̀ⲕⲉⲥⲉⲡⲓ ⲛ̀ⲕ̀ⲗⲏⲣⲓⲕⲟⲥ ⲉⲩⲉ̀ⲭⲓⲣⲟⲇⲟⲛⲓⲛ ⲙ̀ⲙⲱⲟⲩ ϩⲓⲧⲉⲛ ⲟⲩⲉ̀ⲡⲓⲥⲕⲟⲡⲟⲥ ⲛ̀ⲟⲩⲱⲧ.</w:t>
+      </w:r>
+    </w:p>
+    <w:p>
+      <w:pPr>
+        <w:rPr>
+          <w:noProof/>
+          <w:lang w:val="am-ET"/>
+        </w:rPr>
+        <w:sectPr>
+          <w:type w:val="continuous"/>
+          <w:pgSz w:w="16838" w:h="11906" w:orient="landscape"/>
+          <w:pgMar w:top="1418" w:right="1418" w:bottom="1418" w:left="1418" w:header="0" w:footer="0" w:gutter="0"/>
+          <w:cols w:space="720"/>
+          <w:formProt w:val="0"/>
+          <w:docGrid w:linePitch="600" w:charSpace="32768"/>
+        </w:sectPr>
+      </w:pPr>
+    </w:p>
+    <w:p>
+      <w:pPr>
+        <w:keepNext/>
+        <w:widowControl w:val="0"/>
+        <w:spacing w:before="120"/>
+        <w:jc w:val="center"/>
+        <w:rPr>
+          <w:rFonts w:ascii="Antinoou" w:eastAsia="Antinoou" w:hAnsi="Antinoou" w:cs="Gentium"/>
+          <w:b/>
+          <w:bCs/>
+          <w:noProof/>
+          <w:sz w:val="32"/>
+          <w:szCs w:val="32"/>
+          <w:u w:val="single" w:color="00B050"/>
+          <w:lang w:val="am-ET" w:eastAsia="en-GB" w:bidi="he-IL"/>
+        </w:rPr>
+      </w:pPr>
+      <w:r>
+        <w:rPr>
+          <w:rFonts w:ascii="Antinoou" w:eastAsia="Antinoou" w:hAnsi="Antinoou" w:cs="Gentium"/>
+          <w:b/>
+          <w:bCs/>
+          <w:noProof/>
+          <w:sz w:val="32"/>
+          <w:szCs w:val="32"/>
+          <w:u w:color="00B050"/>
+          <w:lang w:val="am-ET" w:eastAsia="en-GB" w:bidi="he-IL"/>
+        </w:rPr>
+        <w:t>ⲅ︦.</w:t>
+      </w:r>
+    </w:p>
+    <w:p>
+      <w:pPr>
+        <w:spacing w:before="120"/>
+        <w:jc w:val="both"/>
+        <w:rPr>
+          <w:rFonts w:ascii="Antinoou" w:eastAsia="Antinoou" w:hAnsi="Antinoou"/>
+          <w:bCs/>
+          <w:noProof/>
+          <w:color w:val="7030A0"/>
+          <w:sz w:val="26"/>
+          <w:szCs w:val="26"/>
+          <w:lang w:val="am-ET" w:eastAsia="en-GB" w:bidi="he-IL"/>
+        </w:rPr>
+      </w:pPr>
+      <w:r>
+        <w:rPr>
+          <w:rFonts w:ascii="Antinoou" w:eastAsia="Antinoou" w:hAnsi="Antinoou"/>
+          <w:bCs/>
+          <w:noProof/>
+          <w:color w:val="7030A0"/>
+          <w:sz w:val="26"/>
+          <w:szCs w:val="26"/>
+          <w:lang w:val="am-ET" w:eastAsia="en-GB" w:bidi="he-IL"/>
+        </w:rPr>
+        <w:t>ⲉ̀ⲣⲉϣⲁⲛ ⲟⲩⲉ̀ⲡⲓⲥⲕⲟⲡⲟⲥ ⲓⲉ ⲟⲩⲡ̀ⲣⲉⲥⲃⲩⲧⲉⲣⲟⲥ ⲓⲉ ⲟⲩⲇⲓⲁ̀ⲕⲟⲛⲟⲥ ϭⲓ ⲛ̀ϩ̀ⲗⲓ ⲉ̀ϧⲟⲩⲛ ⲉ̀ⲡⲓⲑⲩⲥⲓⲁⲥⲧⲏⲣⲓⲟⲛ ⲡⲁⲣⲁ ⲡⲉⲧⲟⲩⲁϩⲥⲁϩⲛⲓ ⲙ̀ⲙⲟϥ ⲉⲑⲟⲩⲧⲁⲗⲟϥ ⲉ̀ϩ̀ⲣⲏⲓ ⲛ̀ⲑⲩⲥⲓⲁ ⲓⲉ ⲉⲑⲣⲟⲩϭⲓ ⲉ̀ϧⲟⲩⲛ ⲉ̀ⲙⲁⲩ ⲛ̀ⲟⲩⲉⲃⲓⲱ̀ ⲓⲉ ⲟⲩⲥⲓⲕⲉⲣⲱⲛ ⲉ̀ⲁⲩⲑⲁⲙⲓⲟϥ ⲉ̀ⲡ̀ⲙⲁ ⲛ̀ⲟⲩⲏⲣⲡ ⲓⲉ ⲟⲩⲉ̀ⲣⲱϯ ⲓⲉ ϩⲁⲛϩⲁⲗⲁϯ ⲓⲉ ⲕⲉϩ̀ⲗⲓ ⲛ̀ⲍⲱⲟⲩⲛ ⲛ̀ⲧ̀ϣⲉⲃⲓⲱ̀ ⲡⲁⲣⲁ ⲡ̀ⲟⲩⲁϩⲥⲁϩⲛⲓ ⲙ̀ⲡⲟ︦ⲥ︦ ⲙⲁⲣⲉϥⲉⲣⲁ̀ⲛⲁⲑⲏⲙⲁ ⲙ̀ⲡⲉⲧⲥ̀ϣⲉ ⲁⲛ ⲡⲉ ⲉ̀ϭⲓ ϩ̀ⲗⲓ ⲉ̀ϧⲟⲩⲛ ⲉ̀ⲡⲓⲑⲩⲥⲓⲁ̀ⲥⲧⲏⲣⲓⲟⲛ ⲉ̀ⲃⲏⲗ ⲉ̀ϩⲁⲛⲅⲉⲛⲏⲙⲁ ⲙ̀ⲃⲉⲣⲓ ⲛⲉⲙ ⲟⲩⲁ̀ⲗⲟⲗⲓ ϧⲉⲛ ⲡⲉϥⲥⲏⲟⲩ ⲛⲉⲙ ⲡ̀ⲛⲉϩ ⲛ̀ϯⲗⲩⲭⲛⲓⲁ̀ ⲉ̀ⲑⲟⲩⲁⲃ ⲛⲉⲙ ⲟⲩⲥ̀ⲑⲟⲓ ⲛⲟⲩϥⲓ ⲙ̀ⲫ̀ⲛⲁⲩ ⲛ̀ϯⲡ̀ⲣⲟⲥⲫⲟⲣⲁ ⲉ̀ⲑⲟⲩⲁⲃ.</w:t>
+      </w:r>
+    </w:p>
+    <w:p>
+      <w:pPr>
+        <w:rPr>
+          <w:noProof/>
+          <w:lang w:val="am-ET"/>
+        </w:rPr>
+        <w:sectPr>
+          <w:type w:val="continuous"/>
+          <w:pgSz w:w="16838" w:h="11906" w:orient="landscape"/>
+          <w:pgMar w:top="1418" w:right="1418" w:bottom="1418" w:left="1418" w:header="0" w:footer="0" w:gutter="0"/>
+          <w:cols w:space="720"/>
+          <w:formProt w:val="0"/>
+          <w:docGrid w:linePitch="600" w:charSpace="32768"/>
+        </w:sectPr>
+      </w:pPr>
+    </w:p>
+    <w:p>
+      <w:pPr>
+        <w:keepNext/>
+        <w:widowControl w:val="0"/>
+        <w:spacing w:before="120"/>
+        <w:jc w:val="center"/>
+        <w:rPr>
+          <w:rFonts w:ascii="Antinoou" w:eastAsia="Antinoou" w:hAnsi="Antinoou" w:cs="Gentium"/>
+          <w:b/>
+          <w:bCs/>
+          <w:noProof/>
+          <w:sz w:val="32"/>
+          <w:szCs w:val="32"/>
+          <w:u w:val="single" w:color="00B050"/>
+          <w:lang w:val="am-ET" w:eastAsia="en-GB" w:bidi="he-IL"/>
+        </w:rPr>
+      </w:pPr>
+      <w:r>
+        <w:rPr>
+          <w:rFonts w:ascii="Antinoou" w:eastAsia="Antinoou" w:hAnsi="Antinoou" w:cs="Gentium"/>
+          <w:b/>
+          <w:bCs/>
+          <w:noProof/>
+          <w:sz w:val="32"/>
+          <w:szCs w:val="32"/>
+          <w:u w:color="00B050"/>
+          <w:lang w:val="am-ET" w:eastAsia="en-GB" w:bidi="he-IL"/>
+        </w:rPr>
+        <w:t>ⲇ︦.</w:t>
+      </w:r>
+    </w:p>
+    <w:p>
+      <w:pPr>
+        <w:spacing w:before="120"/>
+        <w:jc w:val="both"/>
+        <w:rPr>
+          <w:rFonts w:ascii="Antinoou" w:eastAsia="Antinoou" w:hAnsi="Antinoou"/>
+          <w:bCs/>
+          <w:noProof/>
+          <w:color w:val="7030A0"/>
+          <w:sz w:val="26"/>
+          <w:szCs w:val="26"/>
+          <w:lang w:val="am-ET" w:eastAsia="en-GB" w:bidi="he-IL"/>
+        </w:rPr>
+      </w:pPr>
+      <w:r>
+        <w:rPr>
+          <w:rFonts w:ascii="Antinoou" w:eastAsia="Antinoou" w:hAnsi="Antinoou"/>
+          <w:bCs/>
+          <w:noProof/>
+          <w:color w:val="7030A0"/>
+          <w:sz w:val="26"/>
+          <w:szCs w:val="26"/>
+          <w:lang w:val="am-ET" w:eastAsia="en-GB" w:bidi="he-IL"/>
+        </w:rPr>
+        <w:t>ⲛ̀ⲛⲓⲕⲉϩⲩⲡⲟⲣⲁ ⲇⲉ ⲧⲏⲣⲟⲩ ⲙⲁⲣⲟⲩⲧⲁⲟⲩⲟ̀ ⲛ̀ⲧⲟⲩⲁ̀ⲡⲁⲣⲭⲏ ⲉ̀ϧⲟⲩⲛ ⲉ̀ⲡⲏⲓ ⲙ̀ⲡⲓⲉ̀ⲡⲓⲥⲕⲟⲡⲟⲥ ⲛⲉⲙ ⲛⲓⲡ̀ⲣⲉⲥⲃⲩⲧⲉⲣⲟⲥ ⲁⲗⲗⲁ ⲛ̀ⲛⲟⲩϭⲓⲧⲥ ⲉ̀ϧⲟⲩⲛ ⲉ̀ⲡⲓⲑⲩⲥⲓⲁⲥⲧⲏⲣⲓⲟⲛ ⲉ̀ⲣⲉ ⲡⲓⲉ̀ⲡⲓⲥⲕⲟⲡⲟⲥ ϩⲱϥ ⲫⲟϣⲟⲩ ⲉ̀ϫⲱϥ ⲛⲉⲙ ⲛⲓⲡ̀ⲣⲉⲥⲃⲩⲧⲉⲣⲟⲥ ⲛⲉⲙ ⲡ̀ⲕⲉⲥⲉⲡⲓⲛⲕ̀ⲗϩⲣⲓⲕⲟⲥ.</w:t>
+      </w:r>
+    </w:p>
+    <w:p>
+      <w:pPr>
+        <w:rPr>
+          <w:noProof/>
+          <w:lang w:val="am-ET"/>
+        </w:rPr>
+        <w:sectPr>
+          <w:type w:val="continuous"/>
+          <w:pgSz w:w="16838" w:h="11906" w:orient="landscape"/>
+          <w:pgMar w:top="1418" w:right="1418" w:bottom="1418" w:left="1418" w:header="0" w:footer="0" w:gutter="0"/>
+          <w:cols w:space="720"/>
+          <w:formProt w:val="0"/>
+          <w:docGrid w:linePitch="600" w:charSpace="32768"/>
+        </w:sectPr>
+      </w:pPr>
+    </w:p>
+    <w:p>
+      <w:pPr>
+        <w:keepNext/>
+        <w:widowControl w:val="0"/>
+        <w:spacing w:before="120"/>
+        <w:jc w:val="center"/>
+        <w:rPr>
+          <w:rFonts w:ascii="Antinoou" w:eastAsia="Antinoou" w:hAnsi="Antinoou" w:cs="Gentium"/>
+          <w:b/>
+          <w:bCs/>
+          <w:noProof/>
+          <w:sz w:val="32"/>
+          <w:szCs w:val="32"/>
+          <w:u w:val="single" w:color="00B050"/>
+          <w:lang w:val="am-ET" w:eastAsia="en-GB" w:bidi="he-IL"/>
+        </w:rPr>
+      </w:pPr>
+      <w:r>
+        <w:rPr>
+          <w:rFonts w:ascii="Antinoou" w:eastAsia="Antinoou" w:hAnsi="Antinoou" w:cs="Gentium"/>
+          <w:b/>
+          <w:bCs/>
+          <w:noProof/>
+          <w:sz w:val="32"/>
+          <w:szCs w:val="32"/>
+          <w:u w:color="00B050"/>
+          <w:lang w:val="am-ET" w:eastAsia="en-GB" w:bidi="he-IL"/>
+        </w:rPr>
+        <w:lastRenderedPageBreak/>
+        <w:t>ⲉ︦.</w:t>
+      </w:r>
+    </w:p>
+    <w:p>
+      <w:pPr>
+        <w:keepNext/>
+        <w:jc w:val="center"/>
+        <w:rPr>
+          <w:rFonts w:ascii="Antinoou" w:eastAsia="Antinoou" w:hAnsi="Antinoou"/>
+          <w:bCs/>
+          <w:noProof/>
+          <w:color w:val="7030A0"/>
+          <w:sz w:val="26"/>
+          <w:szCs w:val="26"/>
+          <w:lang w:val="am-ET" w:eastAsia="en-GB" w:bidi="he-IL"/>
+        </w:rPr>
+      </w:pPr>
+      <w:r>
+        <w:rPr>
+          <w:rFonts w:ascii="Antinoou" w:eastAsia="Antinoou" w:hAnsi="Antinoou"/>
+          <w:bCs/>
+          <w:noProof/>
+          <w:color w:val="7030A0"/>
+          <w:sz w:val="26"/>
+          <w:szCs w:val="26"/>
+          <w:lang w:val="am-ET" w:eastAsia="en-GB" w:bidi="he-IL"/>
+        </w:rPr>
+        <w:t>ⲉⲑⲃⲉ ϫⲉ ⲛ̀ⲛⲉ ⲡⲓⲉ̀ⲡⲓⲥⲕⲟⲡⲟⲥ ⲓⲉ ⲡⲓⲡ̀ⲣⲉⲥⲃⲩⲧⲉⲣⲟⲥ ⲓⲉ ⲡⲓⲇⲓⲁ̀ⲕⲟⲛⲟⲥ ϩⲓ ⲧⲉϥⲥ̀ϩⲓⲙⲓ ⲉ̀ⲃⲟⲗ.</w:t>
+      </w:r>
+    </w:p>
+    <w:p>
+      <w:pPr>
+        <w:spacing w:before="80"/>
+        <w:jc w:val="both"/>
+        <w:rPr>
+          <w:rFonts w:ascii="Antinoou" w:eastAsia="Antinoou" w:hAnsi="Antinoou"/>
+          <w:bCs/>
+          <w:noProof/>
+          <w:color w:val="7030A0"/>
+          <w:sz w:val="26"/>
+          <w:szCs w:val="26"/>
+          <w:lang w:val="am-ET" w:eastAsia="en-GB" w:bidi="he-IL"/>
+        </w:rPr>
+      </w:pPr>
+      <w:r>
+        <w:rPr>
+          <w:rFonts w:ascii="Antinoou" w:eastAsia="Antinoou" w:hAnsi="Antinoou"/>
+          <w:bCs/>
+          <w:noProof/>
+          <w:color w:val="7030A0"/>
+          <w:sz w:val="26"/>
+          <w:szCs w:val="26"/>
+          <w:lang w:val="am-ET" w:eastAsia="en-GB" w:bidi="he-IL"/>
+        </w:rPr>
+        <w:t>ⲙ̀ⲡⲉⲣⲑⲣⲉ ⲡⲓⲉ̀ⲡⲓⲥⲕⲟⲡⲟⲥ ⲓⲉ ⲡⲓⲡ̀ⲣⲉⲥⲃⲩⲧⲉⲣⲟⲥ ⲓⲉ ⲡⲓⲇⲓⲁ̀ⲕⲟⲛⲟⲥ ϩⲓ ⲧⲉϥⲥ̀ϩⲓⲙⲓ ⲉ̀ⲃⲟⲗ ⲉⲑⲃⲉ ⲟⲩⲗⲱⲓϫⲓ ⲙ̀ⲙⲉⲧⲣⲉϥϣⲉⲙϣⲉ ⲛⲟⲩϯ ⲉ̀ϣⲱⲡ ⲇⲉ ⲁϥϣⲁⲛ ϩⲓⲧⲥ ⲉ̀ⲃⲟⲗ ⲙⲁⲣⲟⲩⲭⲥϥϩⲉⲓ ⲉ̀ⲃⲟⲗ ⲉϥϣ̀ⲧⲉⲙⲟⲩⲱϣ ⲇⲉ ⲉ̀ϭⲓⲧⲥ ⲉ̀ϧⲟⲩⲛ ⲙⲁⲣⲟⲩⲕⲁⲑⲁⲓⲣⲟⲩ ⲙ̀ⲙⲟϥ.</w:t>
+      </w:r>
+    </w:p>
+    <w:p>
+      <w:pPr>
+        <w:rPr>
+          <w:noProof/>
+          <w:lang w:val="am-ET"/>
+        </w:rPr>
+        <w:sectPr>
+          <w:type w:val="continuous"/>
+          <w:pgSz w:w="16838" w:h="11906" w:orient="landscape"/>
+          <w:pgMar w:top="1418" w:right="1418" w:bottom="1418" w:left="1418" w:header="0" w:footer="0" w:gutter="0"/>
+          <w:cols w:space="720"/>
+          <w:formProt w:val="0"/>
+          <w:docGrid w:linePitch="600" w:charSpace="32768"/>
+        </w:sectPr>
+      </w:pPr>
+    </w:p>
+    <w:p>
+      <w:pPr>
+        <w:keepNext/>
+        <w:widowControl w:val="0"/>
+        <w:spacing w:before="120"/>
+        <w:jc w:val="center"/>
+        <w:rPr>
+          <w:rFonts w:ascii="Antinoou" w:eastAsia="Antinoou" w:hAnsi="Antinoou" w:cs="Gentium"/>
+          <w:b/>
+          <w:bCs/>
+          <w:noProof/>
+          <w:sz w:val="32"/>
+          <w:szCs w:val="32"/>
+          <w:u w:val="single" w:color="00B050"/>
+          <w:lang w:val="am-ET" w:eastAsia="en-GB" w:bidi="he-IL"/>
+        </w:rPr>
+      </w:pPr>
+      <w:r>
+        <w:rPr>
+          <w:rFonts w:ascii="Antinoou" w:eastAsia="Antinoou" w:hAnsi="Antinoou" w:cs="Gentium"/>
+          <w:b/>
+          <w:bCs/>
+          <w:noProof/>
+          <w:sz w:val="32"/>
+          <w:szCs w:val="32"/>
+          <w:u w:color="00B050"/>
+          <w:lang w:val="am-ET" w:eastAsia="en-GB" w:bidi="he-IL"/>
+        </w:rPr>
+        <w:t>ⲋ︦.</w:t>
+      </w:r>
+    </w:p>
+    <w:p>
+      <w:pPr>
+        <w:spacing w:before="80"/>
+        <w:jc w:val="both"/>
+        <w:rPr>
+          <w:rFonts w:ascii="Antinoou" w:eastAsia="Antinoou" w:hAnsi="Antinoou"/>
+          <w:bCs/>
+          <w:noProof/>
+          <w:color w:val="7030A0"/>
+          <w:sz w:val="26"/>
+          <w:szCs w:val="26"/>
+          <w:lang w:val="am-ET" w:eastAsia="en-GB" w:bidi="he-IL"/>
+        </w:rPr>
+      </w:pPr>
+      <w:r>
+        <w:rPr>
+          <w:rFonts w:ascii="Antinoou" w:eastAsia="Antinoou" w:hAnsi="Antinoou"/>
+          <w:bCs/>
+          <w:noProof/>
+          <w:color w:val="7030A0"/>
+          <w:sz w:val="26"/>
+          <w:szCs w:val="26"/>
+          <w:lang w:val="am-ET" w:eastAsia="en-GB" w:bidi="he-IL"/>
+        </w:rPr>
+        <w:t>ⲉ̀ⲣⲉϣⲁⲛ ⲟⲩⲉ̀ⲡⲓⲥⲕⲟⲡⲟⲥ ⲓⲉ ⲟⲩⲡ̀ⲣⲉⲥⲃⲩⲧⲉⲣⲟⲥ ⲓⲉ ⲟⲩⲇⲓⲁ̀ⲕⲟⲛⲟⲥ ⲉⲣ ⲡ̀ⲉ̀ϩⲟⲟⲩ ⲙ̀ⲡⲓⲡⲁⲥⲭⲁ ⲛⲉⲙ ⲛⲓⲓⲟⲩⲇⲁⲓ ⲙ̀ⲡⲁⲧⲉⲉⲣ ⲡ̀ⲥⲏⲟⲩ ⲉⲧⲉ̀ⲣⲉ ⲛⲉⲩϣⲟⲟⲩⲉ ϣⲏϣ ⲛⲉⲙ ⲡⲓⲉ̀ϩⲟⲟⲩ ⲙⲁⲣⲟⲩⲕⲁⲑⲁⲓⲣⲟⲩ ⲙ̀ⲙⲟϥ.</w:t>
+      </w:r>
+    </w:p>
+    <w:p>
+      <w:pPr>
+        <w:rPr>
+          <w:noProof/>
+          <w:lang w:val="am-ET"/>
+        </w:rPr>
+        <w:sectPr>
+          <w:type w:val="continuous"/>
+          <w:pgSz w:w="16838" w:h="11906" w:orient="landscape"/>
+          <w:pgMar w:top="1418" w:right="1418" w:bottom="1418" w:left="1418" w:header="0" w:footer="0" w:gutter="0"/>
+          <w:cols w:space="720"/>
+          <w:formProt w:val="0"/>
+          <w:docGrid w:linePitch="600" w:charSpace="32768"/>
+        </w:sectPr>
+      </w:pPr>
+    </w:p>
+    <w:p>
+      <w:pPr>
+        <w:keepNext/>
+        <w:widowControl w:val="0"/>
+        <w:jc w:val="center"/>
+        <w:rPr>
+          <w:rFonts w:ascii="Antinoou" w:eastAsia="Antinoou" w:hAnsi="Antinoou" w:cs="Gentium"/>
+          <w:b/>
+          <w:bCs/>
+          <w:noProof/>
+          <w:sz w:val="32"/>
+          <w:szCs w:val="32"/>
+          <w:u w:val="single" w:color="00B050"/>
+          <w:lang w:val="am-ET" w:eastAsia="en-GB" w:bidi="he-IL"/>
+        </w:rPr>
+      </w:pPr>
+      <w:r>
+        <w:rPr>
+          <w:rFonts w:ascii="Antinoou" w:eastAsia="Antinoou" w:hAnsi="Antinoou" w:cs="Gentium"/>
+          <w:b/>
+          <w:bCs/>
+          <w:noProof/>
+          <w:sz w:val="32"/>
+          <w:szCs w:val="32"/>
+          <w:u w:color="00B050"/>
+          <w:lang w:val="am-ET" w:eastAsia="en-GB" w:bidi="he-IL"/>
+        </w:rPr>
+        <w:t>ⲍ︦.</w:t>
+      </w:r>
+    </w:p>
+    <w:p>
+      <w:pPr>
+        <w:spacing w:before="80"/>
+        <w:jc w:val="both"/>
+        <w:rPr>
+          <w:rFonts w:ascii="Antinoou" w:eastAsia="Antinoou" w:hAnsi="Antinoou"/>
+          <w:bCs/>
+          <w:noProof/>
+          <w:color w:val="7030A0"/>
+          <w:sz w:val="26"/>
+          <w:szCs w:val="26"/>
+          <w:lang w:val="am-ET" w:eastAsia="en-GB" w:bidi="he-IL"/>
+        </w:rPr>
+      </w:pPr>
+      <w:r>
+        <w:rPr>
+          <w:rFonts w:ascii="Antinoou" w:eastAsia="Antinoou" w:hAnsi="Antinoou"/>
+          <w:bCs/>
+          <w:noProof/>
+          <w:color w:val="7030A0"/>
+          <w:sz w:val="26"/>
+          <w:szCs w:val="26"/>
+          <w:lang w:val="am-ET" w:eastAsia="en-GB" w:bidi="he-IL"/>
+        </w:rPr>
+        <w:t>ⲙ̀ⲡⲉⲣⲑ̀ⲣⲉ ⲡⲓⲉ̀ⲡⲓⲥⲕⲟⲡⲟⲥ ⲓⲉ ⲡⲓⲡ̀ⲣⲉⲃⲩⲧⲉⲣⲟⲥ ⲓⲉ ⲡ̀ⲇⲓⲁ̀ⲕⲟⲛⲟⲥ ⲑⲁϧϥ ⲛⲉⲙ ⲛⲓⲣⲱⲟⲩϣ ⲙ̀ⲡⲓⲕⲟⲥⲙⲟⲥ ⲉ̀ϣⲱⲡ ⲇⲉ ⲁϥϣⲁⲛⲑⲁϧϥ ⲙⲁⲣⲟⲩⲕⲁⲑⲁⲓⲣⲟⲩ ⲙ̀ⲙⲟϥ.</w:t>
+      </w:r>
+    </w:p>
+    <w:p>
+      <w:pPr>
+        <w:rPr>
+          <w:noProof/>
+          <w:lang w:val="am-ET"/>
+        </w:rPr>
+        <w:sectPr>
+          <w:type w:val="continuous"/>
+          <w:pgSz w:w="16838" w:h="11906" w:orient="landscape"/>
+          <w:pgMar w:top="1418" w:right="1418" w:bottom="1418" w:left="1418" w:header="0" w:footer="0" w:gutter="0"/>
+          <w:cols w:space="720"/>
+          <w:formProt w:val="0"/>
+          <w:docGrid w:linePitch="600" w:charSpace="32768"/>
+        </w:sectPr>
+      </w:pPr>
+    </w:p>
+    <w:p>
+      <w:pPr>
+        <w:keepNext/>
+        <w:widowControl w:val="0"/>
+        <w:spacing w:before="120"/>
+        <w:jc w:val="center"/>
+        <w:rPr>
+          <w:rFonts w:ascii="Antinoou" w:eastAsia="Antinoou" w:hAnsi="Antinoou" w:cs="Gentium"/>
+          <w:b/>
+          <w:bCs/>
+          <w:noProof/>
+          <w:sz w:val="32"/>
+          <w:szCs w:val="32"/>
+          <w:u w:val="single" w:color="00B050"/>
+          <w:lang w:val="am-ET" w:eastAsia="en-GB" w:bidi="he-IL"/>
+        </w:rPr>
+      </w:pPr>
+      <w:r>
+        <w:rPr>
+          <w:rFonts w:ascii="Antinoou" w:eastAsia="Antinoou" w:hAnsi="Antinoou" w:cs="Gentium"/>
+          <w:b/>
+          <w:bCs/>
+          <w:noProof/>
+          <w:sz w:val="32"/>
+          <w:szCs w:val="32"/>
+          <w:u w:color="00B050"/>
+          <w:lang w:val="am-ET" w:eastAsia="en-GB" w:bidi="he-IL"/>
+        </w:rPr>
+        <w:t>ⲏ︦.</w:t>
+      </w:r>
+    </w:p>
+    <w:p>
+      <w:pPr>
+        <w:spacing w:before="80"/>
+        <w:jc w:val="both"/>
+        <w:rPr>
+          <w:rFonts w:ascii="Antinoou" w:eastAsia="Antinoou" w:hAnsi="Antinoou"/>
+          <w:bCs/>
+          <w:noProof/>
+          <w:color w:val="7030A0"/>
+          <w:sz w:val="26"/>
+          <w:szCs w:val="26"/>
+          <w:lang w:val="am-ET" w:eastAsia="en-GB" w:bidi="he-IL"/>
+        </w:rPr>
+      </w:pPr>
+      <w:r>
+        <w:rPr>
+          <w:rFonts w:ascii="Antinoou" w:eastAsia="Antinoou" w:hAnsi="Antinoou"/>
+          <w:bCs/>
+          <w:noProof/>
+          <w:color w:val="7030A0"/>
+          <w:sz w:val="26"/>
+          <w:szCs w:val="26"/>
+          <w:lang w:val="am-ET" w:eastAsia="en-GB" w:bidi="he-IL"/>
+        </w:rPr>
+        <w:t>ⲉ̀ⲣⲉϣⲁⲛ ⲟⲩⲡ̀ⲣⲉⲥⲃⲩⲧⲉⲣⲟⲥ ⲓⲉ ⲟⲩⲇⲓⲁ̀ⲕⲟⲛⲟⲥ ⲓⲉ ⲕⲉⲟⲁⲓ ⲛ̀ⲑⲟϥ ϩⲟⲗⲱⲥ ϧⲉⲛ ⲡⲓⲕ̀ⲗⲏⲣⲟⲥ ϣ̀ⲧⲉⲙϭⲓ ⲉ̀ⲃⲟⲗϧⲉⲛ ϯⲉⲩⲭⲁⲣⲓⲥⲧⲓⲁ̀ ⲙ̀ⲫ̀ⲛⲁⲩ ⲛ̀ϯⲥⲩⲛⲁⲝⲓⲥ ⲓⲉ ⲉϥϫⲱ ⲛ̀ⲁⲓⲧⲓⲁ̀ ⲉ̀ϣⲱⲡ ⲙⲉⲛ ⲉϥⲉⲙⲡ̀ϣⲁ ⲙⲁⲣⲟⲩⲭⲱ ⲛⲁϥ ⲉ̀ⲃⲟⲗ ⲉ̀ϣⲱⲡ ⲉϥϣ̀ⲧⲉⲙϫⲱ ⲛ̀ⲧ̀ⲁⲓⲧⲓⲁ̀ ⲙⲁⲣⲟⲩⲭⲁϥ ϩⲉⲓ ⲉ̀ⲃⲟⲗ ϩⲱⲥ ⲉ̀ⲁϥⲉⲣ ⲁⲓⲧⲟⲥ ⲛ̀ⲟⲩⲟⲥⲉ ⲙ̀ⲡⲓⲗⲁⲟⲥ ⲟⲩⲟϩ ⲁϥϯ ⲛⲱⲟⲩ ⲛ̀ⲟⲩϩⲩⲡⲟⲯⲓⲁ̀ ⲉⲑⲣⲟⲩϩⲩⲡⲟⲡⲧⲉⲩⲓⲛ ⲉ̀ⲫⲏⲉⲧ ⲧⲁⲗⲁ ⲡ̀ⲣⲟⲥⲫⲟⲣⲁ ⲉ̀ϩ̀ⲣⲏⲓ ϩⲱⲥ ⲉϥⲧⲁⲗⲟ ⲁⲛ ⲉ̀ϩ̀ⲣⲏⲓ ϧⲉⲛ ⲟⲩⲟϫ.</w:t>
+      </w:r>
+    </w:p>
+    <w:p>
+      <w:pPr>
+        <w:rPr>
+          <w:noProof/>
+          <w:lang w:val="am-ET"/>
+        </w:rPr>
+        <w:sectPr>
+          <w:type w:val="continuous"/>
+          <w:pgSz w:w="16838" w:h="11906" w:orient="landscape"/>
+          <w:pgMar w:top="1418" w:right="1418" w:bottom="1418" w:left="1418" w:header="0" w:footer="0" w:gutter="0"/>
+          <w:cols w:space="720"/>
+          <w:formProt w:val="0"/>
+          <w:docGrid w:linePitch="600" w:charSpace="32768"/>
+        </w:sectPr>
+      </w:pPr>
+    </w:p>
+    <w:p>
+      <w:pPr>
+        <w:keepNext/>
+        <w:widowControl w:val="0"/>
+        <w:spacing w:before="120"/>
+        <w:jc w:val="center"/>
+        <w:rPr>
+          <w:rFonts w:ascii="Antinoou" w:eastAsia="Antinoou" w:hAnsi="Antinoou" w:cs="Gentium"/>
+          <w:b/>
+          <w:bCs/>
+          <w:noProof/>
+          <w:sz w:val="32"/>
+          <w:szCs w:val="32"/>
+          <w:u w:val="single" w:color="00B050"/>
+          <w:lang w:val="am-ET" w:eastAsia="en-GB" w:bidi="he-IL"/>
+        </w:rPr>
+      </w:pPr>
+      <w:r>
+        <w:rPr>
+          <w:rFonts w:ascii="Antinoou" w:eastAsia="Antinoou" w:hAnsi="Antinoou" w:cs="Gentium"/>
+          <w:b/>
+          <w:bCs/>
+          <w:noProof/>
+          <w:sz w:val="32"/>
+          <w:szCs w:val="32"/>
+          <w:u w:color="00B050"/>
+          <w:lang w:val="am-ET" w:eastAsia="en-GB" w:bidi="he-IL"/>
+        </w:rPr>
+        <w:t>ⲑ︦.</w:t>
+      </w:r>
+    </w:p>
+    <w:p>
+      <w:pPr>
+        <w:spacing w:before="80"/>
+        <w:jc w:val="both"/>
+        <w:rPr>
+          <w:rFonts w:ascii="Antinoou" w:eastAsia="Antinoou" w:hAnsi="Antinoou"/>
+          <w:bCs/>
+          <w:noProof/>
+          <w:color w:val="7030A0"/>
+          <w:sz w:val="26"/>
+          <w:szCs w:val="26"/>
+          <w:lang w:val="am-ET" w:eastAsia="en-GB" w:bidi="he-IL"/>
+        </w:rPr>
+      </w:pPr>
+      <w:r>
+        <w:rPr>
+          <w:rFonts w:ascii="Antinoou" w:eastAsia="Antinoou" w:hAnsi="Antinoou"/>
+          <w:bCs/>
+          <w:noProof/>
+          <w:color w:val="7030A0"/>
+          <w:sz w:val="26"/>
+          <w:szCs w:val="26"/>
+          <w:lang w:val="am-ET" w:eastAsia="en-GB" w:bidi="he-IL"/>
+        </w:rPr>
+        <w:t>ⲡⲓⲥⲧⲟⲥ ⲇⲉ ⲛⲓⲃⲉⲛ ⲉⲧϣⲉⲛⲱⲟⲩ ⲉ̀ϯⲉⲕⲕ̀ⲗⲏⲥⲓⲁ̀ ⲟⲩⲟϩ ⲉⲧⲥⲱⲧⲉⲙ ⲉ̀ⲛⲓⲅⲣⲁⲫⲏ ⲉ̀ⲑⲟⲩⲁⲃ ⲉⲩϣⲁⲛϣ̀ⲧⲉⲙⲭⲱ ϣⲁ ⲛ̀ⲧⲟⲩⲉⲣ ⲛⲓϣ̀ⲗⲏⲗ ⲟⲩⲟϩ ⲛ̀ⲥⲉϭⲓ ⲉ̀ⲃⲟⲗϧⲉⲛ ϯⲡ̀ⲣⲟⲥⲫⲟⲣⲁ ⲉ̀ⲑⲟⲩⲁⲃ ⲟⲩⲟϩ ⲛ̀ⲥⲉⲉⲣ ⲛⲓϣ̀ⲗⲏⲗ ⲙ̀ⲡⲓϣⲉⲡϩ̀ⲙⲟⲧ ⲉ̀ϫⲱⲥ ⲙⲁⲣⲟⲩⲭⲁⲩϩⲉⲓ ⲉ̀ⲃⲟⲗ ϩⲱⲥ ⲉⲩⲓ̀ⲣⲓ ⲛ̀ϩⲁⲛⲁ̀ⲧⲁⲝⲓⲁ̀ ⲉ̀ⲧⲉ ϩⲁⲛϣ̀ⲑⲟⲣⲧⲉⲣ ⲛⲉ ϧⲉⲛ ϯⲉⲕⲕ̀ⲗⲏⲥⲓⲁ̀.</w:t>
+      </w:r>
+    </w:p>
+    <w:p>
+      <w:pPr>
+        <w:rPr>
+          <w:noProof/>
+          <w:lang w:val="am-ET"/>
+        </w:rPr>
+        <w:sectPr>
+          <w:type w:val="continuous"/>
+          <w:pgSz w:w="16838" w:h="11906" w:orient="landscape"/>
+          <w:pgMar w:top="1418" w:right="1418" w:bottom="1418" w:left="1418" w:header="0" w:footer="0" w:gutter="0"/>
+          <w:cols w:space="720"/>
+          <w:formProt w:val="0"/>
+          <w:docGrid w:linePitch="600" w:charSpace="32768"/>
+        </w:sectPr>
+      </w:pPr>
+    </w:p>
+    <w:p>
+      <w:pPr>
+        <w:keepNext/>
+        <w:widowControl w:val="0"/>
+        <w:jc w:val="center"/>
+        <w:rPr>
+          <w:rFonts w:ascii="Antinoou" w:eastAsia="Antinoou" w:hAnsi="Antinoou" w:cs="Gentium"/>
+          <w:b/>
+          <w:bCs/>
+          <w:noProof/>
+          <w:sz w:val="32"/>
+          <w:szCs w:val="32"/>
+          <w:u w:val="single" w:color="00B050"/>
+          <w:lang w:val="am-ET" w:eastAsia="en-GB" w:bidi="he-IL"/>
+        </w:rPr>
+      </w:pPr>
+      <w:r>
+        <w:rPr>
+          <w:rFonts w:ascii="Antinoou" w:eastAsia="Antinoou" w:hAnsi="Antinoou" w:cs="Gentium"/>
+          <w:b/>
+          <w:bCs/>
+          <w:noProof/>
+          <w:sz w:val="32"/>
+          <w:szCs w:val="32"/>
+          <w:u w:color="00B050"/>
+          <w:lang w:val="am-ET" w:eastAsia="en-GB" w:bidi="he-IL"/>
+        </w:rPr>
+        <w:t>ⲓ︦.</w:t>
+      </w:r>
+    </w:p>
+    <w:p>
+      <w:pPr>
+        <w:spacing w:before="80"/>
+        <w:jc w:val="both"/>
+        <w:rPr>
+          <w:rFonts w:ascii="Antinoou" w:eastAsia="Antinoou" w:hAnsi="Antinoou"/>
+          <w:bCs/>
+          <w:noProof/>
+          <w:color w:val="7030A0"/>
+          <w:sz w:val="26"/>
+          <w:szCs w:val="26"/>
+          <w:lang w:val="am-ET" w:eastAsia="en-GB" w:bidi="he-IL"/>
+        </w:rPr>
+      </w:pPr>
+      <w:r>
+        <w:rPr>
+          <w:rFonts w:ascii="Antinoou" w:eastAsia="Antinoou" w:hAnsi="Antinoou"/>
+          <w:bCs/>
+          <w:noProof/>
+          <w:color w:val="7030A0"/>
+          <w:sz w:val="26"/>
+          <w:szCs w:val="26"/>
+          <w:lang w:val="am-ET" w:eastAsia="en-GB" w:bidi="he-IL"/>
+        </w:rPr>
+        <w:t>ⲉⲣⲉϣⲁⲛ ⲟⲩⲁⲓ ϣ̀ⲗⲏⲗ ⲛⲉⲙ ⲡⲉⲧ ⲕⲟⲓⲛⲱⲛⲓⲛ ⲁⲛ ⲙ̀ⲙⲩⲥⲧⲏⲣⲓⲟⲛ ⲕⲁⲛ ⲉϥⲉⲛ ϧⲟⲩⲛ ⲛ̀ⲛⲟⲩⲏⲓ ⲙⲁⲣⲟⲩⲭⲁ ⲫⲏⲉ̀ⲧⲉ ⲙ̀ⲙⲁⲩ ϩⲉⲓ ⲉ̀ⲃⲟⲗ.</w:t>
+      </w:r>
+    </w:p>
+    <w:p>
+      <w:pPr>
+        <w:rPr>
+          <w:noProof/>
+          <w:lang w:val="am-ET"/>
+        </w:rPr>
+        <w:sectPr>
+          <w:type w:val="continuous"/>
+          <w:pgSz w:w="16838" w:h="11906" w:orient="landscape"/>
+          <w:pgMar w:top="1418" w:right="1418" w:bottom="1418" w:left="1418" w:header="0" w:footer="0" w:gutter="0"/>
+          <w:cols w:space="720"/>
+          <w:formProt w:val="0"/>
+          <w:docGrid w:linePitch="600" w:charSpace="32768"/>
+        </w:sectPr>
+      </w:pPr>
+    </w:p>
+    <w:p>
+      <w:pPr>
+        <w:keepNext/>
+        <w:widowControl w:val="0"/>
+        <w:spacing w:before="120"/>
+        <w:jc w:val="center"/>
+        <w:rPr>
+          <w:rFonts w:ascii="Antinoou" w:eastAsia="Antinoou" w:hAnsi="Antinoou" w:cs="Gentium"/>
+          <w:b/>
+          <w:bCs/>
+          <w:noProof/>
+          <w:sz w:val="32"/>
+          <w:szCs w:val="32"/>
+          <w:u w:val="single" w:color="00B050"/>
+          <w:lang w:val="am-ET" w:eastAsia="en-GB" w:bidi="he-IL"/>
+        </w:rPr>
+      </w:pPr>
+      <w:r>
+        <w:rPr>
+          <w:rFonts w:ascii="Antinoou" w:eastAsia="Antinoou" w:hAnsi="Antinoou" w:cs="Gentium"/>
+          <w:b/>
+          <w:bCs/>
+          <w:noProof/>
+          <w:sz w:val="32"/>
+          <w:szCs w:val="32"/>
+          <w:u w:color="00B050"/>
+          <w:lang w:val="am-ET" w:eastAsia="en-GB" w:bidi="he-IL"/>
+        </w:rPr>
+        <w:lastRenderedPageBreak/>
+        <w:t>ⲓ︦ⲁ︦.</w:t>
+      </w:r>
+    </w:p>
+    <w:p>
+      <w:pPr>
+        <w:spacing w:before="120"/>
+        <w:jc w:val="both"/>
+        <w:rPr>
+          <w:rFonts w:ascii="Antinoou" w:eastAsia="Antinoou" w:hAnsi="Antinoou"/>
+          <w:bCs/>
+          <w:noProof/>
+          <w:color w:val="7030A0"/>
+          <w:sz w:val="26"/>
+          <w:szCs w:val="26"/>
+          <w:lang w:val="am-ET" w:eastAsia="en-GB" w:bidi="he-IL"/>
+        </w:rPr>
+      </w:pPr>
+      <w:r>
+        <w:rPr>
+          <w:rFonts w:ascii="Antinoou" w:eastAsia="Antinoou" w:hAnsi="Antinoou"/>
+          <w:bCs/>
+          <w:noProof/>
+          <w:color w:val="7030A0"/>
+          <w:sz w:val="26"/>
+          <w:szCs w:val="26"/>
+          <w:lang w:val="am-ET" w:eastAsia="en-GB" w:bidi="he-IL"/>
+        </w:rPr>
+        <w:t>ⲉ̀ⲣⲉϣⲁⲛ ⲟⲩⲕ̀ⲗⲏⲣⲟⲥ ϣ̀ⲗⲏⲗ ⲛⲉⲙ ⲟⲩⲕ̀ⲗⲏⲣⲟⲥ ⲉ̀ⲁⲩⲕⲁⲑⲁⲓⲣⲟⲩ ⲙ̀ⲙⲟϥ ϩⲱⲥ ⲕ̀ⲗⲏⲣⲟⲥ ⲫⲁⲓ ϩⲱⲥ ⲟⲛ ⲙⲁⲣⲟⲩⲕⲁⲑⲁⲓⲣⲟⲩ ⲙ̀ⲙⲟϥ.</w:t>
+      </w:r>
+    </w:p>
+    <w:p>
+      <w:pPr>
+        <w:rPr>
+          <w:noProof/>
+          <w:lang w:val="am-ET"/>
+        </w:rPr>
+        <w:sectPr>
+          <w:type w:val="continuous"/>
+          <w:pgSz w:w="16838" w:h="11906" w:orient="landscape"/>
+          <w:pgMar w:top="1418" w:right="1418" w:bottom="1418" w:left="1418" w:header="0" w:footer="0" w:gutter="0"/>
+          <w:cols w:space="720"/>
+          <w:formProt w:val="0"/>
+          <w:docGrid w:linePitch="600" w:charSpace="32768"/>
+        </w:sectPr>
+      </w:pPr>
+    </w:p>
+    <w:p>
+      <w:pPr>
+        <w:keepNext/>
+        <w:widowControl w:val="0"/>
+        <w:spacing w:before="120"/>
+        <w:jc w:val="center"/>
+        <w:rPr>
+          <w:rFonts w:ascii="Antinoou" w:eastAsia="Antinoou" w:hAnsi="Antinoou" w:cs="Gentium"/>
+          <w:b/>
+          <w:bCs/>
+          <w:noProof/>
+          <w:sz w:val="32"/>
+          <w:szCs w:val="32"/>
+          <w:u w:val="single" w:color="00B050"/>
+          <w:lang w:val="am-ET" w:eastAsia="en-GB" w:bidi="he-IL"/>
+        </w:rPr>
+      </w:pPr>
+      <w:r>
+        <w:rPr>
+          <w:rFonts w:ascii="Antinoou" w:eastAsia="Antinoou" w:hAnsi="Antinoou" w:cs="Gentium"/>
+          <w:b/>
+          <w:bCs/>
+          <w:noProof/>
+          <w:sz w:val="32"/>
+          <w:szCs w:val="32"/>
+          <w:u w:color="00B050"/>
+          <w:lang w:val="am-ET" w:eastAsia="en-GB" w:bidi="he-IL"/>
+        </w:rPr>
+        <w:t>ⲓ︦ⲃ︦. ⲓ︦ⲅ︦.</w:t>
+      </w:r>
+    </w:p>
+    <w:p>
+      <w:pPr>
+        <w:spacing w:before="120"/>
+        <w:jc w:val="both"/>
+        <w:rPr>
+          <w:rFonts w:ascii="Antinoou" w:eastAsia="Antinoou" w:hAnsi="Antinoou"/>
+          <w:bCs/>
+          <w:noProof/>
+          <w:color w:val="7030A0"/>
+          <w:sz w:val="26"/>
+          <w:szCs w:val="26"/>
+          <w:lang w:val="am-ET" w:eastAsia="en-GB" w:bidi="he-IL"/>
+        </w:rPr>
+      </w:pPr>
+      <w:r>
+        <w:rPr>
+          <w:rFonts w:ascii="Antinoou" w:eastAsia="Antinoou" w:hAnsi="Antinoou"/>
+          <w:bCs/>
+          <w:noProof/>
+          <w:color w:val="7030A0"/>
+          <w:sz w:val="26"/>
+          <w:szCs w:val="26"/>
+          <w:lang w:val="am-ET" w:eastAsia="en-GB" w:bidi="he-IL"/>
+        </w:rPr>
+        <w:t>ⲉ̀ⲣⲉϣⲁⲛ ⲟⲩⲕ̀ⲗⲏⲣⲟⲥ ⲉϥϩⲉⲓ ⲉ̀ⲃⲟⲗ ⲓⲉ ⲛ̀ⲑⲟϥ ⲟⲩⲗⲁⲓ̀ⲕⲟⲥ ϣⲉⲛⲁϥ ⲟⲩⲡⲟⲗⲓⲥ ϩⲱⲥ ⲉϥ ϩⲓ ϧⲟⲩⲛ ⲛ̀ⲥⲉϭⲓⲧϥ ⲉ̀ϧⲟⲩⲛ ϧⲉⲛ ϯⲡⲟⲗⲓⲥ ⲭⲱⲣⲓⲥ ⲥ̀ϧⲁⲓ ⲉⲩⲥⲩⲛϩⲓⲥⲧⲁ ⲙ̀ⲙⲟϥ ⲙⲁⲣⲟⲩⲭⲁϥϩⲉⲓ ⲉ̀ⲃⲟⲗ ⲛ̀ϫⲉ ⲛⲏⲉ̀ⲧⲁⲩϭⲓ ⲛⲉⲙ ⲫⲏⲉ̀ⲧⲁⲩϭⲓⲧϥ ⲉ̀ϣⲱⲡ ⲇⲉ ⲉϥϩⲉⲓ ⲉ̀ⲃⲟⲗ ⲙⲁⲣⲉϥⲭⲱ ⲛ̀ⲟⲩⲥⲏⲟⲩ ϫⲉ ⲁϥϫⲉ ⲙⲉⲑⲛⲟⲩϫ ⲟⲩⲟϩ ⲁϥⲁ̀ⲡⲁⲧⲏ ⲛ̀ϯⲉⲕⲕ̀ⲗⲏⲥⲓⲁ̀ ⲉ̀ⲑⲟⲩⲁⲃ ⲙ̀ⲫϯ.</w:t>
+      </w:r>
+    </w:p>
+    <w:p>
+      <w:pPr>
+        <w:rPr>
+          <w:noProof/>
+          <w:lang w:val="am-ET"/>
+        </w:rPr>
+        <w:sectPr>
+          <w:type w:val="continuous"/>
+          <w:pgSz w:w="16838" w:h="11906" w:orient="landscape"/>
+          <w:pgMar w:top="1418" w:right="1418" w:bottom="1418" w:left="1418" w:header="0" w:footer="0" w:gutter="0"/>
+          <w:cols w:space="720"/>
+          <w:formProt w:val="0"/>
+          <w:docGrid w:linePitch="600" w:charSpace="32768"/>
+        </w:sectPr>
+      </w:pPr>
+    </w:p>
+    <w:p>
+      <w:pPr>
+        <w:keepNext/>
+        <w:widowControl w:val="0"/>
+        <w:spacing w:before="120"/>
+        <w:jc w:val="center"/>
+        <w:rPr>
+          <w:rFonts w:ascii="Antinoou" w:eastAsia="Antinoou" w:hAnsi="Antinoou" w:cs="Gentium"/>
+          <w:b/>
+          <w:bCs/>
+          <w:noProof/>
+          <w:sz w:val="32"/>
+          <w:szCs w:val="32"/>
+          <w:u w:val="single" w:color="00B050"/>
+          <w:lang w:val="am-ET" w:eastAsia="en-GB" w:bidi="he-IL"/>
+        </w:rPr>
+      </w:pPr>
+      <w:r>
+        <w:rPr>
+          <w:rFonts w:ascii="Antinoou" w:eastAsia="Antinoou" w:hAnsi="Antinoou" w:cs="Gentium"/>
+          <w:b/>
+          <w:bCs/>
+          <w:noProof/>
+          <w:sz w:val="32"/>
+          <w:szCs w:val="32"/>
+          <w:u w:color="00B050"/>
+          <w:lang w:val="am-ET" w:eastAsia="en-GB" w:bidi="he-IL"/>
+        </w:rPr>
+        <w:t>ⲓ︦ⲇ︦.</w:t>
+      </w:r>
+    </w:p>
+    <w:p>
+      <w:pPr>
+        <w:spacing w:before="120"/>
+        <w:jc w:val="both"/>
+        <w:rPr>
+          <w:rFonts w:ascii="Antinoou" w:eastAsia="Antinoou" w:hAnsi="Antinoou"/>
+          <w:bCs/>
+          <w:noProof/>
+          <w:color w:val="7030A0"/>
+          <w:sz w:val="26"/>
+          <w:szCs w:val="26"/>
+          <w:lang w:val="am-ET" w:eastAsia="en-GB" w:bidi="he-IL"/>
+        </w:rPr>
+      </w:pPr>
+      <w:r>
+        <w:rPr>
+          <w:rFonts w:ascii="Antinoou" w:eastAsia="Antinoou" w:hAnsi="Antinoou"/>
+          <w:bCs/>
+          <w:noProof/>
+          <w:color w:val="7030A0"/>
+          <w:sz w:val="26"/>
+          <w:szCs w:val="26"/>
+          <w:lang w:val="am-ET" w:eastAsia="en-GB" w:bidi="he-IL"/>
+        </w:rPr>
+        <w:t>ⲛ̀ⲥ̀ϣⲉ ⲁⲛ ⲉ̀ϩ̀ⲗⲓ ⲛ̀ⲉ̀ⲡⲓⲥⲕⲟⲡⲟⲥ ⲉⲑⲣⲉϥⲭⲁ ⲡⲉϥⲑⲱϣ ⲛ̀ⲥⲱϥ ⲉϥⲭⲱ ϩⲓϫⲉⲛ ⲕⲉⲟⲩⲁⲓ ⲕⲁⲛ ⲉⲩϣⲁⲛⲁ̀ⲛⲁⲅⲕⲏ ⲙ̀ⲙⲟϥ ϩⲓⲧⲉⲛ ⲟⲩⲙⲏϣ ⲓ̀ⲙⲏⲧⲓ ⲛ̀ⲧⲉ ⲟⲩⲁⲓⲧⲓⲁ̀ ϣⲱⲡⲓ ⲉⲥⲉⲣⲛⲟϥⲣⲓ ⲛ̀ⲥⲉϭⲓⲧϥ ⲁϭⲛⲉ ⲡⲉⲧⲉϩⲛⲁϥ ⲉⲑⲣⲉϥⲉⲣ ⲫⲁⲓ ϩⲱⲥ ⲟⲩⲟⲛϣ̀ϫⲟⲙ ⲙ̀ⲙⲟϥ ⲉ̀ⲉⲣⲟⲩϩⲏⲟⲩ ⲛ̀ⲛⲏⲉⲧ ϧⲉⲛ ⲡⲓⲙⲁ ⲉ̀ⲧⲉⲙⲙⲁⲩ ϩⲓⲧⲉⲛ ⲡ̀ⲥⲁϫⲓ ⲛ̀ϯⲙⲉⲧⲉⲩⲥⲉⲃⲏⲥ ⲟⲩⲟϩ ⲫⲁⲓ ⲟⲛ ⲙ̀ⲡⲉⲣⲑ̀ⲣⲉϥⲁⲓϥ ⲙ̀ⲙⲁⲩⲁⲧϥ ⲁⲗⲗⲁ ϩⲓⲧⲉⲛ ϯⲕ̀ⲣⲏⲥⲓⲥ ⲙ̀ⲙⲏϣ ⲛ̀ⲉ̀ⲡⲓⲥⲕⲟⲡⲟⲥ ⲛⲉⲙ ⲟⲩⲧⲱⲃϩ ⲉϥϫⲉⲙϫⲟⲙ ⲉ̀ⲙⲁϣⲱ.</w:t>
+      </w:r>
+    </w:p>
+    <w:p>
+      <w:pPr>
+        <w:rPr>
+          <w:noProof/>
+          <w:lang w:val="am-ET"/>
+        </w:rPr>
+        <w:sectPr>
+          <w:type w:val="continuous"/>
+          <w:pgSz w:w="16838" w:h="11906" w:orient="landscape"/>
+          <w:pgMar w:top="1418" w:right="1418" w:bottom="1418" w:left="1418" w:header="0" w:footer="0" w:gutter="0"/>
+          <w:cols w:space="720"/>
+          <w:formProt w:val="0"/>
+          <w:docGrid w:linePitch="600" w:charSpace="32768"/>
+        </w:sectPr>
+      </w:pPr>
+    </w:p>
+    <w:p>
+      <w:pPr>
+        <w:keepNext/>
+        <w:widowControl w:val="0"/>
+        <w:spacing w:before="120"/>
+        <w:jc w:val="center"/>
+        <w:rPr>
+          <w:rFonts w:ascii="Antinoou" w:eastAsia="Antinoou" w:hAnsi="Antinoou" w:cs="Gentium"/>
+          <w:b/>
+          <w:bCs/>
+          <w:noProof/>
+          <w:sz w:val="32"/>
+          <w:szCs w:val="32"/>
+          <w:u w:val="single" w:color="00B050"/>
+          <w:lang w:val="am-ET" w:eastAsia="en-GB" w:bidi="he-IL"/>
+        </w:rPr>
+      </w:pPr>
+      <w:r>
+        <w:rPr>
+          <w:rFonts w:ascii="Antinoou" w:eastAsia="Antinoou" w:hAnsi="Antinoou" w:cs="Gentium"/>
+          <w:b/>
+          <w:bCs/>
+          <w:noProof/>
+          <w:sz w:val="32"/>
+          <w:szCs w:val="32"/>
+          <w:u w:color="00B050"/>
+          <w:lang w:val="am-ET" w:eastAsia="en-GB" w:bidi="he-IL"/>
+        </w:rPr>
+        <w:t>ⲓ︦ⲉ︦.</w:t>
+      </w:r>
+    </w:p>
+    <w:p>
+      <w:pPr>
+        <w:spacing w:before="120"/>
+        <w:jc w:val="both"/>
+        <w:rPr>
+          <w:rFonts w:ascii="Antinoou" w:eastAsia="Antinoou" w:hAnsi="Antinoou"/>
+          <w:bCs/>
+          <w:noProof/>
+          <w:color w:val="7030A0"/>
+          <w:sz w:val="26"/>
+          <w:szCs w:val="26"/>
+          <w:lang w:val="am-ET" w:eastAsia="en-GB" w:bidi="he-IL"/>
+        </w:rPr>
+      </w:pPr>
+      <w:r>
+        <w:rPr>
+          <w:rFonts w:ascii="Antinoou" w:eastAsia="Antinoou" w:hAnsi="Antinoou"/>
+          <w:bCs/>
+          <w:noProof/>
+          <w:color w:val="7030A0"/>
+          <w:sz w:val="26"/>
+          <w:szCs w:val="26"/>
+          <w:lang w:val="am-ET" w:eastAsia="en-GB" w:bidi="he-IL"/>
+        </w:rPr>
+        <w:t>ⲉ̀ⲣⲉϣⲁⲛ ⲟⲩⲡ̀ⲣⲉⲥⲃⲩⲧⲉⲣⲟⲥ ⲓⲉ ⲟⲩⲇⲓⲁ̀ⲕⲟⲛⲟⲥ ⲓⲉ ⲟⲩⲁⲓ ϩⲁⲗⲱⲥ ϩⲓⲧⲉⲛ ⲛⲏⲉⲧⲏ̀ⲡⲓ ⲛ̀ϯⲧⲁⲝⲓⲥ ⲛ̀ⲧ̀ⲙⲉⲧⲕ̀ⲗⲏⲣⲓⲕⲟⲥ ⲭⲱ ⲛ̀ⲥⲱϥ ⲙ̀ⲡⲉϥⲑⲱϣ ⲉϥⲉ̀̀ⲉⲛⲁϥ ⲉ̀ⲕⲉⲑⲱϣ ⲉϥⲭⲱ ϧⲉⲛ ⲡⲓⲙⲁ ⲉ̀ⲧⲉⲙⲙⲁⲩ ⲛ̀ⲟⲩⲛⲓϣϯ ⲛ̀ⲥⲏⲟⲩ ϧⲉⲛ ⲡⲉϥⲟⲩⲱϣ ⲡⲁⲣⲁ ⲧ̀ⲅⲛⲱⲙⲏ ⲙ̀ⲡⲉϥⲉ̀ⲡⲓⲥⲕⲟⲡⲟⲥ ⲧⲉⲛⲟⲩⲁϩⲥⲁϩⲛⲓ ⲉ̀ϣ̀ⲧⲉⲙⲉⲣ ⲡⲁⲓ ⲗⲓⲧⲟⲣⲅⲓⲁ̀ ⲉ̀ⲛⲉϩ ⲙⲁⲗⲓⲥⲧⲁ ⲉ̀ϣⲱⲡ ⲁϥϣⲁⲛ ⲡⲉϥⲉ̀ⲡⲓⲥⲕⲟⲡⲟⲥ ⲙⲟⲩϯ ⲉ̀ⲣⲟϥ ⲉ̀ⲑⲣⲉϥⲕⲟⲧϥ ⲉ̀ⲡⲉϥⲙⲁ ⲙ̀ⲡⲉϥⲥⲱⲧⲉⲙ ⲛ̀ⲥⲱϥ ⲉⲑⲣⲉϥⲗⲟ ϧⲉⲛ ⲧⲉϥⲁ̀ⲧⲁⲝⲓⲁ̀ ⲙⲉⲛⲧⲟⲓⲅⲉ ⲉϥⲛⲁⲥⲩⲛⲁⲅⲱⲅⲉ ϧⲉⲛ ⲡⲓⲙⲁ ⲉ̀ⲧⲉⲙⲙⲁⲩ ⲙ̀ⲫ̀ⲣⲏϯ ⲛ̀ⲟⲩⲗⲁⲓ̀ⲕⲟⲥ.</w:t>
+      </w:r>
+    </w:p>
+    <w:p>
+      <w:pPr>
+        <w:rPr>
+          <w:noProof/>
+          <w:lang w:val="am-ET"/>
+        </w:rPr>
+        <w:sectPr>
+          <w:type w:val="continuous"/>
+          <w:pgSz w:w="16838" w:h="11906" w:orient="landscape"/>
+          <w:pgMar w:top="1418" w:right="1418" w:bottom="1418" w:left="1418" w:header="0" w:footer="0" w:gutter="0"/>
+          <w:cols w:space="720"/>
+          <w:formProt w:val="0"/>
+          <w:docGrid w:linePitch="600" w:charSpace="32768"/>
+        </w:sectPr>
+      </w:pPr>
+    </w:p>
+    <w:p>
+      <w:pPr>
+        <w:keepNext/>
+        <w:widowControl w:val="0"/>
+        <w:spacing w:before="120"/>
+        <w:jc w:val="center"/>
+        <w:rPr>
+          <w:rFonts w:ascii="Antinoou" w:eastAsia="Antinoou" w:hAnsi="Antinoou" w:cs="Gentium"/>
+          <w:b/>
+          <w:bCs/>
+          <w:noProof/>
+          <w:sz w:val="32"/>
+          <w:szCs w:val="32"/>
+          <w:u w:val="single" w:color="00B050"/>
+          <w:lang w:val="am-ET" w:eastAsia="en-GB" w:bidi="he-IL"/>
+        </w:rPr>
+      </w:pPr>
+      <w:r>
+        <w:rPr>
+          <w:rFonts w:ascii="Antinoou" w:eastAsia="Antinoou" w:hAnsi="Antinoou" w:cs="Gentium"/>
+          <w:b/>
+          <w:bCs/>
+          <w:noProof/>
+          <w:sz w:val="32"/>
+          <w:szCs w:val="32"/>
+          <w:u w:color="00B050"/>
+          <w:lang w:val="am-ET" w:eastAsia="en-GB" w:bidi="he-IL"/>
+        </w:rPr>
+        <w:t>ⲓ︦ⲋ︦.</w:t>
+      </w:r>
+    </w:p>
+    <w:p>
+      <w:pPr>
+        <w:spacing w:before="120"/>
+        <w:jc w:val="both"/>
+        <w:rPr>
+          <w:rFonts w:ascii="Antinoou" w:eastAsia="Antinoou" w:hAnsi="Antinoou"/>
+          <w:bCs/>
+          <w:noProof/>
+          <w:color w:val="7030A0"/>
+          <w:sz w:val="26"/>
+          <w:szCs w:val="26"/>
+          <w:lang w:val="am-ET" w:eastAsia="en-GB" w:bidi="he-IL"/>
+        </w:rPr>
+      </w:pPr>
+      <w:r>
+        <w:rPr>
+          <w:rFonts w:ascii="Antinoou" w:eastAsia="Antinoou" w:hAnsi="Antinoou"/>
+          <w:bCs/>
+          <w:noProof/>
+          <w:color w:val="7030A0"/>
+          <w:sz w:val="26"/>
+          <w:szCs w:val="26"/>
+          <w:lang w:val="am-ET" w:eastAsia="en-GB" w:bidi="he-IL"/>
+        </w:rPr>
+        <w:t>ⲉ̀ϣⲱⲡ ⲇⲉ ⲉ̀ⲣⲉϣⲁⲛ ⲡⲓⲉ̀ⲡⲓⲥⲕⲟⲡⲟⲥ ⲉⲧϧⲉⲛ ⲛⲉϥⲑⲱϣ ⲉⲡ ϯⲉ̀ⲡⲓⲧⲓⲙⲓⲁ̀ ⲉ̀ϩ̀ⲗⲓ ⲑⲁⲓ ⲉ̀ⲧⲁⲛⲭⲱ ⲙ̀ⲙⲟⲥ ϧⲁⲣⲱⲟⲩ ⲉϥϭⲓⲧⲟⲩ ϩⲱⲥ ⲕ̀ⲗⲏⲣⲓⲕⲟⲥ ⲙⲁⲣⲟⲩⲭⲁϥϩⲉⲓ ⲉ̀ⲃⲟⲗ ϩⲱⲥ ⲉ̀ⲁϥϣⲱⲡⲓ ⲛ̀ⲇⲓⲧⲁⲥⲕⲁⲗⲱⲥ ⲛ̀ⲟⲩⲁ̀ⲧⲁⲝⲓⲁ̀.</w:t>
+      </w:r>
+    </w:p>
+    <w:p>
+      <w:pPr>
+        <w:rPr>
+          <w:noProof/>
+          <w:lang w:val="am-ET"/>
+        </w:rPr>
+        <w:sectPr>
+          <w:type w:val="continuous"/>
+          <w:pgSz w:w="16838" w:h="11906" w:orient="landscape"/>
+          <w:pgMar w:top="1418" w:right="1418" w:bottom="1418" w:left="1418" w:header="0" w:footer="0" w:gutter="0"/>
+          <w:cols w:space="720"/>
+          <w:formProt w:val="0"/>
+          <w:docGrid w:linePitch="600" w:charSpace="32768"/>
+        </w:sectPr>
+      </w:pPr>
+    </w:p>
+    <w:p>
+      <w:pPr>
+        <w:keepNext/>
+        <w:widowControl w:val="0"/>
+        <w:spacing w:before="120"/>
+        <w:jc w:val="center"/>
+        <w:rPr>
+          <w:rFonts w:ascii="Antinoou" w:eastAsia="Antinoou" w:hAnsi="Antinoou" w:cs="Gentium"/>
+          <w:b/>
+          <w:bCs/>
+          <w:noProof/>
+          <w:sz w:val="32"/>
+          <w:szCs w:val="32"/>
+          <w:u w:val="single" w:color="00B050"/>
+          <w:lang w:val="am-ET" w:eastAsia="en-GB" w:bidi="he-IL"/>
+        </w:rPr>
+      </w:pPr>
+      <w:r>
+        <w:rPr>
+          <w:rFonts w:ascii="Antinoou" w:eastAsia="Antinoou" w:hAnsi="Antinoou" w:cs="Gentium"/>
+          <w:b/>
+          <w:bCs/>
+          <w:noProof/>
+          <w:sz w:val="32"/>
+          <w:szCs w:val="32"/>
+          <w:u w:color="00B050"/>
+          <w:lang w:val="am-ET" w:eastAsia="en-GB" w:bidi="he-IL"/>
+        </w:rPr>
+        <w:lastRenderedPageBreak/>
+        <w:t>ⲓ︦ⲍ︦.</w:t>
+      </w:r>
+    </w:p>
+    <w:p>
+      <w:pPr>
+        <w:spacing w:before="120"/>
+        <w:jc w:val="both"/>
+        <w:rPr>
+          <w:rFonts w:ascii="Antinoou" w:eastAsia="Antinoou" w:hAnsi="Antinoou"/>
+          <w:bCs/>
+          <w:noProof/>
+          <w:color w:val="7030A0"/>
+          <w:sz w:val="26"/>
+          <w:szCs w:val="26"/>
+          <w:lang w:val="am-ET" w:eastAsia="en-GB" w:bidi="he-IL"/>
+        </w:rPr>
+      </w:pPr>
+      <w:r>
+        <w:rPr>
+          <w:rFonts w:ascii="Antinoou" w:eastAsia="Antinoou" w:hAnsi="Antinoou"/>
+          <w:bCs/>
+          <w:noProof/>
+          <w:color w:val="7030A0"/>
+          <w:sz w:val="26"/>
+          <w:szCs w:val="26"/>
+          <w:lang w:val="am-ET" w:eastAsia="en-GB" w:bidi="he-IL"/>
+        </w:rPr>
+        <w:t>ⲫⲏⲉ̀ⲧⲁϥϭ̀ⲗⲟⲙⲗⲉⲙ ϧⲉⲛ ⲅⲁⲙⲟⲥ ⲃ︦ ⲙⲉⲛⲉⲛⲥⲁ ⲃⲁⲡⲧⲓⲥⲙⲁ ⲓⲉ ⲫⲏⲉ̀ⲧⲁϥⲭⲱ ⲛⲁϥ ⲛ̀ⲟⲩⲡⲁⲗⲗⲁⲕⲏ ⲙ̀ⲙⲟⲛϣ̀ϫⲟⲙ ⲙ̀ⲙⲟϥ ⲉ̀ⲉⲣ ⲉ̀ⲡⲓⲥⲕⲟⲡⲟⲥ ⲓⲉ ⲡ̀ⲣⲉⲥⲃⲩⲧⲉⲣⲟⲥ ⲓⲉ ⲇⲓⲁ̀ⲕⲟⲛⲟⲥ ⲓⲉ ⲉⲑⲣⲟⲩⲟⲡϥ ϩⲱⲗⲟⲥ ⲉ̀ⲡ̀ⲁ̀ⲣⲓⲑⲙⲟⲥ ⲛ̀ϯⲙⲉⲧⲟⲩⲏⲃ.</w:t>
+      </w:r>
+    </w:p>
+    <w:p>
+      <w:pPr>
+        <w:rPr>
+          <w:noProof/>
+          <w:lang w:val="am-ET"/>
+        </w:rPr>
+        <w:sectPr>
+          <w:type w:val="continuous"/>
+          <w:pgSz w:w="16838" w:h="11906" w:orient="landscape"/>
+          <w:pgMar w:top="1418" w:right="1418" w:bottom="1418" w:left="1418" w:header="0" w:footer="0" w:gutter="0"/>
+          <w:cols w:space="720"/>
+          <w:formProt w:val="0"/>
+          <w:docGrid w:linePitch="600" w:charSpace="32768"/>
+        </w:sectPr>
+      </w:pPr>
+    </w:p>
+    <w:p>
+      <w:pPr>
+        <w:keepNext/>
+        <w:widowControl w:val="0"/>
+        <w:spacing w:before="120"/>
+        <w:jc w:val="center"/>
+        <w:rPr>
+          <w:rFonts w:ascii="Antinoou" w:eastAsia="Antinoou" w:hAnsi="Antinoou" w:cs="Gentium"/>
+          <w:b/>
+          <w:bCs/>
+          <w:noProof/>
+          <w:sz w:val="32"/>
+          <w:szCs w:val="32"/>
+          <w:u w:val="single" w:color="00B050"/>
+          <w:lang w:val="am-ET" w:eastAsia="en-GB" w:bidi="he-IL"/>
+        </w:rPr>
+      </w:pPr>
+      <w:r>
+        <w:rPr>
+          <w:rFonts w:ascii="Antinoou" w:eastAsia="Antinoou" w:hAnsi="Antinoou" w:cs="Gentium"/>
+          <w:b/>
+          <w:bCs/>
+          <w:noProof/>
+          <w:sz w:val="32"/>
+          <w:szCs w:val="32"/>
+          <w:u w:color="00B050"/>
+          <w:lang w:val="am-ET" w:eastAsia="en-GB" w:bidi="he-IL"/>
+        </w:rPr>
+        <w:t>ⲓ︦ⲏ︦. ⲓ︦ⲑ︦.</w:t>
+      </w:r>
+    </w:p>
+    <w:p>
+      <w:pPr>
+        <w:spacing w:before="120"/>
+        <w:jc w:val="both"/>
+        <w:rPr>
+          <w:rFonts w:ascii="Antinoou" w:eastAsia="Antinoou" w:hAnsi="Antinoou"/>
+          <w:bCs/>
+          <w:noProof/>
+          <w:color w:val="7030A0"/>
+          <w:sz w:val="26"/>
+          <w:szCs w:val="26"/>
+          <w:lang w:val="am-ET" w:eastAsia="en-GB" w:bidi="he-IL"/>
+        </w:rPr>
+      </w:pPr>
+      <w:r>
+        <w:rPr>
+          <w:rFonts w:ascii="Antinoou" w:eastAsia="Antinoou" w:hAnsi="Antinoou"/>
+          <w:bCs/>
+          <w:noProof/>
+          <w:color w:val="7030A0"/>
+          <w:sz w:val="26"/>
+          <w:szCs w:val="26"/>
+          <w:lang w:val="am-ET" w:eastAsia="en-GB" w:bidi="he-IL"/>
+        </w:rPr>
+        <w:t>ⲫⲏⲉⲑⲛⲁϭⲓ ⲛ̀ⲟⲩⲭⲏⲣⲁ ⲓⲉ ⲟⲩⲓ̀ ⲉ̀ⲁⲩⲥⲁϣⲥ ⲓⲉ ⲟⲩⲡⲟⲣⲛⲏ ⲓⲉ ⲟⲩⲃⲱⲕⲓ ⲓⲉ ⲟⲩⲓ̀ ϧⲉⲛ ⲛⲏⲉⲧϧⲉⲛ ⲛⲓⲥ̀ⲕⲩⲛⲏ ⲉ̀ⲧⲉ ⲡⲓⲑⲉⲁⲇⲣⲟⲛ ⲡⲉ ⲓⲉ ⲫⲏⲉ̀ⲧ ⲁϥϩⲉⲙⲥⲓ ⲛⲉⲙ ⲥⲱⲛⲓ ⲃ︦ϯ ⲓⲉ ⲧ̀ϣⲉⲣⲓ ⲙ̀ⲡⲉϥⲥⲟⲛ ⲓⲉ ⲧ̀ϣⲉⲣⲓ ⲛ̀ⲧⲉϥⲥⲱⲛⲓ ⲙ̀ⲙⲟⲛϣ̀ϫⲟⲙ ⲙ̀ⲙⲟϥ ⲉ̀ⲉⲣ ⲉ̀ⲡⲓⲥⲕⲟⲡⲟⲥ ⲓⲉ ⲡ̀ⲣⲉⲥⲃⲩⲧⲉⲣⲟⲥ ⲓⲉ ⲇⲓⲁ̀ⲕⲟⲛⲟⲥ ⲓⲉ ⲉⲑⲣⲟⲩⲟⲡϥ ϩⲱⲗⲟⲥ ⲉ̀ⲡⲓⲕ̀ⲏⲣⲟⲥ ⲛ̀ϯⲙⲉⲧⲟⲩⲏⲃ.</w:t>
+      </w:r>
+    </w:p>
+    <w:p>
+      <w:pPr>
+        <w:rPr>
+          <w:noProof/>
+          <w:lang w:val="am-ET"/>
+        </w:rPr>
+        <w:sectPr>
+          <w:type w:val="continuous"/>
+          <w:pgSz w:w="16838" w:h="11906" w:orient="landscape"/>
+          <w:pgMar w:top="1418" w:right="1418" w:bottom="1418" w:left="1418" w:header="0" w:footer="0" w:gutter="0"/>
+          <w:cols w:space="720"/>
+          <w:formProt w:val="0"/>
+          <w:docGrid w:linePitch="600" w:charSpace="32768"/>
+        </w:sectPr>
+      </w:pPr>
+    </w:p>
+    <w:p>
+      <w:pPr>
+        <w:keepNext/>
+        <w:widowControl w:val="0"/>
+        <w:spacing w:before="120"/>
+        <w:jc w:val="center"/>
+        <w:rPr>
+          <w:rFonts w:ascii="Antinoou" w:eastAsia="Antinoou" w:hAnsi="Antinoou" w:cs="Gentium"/>
+          <w:b/>
+          <w:bCs/>
+          <w:noProof/>
+          <w:sz w:val="32"/>
+          <w:szCs w:val="32"/>
+          <w:u w:val="single" w:color="00B050"/>
+          <w:lang w:val="am-ET" w:eastAsia="en-GB" w:bidi="he-IL"/>
+        </w:rPr>
+      </w:pPr>
+      <w:r>
+        <w:rPr>
+          <w:rFonts w:ascii="Antinoou" w:eastAsia="Antinoou" w:hAnsi="Antinoou" w:cs="Gentium"/>
+          <w:b/>
+          <w:bCs/>
+          <w:noProof/>
+          <w:sz w:val="32"/>
+          <w:szCs w:val="32"/>
+          <w:u w:color="00B050"/>
+          <w:lang w:val="am-ET" w:eastAsia="en-GB" w:bidi="he-IL"/>
+        </w:rPr>
+        <w:t>ⲕ︦.</w:t>
+      </w:r>
+    </w:p>
+    <w:p>
+      <w:pPr>
+        <w:spacing w:before="120"/>
+        <w:jc w:val="both"/>
+        <w:rPr>
+          <w:rFonts w:ascii="Antinoou" w:eastAsia="Antinoou" w:hAnsi="Antinoou"/>
+          <w:bCs/>
+          <w:noProof/>
+          <w:color w:val="7030A0"/>
+          <w:sz w:val="26"/>
+          <w:szCs w:val="26"/>
+          <w:lang w:val="am-ET" w:eastAsia="en-GB" w:bidi="he-IL"/>
+        </w:rPr>
+      </w:pPr>
+      <w:r>
+        <w:rPr>
+          <w:rFonts w:ascii="Antinoou" w:eastAsia="Antinoou" w:hAnsi="Antinoou"/>
+          <w:bCs/>
+          <w:noProof/>
+          <w:color w:val="7030A0"/>
+          <w:sz w:val="26"/>
+          <w:szCs w:val="26"/>
+          <w:lang w:val="am-ET" w:eastAsia="en-GB" w:bidi="he-IL"/>
+        </w:rPr>
+        <w:t>ⲡⲓⲕ̀ⲗⲏⲣⲟⲥ ⲉⲑⲛⲁϭⲓ ⲣⲱⲙⲓ ⲉ̀ϣⲉⲡⲧⲱⲣⲓ ⲙⲁⲣⲟⲩⲕⲁⲑⲁⲓⲣⲟⲩ ⲙ̀ⲙⲟϥ.</w:t>
+      </w:r>
+    </w:p>
+    <w:p>
+      <w:pPr>
+        <w:rPr>
+          <w:noProof/>
+          <w:lang w:val="am-ET"/>
+        </w:rPr>
+        <w:sectPr>
+          <w:type w:val="continuous"/>
+          <w:pgSz w:w="16838" w:h="11906" w:orient="landscape"/>
+          <w:pgMar w:top="1418" w:right="1418" w:bottom="1418" w:left="1418" w:header="0" w:footer="0" w:gutter="0"/>
+          <w:cols w:space="720"/>
+          <w:formProt w:val="0"/>
+          <w:docGrid w:linePitch="600" w:charSpace="32768"/>
+        </w:sectPr>
+      </w:pPr>
+    </w:p>
+    <w:p>
+      <w:pPr>
+        <w:keepNext/>
+        <w:widowControl w:val="0"/>
+        <w:spacing w:before="120"/>
+        <w:jc w:val="center"/>
+        <w:rPr>
+          <w:rFonts w:ascii="Antinoou" w:eastAsia="Antinoou" w:hAnsi="Antinoou" w:cs="Gentium"/>
+          <w:b/>
+          <w:bCs/>
+          <w:noProof/>
+          <w:sz w:val="32"/>
+          <w:szCs w:val="32"/>
+          <w:u w:val="single" w:color="00B050"/>
+          <w:lang w:val="am-ET" w:eastAsia="en-GB" w:bidi="he-IL"/>
+        </w:rPr>
+      </w:pPr>
+      <w:r>
+        <w:rPr>
+          <w:rFonts w:ascii="Antinoou" w:eastAsia="Antinoou" w:hAnsi="Antinoou" w:cs="Gentium"/>
+          <w:b/>
+          <w:bCs/>
+          <w:noProof/>
+          <w:sz w:val="32"/>
+          <w:szCs w:val="32"/>
+          <w:u w:color="00B050"/>
+          <w:lang w:val="am-ET" w:eastAsia="en-GB" w:bidi="he-IL"/>
+        </w:rPr>
+        <w:t>ⲕ︦ⲁ︦. ⲕ︦ⲃ︦.</w:t>
+      </w:r>
+    </w:p>
+    <w:p>
+      <w:pPr>
+        <w:spacing w:before="120"/>
+        <w:jc w:val="both"/>
+        <w:rPr>
+          <w:rFonts w:ascii="Antinoou" w:eastAsia="Antinoou" w:hAnsi="Antinoou"/>
+          <w:bCs/>
+          <w:noProof/>
+          <w:color w:val="7030A0"/>
+          <w:sz w:val="26"/>
+          <w:szCs w:val="26"/>
+          <w:lang w:val="am-ET" w:eastAsia="en-GB" w:bidi="he-IL"/>
+        </w:rPr>
+      </w:pPr>
+      <w:r>
+        <w:rPr>
+          <w:rFonts w:ascii="Antinoou" w:eastAsia="Antinoou" w:hAnsi="Antinoou"/>
+          <w:bCs/>
+          <w:noProof/>
+          <w:color w:val="7030A0"/>
+          <w:sz w:val="26"/>
+          <w:szCs w:val="26"/>
+          <w:lang w:val="am-ET" w:eastAsia="en-GB" w:bidi="he-IL"/>
+        </w:rPr>
+        <w:t>ⲡⲓⲥⲓⲟⲩⲣ ⲉ̀ϣⲱⲡ ⲙⲉⲛ ⲉ̀ⲧⲁⲩⲁⲓϥ ⲛ̀ⲥⲓⲟⲩⲣ ϩⲓⲧⲉⲛ ϯⲡⲉⲣⲉⲁ̀ ⲛ̀ⲛⲓⲣⲱⲙⲓ ⲓⲉ ⲛ̀ⲑⲟϥ ⲉ̀ⲧⲁⲩϣⲉⲧ ⲛⲉϥⲥ̀ⲙⲟⲧ ⲛ̀ϩⲟⲟⲩⲧ ⲉ̀ⲃⲟⲗ ϧⲉⲛ ⲟⲩⲇⲓⲱⲅⲙⲟⲥ ⲓⲉ ⲉⲧⲁⲩϫ̀ⲫⲟϥ ⲙ̀ⲡⲁⲓⲣⲏϯ ⲉ̀ϣⲱⲡ ⲉϥϣⲁⲛ ϥ̀ⲉⲙⲡ̀̀ϣⲁ ⲛ̀ⲑ̀ⲙⲉⲧⲉ̀ⲡⲓⲥⲕⲟⲡⲟⲥ ⲙⲁⲣⲟⲩⲁⲓϥ ⲉ̀ϣⲱⲡ ⲇⲉ ⲉ̀ⲧⲁⲩϣⲁⲧϥ ⲉ̀ⲃⲟⲗ ⲙ̀ⲙⲓⲛ ⲙ̀ⲙⲟϥ ⲙ̀ⲡⲉⲣⲑ̀ⲣⲉϥⲉⲣ ⲕ̀ⲗⲏⲣⲟⲥ ϫⲉ ⲁϥϣⲱⲡⲓ ⲛ̀ⲣⲉϥϧⲱⲧⲉⲃ ⲉ̀ⲣⲟϥ ⲙ̀ⲙⲁⲩⲁⲧϥ ⲟⲩⲟϩ ⲁϥⲉⲣϫⲁϫⲓ ⲉ̀ⲡ̀ⲑⲁⲙⲓⲟ̀ ⲙ̀ⲫϯ.</w:t>
+      </w:r>
+    </w:p>
+    <w:p>
+      <w:pPr>
+        <w:rPr>
+          <w:noProof/>
+          <w:lang w:val="am-ET"/>
+        </w:rPr>
+        <w:sectPr>
+          <w:type w:val="continuous"/>
+          <w:pgSz w:w="16838" w:h="11906" w:orient="landscape"/>
+          <w:pgMar w:top="1418" w:right="1418" w:bottom="1418" w:left="1418" w:header="0" w:footer="0" w:gutter="0"/>
+          <w:cols w:space="720"/>
+          <w:formProt w:val="0"/>
+          <w:docGrid w:linePitch="600" w:charSpace="32768"/>
+        </w:sectPr>
+      </w:pPr>
+    </w:p>
+    <w:p>
+      <w:pPr>
+        <w:keepNext/>
+        <w:widowControl w:val="0"/>
+        <w:spacing w:before="120"/>
+        <w:jc w:val="center"/>
+        <w:rPr>
+          <w:rFonts w:ascii="Antinoou" w:eastAsia="Antinoou" w:hAnsi="Antinoou" w:cs="Gentium"/>
+          <w:b/>
+          <w:bCs/>
+          <w:noProof/>
+          <w:sz w:val="32"/>
+          <w:szCs w:val="32"/>
+          <w:u w:val="single" w:color="00B050"/>
+          <w:lang w:val="am-ET" w:eastAsia="en-GB" w:bidi="he-IL"/>
+        </w:rPr>
+      </w:pPr>
+      <w:r>
+        <w:rPr>
+          <w:rFonts w:ascii="Antinoou" w:eastAsia="Antinoou" w:hAnsi="Antinoou" w:cs="Gentium"/>
+          <w:b/>
+          <w:bCs/>
+          <w:noProof/>
+          <w:sz w:val="32"/>
+          <w:szCs w:val="32"/>
+          <w:u w:color="00B050"/>
+          <w:lang w:val="am-ET" w:eastAsia="en-GB" w:bidi="he-IL"/>
+        </w:rPr>
+        <w:t>ⲕ︦ⲅ︦.</w:t>
+      </w:r>
+    </w:p>
+    <w:p>
+      <w:pPr>
+        <w:spacing w:before="120"/>
+        <w:jc w:val="both"/>
+        <w:rPr>
+          <w:rFonts w:ascii="Antinoou" w:eastAsia="Antinoou" w:hAnsi="Antinoou"/>
+          <w:bCs/>
+          <w:noProof/>
+          <w:color w:val="7030A0"/>
+          <w:sz w:val="26"/>
+          <w:szCs w:val="26"/>
+          <w:lang w:val="am-ET" w:eastAsia="en-GB" w:bidi="he-IL"/>
+        </w:rPr>
+      </w:pPr>
+      <w:r>
+        <w:rPr>
+          <w:rFonts w:ascii="Antinoou" w:eastAsia="Antinoou" w:hAnsi="Antinoou"/>
+          <w:bCs/>
+          <w:noProof/>
+          <w:color w:val="7030A0"/>
+          <w:sz w:val="26"/>
+          <w:szCs w:val="26"/>
+          <w:lang w:val="am-ET" w:eastAsia="en-GB" w:bidi="he-IL"/>
+        </w:rPr>
+        <w:t>ⲉ̀ⲣⲉϣⲁⲛ ⲡⲉⲧⲟⲓ ⲛ̀ⲕ̀ⲗⲏⲣⲟⲥ ϣⲁⲧϥ ⲉ̀ⲃⲟⲗ ⲙⲁⲣⲟⲩⲕⲁⲑⲁⲓⲣⲟⲩ ⲙ̀ⲙⲟϥ ⲁϥϧⲱⲧⲉⲃ ⲉ̀ⲧⲟϥ ⲙ̀ⲙⲁⲩⲁⲧϥ.</w:t>
+      </w:r>
+    </w:p>
+    <w:p>
+      <w:pPr>
+        <w:rPr>
+          <w:noProof/>
+          <w:lang w:val="am-ET"/>
+        </w:rPr>
+        <w:sectPr>
+          <w:type w:val="continuous"/>
+          <w:pgSz w:w="16838" w:h="11906" w:orient="landscape"/>
+          <w:pgMar w:top="1418" w:right="1418" w:bottom="1418" w:left="1418" w:header="0" w:footer="0" w:gutter="0"/>
+          <w:cols w:space="720"/>
+          <w:formProt w:val="0"/>
+          <w:docGrid w:linePitch="600" w:charSpace="32768"/>
+        </w:sectPr>
+      </w:pPr>
+    </w:p>
+    <w:p>
+      <w:pPr>
+        <w:keepNext/>
+        <w:widowControl w:val="0"/>
+        <w:spacing w:before="120"/>
+        <w:jc w:val="center"/>
+        <w:rPr>
+          <w:rFonts w:ascii="Antinoou" w:eastAsia="Antinoou" w:hAnsi="Antinoou" w:cs="Gentium"/>
+          <w:b/>
+          <w:bCs/>
+          <w:noProof/>
+          <w:sz w:val="32"/>
+          <w:szCs w:val="32"/>
+          <w:u w:val="single" w:color="00B050"/>
+          <w:lang w:val="am-ET" w:eastAsia="en-GB" w:bidi="he-IL"/>
+        </w:rPr>
+      </w:pPr>
+      <w:r>
+        <w:rPr>
+          <w:rFonts w:ascii="Antinoou" w:eastAsia="Antinoou" w:hAnsi="Antinoou" w:cs="Gentium"/>
+          <w:b/>
+          <w:bCs/>
+          <w:noProof/>
+          <w:sz w:val="32"/>
+          <w:szCs w:val="32"/>
+          <w:u w:color="00B050"/>
+          <w:lang w:val="am-ET" w:eastAsia="en-GB" w:bidi="he-IL"/>
+        </w:rPr>
+        <w:t>ⲕ︦ⲇ︦.</w:t>
+      </w:r>
+    </w:p>
+    <w:p>
+      <w:pPr>
+        <w:spacing w:before="120"/>
+        <w:jc w:val="both"/>
+        <w:rPr>
+          <w:rFonts w:ascii="Antinoou" w:eastAsia="Antinoou" w:hAnsi="Antinoou"/>
+          <w:bCs/>
+          <w:noProof/>
+          <w:color w:val="7030A0"/>
+          <w:sz w:val="26"/>
+          <w:szCs w:val="26"/>
+          <w:lang w:val="am-ET" w:eastAsia="en-GB" w:bidi="he-IL"/>
+        </w:rPr>
+      </w:pPr>
+      <w:r>
+        <w:rPr>
+          <w:rFonts w:ascii="Antinoou" w:eastAsia="Antinoou" w:hAnsi="Antinoou"/>
+          <w:bCs/>
+          <w:noProof/>
+          <w:color w:val="7030A0"/>
+          <w:sz w:val="26"/>
+          <w:szCs w:val="26"/>
+          <w:lang w:val="am-ET" w:eastAsia="en-GB" w:bidi="he-IL"/>
+        </w:rPr>
+        <w:t>ⲡⲓⲗⲁⲓ̀ⲕⲟⲥ ⲉⲑⲛⲁϣⲁⲧϥ ⲉ̀ⲃⲟⲗ ⲙⲁⲣⲟⲩⲭⲁϥϩⲉⲓ ⲉ̀ⲃⲟⲗ ⲛ̀ⲅ︦ ⲛ̀ⲣⲟⲙⲡⲓ ⲁϥⲉ̀ⲡⲉⲓⲃⲟⲗⲉⲩⲉ ⲉ̀ⲡⲉϥⲱⲛϧ ⲙ̀ⲙⲓⲛ ⲙ̀ⲙⲟϥ.</w:t>
+      </w:r>
+    </w:p>
+    <w:p>
+      <w:pPr>
+        <w:rPr>
+          <w:noProof/>
+          <w:lang w:val="am-ET"/>
+        </w:rPr>
+        <w:sectPr>
+          <w:type w:val="continuous"/>
+          <w:pgSz w:w="16838" w:h="11906" w:orient="landscape"/>
+          <w:pgMar w:top="1418" w:right="1418" w:bottom="1418" w:left="1418" w:header="0" w:footer="0" w:gutter="0"/>
+          <w:cols w:space="720"/>
+          <w:formProt w:val="0"/>
+          <w:docGrid w:linePitch="600" w:charSpace="32768"/>
+        </w:sectPr>
+      </w:pPr>
+    </w:p>
+    <w:p>
+      <w:pPr>
+        <w:keepNext/>
+        <w:widowControl w:val="0"/>
+        <w:spacing w:before="80"/>
+        <w:jc w:val="center"/>
+        <w:rPr>
+          <w:rFonts w:ascii="Antinoou" w:eastAsia="Antinoou" w:hAnsi="Antinoou" w:cs="Gentium"/>
+          <w:b/>
+          <w:bCs/>
+          <w:noProof/>
+          <w:sz w:val="32"/>
+          <w:szCs w:val="32"/>
+          <w:u w:val="single" w:color="00B050"/>
+          <w:lang w:val="am-ET" w:eastAsia="en-GB" w:bidi="he-IL"/>
+        </w:rPr>
+      </w:pPr>
+      <w:r>
+        <w:rPr>
+          <w:rFonts w:ascii="Antinoou" w:eastAsia="Antinoou" w:hAnsi="Antinoou" w:cs="Gentium"/>
+          <w:b/>
+          <w:bCs/>
+          <w:noProof/>
+          <w:sz w:val="32"/>
+          <w:szCs w:val="32"/>
+          <w:u w:color="00B050"/>
+          <w:lang w:val="am-ET" w:eastAsia="en-GB" w:bidi="he-IL"/>
+        </w:rPr>
+        <w:lastRenderedPageBreak/>
+        <w:t>ⲕ︦ⲉ︦.</w:t>
+      </w:r>
+    </w:p>
+    <w:p>
+      <w:pPr>
+        <w:spacing w:before="80"/>
+        <w:jc w:val="both"/>
+        <w:rPr>
+          <w:rFonts w:ascii="Antinoou" w:eastAsia="Antinoou" w:hAnsi="Antinoou"/>
+          <w:bCs/>
+          <w:noProof/>
+          <w:color w:val="7030A0"/>
+          <w:sz w:val="26"/>
+          <w:szCs w:val="26"/>
+          <w:lang w:val="am-ET" w:eastAsia="en-GB" w:bidi="he-IL"/>
+        </w:rPr>
+      </w:pPr>
+      <w:r>
+        <w:rPr>
+          <w:rFonts w:ascii="Antinoou" w:eastAsia="Antinoou" w:hAnsi="Antinoou"/>
+          <w:bCs/>
+          <w:noProof/>
+          <w:color w:val="7030A0"/>
+          <w:sz w:val="26"/>
+          <w:szCs w:val="26"/>
+          <w:lang w:val="am-ET" w:eastAsia="en-GB" w:bidi="he-IL"/>
+        </w:rPr>
+        <w:t>ⲡⲓⲉ̀ⲡⲓⲥⲕⲟⲡⲟⲥ ⲓⲉ ⲡⲓⲡ̀ⲣⲉⲥⲃⲩⲧⲉⲣⲟ ⲓⲉ ⲡⲓⲇⲓⲁ̀ⲕⲟⲛⲟⲥ ⲉ̀ⲧⲟⲩⲛⲁⲧⲁϩⲟϥ ϧⲉⲛ ⲟⲩⲡⲟⲣⲛⲓⲁ̀ ⲓⲉ ⲟⲩⲙⲉⲧⲣⲉϥⲱⲣⲕ ⲛ̀ⲛⲟⲩϫ ⲓⲉ ⲟⲩϭⲓⲟⲩⲓ̀ ⲙⲁⲣⲟⲩⲕⲁⲑⲁⲓⲣⲟⲩ ⲙ̀ⲙⲟϥ ⲁⲗⲗⲁ ⲙ̀ⲡⲉⲣⲑ̀ⲣⲟⲩⲛⲟϫϥ ⲉ̀ⲃⲟⲗ ⲛ̀ϯⲕⲟⲓⲛⲱⲛⲓⲁ̀ ϯⲅ̀ⲣⲁⲫⲏ ⲅⲁⲣ ϫⲱⲙ̀ⲙⲟⲥ ϫⲉ ⲙ̀ⲡⲉ ⲡⲟ︦ⲥ︦ ϭⲓ ⲕⲃⲁ ⲛ̀ⲥⲟⲡ ⲃ︦ ⲉⲑⲃⲉ ⲟⲩϩⲱⲃ ⲛ̀ⲟⲩⲱⲧ.</w:t>
+      </w:r>
+    </w:p>
+    <w:p>
+      <w:pPr>
+        <w:rPr>
+          <w:noProof/>
+          <w:lang w:val="am-ET"/>
+        </w:rPr>
+        <w:sectPr>
+          <w:type w:val="continuous"/>
+          <w:pgSz w:w="16838" w:h="11906" w:orient="landscape"/>
+          <w:pgMar w:top="1418" w:right="1418" w:bottom="1418" w:left="1418" w:header="0" w:footer="0" w:gutter="0"/>
+          <w:cols w:space="720"/>
+          <w:formProt w:val="0"/>
+          <w:docGrid w:linePitch="600" w:charSpace="32768"/>
+        </w:sectPr>
+      </w:pPr>
+    </w:p>
+    <w:p>
+      <w:pPr>
+        <w:keepNext/>
+        <w:widowControl w:val="0"/>
+        <w:spacing w:before="80"/>
+        <w:jc w:val="center"/>
+        <w:rPr>
+          <w:rFonts w:ascii="Antinoou" w:eastAsia="Antinoou" w:hAnsi="Antinoou" w:cs="Gentium"/>
+          <w:b/>
+          <w:bCs/>
+          <w:noProof/>
+          <w:sz w:val="32"/>
+          <w:szCs w:val="32"/>
+          <w:u w:val="single" w:color="00B050"/>
+          <w:lang w:val="am-ET" w:eastAsia="en-GB" w:bidi="he-IL"/>
+        </w:rPr>
+      </w:pPr>
+      <w:r>
+        <w:rPr>
+          <w:rFonts w:ascii="Antinoou" w:eastAsia="Antinoou" w:hAnsi="Antinoou" w:cs="Gentium"/>
+          <w:b/>
+          <w:bCs/>
+          <w:noProof/>
+          <w:sz w:val="32"/>
+          <w:szCs w:val="32"/>
+          <w:u w:color="00B050"/>
+          <w:lang w:val="am-ET" w:eastAsia="en-GB" w:bidi="he-IL"/>
+        </w:rPr>
+        <w:t>ⲕ︦ⲋ︦.</w:t>
+      </w:r>
+    </w:p>
+    <w:p>
+      <w:pPr>
+        <w:spacing w:before="80"/>
+        <w:jc w:val="both"/>
+        <w:rPr>
+          <w:rFonts w:ascii="Antinoou" w:eastAsia="Antinoou" w:hAnsi="Antinoou"/>
+          <w:bCs/>
+          <w:noProof/>
+          <w:color w:val="7030A0"/>
+          <w:sz w:val="26"/>
+          <w:szCs w:val="26"/>
+          <w:lang w:val="am-ET" w:eastAsia="en-GB" w:bidi="he-IL"/>
+        </w:rPr>
+      </w:pPr>
+      <w:r>
+        <w:rPr>
+          <w:rFonts w:ascii="Antinoou" w:eastAsia="Antinoou" w:hAnsi="Antinoou"/>
+          <w:bCs/>
+          <w:noProof/>
+          <w:color w:val="7030A0"/>
+          <w:sz w:val="26"/>
+          <w:szCs w:val="26"/>
+          <w:lang w:val="am-ET" w:eastAsia="en-GB" w:bidi="he-IL"/>
+        </w:rPr>
+        <w:t>ϩⲟⲙⲁⲓⲟⲥ ⲟⲛ ⲡ̀ⲕⲉⲥⲉⲡⲓ ⲛ̀ⲕ̀ⲗⲏⲣⲓⲕⲟⲥ ⲉ̀ⲧⲉ ⲛⲓⲁ̀ⲛⲁⲅⲛⲱⲥⲧⲏⲥ ⲛⲉ ⲛⲉⲙ ⲛⲓⲯⲁⲗⲧⲏⲥ ⲁⲩϣⲁⲛⲓ̀ ⲉ̀ϧⲟⲩⲛ ⲉ̀ⲡⲓⲕ̀ⲗⲏⲣⲓⲕⲟⲥ ⲙ̀ⲡⲁⲧⲟⲩϭⲓ ⲥ̀ϩⲓⲙⲓ ⲛ̀ⲥⲉⲟⲩⲱϣ ⲉ̀ϭⲓ ⲧⲉⲛⲟⲩⲁϩⲥⲁϩⲛⲓ ⲛⲱⲟⲩ ⲙ̀ⲙⲁⲩⲁ̀ⲧⲟⲩ ⲉ̀ⲑⲁⲓ ⲉⲩⲟⲓ ⲛ̀ⲁ̀ⲛⲁⲅⲛⲱⲥⲧⲏⲥ ⲟⲩⲟϩ ⲉⲩⲟⲓ ⲛ̀ⲣⲉϥⲯⲁⲗⲧⲏⲥ ⲉⲑⲣⲟⲩϭⲓ ⲁⲗⲗⲁ ⲡ̀ⲕⲉ ϩ̀ⲗⲓ ⲁⲛ ⲛ̀ⲕ̀ⲗⲏⲣⲓⲕⲟⲥ.</w:t>
+      </w:r>
+    </w:p>
+    <w:p>
+      <w:pPr>
+        <w:rPr>
+          <w:noProof/>
+          <w:lang w:val="am-ET"/>
+        </w:rPr>
+        <w:sectPr>
+          <w:type w:val="continuous"/>
+          <w:pgSz w:w="16838" w:h="11906" w:orient="landscape"/>
+          <w:pgMar w:top="1418" w:right="1418" w:bottom="1418" w:left="1418" w:header="0" w:footer="0" w:gutter="0"/>
+          <w:cols w:space="720"/>
+          <w:formProt w:val="0"/>
+          <w:docGrid w:linePitch="600" w:charSpace="32768"/>
+        </w:sectPr>
+      </w:pPr>
+    </w:p>
+    <w:p>
+      <w:pPr>
+        <w:keepNext/>
+        <w:widowControl w:val="0"/>
+        <w:spacing w:before="80"/>
+        <w:jc w:val="center"/>
+        <w:rPr>
+          <w:rFonts w:ascii="Antinoou" w:eastAsia="Antinoou" w:hAnsi="Antinoou" w:cs="Gentium"/>
+          <w:b/>
+          <w:bCs/>
+          <w:noProof/>
+          <w:sz w:val="32"/>
+          <w:szCs w:val="32"/>
+          <w:u w:val="single" w:color="00B050"/>
+          <w:lang w:val="am-ET" w:eastAsia="en-GB" w:bidi="he-IL"/>
+        </w:rPr>
+      </w:pPr>
+      <w:r>
+        <w:rPr>
+          <w:rFonts w:ascii="Antinoou" w:eastAsia="Antinoou" w:hAnsi="Antinoou" w:cs="Gentium"/>
+          <w:b/>
+          <w:bCs/>
+          <w:noProof/>
+          <w:sz w:val="32"/>
+          <w:szCs w:val="32"/>
+          <w:u w:color="00B050"/>
+          <w:lang w:val="am-ET" w:eastAsia="en-GB" w:bidi="he-IL"/>
+        </w:rPr>
+        <w:t>ⲕ︦ⲍ︦.</w:t>
+      </w:r>
+    </w:p>
+    <w:p>
+      <w:pPr>
+        <w:spacing w:before="80"/>
+        <w:jc w:val="both"/>
+        <w:rPr>
+          <w:rFonts w:ascii="Antinoou" w:eastAsia="Antinoou" w:hAnsi="Antinoou"/>
+          <w:bCs/>
+          <w:noProof/>
+          <w:color w:val="7030A0"/>
+          <w:sz w:val="26"/>
+          <w:szCs w:val="26"/>
+          <w:lang w:val="am-ET" w:eastAsia="en-GB" w:bidi="he-IL"/>
+        </w:rPr>
+      </w:pPr>
+      <w:r>
+        <w:rPr>
+          <w:rFonts w:ascii="Antinoou" w:eastAsia="Antinoou" w:hAnsi="Antinoou"/>
+          <w:bCs/>
+          <w:noProof/>
+          <w:color w:val="7030A0"/>
+          <w:sz w:val="26"/>
+          <w:szCs w:val="26"/>
+          <w:lang w:val="am-ET" w:eastAsia="en-GB" w:bidi="he-IL"/>
+        </w:rPr>
+        <w:t>ⲡⲓⲉ̀ⲡⲓⲥⲕⲟⲡⲟⲥ ⲓⲉ ⲡⲓⲡ̀ⲣⲉⲥⲃⲩⲧⲉⲣⲟⲥ ⲓⲛ ⲡⲓⲇⲓⲁ̀ⲕⲟⲛⲟⲥ ⲉⲩⲛⲁϩⲓⲟⲩⲓ̀ ⲉ̀ⲡⲓⲥⲧⲟⲥ ⲉⲩⲉⲣⲛⲟⲃⲓ ⲓⲉ ⲛ̀ⲑⲟϥ ϧⲉⲛ ⲁ̀ⲡⲓⲥⲧⲟⲥ ⲛ̀ⲣⲉϥϭⲓⲛ̀ϫⲟⲛⲥ ⲟⲩⲟϩ ⲉⲩⲟⲩⲱϣ ϩⲓⲧⲉⲛ ϩⲁⲛϩ̀ⲃⲏⲟⲩⲓ̀ ⲙ̀ⲡⲁⲓⲣⲏϯ ⲉⲑⲣⲉ ⲛⲓⲣⲱⲙⲓ ⲉⲣϩⲟϯ ⲛ̀ϧⲏⲧⲟⲩ ⲧⲉⲛⲟⲩⲁϩⲥⲁϩⲛⲓ ⲉⲑⲣⲟⲩⲕⲁⲑⲁⲓⲣⲟⲩ ⲙ̀ⲙⲱⲟⲩ ⲙ̀ⲡⲉ ⲡⲟ︦ⲥ︦ ⲅⲁⲣ ϯⲥ̀ⲃⲱ ⲛⲁⲛ ⲉ̀ⲫⲁⲓ ϧⲉⲛ ϩ̀ⲗⲓ ⲙ̀ⲙⲁ ⲁⲗⲗⲁ ⲛⲁⲩϩⲓⲟⲩⲓ̀ ⲉ̀ⲣⲟϥ ⲛ̀ⲑⲟϥ ⲇⲉ ⲛⲁϥⲥⲉⲙⲛⲟⲥ ⲛⲁⲩⲥⲁϩⲟⲩⲓ̀ ⲙ̀ⲙⲟϥ ⲙ̀ⲡⲉϥⲥⲁϩⲟⲩⲓ̀ ⲉϥϣⲉⲡϧⲓⲥⲓ ⲛ̀ϥ̀ϫⲱⲛⲧ ⲁⲛ ⲡⲉ.</w:t>
+      </w:r>
+    </w:p>
+    <w:p>
+      <w:pPr>
+        <w:rPr>
+          <w:noProof/>
+          <w:lang w:val="am-ET"/>
+        </w:rPr>
+        <w:sectPr>
+          <w:type w:val="continuous"/>
+          <w:pgSz w:w="16838" w:h="11906" w:orient="landscape"/>
+          <w:pgMar w:top="1418" w:right="1418" w:bottom="1418" w:left="1418" w:header="0" w:footer="0" w:gutter="0"/>
+          <w:cols w:space="720"/>
+          <w:formProt w:val="0"/>
+          <w:docGrid w:linePitch="600" w:charSpace="32768"/>
+        </w:sectPr>
+      </w:pPr>
+    </w:p>
+    <w:p>
+      <w:pPr>
+        <w:keepNext/>
+        <w:widowControl w:val="0"/>
+        <w:spacing w:before="80"/>
+        <w:jc w:val="center"/>
+        <w:rPr>
+          <w:rFonts w:ascii="Antinoou" w:eastAsia="Antinoou" w:hAnsi="Antinoou" w:cs="Gentium"/>
+          <w:b/>
+          <w:bCs/>
+          <w:noProof/>
+          <w:sz w:val="32"/>
+          <w:szCs w:val="32"/>
+          <w:u w:val="single" w:color="00B050"/>
+          <w:lang w:val="am-ET" w:eastAsia="en-GB" w:bidi="he-IL"/>
+        </w:rPr>
+      </w:pPr>
+      <w:r>
+        <w:rPr>
+          <w:rFonts w:ascii="Antinoou" w:eastAsia="Antinoou" w:hAnsi="Antinoou" w:cs="Gentium"/>
+          <w:b/>
+          <w:bCs/>
+          <w:noProof/>
+          <w:sz w:val="32"/>
+          <w:szCs w:val="32"/>
+          <w:u w:color="00B050"/>
+          <w:lang w:val="am-ET" w:eastAsia="en-GB" w:bidi="he-IL"/>
+        </w:rPr>
+        <w:t>ⲕ︦ⲏ︦.</w:t>
+      </w:r>
+    </w:p>
+    <w:p>
+      <w:pPr>
+        <w:spacing w:before="80"/>
+        <w:jc w:val="both"/>
+        <w:rPr>
+          <w:rFonts w:ascii="Antinoou" w:eastAsia="Antinoou" w:hAnsi="Antinoou"/>
+          <w:bCs/>
+          <w:noProof/>
+          <w:color w:val="7030A0"/>
+          <w:sz w:val="26"/>
+          <w:szCs w:val="26"/>
+          <w:lang w:val="am-ET" w:eastAsia="en-GB" w:bidi="he-IL"/>
+        </w:rPr>
+      </w:pPr>
+      <w:r>
+        <w:rPr>
+          <w:rFonts w:ascii="Antinoou" w:eastAsia="Antinoou" w:hAnsi="Antinoou"/>
+          <w:bCs/>
+          <w:noProof/>
+          <w:color w:val="7030A0"/>
+          <w:sz w:val="26"/>
+          <w:szCs w:val="26"/>
+          <w:lang w:val="am-ET" w:eastAsia="en-GB" w:bidi="he-IL"/>
+        </w:rPr>
+        <w:t>ⲉ̀ⲣⲉϣⲁⲛ ⲟⲩⲉ̀ⲡⲓⲥⲕⲟⲡⲟⲥ ⲓⲉ ⲟⲩⲡ̀ⲣⲉⲥⲃⲩⲧⲉⲣⲟⲥ ⲓⲉ ⲟⲩⲇⲓⲁ̀ⲕⲟⲛⲟⲥ ⲉ̀ⲁⲩⲕⲁⲑⲁⲓⲣⲟⲩ ⲙ̀ⲙⲟϥ ⲉ̀ϫⲉⲛ ϩⲁⲛⲉⲕⲗⲏⲙⲁ ⲉⲩⲟⲩⲟⲛϩ ⲉ̀ⲃⲟⲗ ⲉϥⲉⲣⲧⲟⲗⲙⲁⲛ ⲉ̀ⲓ̀ ⲉ̀ϧⲟⲩⲛ ⲓⲉ ⲉ̀ϭⲱϩ ϩⲱⲗⲟⲥ ⲉ̀ⲡ̀ⲧⲏⲣϥ ⲙ̀ⲡⲓϣⲱⲙϣⲓ ⲉ̀ⲧⲉ ⲛ̀ⲧⲟⲧϥ ⲛ̀ⲥⲏⲟⲩ ⲛⲓⲃⲉⲛ ⲉⲩⲛⲁϣⲁⲧ ⲫⲁⲓ ⲉ̀ⲃⲟⲗ ⲉ̀ϯⲉⲕⲕ̀ⲗⲏⲥⲓⲁ̀ ⲉ̀ⲡ̀ⲧⲏⲣϥ.</w:t>
+      </w:r>
+    </w:p>
+    <w:p>
+      <w:pPr>
+        <w:rPr>
+          <w:noProof/>
+          <w:lang w:val="am-ET"/>
+        </w:rPr>
+        <w:sectPr>
+          <w:type w:val="continuous"/>
+          <w:pgSz w:w="16838" w:h="11906" w:orient="landscape"/>
+          <w:pgMar w:top="1418" w:right="1418" w:bottom="1418" w:left="1418" w:header="0" w:footer="0" w:gutter="0"/>
+          <w:cols w:space="720"/>
+          <w:formProt w:val="0"/>
+          <w:docGrid w:linePitch="600" w:charSpace="32768"/>
+        </w:sectPr>
+      </w:pPr>
+    </w:p>
+    <w:p>
+      <w:pPr>
+        <w:keepNext/>
+        <w:widowControl w:val="0"/>
+        <w:spacing w:before="80"/>
+        <w:jc w:val="center"/>
+        <w:rPr>
+          <w:rFonts w:ascii="Antinoou" w:eastAsia="Antinoou" w:hAnsi="Antinoou" w:cs="Gentium"/>
+          <w:b/>
+          <w:bCs/>
+          <w:noProof/>
+          <w:sz w:val="32"/>
+          <w:szCs w:val="32"/>
+          <w:u w:val="single" w:color="00B050"/>
+          <w:lang w:val="am-ET" w:eastAsia="en-GB" w:bidi="he-IL"/>
+        </w:rPr>
+      </w:pPr>
+      <w:r>
+        <w:rPr>
+          <w:rFonts w:ascii="Antinoou" w:eastAsia="Antinoou" w:hAnsi="Antinoou" w:cs="Gentium"/>
+          <w:b/>
+          <w:bCs/>
+          <w:noProof/>
+          <w:sz w:val="32"/>
+          <w:szCs w:val="32"/>
+          <w:u w:color="00B050"/>
+          <w:lang w:val="am-ET" w:eastAsia="en-GB" w:bidi="he-IL"/>
+        </w:rPr>
+        <w:t>ⲕ︦ⲑ︦.</w:t>
+      </w:r>
+    </w:p>
+    <w:p>
+      <w:pPr>
+        <w:spacing w:before="80"/>
+        <w:jc w:val="both"/>
+        <w:rPr>
+          <w:rFonts w:ascii="Antinoou" w:eastAsia="Antinoou" w:hAnsi="Antinoou"/>
+          <w:bCs/>
+          <w:noProof/>
+          <w:color w:val="7030A0"/>
+          <w:sz w:val="26"/>
+          <w:szCs w:val="26"/>
+          <w:lang w:val="am-ET" w:eastAsia="en-GB" w:bidi="he-IL"/>
+        </w:rPr>
+      </w:pPr>
+      <w:r>
+        <w:rPr>
+          <w:rFonts w:ascii="Antinoou" w:eastAsia="Antinoou" w:hAnsi="Antinoou"/>
+          <w:bCs/>
+          <w:noProof/>
+          <w:color w:val="7030A0"/>
+          <w:sz w:val="26"/>
+          <w:szCs w:val="26"/>
+          <w:lang w:val="am-ET" w:eastAsia="en-GB" w:bidi="he-IL"/>
+        </w:rPr>
+        <w:t>ⲉ̀ϣⲱⲡ ⲁ̀ⲣⲉϣⲁⲛ ⲟⲩⲉ̀ⲡⲓⲥⲕⲟⲡⲟⲥ ⲓⲉ ⲟⲩⲇⲓⲁ̀ⲕⲟⲛⲟⲥ ⲉⲣⲟ︦ⲥ︦ ⲉ̀ⲫⲁⲓ ⲉ̀ⲝⲓⲱ̀ⲙⲁ ϩⲓⲧⲉⲛ ϩⲁⲛⲭ̀ⲣⲏⲙⲁ ⲓⲉ ⲟⲩⲡ̀ⲣⲉⲥⲃⲩⲧⲉⲣⲟⲥ ⲙⲁⲣⲟⲩⲕⲁⲑⲁⲓⲣⲟⲩ ⲙ̀ⲙⲟϥ ⲟⲩⲟϩ ⲛ̀ⲥⲁ ⲕⲁⲑⲁⲓⲧⲟⲩ ⲙ̀ⲫⲏⲉ̀ⲧⲁϥϯⲫⲱϣ ⲛⲁϥ ⲛ̀ⲥⲉϣ̀ⲧⲉⲙⲕⲟⲓⲛⲱⲛⲓⲛ ⲛⲉⲙⲁϥ ⲉ̀ⲡ̀ⲧⲏⲣϥ ⲙ̀ⲫ̀ⲣⲏϯ ⲉ̀ⲧⲁⲥϣⲱⲡⲓ ⲛ̀ⲥⲓⲙⲱⲛ ⲡⲓⲙⲁⲅⲟⲥ ⲉ̀ⲃⲟⲗϩⲓⲧⲟⲧ ⲉ̀ⲛⲟⲕ ⲡⲉⲧⲣⲟⲥ.</w:t>
+      </w:r>
+    </w:p>
+    <w:p>
+      <w:pPr>
+        <w:rPr>
+          <w:noProof/>
+          <w:lang w:val="am-ET"/>
+        </w:rPr>
+        <w:sectPr>
+          <w:type w:val="continuous"/>
+          <w:pgSz w:w="16838" w:h="11906" w:orient="landscape"/>
+          <w:pgMar w:top="1418" w:right="1418" w:bottom="1418" w:left="1418" w:header="0" w:footer="0" w:gutter="0"/>
+          <w:cols w:space="720"/>
+          <w:formProt w:val="0"/>
+          <w:docGrid w:linePitch="600" w:charSpace="32768"/>
+        </w:sectPr>
+      </w:pPr>
+    </w:p>
+    <w:p>
+      <w:pPr>
+        <w:keepNext/>
+        <w:widowControl w:val="0"/>
+        <w:spacing w:before="80"/>
+        <w:jc w:val="center"/>
+        <w:rPr>
+          <w:rFonts w:ascii="Antinoou" w:eastAsia="Antinoou" w:hAnsi="Antinoou" w:cs="Gentium"/>
+          <w:b/>
+          <w:bCs/>
+          <w:noProof/>
+          <w:sz w:val="32"/>
+          <w:szCs w:val="32"/>
+          <w:u w:val="single" w:color="00B050"/>
+          <w:lang w:val="am-ET" w:eastAsia="en-GB" w:bidi="he-IL"/>
+        </w:rPr>
+      </w:pPr>
+      <w:r>
+        <w:rPr>
+          <w:rFonts w:ascii="Antinoou" w:eastAsia="Antinoou" w:hAnsi="Antinoou" w:cs="Gentium"/>
+          <w:b/>
+          <w:bCs/>
+          <w:noProof/>
+          <w:sz w:val="32"/>
+          <w:szCs w:val="32"/>
+          <w:u w:color="00B050"/>
+          <w:lang w:val="am-ET" w:eastAsia="en-GB" w:bidi="he-IL"/>
+        </w:rPr>
+        <w:t>ⲗ︦.</w:t>
+      </w:r>
+    </w:p>
+    <w:p>
+      <w:pPr>
+        <w:spacing w:before="80"/>
+        <w:jc w:val="both"/>
+        <w:rPr>
+          <w:rFonts w:ascii="Antinoou" w:eastAsia="Antinoou" w:hAnsi="Antinoou"/>
+          <w:bCs/>
+          <w:noProof/>
+          <w:color w:val="7030A0"/>
+          <w:sz w:val="26"/>
+          <w:szCs w:val="26"/>
+          <w:lang w:val="am-ET" w:eastAsia="en-GB" w:bidi="he-IL"/>
+        </w:rPr>
+      </w:pPr>
+      <w:r>
+        <w:rPr>
+          <w:rFonts w:ascii="Antinoou" w:eastAsia="Antinoou" w:hAnsi="Antinoou"/>
+          <w:bCs/>
+          <w:noProof/>
+          <w:color w:val="7030A0"/>
+          <w:sz w:val="26"/>
+          <w:szCs w:val="26"/>
+          <w:lang w:val="am-ET" w:eastAsia="en-GB" w:bidi="he-IL"/>
+        </w:rPr>
+        <w:t>ⲉ̀ⲣⲉϣⲁⲛ ⲟⲩⲉ̀ⲡⲓⲥⲕⲟⲡⲟⲥ ⲉⲣⲭ̀ⲣⲓⲁ̀ ⲛ̀ϩⲁⲛⲁⲣⲭⲱⲛ ⲛ̀ⲧⲉ ⲡⲁⲓ ⲕⲟⲥⲙⲟⲥ ⲉϥⲉⲣⲟ︦ⲥ︦ ⲉ̀ϯⲉⲕⲕ̀ⲗⲏⲥⲓⲁ̀ ⲉ̀ⲃⲟⲗϩⲓⲧⲟⲧϥ ⲙⲁⲣⲟⲩϩⲓⲧϥ ⲉ̀ⲃⲟⲗ ⲛ̀ⲥⲉⲕⲁⲑⲁⲓⲣⲟⲩ ⲙ̀ⲙⲟϥ ⲛⲉⲙ ⲛⲏⲉⲧⲕⲟⲓⲛⲱⲛⲓⲛ ⲛⲉⲙⲁϥ ⲧⲏⲣⲟⲩ.</w:t>
+      </w:r>
+    </w:p>
+    <w:p>
+      <w:pPr>
+        <w:rPr>
+          <w:noProof/>
+          <w:lang w:val="am-ET"/>
+        </w:rPr>
+        <w:sectPr>
+          <w:type w:val="continuous"/>
+          <w:pgSz w:w="16838" w:h="11906" w:orient="landscape"/>
+          <w:pgMar w:top="1418" w:right="1418" w:bottom="1418" w:left="1418" w:header="0" w:footer="0" w:gutter="0"/>
+          <w:cols w:space="720"/>
+          <w:formProt w:val="0"/>
+          <w:docGrid w:linePitch="600" w:charSpace="32768"/>
+        </w:sectPr>
+      </w:pPr>
+    </w:p>
+    <w:p>
+      <w:pPr>
+        <w:keepNext/>
+        <w:widowControl w:val="0"/>
+        <w:spacing w:before="80"/>
+        <w:jc w:val="center"/>
+        <w:rPr>
+          <w:rFonts w:ascii="Antinoou" w:eastAsia="Antinoou" w:hAnsi="Antinoou" w:cs="Gentium"/>
+          <w:b/>
+          <w:bCs/>
+          <w:noProof/>
+          <w:sz w:val="32"/>
+          <w:szCs w:val="32"/>
+          <w:u w:val="single" w:color="00B050"/>
+          <w:lang w:val="am-ET" w:eastAsia="en-GB" w:bidi="he-IL"/>
+        </w:rPr>
+      </w:pPr>
+      <w:r>
+        <w:rPr>
+          <w:rFonts w:ascii="Antinoou" w:eastAsia="Antinoou" w:hAnsi="Antinoou" w:cs="Gentium"/>
+          <w:b/>
+          <w:bCs/>
+          <w:noProof/>
+          <w:sz w:val="32"/>
+          <w:szCs w:val="32"/>
+          <w:u w:color="00B050"/>
+          <w:lang w:val="am-ET" w:eastAsia="en-GB" w:bidi="he-IL"/>
+        </w:rPr>
+        <w:lastRenderedPageBreak/>
+        <w:t>ⲗ︦ⲁ︦.</w:t>
+      </w:r>
+    </w:p>
+    <w:p>
+      <w:pPr>
+        <w:spacing w:before="80"/>
+        <w:jc w:val="both"/>
+        <w:rPr>
+          <w:rFonts w:ascii="Antinoou" w:eastAsia="Antinoou" w:hAnsi="Antinoou"/>
+          <w:bCs/>
+          <w:noProof/>
+          <w:color w:val="7030A0"/>
+          <w:sz w:val="26"/>
+          <w:szCs w:val="26"/>
+          <w:lang w:val="am-ET" w:eastAsia="en-GB" w:bidi="he-IL"/>
+        </w:rPr>
+      </w:pPr>
+      <w:r>
+        <w:rPr>
+          <w:rFonts w:ascii="Antinoou" w:eastAsia="Antinoou" w:hAnsi="Antinoou"/>
+          <w:bCs/>
+          <w:noProof/>
+          <w:color w:val="7030A0"/>
+          <w:sz w:val="26"/>
+          <w:szCs w:val="26"/>
+          <w:lang w:val="am-ET" w:eastAsia="en-GB" w:bidi="he-IL"/>
+        </w:rPr>
+        <w:t>ⲉ̀ⲣⲉϣⲁⲛ ⲟⲩⲡ̀ⲣⲉⲥⲃⲩⲧⲉⲣⲟⲥ ⲕⲁⲧⲁ ⲫ̀ⲣⲟⲛⲓⲛ ⲙ̀ⲡⲉϥⲉ̀ⲡⲓⲥⲕⲟⲡⲟⲥ ⲛⲁϥⲥⲩⲛⲁⲅⲱⲅⲉ ϩⲓⲃⲟⲗ ⲟⲩⲟϩ ⲉϥⲑⲁⲙⲓⲟ̀ ⲛⲁϥⲛ̀ⲕⲉⲑⲩⲥⲓⲁⲥⲧⲏⲣⲓⲟⲛ ⲙ̀ⲡⲉϥⲭⲁ ϩ̀ⲗⲓ ⲛ̀ⲧⲁⲓⲟ̀ ⲙ̀ⲡⲉϥⲉ̀ⲡⲓⲥⲕⲟⲡⲟⲥ ⲓ̀ⲧⲉ ϧⲉⲛ ⲟⲩⲙⲉⲧⲣⲉϥϣⲉⲙϣⲉ ⲛⲟⲩϯ ⲓ̀ⲧⲉ ϧⲉⲛ ⲟⲩⲇⲓⲕⲉⲟ̀ⲥⲩⲛⲏ ⲙⲁⲣⲟⲩⲕⲁⲑⲁⲓⲣⲟⲩ ⲙ̀ⲙⲟϥ ϩⲱⲥ ⲙⲁⲓ ⲁⲣⲭⲏ ⲛ̀ⲑⲟϥ ⲛⲉⲙ ⲕ̀ⲗⲏⲣⲟⲥ ⲛⲓⲃⲉⲛ ⲉⲑⲛⲁⲟⲩⲁ̀ϩⲟⲩ ⲛ̀ⲥⲱϥ ⲟⲩⲇⲩⲣⲁⲛⲛⲟⲥ ⲅⲁⲣ ⲡⲉ ⲛⲓⲗⲁⲓ̀ⲕⲟⲥ ⲟⲛ ⲉⲑⲛⲁⲟⲩⲁ̀ϩⲟⲩ ⲛ̀ⲥⲱϥ ⲙⲁⲣⲟⲩϩⲓⲧⲟⲩ ⲉ̀ⲃⲟⲗ ⲫⲁⲓ ⲇⲉ ⲙⲁⲣⲉϥϣⲱⲡⲓ ⲙⲉⲛⲉⲛⲥⲁ ⲑ̀ⲣⲉ ⲡⲓⲉ̀ⲡⲓⲥⲕⲟⲡⲟⲥ ⲉⲣⲕⲱⲗⲓⲛ ⲙ̀ⲙⲟϥ ⲛ̀ⲟⲩⲥⲟⲡ ⲛⲉⲙ ⲃ︦ ⲓⲉ ⲅ︦.</w:t>
+      </w:r>
+    </w:p>
+    <w:p>
+      <w:pPr>
+        <w:rPr>
+          <w:noProof/>
+          <w:lang w:val="am-ET"/>
+        </w:rPr>
+        <w:sectPr>
+          <w:type w:val="continuous"/>
+          <w:pgSz w:w="16838" w:h="11906" w:orient="landscape"/>
+          <w:pgMar w:top="1418" w:right="1418" w:bottom="1418" w:left="1418" w:header="0" w:footer="0" w:gutter="0"/>
+          <w:cols w:space="720"/>
+          <w:formProt w:val="0"/>
+          <w:docGrid w:linePitch="600" w:charSpace="32768"/>
+        </w:sectPr>
+      </w:pPr>
+    </w:p>
+    <w:p>
+      <w:pPr>
+        <w:keepNext/>
+        <w:widowControl w:val="0"/>
+        <w:jc w:val="center"/>
+        <w:rPr>
+          <w:rFonts w:ascii="Antinoou" w:eastAsia="Antinoou" w:hAnsi="Antinoou" w:cs="Gentium"/>
+          <w:b/>
+          <w:bCs/>
+          <w:noProof/>
+          <w:sz w:val="32"/>
+          <w:szCs w:val="32"/>
+          <w:u w:val="single" w:color="00B050"/>
+          <w:lang w:val="am-ET" w:eastAsia="en-GB" w:bidi="he-IL"/>
+        </w:rPr>
+      </w:pPr>
+      <w:r>
+        <w:rPr>
+          <w:rFonts w:ascii="Antinoou" w:eastAsia="Antinoou" w:hAnsi="Antinoou" w:cs="Gentium"/>
+          <w:b/>
+          <w:bCs/>
+          <w:noProof/>
+          <w:sz w:val="32"/>
+          <w:szCs w:val="32"/>
+          <w:u w:color="00B050"/>
+          <w:lang w:val="am-ET" w:eastAsia="en-GB" w:bidi="he-IL"/>
+        </w:rPr>
+        <w:t>ⲗ︦ⲃ︦.</w:t>
+      </w:r>
+    </w:p>
+    <w:p>
+      <w:pPr>
+        <w:spacing w:before="80"/>
+        <w:jc w:val="both"/>
+        <w:rPr>
+          <w:rFonts w:ascii="Antinoou" w:eastAsia="Antinoou" w:hAnsi="Antinoou"/>
+          <w:bCs/>
+          <w:noProof/>
+          <w:color w:val="7030A0"/>
+          <w:sz w:val="26"/>
+          <w:szCs w:val="26"/>
+          <w:lang w:val="am-ET" w:eastAsia="en-GB" w:bidi="he-IL"/>
+        </w:rPr>
+      </w:pPr>
+      <w:r>
+        <w:rPr>
+          <w:rFonts w:ascii="Antinoou" w:eastAsia="Antinoou" w:hAnsi="Antinoou"/>
+          <w:bCs/>
+          <w:noProof/>
+          <w:color w:val="7030A0"/>
+          <w:sz w:val="26"/>
+          <w:szCs w:val="26"/>
+          <w:lang w:val="am-ET" w:eastAsia="en-GB" w:bidi="he-IL"/>
+        </w:rPr>
+        <w:t>ⲉ̀ⲣⲉϣⲁⲛ ⲟⲩⲉ̀ⲡⲓⲥⲕⲟⲡⲟⲥ ⲭⲁ ⲟⲩⲡ̀ⲣⲉⲥⲃⲩⲧⲉⲣⲟⲥ ϩⲉⲓ ⲉ̀ⲃⲟⲗ ⲓⲉ ⲟⲩⲇⲓⲁ̀ⲕⲟⲛⲟⲥ ⲛ̀ⲛⲉ ϩ̀ⲗⲓ ⲛ̀ⲉ̀ⲡⲓⲥⲕⲟⲡⲟⲥ ⲉ̀ϣ̀ⲭⲁϥ ⲉ̀ϧⲟⲩⲛ ⲏ̀ⲙⲏⲧⲓ ⲕⲁⲧⲁ ⲟⲩⲥⲱⲟⲩⲛ ⲛ̀ⲧⲉ ⲡⲓⲉ̀ⲡⲓⲥⲕⲟⲡⲟⲥ ⲉ̀ⲧⲁϥⲭⲁϥϩⲉⲓ ⲉ̀ⲃⲟⲗ ⲉϥⲙⲟⲩ.</w:t>
+      </w:r>
+    </w:p>
+    <w:p>
+      <w:pPr>
+        <w:rPr>
+          <w:noProof/>
+          <w:lang w:val="am-ET"/>
+        </w:rPr>
+        <w:sectPr>
+          <w:type w:val="continuous"/>
+          <w:pgSz w:w="16838" w:h="11906" w:orient="landscape"/>
+          <w:pgMar w:top="1418" w:right="1418" w:bottom="1418" w:left="1418" w:header="0" w:footer="0" w:gutter="0"/>
+          <w:cols w:space="720"/>
+          <w:formProt w:val="0"/>
+          <w:docGrid w:linePitch="600" w:charSpace="32768"/>
+        </w:sectPr>
+      </w:pPr>
+    </w:p>
+    <w:p>
+      <w:pPr>
+        <w:keepNext/>
+        <w:widowControl w:val="0"/>
+        <w:jc w:val="center"/>
+        <w:rPr>
+          <w:rFonts w:ascii="Antinoou" w:eastAsia="Antinoou" w:hAnsi="Antinoou" w:cs="Gentium"/>
+          <w:b/>
+          <w:bCs/>
+          <w:noProof/>
+          <w:sz w:val="32"/>
+          <w:szCs w:val="32"/>
+          <w:u w:val="single" w:color="00B050"/>
+          <w:lang w:val="am-ET" w:eastAsia="en-GB" w:bidi="he-IL"/>
+        </w:rPr>
+      </w:pPr>
+      <w:r>
+        <w:rPr>
+          <w:rFonts w:ascii="Antinoou" w:eastAsia="Antinoou" w:hAnsi="Antinoou" w:cs="Gentium"/>
+          <w:b/>
+          <w:bCs/>
+          <w:noProof/>
+          <w:sz w:val="32"/>
+          <w:szCs w:val="32"/>
+          <w:u w:color="00B050"/>
+          <w:lang w:val="am-ET" w:eastAsia="en-GB" w:bidi="he-IL"/>
+        </w:rPr>
+        <w:t>ⲗ︦ⲅ︦.</w:t>
+      </w:r>
+    </w:p>
+    <w:p>
+      <w:pPr>
+        <w:spacing w:before="80"/>
+        <w:jc w:val="both"/>
+        <w:rPr>
+          <w:rFonts w:ascii="Antinoou" w:eastAsia="Antinoou" w:hAnsi="Antinoou"/>
+          <w:bCs/>
+          <w:noProof/>
+          <w:color w:val="7030A0"/>
+          <w:sz w:val="26"/>
+          <w:szCs w:val="26"/>
+          <w:lang w:val="am-ET" w:eastAsia="en-GB" w:bidi="he-IL"/>
+        </w:rPr>
+      </w:pPr>
+      <w:r>
+        <w:rPr>
+          <w:rFonts w:ascii="Antinoou" w:eastAsia="Antinoou" w:hAnsi="Antinoou"/>
+          <w:bCs/>
+          <w:noProof/>
+          <w:color w:val="7030A0"/>
+          <w:sz w:val="26"/>
+          <w:szCs w:val="26"/>
+          <w:lang w:val="am-ET" w:eastAsia="en-GB" w:bidi="he-IL"/>
+        </w:rPr>
+        <w:t>ⲙ̀ⲡⲉⲣⲑ̀ⲣⲉ ϩ̀ⲗⲓ ϭⲓ ϩ̀ⲗⲓ ⲛ̀ⲉ̀ⲡⲓⲥⲕⲟⲡⲟⲥ ⲛ̀ϣⲉⲙⲙⲟ ⲉ̀ϧⲟⲩⲛ ⲓⲉ ⲡ̀ⲣⲉⲥⲃⲩⲧⲉⲣⲟⲥ ⲓⲉ ⲇⲓⲁ̀ⲕⲟⲛⲟⲥ ϩⲱⲥ ⲕ̀ⲗⲏⲣⲓⲕⲟⲥ ⲭⲱⲣⲓⲥ ⲥⲩⲛϩⲩⲥⲧⲁ ⲙ̀ⲙⲱⲟⲩ ⲉⲩϣⲁⲛⲓ̀ⲛⲓ ⲇⲉ ⲟⲛ ⲛ̀ϩⲁⲛⲥ̀ϧⲁⲓ ⲙⲁⲣⲟⲩⲁ̀ⲛⲁⲕ̀ⲣⲓⲛⲓⲛ ⲙ̀ⲙⲱⲟⲩ ⲟⲩⲟϩ ⲉ̀ϣⲱⲡ ⲁⲩϣⲁⲛ ϩⲁⲛⲣⲉϥⲓⲱⲓϣ ⲛⲉ ⲛ̀ϯⲙⲉⲑⲙⲏⲓ ⲙⲁⲣⲟⲩϭⲓⲧⲟⲩ ⲉ̀ϧⲟⲩⲛ ⲉ̀ϣⲱⲡ ⲇⲉ ⲙ̀ⲙⲟⲛ ⲉⲩⲛⲁⲭⲱⲣⲏⲍⲓⲛ ⲛ̀ⲛⲁ ϯⲭ̀ⲣⲓⲁ̀ ⲛ̀ⲥⲉϣ̀ⲧⲉⲙⲕⲟⲛⲱⲛⲓⲛ ⲛⲉⲙⲱⲟⲩ ⲟⲩⲟⲛ ⲟⲩⲙⲏϣ ⲅⲁⲣ ⲛ̀ϩⲱⲃ ϣⲟⲡ ⲙ̀ⲡⲁⲓⲣⲏϯ ⲕⲁⲧⲁ ⲟⲩⲥⲩⲛϩⲁⲣⲡⲁⲕⲏ.</w:t>
+      </w:r>
+    </w:p>
+    <w:p>
+      <w:pPr>
+        <w:rPr>
+          <w:noProof/>
+          <w:lang w:val="am-ET"/>
+        </w:rPr>
+        <w:sectPr>
+          <w:type w:val="continuous"/>
+          <w:pgSz w:w="16838" w:h="11906" w:orient="landscape"/>
+          <w:pgMar w:top="1418" w:right="1418" w:bottom="1418" w:left="1418" w:header="0" w:footer="0" w:gutter="0"/>
+          <w:cols w:space="720"/>
+          <w:formProt w:val="0"/>
+          <w:docGrid w:linePitch="600" w:charSpace="32768"/>
+        </w:sectPr>
+      </w:pPr>
+    </w:p>
+    <w:p>
+      <w:pPr>
+        <w:keepNext/>
+        <w:widowControl w:val="0"/>
+        <w:spacing w:before="80"/>
+        <w:jc w:val="center"/>
+        <w:rPr>
+          <w:rFonts w:ascii="Antinoou" w:eastAsia="Antinoou" w:hAnsi="Antinoou" w:cs="Gentium"/>
+          <w:b/>
+          <w:bCs/>
+          <w:noProof/>
+          <w:sz w:val="32"/>
+          <w:szCs w:val="32"/>
+          <w:u w:val="single" w:color="00B050"/>
+          <w:lang w:val="am-ET" w:eastAsia="en-GB" w:bidi="he-IL"/>
+        </w:rPr>
+      </w:pPr>
+      <w:r>
+        <w:rPr>
+          <w:rFonts w:ascii="Antinoou" w:eastAsia="Antinoou" w:hAnsi="Antinoou" w:cs="Gentium"/>
+          <w:b/>
+          <w:bCs/>
+          <w:noProof/>
+          <w:sz w:val="32"/>
+          <w:szCs w:val="32"/>
+          <w:u w:color="00B050"/>
+          <w:lang w:val="am-ET" w:eastAsia="en-GB" w:bidi="he-IL"/>
+        </w:rPr>
+        <w:t>ⲗ︦ⲇ︦.</w:t>
+      </w:r>
+    </w:p>
+    <w:p>
+      <w:pPr>
+        <w:spacing w:before="80"/>
+        <w:jc w:val="both"/>
+        <w:rPr>
+          <w:rFonts w:ascii="Antinoou" w:eastAsia="Antinoou" w:hAnsi="Antinoou"/>
+          <w:bCs/>
+          <w:noProof/>
+          <w:color w:val="7030A0"/>
+          <w:sz w:val="26"/>
+          <w:szCs w:val="26"/>
+          <w:lang w:val="am-ET" w:eastAsia="en-GB" w:bidi="he-IL"/>
+        </w:rPr>
+      </w:pPr>
+      <w:r>
+        <w:rPr>
+          <w:rFonts w:ascii="Antinoou" w:eastAsia="Antinoou" w:hAnsi="Antinoou"/>
+          <w:bCs/>
+          <w:noProof/>
+          <w:color w:val="7030A0"/>
+          <w:sz w:val="26"/>
+          <w:szCs w:val="26"/>
+          <w:lang w:val="am-ET" w:eastAsia="en-GB" w:bidi="he-IL"/>
+        </w:rPr>
+        <w:t>ⲛⲓⲉ̀ⲡⲓⲥⲕⲟⲡⲟⲥ ⲙ̀ⲡ̀ⲉⲑⲛⲟⲥ ⲡ̀ⲉⲑⲛⲟⲥ ⲡⲉⲧⲥ̀ϣⲉ ⲡⲉ ⲉ̀ⲣⲱⲟⲩ ⲉⲑⲣⲟⲩⲉ̀ⲙⲓ ϫⲉ ⲛⲓⲙ ⲡⲉⲧⲟⲓ ⲛ̀ϣⲟⲣⲏ ⲛ̀ϧⲏⲧⲟⲩ ⲛ̀ⲥⲉⲭⲁϥ ⲛⲱⲟⲩ ϩⲱⲥ ⲁ̀ⲫⲉ ⲟⲩⲟϩ ⲛⲥⲉϣ̀ⲧⲉⲙⲉⲣ ϩ̀ⲗⲓ ⲛ̀ϩⲱⲃ ⲭⲱⲣⲓⲥ ϯⲅ̀ⲛⲱⲙⲏ ⲙ̀ⲫⲏⲉ̀ⲧⲉⲙⲙⲁⲩ ⲙⲁⲣⲉ ⲡⲓⲟⲩⲁⲓ ⲡⲓⲟⲩⲁⲓ ⲉⲣ ⲛⲓϩ̀ⲃⲏⲩⲓ̀ ⲙ̀ⲙⲁⲩⲁⲧϥ ⲛⲁⲓ ⲉⲧⲉⲣⲛⲟϥⲓ ⲙ̀ⲡⲉϥⲑⲱϣ ⲟⲩⲟϩ ⲛⲓⲭⲱⲣⲁ ⲉⲧϣⲟⲡ ϧⲁ ⲧⲉϥⲉ̀ⲝⲟⲩⲥⲓⲁ̀ ⲁⲗⲗⲁ ⲟⲩⲇⲉ ⲛ̀ⲑⲟϥ ϩⲱϥ ⲟⲛ ⲫⲏⲉ̀ⲧ ⲁⲩⲕⲁⲑⲓⲥⲧⲁ ⲙ̀ⲙⲟϥ ⲛ̀ⲁ̀ⲫⲉ ⲉ̀ϫⲱⲟⲩ ⲛ̀ⲛⲉϥⲉⲣ ϩ̀ⲗⲓ ⲛ̀ϩⲱⲃ ⲙ̀ⲃⲉⲣⲓ ⲭⲱⲣⲓⲥ ⲧⲉⲅ̀ⲛⲱⲙⲏ ⲛ̀ⲛⲓⲉ̀ⲡⲓⲥⲕⲟⲡⲟⲥ ⲧⲏⲣⲟⲩ ⲡⲁⲓⲣⲏϯ ⲅⲁⲣ ⲉ̀ⲣⲉ ⲟⲩⲟ̀ⲙⲟⲛⲓⲁ̀ ⲛ̀ⲟⲩⲱⲧ ⲛⲁϣⲱⲡⲓ ⲟⲩⲟϩ ⲛ̀ⲧⲉ ⲫϯ ⲫⲓⲱⲧ ϭⲓⲱ̀ⲟⲩ ⲛⲉⲙ ⲡⲭ︦ⲥ︦ ⲓ︦ⲏ︦ⲥ︦ ⲛⲉⲙ ⲡⲓⲡⲛ︦ⲁ︦ ⲉ̀ⲑⲟⲩⲁⲃ.</w:t>
+      </w:r>
+    </w:p>
+    <w:p>
+      <w:pPr>
+        <w:rPr>
+          <w:noProof/>
+          <w:lang w:val="am-ET"/>
+        </w:rPr>
+        <w:sectPr>
+          <w:type w:val="continuous"/>
+          <w:pgSz w:w="16838" w:h="11906" w:orient="landscape"/>
+          <w:pgMar w:top="1418" w:right="1418" w:bottom="1418" w:left="1418" w:header="0" w:footer="0" w:gutter="0"/>
+          <w:cols w:space="720"/>
+          <w:formProt w:val="0"/>
+          <w:docGrid w:linePitch="600" w:charSpace="32768"/>
+        </w:sectPr>
+      </w:pPr>
+    </w:p>
+    <w:p>
+      <w:pPr>
+        <w:keepNext/>
+        <w:widowControl w:val="0"/>
+        <w:spacing w:before="80"/>
+        <w:jc w:val="center"/>
+        <w:rPr>
+          <w:rFonts w:ascii="Antinoou" w:eastAsia="Antinoou" w:hAnsi="Antinoou" w:cs="Gentium"/>
+          <w:b/>
+          <w:bCs/>
+          <w:noProof/>
+          <w:sz w:val="32"/>
+          <w:szCs w:val="32"/>
+          <w:u w:val="single" w:color="00B050"/>
+          <w:lang w:val="am-ET" w:eastAsia="en-GB" w:bidi="he-IL"/>
+        </w:rPr>
+      </w:pPr>
+      <w:r>
+        <w:rPr>
+          <w:rFonts w:ascii="Antinoou" w:eastAsia="Antinoou" w:hAnsi="Antinoou" w:cs="Gentium"/>
+          <w:b/>
+          <w:bCs/>
+          <w:noProof/>
+          <w:sz w:val="32"/>
+          <w:szCs w:val="32"/>
+          <w:u w:color="00B050"/>
+          <w:lang w:val="am-ET" w:eastAsia="en-GB" w:bidi="he-IL"/>
+        </w:rPr>
+        <w:t>ⲗ︦ⲉ︦.</w:t>
+      </w:r>
+    </w:p>
+    <w:p>
+      <w:pPr>
+        <w:spacing w:before="80"/>
+        <w:jc w:val="both"/>
+        <w:rPr>
+          <w:rFonts w:ascii="Antinoou" w:eastAsia="Antinoou" w:hAnsi="Antinoou"/>
+          <w:bCs/>
+          <w:noProof/>
+          <w:color w:val="7030A0"/>
+          <w:sz w:val="26"/>
+          <w:szCs w:val="26"/>
+          <w:lang w:val="am-ET" w:eastAsia="en-GB" w:bidi="he-IL"/>
+        </w:rPr>
+      </w:pPr>
+      <w:r>
+        <w:rPr>
+          <w:rFonts w:ascii="Antinoou" w:eastAsia="Antinoou" w:hAnsi="Antinoou"/>
+          <w:bCs/>
+          <w:noProof/>
+          <w:color w:val="7030A0"/>
+          <w:sz w:val="26"/>
+          <w:szCs w:val="26"/>
+          <w:lang w:val="am-ET" w:eastAsia="en-GB" w:bidi="he-IL"/>
+        </w:rPr>
+        <w:t>ⲙ̀ⲡⲉⲣⲑ̀ⲣⲉ ⲡⲓⲉ̀ⲡⲓⲥⲕⲟⲡⲟⲥ ⲉⲣⲧⲟⲗⲙⲁⲛ ⲉ̀ⲭⲓⲣⲟⲇⲟⲛⲓⲛ ⲥⲁⲃⲟⲗ ⲙ̀ⲡⲉϥⲑⲱϣ ⲉ̀ϩⲁⲛⲡⲟⲗⲓⲥ ⲓⲉ ϩⲁⲛⲭⲱⲣⲁ ⲛ̀ⲥⲉϩⲩⲡⲟⲕⲓⲥⲑⲁⲓ ⲛⲁϥ ⲉ̀ϣⲱⲡ ⲇⲉ ⲁⲩϣⲁⲛⲉⲗⲉⲅⲭⲏ ⲙ̀ⲙⲟϥ ϫⲉ ⲁϥⲉⲣ ⲫⲁⲓ ⲡⲁⲣⲁ ϯⲅ̀ⲛⲱⲙⲏ ⲙ̀ⲫⲏⲉⲧ ⲁ̀ⲙⲁϩⲧⲉ ⲉ̀ϫⲉⲛ ϯⲡⲟⲗⲓⲥ ⲉ̀ⲧⲉⲙⲙⲁⲩ ⲓⲉ ⲛⲓⲭⲱⲣⲁ ⲙⲁⲣⲟⲩⲕⲁⲑⲁⲓⲣⲟⲩ ⲙ̀ⲙⲟϥ ⲛ̀ⲑⲟϥ ⲛⲉⲙ ⲛⲏⲉ̀ⲧⲁϥⲭⲓⲣⲟⲇⲟⲛⲓⲛ ⲙ̀ⲙⲱⲟⲩ.</w:t>
+      </w:r>
+    </w:p>
+    <w:p>
+      <w:pPr>
+        <w:rPr>
+          <w:noProof/>
+          <w:lang w:val="am-ET"/>
+        </w:rPr>
+        <w:sectPr>
+          <w:type w:val="continuous"/>
+          <w:pgSz w:w="16838" w:h="11906" w:orient="landscape"/>
+          <w:pgMar w:top="1418" w:right="1418" w:bottom="1418" w:left="1418" w:header="0" w:footer="0" w:gutter="0"/>
+          <w:cols w:space="720"/>
+          <w:formProt w:val="0"/>
+          <w:docGrid w:linePitch="600" w:charSpace="32768"/>
+        </w:sectPr>
+      </w:pPr>
+    </w:p>
+    <w:p>
+      <w:pPr>
+        <w:keepNext/>
+        <w:widowControl w:val="0"/>
+        <w:spacing w:before="80"/>
+        <w:jc w:val="center"/>
+        <w:rPr>
+          <w:rFonts w:ascii="Antinoou" w:eastAsia="Antinoou" w:hAnsi="Antinoou" w:cs="Gentium"/>
+          <w:b/>
+          <w:bCs/>
+          <w:noProof/>
+          <w:sz w:val="32"/>
+          <w:szCs w:val="32"/>
+          <w:u w:val="single" w:color="00B050"/>
+          <w:lang w:val="am-ET" w:eastAsia="en-GB" w:bidi="he-IL"/>
+        </w:rPr>
+      </w:pPr>
+      <w:r>
+        <w:rPr>
+          <w:rFonts w:ascii="Antinoou" w:eastAsia="Antinoou" w:hAnsi="Antinoou" w:cs="Gentium"/>
+          <w:b/>
+          <w:bCs/>
+          <w:noProof/>
+          <w:sz w:val="32"/>
+          <w:szCs w:val="32"/>
+          <w:u w:color="00B050"/>
+          <w:lang w:val="am-ET" w:eastAsia="en-GB" w:bidi="he-IL"/>
+        </w:rPr>
+        <w:lastRenderedPageBreak/>
+        <w:t>ⲗ︦ⲋ︦.</w:t>
+      </w:r>
+    </w:p>
+    <w:p>
+      <w:pPr>
+        <w:spacing w:before="80"/>
+        <w:jc w:val="both"/>
+        <w:rPr>
+          <w:rFonts w:ascii="Antinoou" w:eastAsia="Antinoou" w:hAnsi="Antinoou"/>
+          <w:bCs/>
+          <w:noProof/>
+          <w:color w:val="7030A0"/>
+          <w:sz w:val="26"/>
+          <w:szCs w:val="26"/>
+          <w:lang w:val="am-ET" w:eastAsia="en-GB" w:bidi="he-IL"/>
+        </w:rPr>
+      </w:pPr>
+      <w:r>
+        <w:rPr>
+          <w:rFonts w:ascii="Antinoou" w:eastAsia="Antinoou" w:hAnsi="Antinoou"/>
+          <w:bCs/>
+          <w:noProof/>
+          <w:color w:val="7030A0"/>
+          <w:sz w:val="26"/>
+          <w:szCs w:val="26"/>
+          <w:lang w:val="am-ET" w:eastAsia="en-GB" w:bidi="he-IL"/>
+        </w:rPr>
+        <w:t>ⲉ̀ϣⲱⲡ ⲇⲉ ⲁⲩϣⲁⲛⲭⲓⲣⲟⲇⲟⲛⲓⲛ ⲛ̀ⲟⲩⲉ̀ⲡⲓⲥⲕⲟⲡⲟⲥ ⲛⲁϥϣ̀ⲧⲉⲙⲑⲱⲧⲛ̀ϩⲏⲧ ⲉ̀ⲭⲏ ϧⲉⲛ ⲟⲩⲗⲓⲧⲟⲩⲣⲅⲓⲁ̀ ⲓⲉ ⲉⲑⲣⲉϥϥⲓ ⲙ̀ⲫ̀ⲣⲱⲟⲩϣ ⲙ̀ⲡⲓⲗⲁⲟⲥ ⲉ̀ⲧⲁⲩⲧⲏⲓϥ ⲉ̀ⲧⲟⲧϥ ⲉⲩⲛⲁⲭⲁϥϩⲉⲓ ⲉ̀ⲃⲟⲗ ϣⲁⲧⲉϥⲑⲱⲧⲛ̀ϩⲏⲧ.</w:t>
+      </w:r>
+    </w:p>
+    <w:p>
+      <w:pPr>
+        <w:spacing w:before="80"/>
+        <w:jc w:val="both"/>
+        <w:rPr>
+          <w:rFonts w:ascii="Antinoou" w:eastAsia="Antinoou" w:hAnsi="Antinoou"/>
+          <w:bCs/>
+          <w:noProof/>
+          <w:color w:val="7030A0"/>
+          <w:sz w:val="26"/>
+          <w:szCs w:val="26"/>
+          <w:lang w:val="am-ET" w:eastAsia="en-GB" w:bidi="he-IL"/>
+        </w:rPr>
+      </w:pPr>
+      <w:r>
+        <w:rPr>
+          <w:rFonts w:ascii="Antinoou" w:eastAsia="Antinoou" w:hAnsi="Antinoou"/>
+          <w:bCs/>
+          <w:noProof/>
+          <w:color w:val="7030A0"/>
+          <w:sz w:val="26"/>
+          <w:szCs w:val="26"/>
+          <w:lang w:val="am-ET" w:eastAsia="en-GB" w:bidi="he-IL"/>
+        </w:rPr>
+        <w:t>ⲙⲁⲓⲣⲏϯ ⲟⲛ ⲡⲉⲡ̀ⲣⲉⲥⲃⲩⲧⲉⲣⲟⲥ ⲓⲉ ⲡⲓⲇⲓⲁ̀ⲕⲟⲛⲟⲥ ⲉ̀ϣⲱⲡ ⲇⲉ ⲁϥϣⲁⲛϣⲉⲛⲁϥ ⲛ̀ⲥⲉϣ̀ⲧⲉⲙⲭⲁϥ ⲉ̀ϧⲟⲩⲛ ⲙ̀ⲡⲁⲧⲉϥⲅ̀ⲛⲱⲙⲏ ⲁⲛ ⲡⲉ ⲫⲁⲓ ⲁⲗⲗⲁ ⲫⲁ ⲧ̀ⲕⲁⲕⲓⲁ̀ ⲙ̀ⲡⲓⲗⲁⲟⲥ ⲡⲉ ⲛ̀ⲑⲟϥ ⲟⲛ ⲙⲁⲣⲉϥⲭⲱ ⲉϥⲟⲓ ⲛ̀ⲉ̀ⲡⲓⲥⲕⲟⲡⲟⲥ ⲡⲓⲕ̀ⲗⲏⲣⲟⲥ ⲇⲉ ⲛ̀ϯⲡⲟⲗⲓⲥ ⲙⲁⲣⲟⲩⲭⲁⲩϩⲉⲓ ⲉ̀ⲃⲟⲗ ⲉ̀ⲃⲟⲗ ϫⲉ ⲙ̀ⲡⲟⲩⲉⲣⲣⲉϥϯⲥ̀ⲃⲱ ⲙ̀ⲡⲁⲓ ⲗⲁⲟⲥ ⲙ̀ⲡⲁⲓⲣⲏϯ ⲛ̀ⲛⲟⲩϫⲱⲗ ⲉ̀ⲃⲟⲗ.</w:t>
+      </w:r>
+    </w:p>
+    <w:p>
+      <w:pPr>
+        <w:rPr>
+          <w:noProof/>
+          <w:lang w:val="am-ET"/>
+        </w:rPr>
+        <w:sectPr>
+          <w:type w:val="continuous"/>
+          <w:pgSz w:w="16838" w:h="11906" w:orient="landscape"/>
+          <w:pgMar w:top="1418" w:right="1418" w:bottom="1418" w:left="1418" w:header="0" w:footer="0" w:gutter="0"/>
+          <w:cols w:space="720"/>
+          <w:formProt w:val="0"/>
+          <w:docGrid w:linePitch="600" w:charSpace="32768"/>
+        </w:sectPr>
+      </w:pPr>
+    </w:p>
+    <w:p>
+      <w:pPr>
+        <w:keepNext/>
+        <w:widowControl w:val="0"/>
+        <w:jc w:val="center"/>
+        <w:rPr>
+          <w:rFonts w:ascii="Antinoou" w:eastAsia="Antinoou" w:hAnsi="Antinoou" w:cs="Gentium"/>
+          <w:b/>
+          <w:bCs/>
+          <w:noProof/>
+          <w:sz w:val="32"/>
+          <w:szCs w:val="32"/>
+          <w:u w:val="single" w:color="00B050"/>
+          <w:lang w:val="am-ET" w:eastAsia="en-GB" w:bidi="he-IL"/>
+        </w:rPr>
+      </w:pPr>
+      <w:r>
+        <w:rPr>
+          <w:rFonts w:ascii="Antinoou" w:eastAsia="Antinoou" w:hAnsi="Antinoou" w:cs="Gentium"/>
+          <w:b/>
+          <w:bCs/>
+          <w:noProof/>
+          <w:sz w:val="32"/>
+          <w:szCs w:val="32"/>
+          <w:u w:color="00B050"/>
+          <w:lang w:val="am-ET" w:eastAsia="en-GB" w:bidi="he-IL"/>
+        </w:rPr>
+        <w:t>ⲗ︦ⲍ︦.</w:t>
+      </w:r>
+    </w:p>
+    <w:p>
+      <w:pPr>
+        <w:spacing w:before="80"/>
+        <w:jc w:val="both"/>
+        <w:rPr>
+          <w:rFonts w:ascii="Antinoou" w:eastAsia="Antinoou" w:hAnsi="Antinoou"/>
+          <w:bCs/>
+          <w:noProof/>
+          <w:color w:val="7030A0"/>
+          <w:sz w:val="26"/>
+          <w:szCs w:val="26"/>
+          <w:lang w:val="am-ET" w:eastAsia="en-GB" w:bidi="he-IL"/>
+        </w:rPr>
+      </w:pPr>
+      <w:r>
+        <w:rPr>
+          <w:rFonts w:ascii="Antinoou" w:eastAsia="Antinoou" w:hAnsi="Antinoou"/>
+          <w:bCs/>
+          <w:noProof/>
+          <w:color w:val="7030A0"/>
+          <w:sz w:val="26"/>
+          <w:szCs w:val="26"/>
+          <w:lang w:val="am-ET" w:eastAsia="en-GB" w:bidi="he-IL"/>
+        </w:rPr>
+        <w:t>ⲙⲁⲣⲉϥϣⲱⲡⲓ ⲛ̀ϫⲉ ⲡⲓϫⲓⲛⲑⲱⲟⲩϯ ⲛ̀ⲛⲓⲉ̀ⲡⲓⲥⲕⲟⲡⲟⲥ ⲛ̀ⲥⲟⲡ ⲃ︦ ⲕⲁⲧⲁ ⲣⲟⲙⲡⲓ ⲟⲩⲟϩ ⲙⲁⲣⲟⲩⲉⲣⲁ̀ⲛⲁⲕ̀ⲣⲓⲛⲓⲛ ⲛ̀ⲛⲟⲩⲉ̀ⲣⲏⲟⲩ ⲉⲑⲃⲉ ⲛⲓⲇⲟⲅⲙⲁ ⲛ̀ϯⲙⲉⲧⲣⲉϥϣⲉⲙϣⲉ ⲛⲟⲩϯ ⲟⲩⲟϩ ⲛ̀ⲥⲉⲃⲱⲗ ⲉ̀ⲃⲟⲗ ⲛ̀ⲛⲓⲁⲛⲧⲓⲗⲟⲅⲓⲁ̀ ⲉ̀ⲧⲉ ϣⲁⲩϣⲱⲡⲓ ϧⲉⲛ ϯⲉⲕⲕ̀ⲗⲏⲥⲓⲁ̀ ⲡ̀ϣⲟⲣⲡ ⲙⲉⲛ ⲙ̀ⲡ̀ϫⲓⲛⲑⲱⲟⲩϯ ⲉϥⲛⲁϣⲱⲡⲓ ϧⲉⲛ ⲑ̀ⲙⲁϩ ⲇ︦ ⲛ̀ⲉⲃⲇⲱⲙⲁⲥ ⲛ̀ϯⲡⲁⲛⲧⲏⲕⲟⲥⲧⲏ ⲫ̀ⲙⲁϩ ⲃ︦ ⲡⲉ ⲉϥⲛⲁϣⲱⲡⲓ ⲛ̀ⲥⲟⲩ ⲓ︦ⲃ︦ ⲙ̀ⲡⲁⲟ̀ⲡⲏ.</w:t>
+      </w:r>
+    </w:p>
+    <w:p>
+      <w:pPr>
+        <w:rPr>
+          <w:noProof/>
+          <w:lang w:val="am-ET"/>
+        </w:rPr>
+        <w:sectPr>
+          <w:type w:val="continuous"/>
+          <w:pgSz w:w="16838" w:h="11906" w:orient="landscape"/>
+          <w:pgMar w:top="1418" w:right="1418" w:bottom="1418" w:left="1418" w:header="0" w:footer="0" w:gutter="0"/>
+          <w:cols w:space="720"/>
+          <w:formProt w:val="0"/>
+          <w:docGrid w:linePitch="600" w:charSpace="32768"/>
+        </w:sectPr>
+      </w:pPr>
+    </w:p>
+    <w:p>
+      <w:pPr>
+        <w:keepNext/>
+        <w:widowControl w:val="0"/>
+        <w:jc w:val="center"/>
+        <w:rPr>
+          <w:rFonts w:ascii="Antinoou" w:eastAsia="Antinoou" w:hAnsi="Antinoou" w:cs="Gentium"/>
+          <w:b/>
+          <w:bCs/>
+          <w:noProof/>
+          <w:sz w:val="32"/>
+          <w:szCs w:val="32"/>
+          <w:u w:val="single" w:color="00B050"/>
+          <w:lang w:val="am-ET" w:eastAsia="en-GB" w:bidi="he-IL"/>
+        </w:rPr>
+      </w:pPr>
+      <w:r>
+        <w:rPr>
+          <w:rFonts w:ascii="Antinoou" w:eastAsia="Antinoou" w:hAnsi="Antinoou" w:cs="Gentium"/>
+          <w:b/>
+          <w:bCs/>
+          <w:noProof/>
+          <w:sz w:val="32"/>
+          <w:szCs w:val="32"/>
+          <w:u w:color="00B050"/>
+          <w:lang w:val="am-ET" w:eastAsia="en-GB" w:bidi="he-IL"/>
+        </w:rPr>
+        <w:t>ⲗ︦ⲏ︦.</w:t>
+      </w:r>
+    </w:p>
+    <w:p>
+      <w:pPr>
+        <w:spacing w:before="80"/>
+        <w:jc w:val="both"/>
+        <w:rPr>
+          <w:rFonts w:ascii="Antinoou" w:eastAsia="Antinoou" w:hAnsi="Antinoou"/>
+          <w:bCs/>
+          <w:noProof/>
+          <w:color w:val="7030A0"/>
+          <w:sz w:val="26"/>
+          <w:szCs w:val="26"/>
+          <w:lang w:val="am-ET" w:eastAsia="en-GB" w:bidi="he-IL"/>
+        </w:rPr>
+      </w:pPr>
+      <w:r>
+        <w:rPr>
+          <w:rFonts w:ascii="Antinoou" w:eastAsia="Antinoou" w:hAnsi="Antinoou"/>
+          <w:bCs/>
+          <w:noProof/>
+          <w:color w:val="7030A0"/>
+          <w:sz w:val="26"/>
+          <w:szCs w:val="26"/>
+          <w:lang w:val="am-ET" w:eastAsia="en-GB" w:bidi="he-IL"/>
+        </w:rPr>
+        <w:t>ⲛⲓϩ̀ⲃⲏⲟⲩⲓ̀ ⲧⲏⲣⲟⲩ ⲛ̀ϯⲉⲕⲕ̀ ⲙⲁⲣⲉ ⲡⲓⲉ̀ⲡⲓⲥⲕⲟⲡⲟⲥ ϥⲓ ⲙ̀ⲡⲟⲩⲣⲱⲟⲩϣ ⲟⲩⲟϩ ⲙⲁⲣⲉϥⲇⲓⲏ̀ⲕⲓⲛ ⲙ̀ⲙⲱⲟⲩ ϩⲱⲥ ⲉ̀ⲫϯ ⲡⲉⲧϫⲟⲩϣⲧ ⲉ̀ϫⲱϥ ⲙ̀ⲡⲉⲧⲥ̀ϣⲉ ⲉ̀ⲣⲟϥ ⲁⲛ ⲡⲉ ⲉⲑⲣⲉϥϥⲓ ϩ̀ⲗⲓ ⲛ̀ϧⲏⲧⲟⲩ ϩⲱⲥ ⲉⲩϩⲏⲟⲩ ⲛⲁϥ ⲙ̀ⲙⲁⲩⲁⲧϥ ⲡⲉ ⲓⲉ ⲉⲑⲣⲉϥⲭⲁⲣⲓⲍⲉⲥⲑⲉ ⲛ̀ⲃⲓⲉⲛⲭⲁⲓ ⲛ̀ⲧⲉ ⲫϯ ⲛ̀ⲛⲉϥⲥⲩⲅⲅⲉⲛⲏⲥ ⲉ̀ϣⲱⲡ ⲇⲉ ϩⲁⲛϩⲏⲕⲓ ⲙⲁⲣⲉϥⲭⲱⲣⲏⲍⲓⲛ ⲛⲱⲟⲩ ϩⲱⲥ ϩⲏⲕⲓ ⲁⲗⲗⲁ ⲙ̀ⲡⲉⲣⲑⲣⲉϥⲉⲣⲉ̀ϣⲱⲧ ϧⲉⲛ ⲛⲓϩ̀ⲗⲓ ⲛ̀ⲛⲁ ϯⲉⲕⲕ̀ⲗⲏⲥⲓⲁ̀ ⲛ̀ⲧ̀ⲗⲱⲓϫⲓ ⲛ̀ⲛⲏⲉ̀ⲧⲉⲙⲙⲁⲩ.</w:t>
+      </w:r>
+    </w:p>
+    <w:p>
+      <w:pPr>
+        <w:rPr>
+          <w:noProof/>
+          <w:lang w:val="am-ET"/>
+        </w:rPr>
+        <w:sectPr>
+          <w:type w:val="continuous"/>
+          <w:pgSz w:w="16838" w:h="11906" w:orient="landscape"/>
+          <w:pgMar w:top="1418" w:right="1418" w:bottom="1418" w:left="1418" w:header="0" w:footer="0" w:gutter="0"/>
+          <w:cols w:space="720"/>
+          <w:formProt w:val="0"/>
+          <w:docGrid w:linePitch="600" w:charSpace="32768"/>
+        </w:sectPr>
+      </w:pPr>
+    </w:p>
+    <w:p>
+      <w:pPr>
+        <w:keepNext/>
+        <w:widowControl w:val="0"/>
+        <w:spacing w:before="80"/>
+        <w:jc w:val="center"/>
+        <w:rPr>
+          <w:rFonts w:ascii="Antinoou" w:eastAsia="Antinoou" w:hAnsi="Antinoou" w:cs="Gentium"/>
+          <w:b/>
+          <w:bCs/>
+          <w:noProof/>
+          <w:sz w:val="32"/>
+          <w:szCs w:val="32"/>
+          <w:u w:val="single" w:color="00B050"/>
+          <w:lang w:val="am-ET" w:eastAsia="en-GB" w:bidi="he-IL"/>
+        </w:rPr>
+      </w:pPr>
+      <w:r>
+        <w:rPr>
+          <w:rFonts w:ascii="Antinoou" w:eastAsia="Antinoou" w:hAnsi="Antinoou" w:cs="Gentium"/>
+          <w:b/>
+          <w:bCs/>
+          <w:noProof/>
+          <w:sz w:val="32"/>
+          <w:szCs w:val="32"/>
+          <w:u w:color="00B050"/>
+          <w:lang w:val="am-ET" w:eastAsia="en-GB" w:bidi="he-IL"/>
+        </w:rPr>
+        <w:t>ⲗ︦ⲑ︦.</w:t>
+      </w:r>
+    </w:p>
+    <w:p>
+      <w:pPr>
+        <w:spacing w:before="80"/>
+        <w:jc w:val="both"/>
+        <w:rPr>
+          <w:rFonts w:ascii="Antinoou" w:eastAsia="Antinoou" w:hAnsi="Antinoou"/>
+          <w:bCs/>
+          <w:noProof/>
+          <w:color w:val="7030A0"/>
+          <w:sz w:val="26"/>
+          <w:szCs w:val="26"/>
+          <w:lang w:val="am-ET" w:eastAsia="en-GB" w:bidi="he-IL"/>
+        </w:rPr>
+      </w:pPr>
+      <w:r>
+        <w:rPr>
+          <w:rFonts w:ascii="Antinoou" w:eastAsia="Antinoou" w:hAnsi="Antinoou"/>
+          <w:bCs/>
+          <w:noProof/>
+          <w:color w:val="7030A0"/>
+          <w:sz w:val="26"/>
+          <w:szCs w:val="26"/>
+          <w:lang w:val="am-ET" w:eastAsia="en-GB" w:bidi="he-IL"/>
+        </w:rPr>
+        <w:t>ⲙ̀ⲡⲉⲣⲑ̀ⲣⲉ ⲡ̀ⲣⲉⲥⲃⲩⲧⲉⲣⲟⲥ ⲓⲉ ⲇⲓⲁ̀ⲕⲟⲛⲟⲥ ⲉⲣ ϩ̀ⲗⲓ ⲛ̀ϩⲱⲃ ⲭⲱⲣⲓⲥ ⲧ̀ⲅ̀ⲛⲱⲙⲏ ⲙ̀ⲡⲟⲩⲉ̀ⲡⲓⲥⲕⲟⲡⲟⲥ ⲛ̀ⲑⲟϥ ⲅⲁⲣ ⲡⲉ ⲉ̀ⲧⲁⲩⲡⲓⲥⲧⲉⲩⲓⲛ ⲛⲁϥ ⲉ̀ⲡ̀ⲗⲁⲟⲥ ⲙ̀ⲡⲟ︦ⲥ︦ ⲟⲩⲟϩ ⲛ̀ⲑⲟϥ ⲡⲉⲧⲛⲁϣⲱⲧ ⲙ̀ⲡ̀ⲥⲁϫⲓ ϩⲁ ⲛⲟⲩⲯⲩⲭⲏ.</w:t>
+      </w:r>
+    </w:p>
+    <w:p>
+      <w:pPr>
+        <w:rPr>
+          <w:noProof/>
+          <w:lang w:val="am-ET"/>
+        </w:rPr>
+        <w:sectPr>
+          <w:type w:val="continuous"/>
+          <w:pgSz w:w="16838" w:h="11906" w:orient="landscape"/>
+          <w:pgMar w:top="1418" w:right="1418" w:bottom="1418" w:left="1418" w:header="0" w:footer="0" w:gutter="0"/>
+          <w:cols w:space="720"/>
+          <w:formProt w:val="0"/>
+          <w:docGrid w:linePitch="600" w:charSpace="32768"/>
+        </w:sectPr>
+      </w:pPr>
+    </w:p>
+    <w:p>
+      <w:pPr>
+        <w:keepNext/>
+        <w:widowControl w:val="0"/>
+        <w:jc w:val="center"/>
+        <w:rPr>
+          <w:rFonts w:ascii="Antinoou" w:eastAsia="Antinoou" w:hAnsi="Antinoou" w:cs="Gentium"/>
+          <w:b/>
+          <w:bCs/>
+          <w:noProof/>
+          <w:sz w:val="32"/>
+          <w:szCs w:val="32"/>
+          <w:u w:val="single" w:color="00B050"/>
+          <w:lang w:val="am-ET" w:eastAsia="en-GB" w:bidi="he-IL"/>
+        </w:rPr>
+      </w:pPr>
+      <w:r>
+        <w:rPr>
+          <w:rFonts w:ascii="Antinoou" w:eastAsia="Antinoou" w:hAnsi="Antinoou" w:cs="Gentium"/>
+          <w:b/>
+          <w:bCs/>
+          <w:noProof/>
+          <w:sz w:val="32"/>
+          <w:szCs w:val="32"/>
+          <w:u w:color="00B050"/>
+          <w:lang w:val="am-ET" w:eastAsia="en-GB" w:bidi="he-IL"/>
+        </w:rPr>
+        <w:t>ⲙ︦.</w:t>
+      </w:r>
+    </w:p>
+    <w:p>
+      <w:pPr>
+        <w:spacing w:before="80"/>
+        <w:jc w:val="both"/>
+        <w:rPr>
+          <w:rFonts w:ascii="Antinoou" w:eastAsia="Antinoou" w:hAnsi="Antinoou"/>
+          <w:bCs/>
+          <w:noProof/>
+          <w:color w:val="7030A0"/>
+          <w:sz w:val="26"/>
+          <w:szCs w:val="26"/>
+          <w:lang w:val="am-ET" w:eastAsia="en-GB" w:bidi="he-IL"/>
+        </w:rPr>
+      </w:pPr>
+      <w:r>
+        <w:rPr>
+          <w:rFonts w:ascii="Antinoou" w:eastAsia="Antinoou" w:hAnsi="Antinoou"/>
+          <w:bCs/>
+          <w:noProof/>
+          <w:color w:val="7030A0"/>
+          <w:sz w:val="26"/>
+          <w:szCs w:val="26"/>
+          <w:lang w:val="am-ET" w:eastAsia="en-GB" w:bidi="he-IL"/>
+        </w:rPr>
+        <w:t xml:space="preserve">ⲉ̀ⲣⲉ ⲛⲓϩⲩⲡⲁⲧⲭⲟⲛⲧⲁ ⲙ̀ⲡⲓⲉ̀ⲡⲓⲥⲕⲟⲡⲟⲥ ⲉ̀ⲧⲉⲟⲩⲟⲛⲧⲁϥ ⲥⲟⲩ ⲙ̀ⲙⲁⲩ ⲛⲁⲟⲩⲱⲛϩ ⲉ̀ⲃⲟⲗ ⲉ̀ϣⲱⲡ ⲟⲩⲟⲛⲧⲁϥ ⲙ̀ⲙⲁⲩ ϩⲁⲣⲟϥ ⲙ̀ⲙⲁⲩⲁⲧϥ ⲟⲩⲟϩ ⲛ̀ⲧⲉ ⲛⲁ ⲡⲟ︦ⲥ︦ ⲟⲩⲱⲛϩ ⲉ̀ⲃⲟⲗ ϫⲉ ⲉ̀ⲣⲉϣⲁⲛ ⲡⲓⲉ̀ⲡⲓⲥⲕⲟⲡⲟⲥ ϥ̀ⲛⲁⲙⲟⲩ ϥ̀ⲛⲁⲉⲣⲟ︦ⲥ︦ ⲉ̀ⲛⲏⲉ̀ⲧⲉⲛⲟⲩϥ ⲛⲉ ⲉⲑⲣⲉϥⲁⲓϥ ⲙ̀ⲫⲏⲉ̀ⲧⲉϥⲟⲩⲁϣϥ ⲟⲩⲟϩ ⲛ̀ⲧⲉϣ̀ⲧⲉⲙⲛ̀ⲉⲛⲭⲁⲓ ⲙ̀ⲡⲓⲉ̀ⲡⲓⲥⲕⲟⲡⲟⲥ ⲥⲱⲣⲉⲙ </w:t>
+      </w:r>
+      <w:r>
+        <w:rPr>
+          <w:rFonts w:ascii="Antinoou" w:eastAsia="Antinoou" w:hAnsi="Antinoou"/>
+          <w:bCs/>
+          <w:noProof/>
+          <w:color w:val="7030A0"/>
+          <w:sz w:val="26"/>
+          <w:szCs w:val="26"/>
+          <w:lang w:val="am-ET" w:eastAsia="en-GB" w:bidi="he-IL"/>
+        </w:rPr>
+        <w:lastRenderedPageBreak/>
+        <w:t>ⲛ̀ⲧ̀ⲗⲱⲓϫⲓ ⲛ̀ⲛⲁ ϯⲉⲕⲕ̀ⲗⲏⲥⲓⲁ̀ ⲓⲉ ⲡⲟⲗⲗⲁⲕⲓⲥ ⲟⲩⲟⲛⲧⲉ ⲡⲓⲉ̀ⲡⲓⲥⲕⲟⲡⲟⲥ ⲥ̀ϩⲓⲙⲓ ϩⲓ ϣⲏⲣⲓ ⲓⲉ ⲥⲩⲅⲅⲉⲛⲏⲥ ⲓⲉ ⲃⲱⲕ ⲡ̀ⲇⲓⲕⲉⲟⲛ ⲅⲁⲣ ⲡⲉ ⲛⲁϩⲣⲉⲛ ⲫϯ ⲛⲉⲙ ⲛⲓⲣⲱⲙⲓ ⲉ̀ϣ̀ⲧⲉⲙⲑ̀ⲣⲉ ϯⲉⲕⲕ̀ⲗⲏⲥⲓⲁ̀ ϯⲁ̀ⲥⲟ ⲛ̀ⲛⲏⲉ̀ⲧⲉⲛⲟⲩⲥ ⲛⲉ ⲉⲑⲃⲉ ϫⲉ ⲛ̀ⲥⲉⲥⲱⲟⲩⲛ ⲁⲛ ϫⲉ ⲁϣ ⲛⲉ ⲛⲁ ⲡⲓⲉ̀ⲡⲓⲥⲕⲟⲡⲟⲥ ⲟⲩⲇⲉ ⲟⲛ ⲉ̀ϣ̀ⲧⲉⲙⲑⲣⲟⲩⲇⲩⲙⲉⲩⲓ̀ ⲙ̀ⲡⲓⲉ̀ⲡⲓⲥⲕⲟⲡⲟⲥ ⲓⲉ ⲛⲉϥⲥⲩⲅⲅⲉⲛⲏⲥ ⲛ̀ⲧ̀ⲗⲱⲓϫⲓ ⲛ̀ⲛⲁ ϯⲉⲕⲕ̀ⲗⲏⲥⲓⲁ̀ ⲟⲩⲟϩ ⲛ̀ⲧⲉ ⲛⲏⲉⲧⲏⲡ ⲉ̀ⲣⲟϥ ⲉ̀ⲓ̀ ⲉ̀ϩ̀ⲣⲏⲓ ϧⲉⲛ ⲟⲩⲛⲓϣϯ ⲛ̀ϧⲓⲥⲓ ⲛ̀ⲥⲉϫⲉⲟⲩⲁ̀ ⲉ̀ⲡⲉϥⲙⲱⲟⲩⲧ.</w:t>
+      </w:r>
+    </w:p>
+    <w:p>
+      <w:pPr>
+        <w:rPr>
+          <w:noProof/>
+          <w:lang w:val="am-ET"/>
+        </w:rPr>
+        <w:sectPr>
+          <w:type w:val="continuous"/>
+          <w:pgSz w:w="16838" w:h="11906" w:orient="landscape"/>
+          <w:pgMar w:top="1418" w:right="1418" w:bottom="1418" w:left="1418" w:header="0" w:footer="0" w:gutter="0"/>
+          <w:cols w:space="720"/>
+          <w:formProt w:val="0"/>
+          <w:docGrid w:linePitch="600" w:charSpace="32768"/>
+        </w:sectPr>
+      </w:pPr>
+    </w:p>
+    <w:p>
+      <w:pPr>
+        <w:keepNext/>
+        <w:widowControl w:val="0"/>
+        <w:spacing w:before="80"/>
+        <w:jc w:val="center"/>
+        <w:rPr>
+          <w:rFonts w:ascii="Antinoou" w:eastAsia="Antinoou" w:hAnsi="Antinoou" w:cs="Gentium"/>
+          <w:b/>
+          <w:bCs/>
+          <w:noProof/>
+          <w:sz w:val="32"/>
+          <w:szCs w:val="32"/>
+          <w:u w:val="single" w:color="00B050"/>
+          <w:lang w:val="am-ET" w:eastAsia="en-GB" w:bidi="he-IL"/>
+        </w:rPr>
+      </w:pPr>
+      <w:r>
+        <w:rPr>
+          <w:rFonts w:ascii="Antinoou" w:eastAsia="Antinoou" w:hAnsi="Antinoou" w:cs="Gentium"/>
+          <w:b/>
+          <w:bCs/>
+          <w:noProof/>
+          <w:sz w:val="32"/>
+          <w:szCs w:val="32"/>
+          <w:u w:color="00B050"/>
+          <w:lang w:val="am-ET" w:eastAsia="en-GB" w:bidi="he-IL"/>
+        </w:rPr>
+        <w:t>ⲙ︦ⲁ︦.</w:t>
+      </w:r>
+    </w:p>
+    <w:p>
+      <w:pPr>
+        <w:spacing w:before="80"/>
+        <w:jc w:val="both"/>
+        <w:rPr>
+          <w:rFonts w:ascii="Antinoou" w:eastAsia="Antinoou" w:hAnsi="Antinoou"/>
+          <w:bCs/>
+          <w:noProof/>
+          <w:color w:val="7030A0"/>
+          <w:sz w:val="26"/>
+          <w:szCs w:val="26"/>
+          <w:lang w:val="am-ET" w:eastAsia="en-GB" w:bidi="he-IL"/>
+        </w:rPr>
+      </w:pPr>
+      <w:r>
+        <w:rPr>
+          <w:rFonts w:ascii="Antinoou" w:eastAsia="Antinoou" w:hAnsi="Antinoou"/>
+          <w:bCs/>
+          <w:noProof/>
+          <w:color w:val="7030A0"/>
+          <w:sz w:val="26"/>
+          <w:szCs w:val="26"/>
+          <w:lang w:val="am-ET" w:eastAsia="en-GB" w:bidi="he-IL"/>
+        </w:rPr>
+        <w:t>ⲧⲉⲛⲟⲗⲩⲁϩⲥⲁϩⲛⲓ ⲇⲉ ⲉⲑⲣⲉ ⲡⲓⲉ̀ⲡⲓⲥⲕⲟⲡⲟⲥ ⲉⲣⲟ︦ⲥ︦ ⲉ̀ϯⲉⲕⲕ̀ⲗⲏⲥⲓⲁ̀ ⲛⲉⲙ ⲛⲉⲥϩ̀ⲃⲏⲟⲩⲓ̀ ⲓⲥϫⲉ ⲁⲩⲡⲓⲥⲧⲉⲩⲉ̀ ⲅⲁⲣ ⲛⲁϥ ⲉ̀ⲛⲓⲯⲩⲭⲏ ⲉⲧⲧⲁⲓⲏⲟⲩⲧ ⲛ̀ⲛⲓⲣⲱⲙⲓ ⲟⲩϩⲟⲩⲟ̀ ⲟⲩⲛ ⲉ̀ⲛⲓⲭ̀ⲣⲏⲙⲁ ⲉⲑⲣⲟⲩⲧⲏⲓⲧⲟⲩ ⲉ̀ⲧⲟⲧϥ ϩⲱⲥ ⲇⲉ ⲉⲑⲣⲉϥϩⲓⲟⲓⲕⲓⲛ ⲙ̀ⲙⲱⲟⲩ ⲧⲏⲣⲟⲩ ⲕⲁⲧⲁ ⲡⲉϥⲟⲩⲁϩⲥⲁϩⲛⲓ ⲉϥⲭⲱⲣⲏⲍⲓⲛ ⲛ̀ⲛⲏⲉⲧϣⲁⲧ ⲉ̀ⲃⲟⲗ ⲛ̀ϧⲏⲧⲟⲩ ϩⲓⲧⲉⲛ ⲛⲓⲡ̀ⲣⲉⲥⲃⲩⲧⲉⲣⲟⲥ ⲛⲉⲙ ⲛⲓⲇⲓⲁ̀ⲕⲟⲛⲟⲥ ϧⲉⲛ ⲟⲩϩⲟϯ ⲛ̀ⲧⲉ ⲫϯ ⲛⲉⲙ ⲟⲩⲥ̀ⲑⲉⲣⲧⲉⲣ ⲉϥϭⲓ ⲇⲉ ϩⲱϥ ⲉ̀ⲃⲟⲗ ⲛ̀ϧⲏⲧⲟⲩ ⲛ̀ⲛⲏⲉ̀ⲧⲉϥⲉⲣⲭ̀ⲣⲓⲁ̀ ⲛⲱⲟⲩ ⲉ̀ϣⲱⲡ ⲣⲱ ϩⲱⲗⲟⲥ ϥ̀ⲉⲣⲭ̀ⲣⲓⲁ̀ ⲟⲩⲟϩ ϥ̀ϭⲓ ϩ̀ⲗⲓ ⲉ̀ⲣⲟϥ ⲉⲑⲃⲉ ϯⲭ̀ⲣⲓⲁ̀ ⲛ̀ⲛⲓⲥ̀ⲛⲏⲟⲩ ⲛ̀ϣⲉⲙⲙⲟ ⲉⲑⲛⲁϫⲱⲓⲗⲓ ⲉ̀ⲣⲟϥ ϩⲱⲥ ⲇⲉ ⲉ̀ϣ̀ⲧⲉⲙⲑ̀ⲣⲟⲩϣⲁⲧ ⲛ̀ϩ̀ⲗⲓ ⲕⲁⲧⲁ ϩ̀ⲗⲓ ⲛ̀ⲥ̀ⲙⲟⲧ ⲡ̀ⲛⲟⲙⲟⲥ ⲅⲁⲣ ⲙ̀ⲫϯ ⲟⲩⲁϩⲥⲁϩⲛⲓ ⲉⲑⲣⲉ ⲛⲏⲉⲧⲥ̀ⲣⲟϥⲧ ⲉ̀ⲡⲓⲑⲩⲥⲓⲁⲥⲧⲏⲣⲓⲟⲛ ⲟⲩⲱⲙ ⲉ̀ⲃⲟⲗϧⲉⲛ ⲡⲓⲑⲩⲥⲓⲁⲥⲧⲏⲣⲓⲟⲛ ⲉ̀ⲡⲓⲇⲏ ⲙ̀ⲙⲟⲛ ϩ̀ⲗⲓ ⲙ̀ⲙⲁⲧⲟⲓ ⲙⲓϣⲓ ⲟⲩⲃⲉ ⲛⲓϫⲁϫⲓ ⲙ̀ⲡⲟⲩⲣⲟ ϧⲉⲛ ⲛⲉϥⲟ̀ⲯⲱⲛⲓⲟⲛ ⲙ̀ⲙⲓⲛ ⲙ̀ⲙⲟϥ.</w:t>
+      </w:r>
+    </w:p>
+    <w:p>
+      <w:pPr>
+        <w:rPr>
+          <w:noProof/>
+          <w:lang w:val="am-ET"/>
+        </w:rPr>
+        <w:sectPr>
+          <w:type w:val="continuous"/>
+          <w:pgSz w:w="16838" w:h="11906" w:orient="landscape"/>
+          <w:pgMar w:top="1418" w:right="1418" w:bottom="1418" w:left="1418" w:header="0" w:footer="0" w:gutter="0"/>
+          <w:cols w:space="720"/>
+          <w:formProt w:val="0"/>
+          <w:docGrid w:linePitch="600" w:charSpace="32768"/>
+        </w:sectPr>
+      </w:pPr>
+    </w:p>
+    <w:p>
+      <w:pPr>
+        <w:keepNext/>
+        <w:widowControl w:val="0"/>
+        <w:jc w:val="center"/>
+        <w:rPr>
+          <w:rFonts w:ascii="Antinoou" w:eastAsia="Antinoou" w:hAnsi="Antinoou" w:cs="Gentium"/>
+          <w:b/>
+          <w:bCs/>
+          <w:noProof/>
+          <w:sz w:val="32"/>
+          <w:szCs w:val="32"/>
+          <w:u w:val="single" w:color="00B050"/>
+          <w:lang w:val="am-ET" w:eastAsia="en-GB" w:bidi="he-IL"/>
+        </w:rPr>
+      </w:pPr>
+      <w:r>
+        <w:rPr>
+          <w:rFonts w:ascii="Antinoou" w:eastAsia="Antinoou" w:hAnsi="Antinoou" w:cs="Gentium"/>
+          <w:b/>
+          <w:bCs/>
+          <w:noProof/>
+          <w:sz w:val="32"/>
+          <w:szCs w:val="32"/>
+          <w:u w:color="00B050"/>
+          <w:lang w:val="am-ET" w:eastAsia="en-GB" w:bidi="he-IL"/>
+        </w:rPr>
+        <w:t>ⲙ︦ⲃ︦.</w:t>
+      </w:r>
+    </w:p>
+    <w:p>
+      <w:pPr>
+        <w:spacing w:before="80"/>
+        <w:jc w:val="both"/>
+        <w:rPr>
+          <w:rFonts w:ascii="Antinoou" w:eastAsia="Antinoou" w:hAnsi="Antinoou"/>
+          <w:bCs/>
+          <w:noProof/>
+          <w:color w:val="7030A0"/>
+          <w:sz w:val="26"/>
+          <w:szCs w:val="26"/>
+          <w:lang w:val="am-ET" w:eastAsia="en-GB" w:bidi="he-IL"/>
+        </w:rPr>
+      </w:pPr>
+      <w:r>
+        <w:rPr>
+          <w:rFonts w:ascii="Antinoou" w:eastAsia="Antinoou" w:hAnsi="Antinoou"/>
+          <w:bCs/>
+          <w:noProof/>
+          <w:color w:val="7030A0"/>
+          <w:sz w:val="26"/>
+          <w:szCs w:val="26"/>
+          <w:lang w:val="am-ET" w:eastAsia="en-GB" w:bidi="he-IL"/>
+        </w:rPr>
+        <w:t>ⲡⲓⲉ̀ⲡⲓⲥⲕⲟⲡⲟⲥ ⲓⲉ ⲡ̀ⲣⲉⲥⲃⲩⲧⲉⲣⲟⲥ ⲓⲉ ⲡⲓⲇⲓⲁ̀ⲕⲟⲛⲟⲥ ⲉⲧⲥ̀ⲣⲟϥⲧ ⲉ̀ϩⲁⲛⲧⲁⲗⲃⲁ ⲛⲉⲙ ϩⲁⲛϫⲉⲣϫⲉⲣ ⲛⲉⲙ ϩⲁⲛⲑⲓϧⲓ ⲉϥⲗⲟ ⲛ̀ϧⲏⲧⲟⲩ ⲓⲉ ⲕⲁⲑⲁⲓⲣⲟⲩ ⲙ̀ⲙⲟϥ.</w:t>
+      </w:r>
+    </w:p>
+    <w:p>
+      <w:pPr>
+        <w:rPr>
+          <w:noProof/>
+          <w:lang w:val="am-ET"/>
+        </w:rPr>
+        <w:sectPr>
+          <w:type w:val="continuous"/>
+          <w:pgSz w:w="16838" w:h="11906" w:orient="landscape"/>
+          <w:pgMar w:top="1418" w:right="1418" w:bottom="1418" w:left="1418" w:header="0" w:footer="0" w:gutter="0"/>
+          <w:cols w:space="720"/>
+          <w:formProt w:val="0"/>
+          <w:docGrid w:linePitch="600" w:charSpace="32768"/>
+        </w:sectPr>
+      </w:pPr>
+    </w:p>
+    <w:p>
+      <w:pPr>
+        <w:keepNext/>
+        <w:widowControl w:val="0"/>
+        <w:spacing w:before="80"/>
+        <w:jc w:val="center"/>
+        <w:rPr>
+          <w:rFonts w:ascii="Antinoou" w:eastAsia="Antinoou" w:hAnsi="Antinoou" w:cs="Gentium"/>
+          <w:b/>
+          <w:bCs/>
+          <w:noProof/>
+          <w:sz w:val="32"/>
+          <w:szCs w:val="32"/>
+          <w:u w:val="single" w:color="00B050"/>
+          <w:lang w:val="am-ET" w:eastAsia="en-GB" w:bidi="he-IL"/>
+        </w:rPr>
+      </w:pPr>
+      <w:r>
+        <w:rPr>
+          <w:rFonts w:ascii="Antinoou" w:eastAsia="Antinoou" w:hAnsi="Antinoou" w:cs="Gentium"/>
+          <w:b/>
+          <w:bCs/>
+          <w:noProof/>
+          <w:sz w:val="32"/>
+          <w:szCs w:val="32"/>
+          <w:u w:color="00B050"/>
+          <w:lang w:val="am-ET" w:eastAsia="en-GB" w:bidi="he-IL"/>
+        </w:rPr>
+        <w:t>ⲙ︦ⲅ︦.</w:t>
+      </w:r>
+    </w:p>
+    <w:p>
+      <w:pPr>
+        <w:spacing w:before="80"/>
+        <w:jc w:val="both"/>
+        <w:rPr>
+          <w:rFonts w:ascii="Antinoou" w:eastAsia="Antinoou" w:hAnsi="Antinoou"/>
+          <w:bCs/>
+          <w:noProof/>
+          <w:color w:val="7030A0"/>
+          <w:sz w:val="26"/>
+          <w:szCs w:val="26"/>
+          <w:lang w:val="am-ET" w:eastAsia="en-GB" w:bidi="he-IL"/>
+        </w:rPr>
+      </w:pPr>
+      <w:r>
+        <w:rPr>
+          <w:rFonts w:ascii="Antinoou" w:eastAsia="Antinoou" w:hAnsi="Antinoou"/>
+          <w:bCs/>
+          <w:noProof/>
+          <w:color w:val="7030A0"/>
+          <w:sz w:val="26"/>
+          <w:szCs w:val="26"/>
+          <w:lang w:val="am-ET" w:eastAsia="en-GB" w:bidi="he-IL"/>
+        </w:rPr>
+        <w:t>ⲡⲓϩⲩⲡⲟⲇⲓⲁ̀ⲕⲟⲛⲟⲥ ⲇⲉ ⲟⲛ ⲓⲉ ⲡⲓⲁ̀ⲛⲁⲅ̀ⲛⲱⲥⲧⲏⲥ ⲓⲉ ⲡⲓⲯⲁⲗⲙⲱⲇⲟⲥ ⲉⲑⲁⲓ̀ⲣⲓ ⲙ̀ⲡⲁⲓⲣⲏϯ ⲙⲁⲣⲟⲩⲗⲟ ⲓⲉ ⲙⲁⲣⲟⲩϩⲓⲧⲟⲩ ⲉ̀ⲃⲟⲗ ϩⲱⲙⲁⲓⲟⲥ ⲟⲛ ⲡ̀ⲗⲁⲓ̀ⲕⲟⲥ ⲕⲁⲧⲁ ⲡⲁⲓⲣⲏϯ.</w:t>
+      </w:r>
+    </w:p>
+    <w:p>
+      <w:pPr>
+        <w:rPr>
+          <w:noProof/>
+          <w:lang w:val="am-ET"/>
+        </w:rPr>
+        <w:sectPr>
+          <w:type w:val="continuous"/>
+          <w:pgSz w:w="16838" w:h="11906" w:orient="landscape"/>
+          <w:pgMar w:top="1418" w:right="1418" w:bottom="1418" w:left="1418" w:header="0" w:footer="0" w:gutter="0"/>
+          <w:cols w:space="720"/>
+          <w:formProt w:val="0"/>
+          <w:docGrid w:linePitch="600" w:charSpace="32768"/>
+        </w:sectPr>
+      </w:pPr>
+    </w:p>
+    <w:p>
+      <w:pPr>
+        <w:keepNext/>
+        <w:widowControl w:val="0"/>
+        <w:jc w:val="center"/>
+        <w:rPr>
+          <w:rFonts w:ascii="Antinoou" w:eastAsia="Antinoou" w:hAnsi="Antinoou" w:cs="Gentium"/>
+          <w:b/>
+          <w:bCs/>
+          <w:noProof/>
+          <w:sz w:val="32"/>
+          <w:szCs w:val="32"/>
+          <w:u w:val="single" w:color="00B050"/>
+          <w:lang w:val="am-ET" w:eastAsia="en-GB" w:bidi="he-IL"/>
+        </w:rPr>
+      </w:pPr>
+      <w:r>
+        <w:rPr>
+          <w:rFonts w:ascii="Antinoou" w:eastAsia="Antinoou" w:hAnsi="Antinoou" w:cs="Gentium"/>
+          <w:b/>
+          <w:bCs/>
+          <w:noProof/>
+          <w:sz w:val="32"/>
+          <w:szCs w:val="32"/>
+          <w:u w:color="00B050"/>
+          <w:lang w:val="am-ET" w:eastAsia="en-GB" w:bidi="he-IL"/>
+        </w:rPr>
+        <w:t>ⲙ︦ⲇ︦.</w:t>
+      </w:r>
+    </w:p>
+    <w:p>
+      <w:pPr>
+        <w:spacing w:before="80"/>
+        <w:jc w:val="both"/>
+        <w:rPr>
+          <w:rFonts w:ascii="Antinoou" w:eastAsia="Antinoou" w:hAnsi="Antinoou"/>
+          <w:bCs/>
+          <w:noProof/>
+          <w:color w:val="7030A0"/>
+          <w:sz w:val="26"/>
+          <w:szCs w:val="26"/>
+          <w:lang w:val="am-ET" w:eastAsia="en-GB" w:bidi="he-IL"/>
+        </w:rPr>
+      </w:pPr>
+      <w:r>
+        <w:rPr>
+          <w:rFonts w:ascii="Antinoou" w:eastAsia="Antinoou" w:hAnsi="Antinoou"/>
+          <w:bCs/>
+          <w:noProof/>
+          <w:color w:val="7030A0"/>
+          <w:sz w:val="26"/>
+          <w:szCs w:val="26"/>
+          <w:lang w:val="am-ET" w:eastAsia="en-GB" w:bidi="he-IL"/>
+        </w:rPr>
+        <w:t>ⲡⲓⲉ̀ⲡⲓⲥⲕⲟⲡⲟⲥ ⲟⲉ ⲡⲓⲡ̀ⲣⲉⲥⲃⲩⲧⲉⲣⲟⲥ ⲓⲉ ⲡⲓⲇⲓⲁ̀ⲕⲟⲛⲟⲥ ⲉⲑⲛⲁϣⲉⲧ ⲛⲏⲉⲧⲭ̀ⲣⲉⲱⲥⲧⲏⲥ ⲛⲁϥ ⲙ̀ⲙⲏⲥⲓ ⲙⲁⲣⲟⲩϩⲓⲧⲟⲩ ⲉ̀ⲃⲟⲗ.</w:t>
+      </w:r>
+    </w:p>
+    <w:p>
+      <w:pPr>
+        <w:rPr>
+          <w:noProof/>
+          <w:lang w:val="am-ET"/>
+        </w:rPr>
+        <w:sectPr>
+          <w:type w:val="continuous"/>
+          <w:pgSz w:w="16838" w:h="11906" w:orient="landscape"/>
+          <w:pgMar w:top="1418" w:right="1418" w:bottom="1418" w:left="1418" w:header="0" w:footer="0" w:gutter="0"/>
+          <w:cols w:space="720"/>
+          <w:formProt w:val="0"/>
+          <w:docGrid w:linePitch="600" w:charSpace="32768"/>
+        </w:sectPr>
+      </w:pPr>
+    </w:p>
+    <w:p>
+      <w:pPr>
+        <w:keepNext/>
+        <w:widowControl w:val="0"/>
+        <w:spacing w:before="80"/>
+        <w:jc w:val="center"/>
+        <w:rPr>
+          <w:rFonts w:ascii="Antinoou" w:eastAsia="Antinoou" w:hAnsi="Antinoou" w:cs="Gentium"/>
+          <w:b/>
+          <w:bCs/>
+          <w:noProof/>
+          <w:sz w:val="32"/>
+          <w:szCs w:val="32"/>
+          <w:u w:val="single" w:color="00B050"/>
+          <w:lang w:val="am-ET" w:eastAsia="en-GB" w:bidi="he-IL"/>
+        </w:rPr>
+      </w:pPr>
+      <w:r>
+        <w:rPr>
+          <w:rFonts w:ascii="Antinoou" w:eastAsia="Antinoou" w:hAnsi="Antinoou" w:cs="Gentium"/>
+          <w:b/>
+          <w:bCs/>
+          <w:noProof/>
+          <w:sz w:val="32"/>
+          <w:szCs w:val="32"/>
+          <w:u w:color="00B050"/>
+          <w:lang w:val="am-ET" w:eastAsia="en-GB" w:bidi="he-IL"/>
+        </w:rPr>
+        <w:t>ⲙ︦ⲉ︦.</w:t>
+      </w:r>
+    </w:p>
+    <w:p>
+      <w:pPr>
+        <w:spacing w:before="80"/>
+        <w:jc w:val="both"/>
+        <w:rPr>
+          <w:rFonts w:ascii="Antinoou" w:eastAsia="Antinoou" w:hAnsi="Antinoou"/>
+          <w:bCs/>
+          <w:noProof/>
+          <w:color w:val="7030A0"/>
+          <w:sz w:val="26"/>
+          <w:szCs w:val="26"/>
+          <w:lang w:val="am-ET" w:eastAsia="en-GB" w:bidi="he-IL"/>
+        </w:rPr>
+      </w:pPr>
+      <w:r>
+        <w:rPr>
+          <w:rFonts w:ascii="Antinoou" w:eastAsia="Antinoou" w:hAnsi="Antinoou"/>
+          <w:bCs/>
+          <w:noProof/>
+          <w:color w:val="7030A0"/>
+          <w:sz w:val="26"/>
+          <w:szCs w:val="26"/>
+          <w:lang w:val="am-ET" w:eastAsia="en-GB" w:bidi="he-IL"/>
+        </w:rPr>
+        <w:t>ⲡⲓⲉ̀ⲡⲓⲥⲕⲟⲡⲟⲥ ⲓⲉ ⲡⲓⲡ̀ⲣⲉⲥⲃⲩⲧⲉⲣⲟⲥ ⲓⲉ ⲡⲓⲇⲓⲁ̀ⲕⲟⲛⲟⲥ ⲉⲑⲛⲁϣ̀ⲗⲏⲗ ⲛⲉⲙ ⲛⲓϩⲉⲣⲉⲧⲓⲕⲟⲥ ⲙⲁⲣⲟⲩⲕⲥⲁⲩϩⲉⲓ ⲉ̀ⲃⲟⲗ ⲉ̀ϣⲱⲡ ⲇⲉ ⲁⲩϣⲁⲛⲓ̀ⲣⲓ ⲙ̀ⲫⲁⲓ ⲉⲑⲣⲟⲩϣⲉⲙϣⲓ ϩⲱⲥ ⲕ̀ⲗⲏⲣⲓⲕⲟⲥ ⲙⲁⲣⲟⲩⲕⲁⲑⲁⲓⲣⲟⲩ ⲙ̀ⲙⲱⲟⲩ.</w:t>
+      </w:r>
+    </w:p>
+    <w:p>
+      <w:pPr>
+        <w:rPr>
+          <w:noProof/>
+          <w:lang w:val="am-ET"/>
+        </w:rPr>
+        <w:sectPr>
+          <w:type w:val="continuous"/>
+          <w:pgSz w:w="16838" w:h="11906" w:orient="landscape"/>
+          <w:pgMar w:top="1418" w:right="1418" w:bottom="1418" w:left="1418" w:header="0" w:footer="0" w:gutter="0"/>
+          <w:cols w:space="720"/>
+          <w:formProt w:val="0"/>
+          <w:docGrid w:linePitch="600" w:charSpace="32768"/>
+        </w:sectPr>
+      </w:pPr>
+    </w:p>
+    <w:p>
+      <w:pPr>
+        <w:keepNext/>
+        <w:widowControl w:val="0"/>
+        <w:spacing w:before="120"/>
+        <w:jc w:val="center"/>
+        <w:rPr>
+          <w:rFonts w:ascii="Antinoou" w:eastAsia="Antinoou" w:hAnsi="Antinoou" w:cs="Gentium"/>
+          <w:b/>
+          <w:bCs/>
+          <w:noProof/>
+          <w:sz w:val="32"/>
+          <w:szCs w:val="32"/>
+          <w:u w:val="single" w:color="00B050"/>
+          <w:lang w:val="am-ET" w:eastAsia="en-GB" w:bidi="he-IL"/>
+        </w:rPr>
+      </w:pPr>
+      <w:r>
+        <w:rPr>
+          <w:rFonts w:ascii="Antinoou" w:eastAsia="Antinoou" w:hAnsi="Antinoou" w:cs="Gentium"/>
+          <w:b/>
+          <w:bCs/>
+          <w:noProof/>
+          <w:sz w:val="32"/>
+          <w:szCs w:val="32"/>
+          <w:u w:color="00B050"/>
+          <w:lang w:val="am-ET" w:eastAsia="en-GB" w:bidi="he-IL"/>
+        </w:rPr>
+        <w:lastRenderedPageBreak/>
+        <w:t>ⲙ︦ⲋ︦.</w:t>
+      </w:r>
+    </w:p>
+    <w:p>
+      <w:pPr>
+        <w:spacing w:before="120"/>
+        <w:jc w:val="both"/>
+        <w:rPr>
+          <w:rFonts w:ascii="Antinoou" w:eastAsia="Antinoou" w:hAnsi="Antinoou"/>
+          <w:bCs/>
+          <w:noProof/>
+          <w:color w:val="7030A0"/>
+          <w:sz w:val="26"/>
+          <w:szCs w:val="26"/>
+          <w:lang w:val="am-ET" w:eastAsia="en-GB" w:bidi="he-IL"/>
+        </w:rPr>
+      </w:pPr>
+      <w:r>
+        <w:rPr>
+          <w:rFonts w:ascii="Antinoou" w:eastAsia="Antinoou" w:hAnsi="Antinoou"/>
+          <w:bCs/>
+          <w:noProof/>
+          <w:color w:val="7030A0"/>
+          <w:sz w:val="26"/>
+          <w:szCs w:val="26"/>
+          <w:lang w:val="am-ET" w:eastAsia="en-GB" w:bidi="he-IL"/>
+        </w:rPr>
+        <w:t>ⲡⲓⲉ̀ⲡⲓⲥⲕⲟⲡⲟⲥ ⲓⲉ ⲡⲓⲡ̀ⲣⲉⲥⲃⲩⲧⲉⲣⲟⲥ ⲓⲉ ⲡⲓⲇⲓⲁ̀ⲕⲟⲛⲟⲥ ⲉⲑⲛⲁϣⲉⲛⲱⲟⲩ ⲉ̀ⲡ̀ⲃⲁⲡⲧⲓⲥⲙⲁ ⲛ̀ⲛⲓϩⲉⲣⲉⲧⲓⲕⲟⲥ ⲙⲁⲣⲟⲩⲕⲁⲑⲁⲓⲣⲟⲩ ⲙ̀ⲙⲱⲟⲩ ⲓⲉ ⲧⲟⲩⲑⲩⲥⲓⲁ̀ ⲁϣ ⲅⲁⲣ ⲧⲉ ⲧ̀ⲕⲟⲓⲛⲱⲛⲓⲁ̀ ⲙ̀ⲡⲭ︦ⲥ︦ ⲛⲉⲙ ⲃⲉⲗⲓⲁⲣ ⲓⲉ ⲁϣ ⲡⲉ ⲫ̀ⲙⲉⲣⲟⲥ ⲛ̀ⲟⲩⲡⲓⲥⲧⲟⲥ ⲛⲉⲙ ⲟⲩⲁ̀ⲡⲓⲥⲧⲟⲥ.</w:t>
+      </w:r>
+    </w:p>
+    <w:p>
+      <w:pPr>
+        <w:spacing w:before="240"/>
+        <w:jc w:val="center"/>
+        <w:rPr>
+          <w:rFonts w:ascii="Antinoou" w:eastAsia="Antinoou" w:hAnsi="Antinoou"/>
           <w:bCs/>
           <w:i/>
           <w:iCs/>
-          <w:sz w:val="28"/>
-        </w:rPr>
-        <w:t xml:space="preserve">We </w:t>
-      </w:r>
-      <w:r>
-        <w:rPr>
+          <w:sz w:val="26"/>
+          <w:szCs w:val="26"/>
+          <w:lang w:eastAsia="en-GB" w:bidi="he-IL"/>
+        </w:rPr>
+      </w:pPr>
+      <w:r>
+        <w:rPr>
+          <w:rFonts w:ascii="Antinoou" w:eastAsia="Antinoou" w:hAnsi="Antinoou"/>
           <w:bCs/>
           <w:i/>
           <w:iCs/>
-          <w:sz w:val="28"/>
-        </w:rPr>
-        <w:t xml:space="preserve">are currently working on encoding the </w:t>
-      </w:r>
-      <w:r>
-        <w:rPr>
+          <w:sz w:val="26"/>
+          <w:szCs w:val="26"/>
+          <w:lang w:eastAsia="en-GB" w:bidi="he-IL"/>
+        </w:rPr>
+        <w:t>[Canons 47 thru 50 are not present in the Coptic text.]</w:t>
+      </w:r>
+    </w:p>
+    <w:p>
+      <w:pPr>
+        <w:rPr>
+          <w:noProof/>
+          <w:lang w:val="am-ET"/>
+        </w:rPr>
+        <w:sectPr>
+          <w:type w:val="continuous"/>
+          <w:pgSz w:w="16838" w:h="11906" w:orient="landscape"/>
+          <w:pgMar w:top="1418" w:right="1418" w:bottom="1418" w:left="1418" w:header="0" w:footer="0" w:gutter="0"/>
+          <w:cols w:space="720"/>
+          <w:formProt w:val="0"/>
+          <w:docGrid w:linePitch="600" w:charSpace="32768"/>
+        </w:sectPr>
+      </w:pPr>
+    </w:p>
+    <w:p>
+      <w:pPr>
+        <w:keepNext/>
+        <w:widowControl w:val="0"/>
+        <w:spacing w:before="120"/>
+        <w:jc w:val="center"/>
+        <w:rPr>
+          <w:rFonts w:ascii="Antinoou" w:eastAsia="Antinoou" w:hAnsi="Antinoou" w:cs="Gentium"/>
+          <w:b/>
+          <w:bCs/>
+          <w:noProof/>
+          <w:sz w:val="32"/>
+          <w:szCs w:val="32"/>
+          <w:u w:val="single" w:color="00B050"/>
+          <w:lang w:val="am-ET" w:eastAsia="en-GB" w:bidi="he-IL"/>
+        </w:rPr>
+      </w:pPr>
+      <w:r>
+        <w:rPr>
+          <w:rFonts w:ascii="Antinoou" w:eastAsia="Antinoou" w:hAnsi="Antinoou" w:cs="Gentium"/>
+          <w:b/>
+          <w:bCs/>
+          <w:noProof/>
+          <w:sz w:val="32"/>
+          <w:szCs w:val="32"/>
+          <w:u w:color="00B050"/>
+          <w:lang w:val="am-ET" w:eastAsia="en-GB" w:bidi="he-IL"/>
+        </w:rPr>
+        <w:t>ⲛ︦ⲁ︦.</w:t>
+      </w:r>
+    </w:p>
+    <w:p>
+      <w:pPr>
+        <w:spacing w:before="120"/>
+        <w:jc w:val="both"/>
+        <w:rPr>
+          <w:rFonts w:ascii="Antinoou" w:eastAsia="Antinoou" w:hAnsi="Antinoou"/>
+          <w:bCs/>
+          <w:noProof/>
+          <w:color w:val="7030A0"/>
+          <w:sz w:val="26"/>
+          <w:szCs w:val="26"/>
+          <w:lang w:val="am-ET" w:eastAsia="en-GB" w:bidi="he-IL"/>
+        </w:rPr>
+      </w:pPr>
+      <w:r>
+        <w:rPr>
+          <w:rFonts w:ascii="Antinoou" w:eastAsia="Antinoou" w:hAnsi="Antinoou"/>
+          <w:bCs/>
+          <w:noProof/>
+          <w:color w:val="7030A0"/>
+          <w:sz w:val="26"/>
+          <w:szCs w:val="26"/>
+          <w:lang w:val="am-ET" w:eastAsia="en-GB" w:bidi="he-IL"/>
+        </w:rPr>
+        <w:t>ⲉ̀ⲣⲉϣⲁⲛ ⲟⲩⲉ̀ⲡⲓⲥⲕⲟⲡⲟⲥ ⲓⲉ ⲟⲩⲡ̀ⲣⲉⲥⲃⲩⲧⲉⲣⲟⲥ ⲓⲉ ⲟⲩⲇⲓⲁ̀ⲕⲟⲛⲟⲥ ⲓⲉ ⲕⲉⲟⲩⲁⲓ ϩⲱⲗⲟⲥ ϧⲉⲛ ⲛⲓⲕ̀ⲗⲏⲣⲟⲥ ⲛ̀ϯⲙⲉⲧⲟⲩⲏⲃ ⲥⲉⲥⲱϥ ⲙ̀ⲡⲓⲅⲁⲙⲟⲥ ⲃⲉⲙ ϩⲁⲛⲁϥ ⲓⲉ ⲟⲩⲏⲣⲡ ⲉⲑⲃⲉ ⲁⲥⲕⲏⲥⲓⲥ ⲁⲛ ⲁⲗⲗⲁ ϩⲱⲥ ϩⲁⲛⲁ̀ⲕⲁⲑⲁⲣⲧⲟⲛ ⲛⲉ ⲉ̀ⲁϥⲉⲣⲡⲱⲃϣ ⲙ̀ⲫⲏⲉⲧⲥⲏϧ ϫⲉ ⲁϥⲛⲁⲩ ⲛ̀ϫⲉ ⲫϯ ⲉ̀ⲉⲛⲭⲁⲓⲛⲓⲃⲉⲛ ⲉ̀ⲧⲁϥⲑⲁⲙⲓⲱⲟⲩ ⲟⲩⲟϩ ϫⲉ ⲓⲥ ϩⲏⲡⲡⲉ ⲉ̀ⲛⲁⲛⲉⲩ ⲉ̀ⲙⲁϣⲱ ⲡⲁⲗⲓⲛ ⲟⲛ ϫⲉ ⲁ̀ ⲫϯ ⲑⲁⲙⲓⲉ̀ ⲫ̀ⲣⲱⲙⲓ ⲟⲩϩⲟⲟⲩⲧ ⲛⲉⲙ ⲟⲩⲥ̀ϩⲓⲙⲓ ⲟⲩⲟϩ ⲡⲁⲓⲣⲏϯ ⲉϥϫⲉⲟⲩⲁ̀ ⲉϥϣⲱϣϥ ⲙ̀ⲡ̀ⲑⲁⲙⲓⲟ̀ ⲙ̀ⲫϯ ⲙⲁⲣⲟⲩⲇⲓⲟⲣⲑⲟⲩ ⲙ̀ⲙⲟϥ ⲓⲉ ⲙⲁⲣⲟⲩⲕⲁⲑⲁⲓⲣⲟⲩ ⲙ̀ⲙⲟϥ ⲛ̀ⲥⲉⲛⲟϫϥ ⲉ̀ⲃⲟⲗϧⲉⲛ ϯⲉⲕⲕ̀ⲗⲏⲥⲓⲁ̀ ⲑⲁⲓ ⲟⲛ ⲧⲉ ⲙ̀ⲫ̀ⲣⲏϯ ⲙ̀ⲡⲓⲗⲁⲓ̀ⲕⲟⲥ.</w:t>
+      </w:r>
+    </w:p>
+    <w:p>
+      <w:pPr>
+        <w:rPr>
+          <w:noProof/>
+          <w:lang w:val="am-ET"/>
+        </w:rPr>
+        <w:sectPr>
+          <w:type w:val="continuous"/>
+          <w:pgSz w:w="16838" w:h="11906" w:orient="landscape"/>
+          <w:pgMar w:top="1418" w:right="1418" w:bottom="1418" w:left="1418" w:header="0" w:footer="0" w:gutter="0"/>
+          <w:cols w:space="720"/>
+          <w:formProt w:val="0"/>
+          <w:docGrid w:linePitch="600" w:charSpace="32768"/>
+        </w:sectPr>
+      </w:pPr>
+    </w:p>
+    <w:p>
+      <w:pPr>
+        <w:keepNext/>
+        <w:widowControl w:val="0"/>
+        <w:spacing w:before="120"/>
+        <w:jc w:val="center"/>
+        <w:rPr>
+          <w:rFonts w:ascii="Antinoou" w:eastAsia="Antinoou" w:hAnsi="Antinoou" w:cs="Gentium"/>
+          <w:b/>
+          <w:bCs/>
+          <w:noProof/>
+          <w:sz w:val="32"/>
+          <w:szCs w:val="32"/>
+          <w:u w:val="single" w:color="00B050"/>
+          <w:lang w:val="am-ET" w:eastAsia="en-GB" w:bidi="he-IL"/>
+        </w:rPr>
+      </w:pPr>
+      <w:r>
+        <w:rPr>
+          <w:rFonts w:ascii="Antinoou" w:eastAsia="Antinoou" w:hAnsi="Antinoou" w:cs="Gentium"/>
+          <w:b/>
+          <w:bCs/>
+          <w:noProof/>
+          <w:sz w:val="32"/>
+          <w:szCs w:val="32"/>
+          <w:u w:color="00B050"/>
+          <w:lang w:val="am-ET" w:eastAsia="en-GB" w:bidi="he-IL"/>
+        </w:rPr>
+        <w:t>ⲛ︦ⲃ︦.</w:t>
+      </w:r>
+    </w:p>
+    <w:p>
+      <w:pPr>
+        <w:spacing w:before="120"/>
+        <w:jc w:val="both"/>
+        <w:rPr>
+          <w:rFonts w:ascii="Antinoou" w:eastAsia="Antinoou" w:hAnsi="Antinoou"/>
+          <w:bCs/>
+          <w:noProof/>
+          <w:color w:val="7030A0"/>
+          <w:sz w:val="26"/>
+          <w:szCs w:val="26"/>
+          <w:lang w:val="am-ET" w:eastAsia="en-GB" w:bidi="he-IL"/>
+        </w:rPr>
+      </w:pPr>
+      <w:r>
+        <w:rPr>
+          <w:rFonts w:ascii="Antinoou" w:eastAsia="Antinoou" w:hAnsi="Antinoou"/>
+          <w:bCs/>
+          <w:noProof/>
+          <w:color w:val="7030A0"/>
+          <w:sz w:val="26"/>
+          <w:szCs w:val="26"/>
+          <w:lang w:val="am-ET" w:eastAsia="en-GB" w:bidi="he-IL"/>
+        </w:rPr>
+        <w:t>ⲉⲣⲉϣⲁⲛ ⲟⲩⲉ̀ⲡⲓⲥⲕⲟⲡⲟⲥ ⲓⲉ ⲟⲉⲡ̀ⲣⲥⲃⲩⲧⲉⲣⲟⲥ ⲓⲉ ⲟⲩⲇⲓⲁ̀ⲕⲟⲛⲟⲥ ϣ̀ⲧⲉⲙⲟⲩⲱϣ ⲉ̀ϭⲓ ⲙ̀ⲫⲏⲉ̀ⲧⲁϥⲕⲟⲧϥ ⲉ̀ⲃⲟⲗϧⲉⲛ ⲛⲉϥⲛⲟⲃⲓ ⲁⲗⲗⲁ ⲉϥⲛⲟϫϥ ⲉ̀ⲃⲟⲗ ⲙⲁⲣⲟⲩⲕⲁⲑⲁⲓⲣⲟⲩ ⲙ̀ⲙⲟϥ ϫⲉ ⲁϥⲗⲩⲡⲏ ⲙ̀ⲡⲭ︦ⲥ︦ ⲫⲁⲓ ⲉⲧϫⲱⲙ̀ⲙⲟⲥ ϫⲉ ϣⲁⲣⲉ ⲟⲩⲣⲁϣⲓ ϣⲱⲡⲓ ⲙ̀ⲡⲁⲓⲣⲏϯ ϧⲉⲛ ⲧ̀ⲫⲉ ⲉ̀ϫⲉⲛ ⲟⲩⲣⲉϥⲉⲣⲛⲟⲃⲓ ⲉϥϣⲁⲛⲙⲉⲧⲁ̀ⲛⲟⲓⲛ.</w:t>
+      </w:r>
+    </w:p>
+    <w:p>
+      <w:pPr>
+        <w:rPr>
+          <w:noProof/>
+          <w:lang w:val="am-ET"/>
+        </w:rPr>
+        <w:sectPr>
+          <w:type w:val="continuous"/>
+          <w:pgSz w:w="16838" w:h="11906" w:orient="landscape"/>
+          <w:pgMar w:top="1418" w:right="1418" w:bottom="1418" w:left="1418" w:header="0" w:footer="0" w:gutter="0"/>
+          <w:cols w:space="720"/>
+          <w:formProt w:val="0"/>
+          <w:docGrid w:linePitch="600" w:charSpace="32768"/>
+        </w:sectPr>
+      </w:pPr>
+    </w:p>
+    <w:p>
+      <w:pPr>
+        <w:keepNext/>
+        <w:widowControl w:val="0"/>
+        <w:spacing w:before="120"/>
+        <w:jc w:val="center"/>
+        <w:rPr>
+          <w:rFonts w:ascii="Antinoou" w:eastAsia="Antinoou" w:hAnsi="Antinoou" w:cs="Gentium"/>
+          <w:b/>
+          <w:bCs/>
+          <w:noProof/>
+          <w:sz w:val="32"/>
+          <w:szCs w:val="32"/>
+          <w:u w:val="single" w:color="00B050"/>
+          <w:lang w:val="am-ET" w:eastAsia="en-GB" w:bidi="he-IL"/>
+        </w:rPr>
+      </w:pPr>
+      <w:r>
+        <w:rPr>
+          <w:rFonts w:ascii="Antinoou" w:eastAsia="Antinoou" w:hAnsi="Antinoou" w:cs="Gentium"/>
+          <w:b/>
+          <w:bCs/>
+          <w:noProof/>
+          <w:sz w:val="32"/>
+          <w:szCs w:val="32"/>
+          <w:u w:color="00B050"/>
+          <w:lang w:val="am-ET" w:eastAsia="en-GB" w:bidi="he-IL"/>
+        </w:rPr>
+        <w:t>ⲛ︦ⲅ︦.</w:t>
+      </w:r>
+    </w:p>
+    <w:p>
+      <w:pPr>
+        <w:spacing w:before="120"/>
+        <w:jc w:val="both"/>
+        <w:rPr>
+          <w:rFonts w:ascii="Antinoou" w:eastAsia="Antinoou" w:hAnsi="Antinoou"/>
+          <w:bCs/>
+          <w:noProof/>
+          <w:color w:val="7030A0"/>
+          <w:sz w:val="26"/>
+          <w:szCs w:val="26"/>
+          <w:lang w:val="am-ET" w:eastAsia="en-GB" w:bidi="he-IL"/>
+        </w:rPr>
+      </w:pPr>
+      <w:r>
+        <w:rPr>
+          <w:rFonts w:ascii="Antinoou" w:eastAsia="Antinoou" w:hAnsi="Antinoou"/>
+          <w:bCs/>
+          <w:noProof/>
+          <w:color w:val="7030A0"/>
+          <w:sz w:val="26"/>
+          <w:szCs w:val="26"/>
+          <w:lang w:val="am-ET" w:eastAsia="en-GB" w:bidi="he-IL"/>
+        </w:rPr>
+        <w:t>ⲉ̀ⲣⲉϣⲁⲛ ⲟⲩⲉ̀ⲡⲓⲥⲕⲟⲡⲟⲥ ⲓⲉ ⲟⲩⲡ̀ⲣⲉⲥⲃⲩⲧⲉⲣⲟⲥ ⲓⲉ ⲟⲩⲇⲓⲁ̀ⲕⲟⲛⲟⲥ ϣ̀ⲧⲉⲙϭⲓ ⲟⲩⲕⲟⲩϫⲓ ⲛ̀ⲁϥ ⲟⲩⲟϩ ⲛ̀ⲛⲉϥⲥⲉ ⲕⲟⲩϫⲓ ⲛ̀ⲏⲣⲡ ϧⲉⲛ ⲛⲓⲉ̀ϩⲟⲟⲩ ⲛ̀ϣⲁⲓ ⲙⲁⲣⲟⲩⲕⲁⲑⲁⲓⲣⲟⲩ ⲙ̀ⲙⲟϥ ϩⲱⲥ ⲉ̀ⲣⲉ ⲧⲟⲩⲥⲩⲛⲏⲇⲏⲥⲓⲥ ⲡⲱⲕϩ ⲉ̀ⲣⲱⲟⲩ ⲁⲩϣⲱⲡⲓ ⲛ̀ⲁⲓⲧⲓⲟⲥ ⲉⲑⲣⲉ ϩⲁⲛⲙⲏϣ ⲥⲕⲁⲛⲇⲁⲗⲓⲍⲉⲥⲑⲉ ⲉ̀ⲃⲟⲗϩⲓⲧⲟⲧⲟⲩ.</w:t>
+      </w:r>
+    </w:p>
+    <w:p>
+      <w:pPr>
+        <w:rPr>
+          <w:noProof/>
+          <w:lang w:val="am-ET"/>
+        </w:rPr>
+        <w:sectPr>
+          <w:type w:val="continuous"/>
+          <w:pgSz w:w="16838" w:h="11906" w:orient="landscape"/>
+          <w:pgMar w:top="1418" w:right="1418" w:bottom="1418" w:left="1418" w:header="0" w:footer="0" w:gutter="0"/>
+          <w:cols w:space="720"/>
+          <w:formProt w:val="0"/>
+          <w:docGrid w:linePitch="600" w:charSpace="32768"/>
+        </w:sectPr>
+      </w:pPr>
+    </w:p>
+    <w:p>
+      <w:pPr>
+        <w:keepNext/>
+        <w:widowControl w:val="0"/>
+        <w:spacing w:before="120"/>
+        <w:jc w:val="center"/>
+        <w:rPr>
+          <w:rFonts w:ascii="Antinoou" w:eastAsia="Antinoou" w:hAnsi="Antinoou" w:cs="Gentium"/>
+          <w:b/>
+          <w:bCs/>
+          <w:noProof/>
+          <w:sz w:val="32"/>
+          <w:szCs w:val="32"/>
+          <w:u w:val="single" w:color="00B050"/>
+          <w:lang w:val="am-ET" w:eastAsia="en-GB" w:bidi="he-IL"/>
+        </w:rPr>
+      </w:pPr>
+      <w:r>
+        <w:rPr>
+          <w:rFonts w:ascii="Antinoou" w:eastAsia="Antinoou" w:hAnsi="Antinoou" w:cs="Gentium"/>
+          <w:b/>
+          <w:bCs/>
+          <w:noProof/>
+          <w:sz w:val="32"/>
+          <w:szCs w:val="32"/>
+          <w:u w:color="00B050"/>
+          <w:lang w:val="am-ET" w:eastAsia="en-GB" w:bidi="he-IL"/>
+        </w:rPr>
+        <w:t>ⲛ︦ⲇ︦.</w:t>
+      </w:r>
+    </w:p>
+    <w:p>
+      <w:pPr>
+        <w:spacing w:before="120"/>
+        <w:jc w:val="both"/>
+        <w:rPr>
+          <w:rFonts w:ascii="Antinoou" w:eastAsia="Antinoou" w:hAnsi="Antinoou"/>
+          <w:bCs/>
+          <w:noProof/>
+          <w:color w:val="7030A0"/>
+          <w:sz w:val="26"/>
+          <w:szCs w:val="26"/>
+          <w:lang w:val="am-ET" w:eastAsia="en-GB" w:bidi="he-IL"/>
+        </w:rPr>
+      </w:pPr>
+      <w:r>
+        <w:rPr>
+          <w:rFonts w:ascii="Antinoou" w:eastAsia="Antinoou" w:hAnsi="Antinoou"/>
+          <w:bCs/>
+          <w:noProof/>
+          <w:color w:val="7030A0"/>
+          <w:sz w:val="26"/>
+          <w:szCs w:val="26"/>
+          <w:lang w:val="am-ET" w:eastAsia="en-GB" w:bidi="he-IL"/>
+        </w:rPr>
+        <w:t>ⲉⲩϣⲁⲛϣⲉ ⲉ̀ϩ̀ⲗⲓ ⲛ̀ⲕ̀ⲗⲏⲣⲓⲕⲟⲥ ϧⲉⲛ ⲕⲁⲡⲩⲗⲟⲥ ⲉϥⲟⲩⲱⲙ ⲓⲉ ⲉϥⲥⲱ ⲙⲁⲣⲟⲩⲭⲁϥϩⲉⲓ ⲉ̀ⲃⲟⲗ ⲓ̀ⲙⲏⲧⲓ ⲡⲉⲧ ϧⲉⲛ ⲟⲩⲡⲁⲛⲧⲟⲭⲓⲟⲛ ⲓⲉ ϧⲉⲛ ⲟⲩⲙⲱⲓⲧ ⲉⲑⲃⲉ ⲟⲩⲁ̀ⲛⲁⲅⲕⲏ ⲉⲧⲟⲩⲁϩ ⲛⲱⲟⲩ.</w:t>
+      </w:r>
+    </w:p>
+    <w:p>
+      <w:pPr>
+        <w:rPr>
+          <w:noProof/>
+          <w:lang w:val="am-ET"/>
+        </w:rPr>
+        <w:sectPr>
+          <w:type w:val="continuous"/>
+          <w:pgSz w:w="16838" w:h="11906" w:orient="landscape"/>
+          <w:pgMar w:top="1418" w:right="1418" w:bottom="1418" w:left="1418" w:header="0" w:footer="0" w:gutter="0"/>
+          <w:cols w:space="720"/>
+          <w:formProt w:val="0"/>
+          <w:docGrid w:linePitch="600" w:charSpace="32768"/>
+        </w:sectPr>
+      </w:pPr>
+    </w:p>
+    <w:p>
+      <w:pPr>
+        <w:keepNext/>
+        <w:widowControl w:val="0"/>
+        <w:spacing w:before="60"/>
+        <w:jc w:val="center"/>
+        <w:rPr>
+          <w:rFonts w:ascii="Antinoou" w:eastAsia="Antinoou" w:hAnsi="Antinoou" w:cs="Gentium"/>
+          <w:b/>
+          <w:bCs/>
+          <w:noProof/>
+          <w:sz w:val="32"/>
+          <w:szCs w:val="32"/>
+          <w:u w:val="single" w:color="00B050"/>
+          <w:lang w:val="am-ET" w:eastAsia="en-GB" w:bidi="he-IL"/>
+        </w:rPr>
+      </w:pPr>
+      <w:r>
+        <w:rPr>
+          <w:rFonts w:ascii="Antinoou" w:eastAsia="Antinoou" w:hAnsi="Antinoou" w:cs="Gentium"/>
+          <w:b/>
+          <w:bCs/>
+          <w:noProof/>
+          <w:sz w:val="32"/>
+          <w:szCs w:val="32"/>
+          <w:u w:color="00B050"/>
+          <w:lang w:val="am-ET" w:eastAsia="en-GB" w:bidi="he-IL"/>
+        </w:rPr>
+        <w:lastRenderedPageBreak/>
+        <w:t>ⲛ︦ⲉ︦.</w:t>
+      </w:r>
+    </w:p>
+    <w:p>
+      <w:pPr>
+        <w:spacing w:before="60"/>
+        <w:jc w:val="both"/>
+        <w:rPr>
+          <w:rFonts w:ascii="Antinoou" w:eastAsia="Antinoou" w:hAnsi="Antinoou"/>
+          <w:bCs/>
+          <w:noProof/>
+          <w:color w:val="7030A0"/>
+          <w:sz w:val="26"/>
+          <w:szCs w:val="26"/>
+          <w:lang w:val="am-ET" w:eastAsia="en-GB" w:bidi="he-IL"/>
+        </w:rPr>
+      </w:pPr>
+      <w:r>
+        <w:rPr>
+          <w:rFonts w:ascii="Antinoou" w:eastAsia="Antinoou" w:hAnsi="Antinoou"/>
+          <w:bCs/>
+          <w:noProof/>
+          <w:color w:val="7030A0"/>
+          <w:sz w:val="26"/>
+          <w:szCs w:val="26"/>
+          <w:lang w:val="am-ET" w:eastAsia="en-GB" w:bidi="he-IL"/>
+        </w:rPr>
+        <w:t>ⲉ̀ⲣⲉϣⲁⲛ ϩ̀ⲗⲓ ⲛ̀ⲕ̀ⲗⲏⲣⲓⲕⲟⲥ ϣⲉϣ ⲡⲓⲉ̀ⲡⲓⲥⲕⲟⲡⲟⲥ ⲙⲁⲣⲟⲩⲕⲁⲑⲁⲓⲣⲟⲩ ⲙ̀ⲙⲟϥ ⲡⲉϫⲁϥ ⲅⲁⲣ ϫⲉ ⲛ̀ⲛⲉⲕϫⲉ ⲡⲉⲧϩⲱⲟⲩ ⲉ̀ⲡⲁⲣⲭⲱⲛ ⲙ̀ⲡⲉⲕⲗⲁⲟⲥ.</w:t>
+      </w:r>
+    </w:p>
+    <w:p>
+      <w:pPr>
+        <w:rPr>
+          <w:noProof/>
+          <w:lang w:val="am-ET"/>
+        </w:rPr>
+        <w:sectPr>
+          <w:type w:val="continuous"/>
+          <w:pgSz w:w="16838" w:h="11906" w:orient="landscape"/>
+          <w:pgMar w:top="1418" w:right="1418" w:bottom="1418" w:left="1418" w:header="0" w:footer="0" w:gutter="0"/>
+          <w:cols w:space="720"/>
+          <w:formProt w:val="0"/>
+          <w:docGrid w:linePitch="600" w:charSpace="32768"/>
+        </w:sectPr>
+      </w:pPr>
+    </w:p>
+    <w:p>
+      <w:pPr>
+        <w:keepNext/>
+        <w:widowControl w:val="0"/>
+        <w:spacing w:before="60"/>
+        <w:jc w:val="center"/>
+        <w:rPr>
+          <w:rFonts w:ascii="Antinoou" w:eastAsia="Antinoou" w:hAnsi="Antinoou" w:cs="Gentium"/>
+          <w:b/>
+          <w:bCs/>
+          <w:noProof/>
+          <w:sz w:val="32"/>
+          <w:szCs w:val="32"/>
+          <w:u w:val="single" w:color="00B050"/>
+          <w:lang w:val="am-ET" w:eastAsia="en-GB" w:bidi="he-IL"/>
+        </w:rPr>
+      </w:pPr>
+      <w:r>
+        <w:rPr>
+          <w:rFonts w:ascii="Antinoou" w:eastAsia="Antinoou" w:hAnsi="Antinoou" w:cs="Gentium"/>
+          <w:b/>
+          <w:bCs/>
+          <w:noProof/>
+          <w:sz w:val="32"/>
+          <w:szCs w:val="32"/>
+          <w:u w:color="00B050"/>
+          <w:lang w:val="am-ET" w:eastAsia="en-GB" w:bidi="he-IL"/>
+        </w:rPr>
+        <w:t>ⲛ︦ⲋ︦.</w:t>
+      </w:r>
+    </w:p>
+    <w:p>
+      <w:pPr>
+        <w:spacing w:before="60"/>
+        <w:jc w:val="both"/>
+        <w:rPr>
+          <w:rFonts w:ascii="Antinoou" w:eastAsia="Antinoou" w:hAnsi="Antinoou"/>
+          <w:bCs/>
+          <w:noProof/>
+          <w:color w:val="7030A0"/>
+          <w:sz w:val="26"/>
+          <w:szCs w:val="26"/>
+          <w:lang w:val="am-ET" w:eastAsia="en-GB" w:bidi="he-IL"/>
+        </w:rPr>
+      </w:pPr>
+      <w:r>
+        <w:rPr>
+          <w:rFonts w:ascii="Antinoou" w:eastAsia="Antinoou" w:hAnsi="Antinoou"/>
+          <w:bCs/>
+          <w:noProof/>
+          <w:color w:val="7030A0"/>
+          <w:sz w:val="26"/>
+          <w:szCs w:val="26"/>
+          <w:lang w:val="am-ET" w:eastAsia="en-GB" w:bidi="he-IL"/>
+        </w:rPr>
+        <w:t>ⲉ̀ⲣⲉϣⲁⲛ ⲟⲩⲗⲁⲓ̀ⲕⲟⲥ ϣⲱϣ ⲟⲩⲡ̀ⲣⲉⲥⲡⲩⲧⲉⲣⲟⲥ ⲓⲉ ⲟⲩⲇⲓⲁ̀ⲕⲟⲛⲟⲥ ⲙⲁⲣⲟⲩⲭⲁϥϩⲉⲓ ⲉ̀ⲃⲟⲗ.</w:t>
+      </w:r>
+    </w:p>
+    <w:p>
+      <w:pPr>
+        <w:rPr>
+          <w:noProof/>
+          <w:lang w:val="am-ET"/>
+        </w:rPr>
+        <w:sectPr>
+          <w:type w:val="continuous"/>
+          <w:pgSz w:w="16838" w:h="11906" w:orient="landscape"/>
+          <w:pgMar w:top="1418" w:right="1418" w:bottom="1418" w:left="1418" w:header="0" w:footer="0" w:gutter="0"/>
+          <w:cols w:space="720"/>
+          <w:formProt w:val="0"/>
+          <w:docGrid w:linePitch="600" w:charSpace="32768"/>
+        </w:sectPr>
+      </w:pPr>
+    </w:p>
+    <w:p>
+      <w:pPr>
+        <w:keepNext/>
+        <w:widowControl w:val="0"/>
+        <w:spacing w:before="60"/>
+        <w:jc w:val="center"/>
+        <w:rPr>
+          <w:rFonts w:ascii="Antinoou" w:eastAsia="Antinoou" w:hAnsi="Antinoou" w:cs="Gentium"/>
+          <w:b/>
+          <w:bCs/>
+          <w:noProof/>
+          <w:sz w:val="32"/>
+          <w:szCs w:val="32"/>
+          <w:u w:val="single" w:color="00B050"/>
+          <w:lang w:val="am-ET" w:eastAsia="en-GB" w:bidi="he-IL"/>
+        </w:rPr>
+      </w:pPr>
+      <w:r>
+        <w:rPr>
+          <w:rFonts w:ascii="Antinoou" w:eastAsia="Antinoou" w:hAnsi="Antinoou" w:cs="Gentium"/>
+          <w:b/>
+          <w:bCs/>
+          <w:noProof/>
+          <w:sz w:val="32"/>
+          <w:szCs w:val="32"/>
+          <w:u w:color="00B050"/>
+          <w:lang w:val="am-ET" w:eastAsia="en-GB" w:bidi="he-IL"/>
+        </w:rPr>
+        <w:t>ⲛ︦ⲍ︦.</w:t>
+      </w:r>
+    </w:p>
+    <w:p>
+      <w:pPr>
+        <w:spacing w:before="60"/>
+        <w:jc w:val="both"/>
+        <w:rPr>
+          <w:rFonts w:ascii="Antinoou" w:eastAsia="Antinoou" w:hAnsi="Antinoou"/>
+          <w:bCs/>
+          <w:noProof/>
+          <w:color w:val="7030A0"/>
+          <w:sz w:val="26"/>
+          <w:szCs w:val="26"/>
+          <w:lang w:val="am-ET" w:eastAsia="en-GB" w:bidi="he-IL"/>
+        </w:rPr>
+      </w:pPr>
+      <w:r>
+        <w:rPr>
+          <w:rFonts w:ascii="Antinoou" w:eastAsia="Antinoou" w:hAnsi="Antinoou"/>
+          <w:bCs/>
+          <w:noProof/>
+          <w:color w:val="7030A0"/>
+          <w:sz w:val="26"/>
+          <w:szCs w:val="26"/>
+          <w:lang w:val="am-ET" w:eastAsia="en-GB" w:bidi="he-IL"/>
+        </w:rPr>
+        <w:t>ⲉ̀ⲣⲉϣⲁⲛ ⲟⲩⲡ̀ⲣⲉⲥⲃⲩⲧⲉⲣⲟⲥ ⲓⲉ ⲟⲩⲕ̀ⲗⲏⲣⲓⲕⲟⲥ ⲉⲗⲕϣⲁⲓ ⲛ̀ⲟⲩⲁⲗ ⲓⲉ ⲟⲩϭⲁⲗⲉ ⲓⲉ ⲟⲩⲇⲉⲗⲗⲉ ⲓⲉ ⲟⲩⲁⲓ ⲉ̀ⲣⲉ ⲛⲉϥⲣⲏⲧ ϣⲟⲟⲩϭⲉ ⲙⲁⲣⲟⲩⲭⲁϥϩⲉⲓ ⲉ̀ⲃⲟⲗ ⲑⲁⲓ ⲟⲛ ⲧⲉ ⲙ̀ⲫ̀ⲣⲏϯ ⲙ̀ⲡ̀ⲕⲉⲗⲁⲓ̀ⲕⲟⲥ ⲉⲑⲛⲁⲉⲣ ⲫⲁⲓ.</w:t>
+      </w:r>
+    </w:p>
+    <w:p>
+      <w:pPr>
+        <w:rPr>
+          <w:noProof/>
+          <w:lang w:val="am-ET"/>
+        </w:rPr>
+        <w:sectPr>
+          <w:type w:val="continuous"/>
+          <w:pgSz w:w="16838" w:h="11906" w:orient="landscape"/>
+          <w:pgMar w:top="1418" w:right="1418" w:bottom="1418" w:left="1418" w:header="0" w:footer="0" w:gutter="0"/>
+          <w:cols w:space="720"/>
+          <w:formProt w:val="0"/>
+          <w:docGrid w:linePitch="600" w:charSpace="32768"/>
+        </w:sectPr>
+      </w:pPr>
+    </w:p>
+    <w:p>
+      <w:pPr>
+        <w:keepNext/>
+        <w:widowControl w:val="0"/>
+        <w:spacing w:before="60"/>
+        <w:jc w:val="center"/>
+        <w:rPr>
+          <w:rFonts w:ascii="Antinoou" w:eastAsia="Antinoou" w:hAnsi="Antinoou" w:cs="Gentium"/>
+          <w:b/>
+          <w:bCs/>
+          <w:noProof/>
+          <w:sz w:val="32"/>
+          <w:szCs w:val="32"/>
+          <w:u w:val="single" w:color="00B050"/>
+          <w:lang w:val="am-ET" w:eastAsia="en-GB" w:bidi="he-IL"/>
+        </w:rPr>
+      </w:pPr>
+      <w:r>
+        <w:rPr>
+          <w:rFonts w:ascii="Antinoou" w:eastAsia="Antinoou" w:hAnsi="Antinoou" w:cs="Gentium"/>
+          <w:b/>
+          <w:bCs/>
+          <w:noProof/>
+          <w:sz w:val="32"/>
+          <w:szCs w:val="32"/>
+          <w:u w:color="00B050"/>
+          <w:lang w:val="am-ET" w:eastAsia="en-GB" w:bidi="he-IL"/>
+        </w:rPr>
+        <w:t>ⲛ︦ⲏ︦.</w:t>
+      </w:r>
+    </w:p>
+    <w:p>
+      <w:pPr>
+        <w:spacing w:before="60"/>
+        <w:jc w:val="both"/>
+        <w:rPr>
+          <w:rFonts w:ascii="Antinoou" w:eastAsia="Antinoou" w:hAnsi="Antinoou"/>
+          <w:bCs/>
+          <w:noProof/>
+          <w:color w:val="7030A0"/>
+          <w:sz w:val="26"/>
+          <w:szCs w:val="26"/>
+          <w:lang w:val="am-ET" w:eastAsia="en-GB" w:bidi="he-IL"/>
+        </w:rPr>
+      </w:pPr>
+      <w:r>
+        <w:rPr>
+          <w:rFonts w:ascii="Antinoou" w:eastAsia="Antinoou" w:hAnsi="Antinoou"/>
+          <w:bCs/>
+          <w:noProof/>
+          <w:color w:val="7030A0"/>
+          <w:sz w:val="26"/>
+          <w:szCs w:val="26"/>
+          <w:lang w:val="am-ET" w:eastAsia="en-GB" w:bidi="he-IL"/>
+        </w:rPr>
+        <w:t>ⲟⲩⲉ̀ⲡⲓⲥⲕⲟⲡⲟⲥ ⲓⲉ ⲟⲩⲡ̀ⲣⲉⲥⲃⲩⲧⲉⲣⲟⲥ ⲉϥⲁ̀ⲙⲉⲗⲏⲥ ⲉ̀ⲡⲓⲕ̀ⲗⲏⲣⲟⲥ ⲓⲉ ⲡⲓⲗⲁⲟⲥ ⲉ̀ϣ̀ⲧⲉⲙⲧ̀ⲥⲁⲃⲟ ⲙ̀ⲙⲱⲟⲩ ϧⲉⲛ ϯⲙⲉⲧⲣⲉϥϣⲉⲙϣⲉ ⲛⲟⲩϯ ⲙⲁⲣⲟⲩⲭⲁϥϩⲉⲓ ⲉ̀ⲃⲟⲗ ⲉ̀ϣⲱⲡ ⲇⲉ ⲁϥϣⲁⲛⲙⲟⲩⲛ ⲉ̀ⲃⲟⲗ ϧⲉⲛ ⲧⲉϥⲁ̀ⲙⲉⲗⲓⲁ̀ ⲙⲁⲣⲟⲩⲕⲁⲑⲁⲓⲣⲟⲩ ⲙ̀ⲙⲟϥ.</w:t>
+      </w:r>
+    </w:p>
+    <w:p>
+      <w:pPr>
+        <w:rPr>
+          <w:noProof/>
+          <w:lang w:val="am-ET"/>
+        </w:rPr>
+        <w:sectPr>
+          <w:type w:val="continuous"/>
+          <w:pgSz w:w="16838" w:h="11906" w:orient="landscape"/>
+          <w:pgMar w:top="1418" w:right="1418" w:bottom="1418" w:left="1418" w:header="0" w:footer="0" w:gutter="0"/>
+          <w:cols w:space="720"/>
+          <w:formProt w:val="0"/>
+          <w:docGrid w:linePitch="600" w:charSpace="32768"/>
+        </w:sectPr>
+      </w:pPr>
+    </w:p>
+    <w:p>
+      <w:pPr>
+        <w:keepNext/>
+        <w:widowControl w:val="0"/>
+        <w:spacing w:before="60"/>
+        <w:jc w:val="center"/>
+        <w:rPr>
+          <w:rFonts w:ascii="Antinoou" w:eastAsia="Antinoou" w:hAnsi="Antinoou" w:cs="Gentium"/>
+          <w:b/>
+          <w:bCs/>
+          <w:noProof/>
+          <w:sz w:val="32"/>
+          <w:szCs w:val="32"/>
+          <w:u w:val="single" w:color="00B050"/>
+          <w:lang w:val="am-ET" w:eastAsia="en-GB" w:bidi="he-IL"/>
+        </w:rPr>
+      </w:pPr>
+      <w:r>
+        <w:rPr>
+          <w:rFonts w:ascii="Antinoou" w:eastAsia="Antinoou" w:hAnsi="Antinoou" w:cs="Gentium"/>
+          <w:b/>
+          <w:bCs/>
+          <w:noProof/>
+          <w:sz w:val="32"/>
+          <w:szCs w:val="32"/>
+          <w:u w:color="00B050"/>
+          <w:lang w:val="am-ET" w:eastAsia="en-GB" w:bidi="he-IL"/>
+        </w:rPr>
+        <w:t>ⲛ︦ⲑ︦.</w:t>
+      </w:r>
+    </w:p>
+    <w:p>
+      <w:pPr>
+        <w:spacing w:before="60"/>
+        <w:jc w:val="both"/>
+        <w:rPr>
+          <w:rFonts w:ascii="Antinoou" w:eastAsia="Antinoou" w:hAnsi="Antinoou"/>
+          <w:bCs/>
+          <w:noProof/>
+          <w:color w:val="7030A0"/>
+          <w:sz w:val="26"/>
+          <w:szCs w:val="26"/>
+          <w:lang w:val="am-ET" w:eastAsia="en-GB" w:bidi="he-IL"/>
+        </w:rPr>
+      </w:pPr>
+      <w:r>
+        <w:rPr>
+          <w:rFonts w:ascii="Antinoou" w:eastAsia="Antinoou" w:hAnsi="Antinoou"/>
+          <w:bCs/>
+          <w:noProof/>
+          <w:color w:val="7030A0"/>
+          <w:sz w:val="26"/>
+          <w:szCs w:val="26"/>
+          <w:lang w:val="am-ET" w:eastAsia="en-GB" w:bidi="he-IL"/>
+        </w:rPr>
+        <w:t>ⲉ̀ⲣⲉϣⲁⲛ ⲟⲩⲉ̀ⲡⲓⲥⲕⲟⲡⲟⲥ ⲓⲉ ⲟⲩⲡ̀ⲣⲉⲥⲃⲩⲧⲉⲣⲟⲥ ⲓⲉ ⲟⲩⲇⲓⲁ̀ⲕⲟⲛⲟⲥ ⲉⲃϣⲓ ⲉ̀ⲟⲩⲁⲓ ⲉϥϣⲁⲧ ϧⲉⲛ ⲛⲓⲕ̀ⲗⲏⲣⲓⲕⲟⲥ ⲟⲩⲟϩ ⲉϥϣ̀ⲧⲉⲙϯ ⲛⲁϥ ⲙ̀ⲫⲏⲉ̀ⲧ ⲁϥⲉⲣⲭ̀ⲣⲓⲁ̀ ⲙ̀ⲙⲟϥ ⲙⲁⲣⲟⲩⲭⲁϥϩⲉⲓ ⲉ̀ⲃⲟⲗ ⲁϥϣⲁⲛⲭⲱ ⲇⲉ ⲉϥⲉⲣⲡⲱⲃϣ ⲙⲁⲣⲟⲩⲕⲁⲑⲁⲓⲣⲟⲩ ⲙ̀ⲙⲟϥ ϩⲱⲥ ⲣⲉϥϧⲉⲧⲉⲃ ⲥⲟⲛ.</w:t>
+      </w:r>
+    </w:p>
+    <w:p>
+      <w:pPr>
+        <w:rPr>
+          <w:noProof/>
+          <w:lang w:val="am-ET"/>
+        </w:rPr>
+        <w:sectPr>
+          <w:type w:val="continuous"/>
+          <w:pgSz w:w="16838" w:h="11906" w:orient="landscape"/>
+          <w:pgMar w:top="1418" w:right="1418" w:bottom="1418" w:left="1418" w:header="0" w:footer="0" w:gutter="0"/>
+          <w:cols w:space="720"/>
+          <w:formProt w:val="0"/>
+          <w:docGrid w:linePitch="600" w:charSpace="32768"/>
+        </w:sectPr>
+      </w:pPr>
+    </w:p>
+    <w:p>
+      <w:pPr>
+        <w:keepNext/>
+        <w:widowControl w:val="0"/>
+        <w:spacing w:before="60"/>
+        <w:jc w:val="center"/>
+        <w:rPr>
+          <w:rFonts w:ascii="Antinoou" w:eastAsia="Antinoou" w:hAnsi="Antinoou" w:cs="Gentium"/>
+          <w:b/>
+          <w:bCs/>
+          <w:noProof/>
+          <w:sz w:val="32"/>
+          <w:szCs w:val="32"/>
+          <w:u w:val="single" w:color="00B050"/>
+          <w:lang w:val="am-ET" w:eastAsia="en-GB" w:bidi="he-IL"/>
+        </w:rPr>
+      </w:pPr>
+      <w:r>
+        <w:rPr>
+          <w:rFonts w:ascii="Antinoou" w:eastAsia="Antinoou" w:hAnsi="Antinoou" w:cs="Gentium"/>
+          <w:b/>
+          <w:bCs/>
+          <w:noProof/>
+          <w:sz w:val="32"/>
+          <w:szCs w:val="32"/>
+          <w:u w:color="00B050"/>
+          <w:lang w:val="am-ET" w:eastAsia="en-GB" w:bidi="he-IL"/>
+        </w:rPr>
+        <w:t>ⲝ︦.</w:t>
+      </w:r>
+    </w:p>
+    <w:p>
+      <w:pPr>
+        <w:spacing w:before="60"/>
+        <w:jc w:val="both"/>
+        <w:rPr>
+          <w:rFonts w:ascii="Antinoou" w:eastAsia="Antinoou" w:hAnsi="Antinoou"/>
+          <w:bCs/>
+          <w:noProof/>
+          <w:color w:val="7030A0"/>
+          <w:sz w:val="26"/>
+          <w:szCs w:val="26"/>
+          <w:lang w:val="am-ET" w:eastAsia="en-GB" w:bidi="he-IL"/>
+        </w:rPr>
+      </w:pPr>
+      <w:r>
+        <w:rPr>
+          <w:rFonts w:ascii="Antinoou" w:eastAsia="Antinoou" w:hAnsi="Antinoou"/>
+          <w:bCs/>
+          <w:noProof/>
+          <w:color w:val="7030A0"/>
+          <w:sz w:val="26"/>
+          <w:szCs w:val="26"/>
+          <w:lang w:val="am-ET" w:eastAsia="en-GB" w:bidi="he-IL"/>
+        </w:rPr>
+        <w:t>ⲉ̀ⲣⲉϣⲁⲛ ⲟⲩⲁⲓ ⲟⲩⲟⲛϩ ϩⲁⲛϫⲱⲙ ⲉ̀ⲃⲟⲗ ϧⲉⲛ ϯⲉⲕⲕ̀ⲗⲏⲥⲓⲁ̀ ⲛⲁⲓ ⲉ̀ⲧⲁ ⲛⲓⲁ̀ⲥⲉⲃⲏⲥ ⲥ̀ϧⲏⲧⲟⲩ ϧⲉⲛ ⲟⲩⲙⲉⲑⲛⲟⲩϫ ϩⲱⲥ ⲉⲩⲟⲩⲁⲃ ⲉⲩϫⲟⲣϫⲥ ⲙ̀ⲡⲓⲗⲁⲟⲥ ⲛⲉⲙ ⲡⲓⲕ̀ⲗⲏⲣⲟⲥ ⲙⲁⲣⲟⲩⲕⲁⲑⲁⲓⲣⲟⲩ ⲙ̀ⲙⲟϥ.</w:t>
+      </w:r>
+    </w:p>
+    <w:p>
+      <w:pPr>
+        <w:rPr>
+          <w:noProof/>
+          <w:lang w:val="am-ET"/>
+        </w:rPr>
+        <w:sectPr>
+          <w:type w:val="continuous"/>
+          <w:pgSz w:w="16838" w:h="11906" w:orient="landscape"/>
+          <w:pgMar w:top="1418" w:right="1418" w:bottom="1418" w:left="1418" w:header="0" w:footer="0" w:gutter="0"/>
+          <w:cols w:space="720"/>
+          <w:formProt w:val="0"/>
+          <w:docGrid w:linePitch="600" w:charSpace="32768"/>
+        </w:sectPr>
+      </w:pPr>
+    </w:p>
+    <w:p>
+      <w:pPr>
+        <w:keepNext/>
+        <w:widowControl w:val="0"/>
+        <w:spacing w:before="60"/>
+        <w:jc w:val="center"/>
+        <w:rPr>
+          <w:rFonts w:ascii="Antinoou" w:eastAsia="Antinoou" w:hAnsi="Antinoou" w:cs="Gentium"/>
+          <w:b/>
+          <w:bCs/>
+          <w:noProof/>
+          <w:sz w:val="32"/>
+          <w:szCs w:val="32"/>
+          <w:u w:val="single" w:color="00B050"/>
+          <w:lang w:val="am-ET" w:eastAsia="en-GB" w:bidi="he-IL"/>
+        </w:rPr>
+      </w:pPr>
+      <w:r>
+        <w:rPr>
+          <w:rFonts w:ascii="Antinoou" w:eastAsia="Antinoou" w:hAnsi="Antinoou" w:cs="Gentium"/>
+          <w:b/>
+          <w:bCs/>
+          <w:noProof/>
+          <w:sz w:val="32"/>
+          <w:szCs w:val="32"/>
+          <w:u w:color="00B050"/>
+          <w:lang w:val="am-ET" w:eastAsia="en-GB" w:bidi="he-IL"/>
+        </w:rPr>
+        <w:t>ⲝ︦ⲁ︦.</w:t>
+      </w:r>
+    </w:p>
+    <w:p>
+      <w:pPr>
+        <w:spacing w:before="60"/>
+        <w:jc w:val="both"/>
+        <w:rPr>
+          <w:rFonts w:ascii="Antinoou" w:eastAsia="Antinoou" w:hAnsi="Antinoou"/>
+          <w:bCs/>
+          <w:noProof/>
+          <w:color w:val="7030A0"/>
+          <w:sz w:val="26"/>
+          <w:szCs w:val="26"/>
+          <w:lang w:val="am-ET" w:eastAsia="en-GB" w:bidi="he-IL"/>
+        </w:rPr>
+      </w:pPr>
+      <w:r>
+        <w:rPr>
+          <w:rFonts w:ascii="Antinoou" w:eastAsia="Antinoou" w:hAnsi="Antinoou"/>
+          <w:bCs/>
+          <w:noProof/>
+          <w:color w:val="7030A0"/>
+          <w:sz w:val="26"/>
+          <w:szCs w:val="26"/>
+          <w:lang w:val="am-ET" w:eastAsia="en-GB" w:bidi="he-IL"/>
+        </w:rPr>
+        <w:t>ⲉ̀ⲣⲉϣⲁⲛ ⲟⲩⲕⲁⲧⲏⲅⲟⲣⲓⲛ ϣⲱⲡⲓ ⲉ̀ϧⲟⲩⲛ ⲉⲩⲡⲓⲥⲧⲟⲥ ⲉⲑⲃⲉ ⲟⲩⲡⲟⲣⲛⲓⲁ̀ ⲓⲉ ⲟⲩⲙⲉⲧⲛⲱⲓⲕ ⲓⲉ ⲕⲉϩⲱⲃ ⲙ̀ⲙⲏϣ ⲛ̀ⲑⲓϧⲓ ⲟⲩⲟϩ ⲁⲩϣⲁⲛⲥⲟϩⲓ ⲙ̀ⲙⲟϥ ⲙ̀ⲡⲉⲣⲑ̀ⲟⲩⲁⲓϥ ⲛ̀ⲕ̀ⲗⲏⲣⲓⲕⲟⲥ.</w:t>
+      </w:r>
+    </w:p>
+    <w:p>
+      <w:pPr>
+        <w:rPr>
+          <w:noProof/>
+          <w:lang w:val="am-ET"/>
+        </w:rPr>
+        <w:sectPr>
+          <w:type w:val="continuous"/>
+          <w:pgSz w:w="16838" w:h="11906" w:orient="landscape"/>
+          <w:pgMar w:top="1418" w:right="1418" w:bottom="1418" w:left="1418" w:header="0" w:footer="0" w:gutter="0"/>
+          <w:cols w:space="720"/>
+          <w:formProt w:val="0"/>
+          <w:docGrid w:linePitch="600" w:charSpace="32768"/>
+        </w:sectPr>
+      </w:pPr>
+    </w:p>
+    <w:p>
+      <w:pPr>
+        <w:keepNext/>
+        <w:widowControl w:val="0"/>
+        <w:jc w:val="center"/>
+        <w:rPr>
+          <w:rFonts w:ascii="Antinoou" w:eastAsia="Antinoou" w:hAnsi="Antinoou" w:cs="Gentium"/>
+          <w:b/>
+          <w:bCs/>
+          <w:noProof/>
+          <w:sz w:val="32"/>
+          <w:szCs w:val="32"/>
+          <w:u w:val="single" w:color="00B050"/>
+          <w:lang w:val="am-ET" w:eastAsia="en-GB" w:bidi="he-IL"/>
+        </w:rPr>
+      </w:pPr>
+      <w:r>
+        <w:rPr>
+          <w:rFonts w:ascii="Antinoou" w:eastAsia="Antinoou" w:hAnsi="Antinoou" w:cs="Gentium"/>
+          <w:b/>
+          <w:bCs/>
+          <w:noProof/>
+          <w:sz w:val="32"/>
+          <w:szCs w:val="32"/>
+          <w:u w:color="00B050"/>
+          <w:lang w:val="am-ET" w:eastAsia="en-GB" w:bidi="he-IL"/>
+        </w:rPr>
+        <w:lastRenderedPageBreak/>
+        <w:t>ⲝ︦ⲃ︦.</w:t>
+      </w:r>
+    </w:p>
+    <w:p>
+      <w:pPr>
+        <w:spacing w:before="120"/>
+        <w:jc w:val="both"/>
+        <w:rPr>
+          <w:rFonts w:ascii="Antinoou" w:eastAsia="Antinoou" w:hAnsi="Antinoou"/>
+          <w:bCs/>
+          <w:noProof/>
+          <w:color w:val="7030A0"/>
+          <w:sz w:val="26"/>
+          <w:szCs w:val="26"/>
+          <w:lang w:val="am-ET" w:eastAsia="en-GB" w:bidi="he-IL"/>
+        </w:rPr>
+      </w:pPr>
+      <w:r>
+        <w:rPr>
+          <w:rFonts w:ascii="Antinoou" w:eastAsia="Antinoou" w:hAnsi="Antinoou"/>
+          <w:bCs/>
+          <w:noProof/>
+          <w:color w:val="7030A0"/>
+          <w:sz w:val="26"/>
+          <w:szCs w:val="26"/>
+          <w:lang w:val="am-ET" w:eastAsia="en-GB" w:bidi="he-IL"/>
+        </w:rPr>
+        <w:t>ⲉ̀ⲣⲉϣⲁⲛ ⲟⲩⲕ̀ⲗⲏⲣⲓⲕⲟⲥ ⲁⲣⲛⲁ ⲉⲑⲃⲉ ⲟⲩϩⲟϯ ⲛ̀ⲛⲓⲣⲱⲙⲓ ⲓ̀ⲧⲉ ⲟⲩⲓⲟⲩⲇⲁⲓ ⲓ̀ⲧⲉ ⲟⲩⲉⲓⲛⲓⲛ ⲓ̀ⲧⲉ ⲟⲩϩⲉⲣⲉⲧⲓⲕⲟⲥ ⲉ̀ϣⲱⲡ ⲇⲉ ⲉ̀ⲫ̀ⲣⲁⲛ ⲙ̀ⲡⲭ︦ⲥ︦ ⲡⲉⲧⲁϥⲁⲣⲛⲁ ⲙ̀ⲙⲟϥ ⲙⲁⲣⲟⲩϩⲓⲧϥ ⲉ̀ⲃⲟⲗ ⲉ̀ϣⲱⲡ ⲇⲉ ⲫ̀ⲣⲁⲛ ⲛ̀ϯⲙⲉⲧⲕ̀ⲗⲏⲣⲓⲕⲟⲥ ⲡⲉ ⲙⲁⲣⲟⲩⲕⲁⲑⲁⲓⲣⲟⲩ ⲙ̀ⲙⲟϥ ⲁϥϣⲁⲛⲉⲣⲙⲉⲧⲁ̀ⲛⲟⲓⲛ ⲇⲉ ⲙⲁⲣⲟⲩϭⲓⲧϥ ⲉ̀ϧⲟⲩⲛ ϩⲱⲥ ⲗⲁⲓ̀ⲕⲟⲥ.</w:t>
+      </w:r>
+    </w:p>
+    <w:p>
+      <w:pPr>
+        <w:rPr>
+          <w:noProof/>
+          <w:lang w:val="am-ET"/>
+        </w:rPr>
+        <w:sectPr>
+          <w:type w:val="continuous"/>
+          <w:pgSz w:w="16838" w:h="11906" w:orient="landscape"/>
+          <w:pgMar w:top="1418" w:right="1418" w:bottom="1418" w:left="1418" w:header="0" w:footer="0" w:gutter="0"/>
+          <w:cols w:space="720"/>
+          <w:formProt w:val="0"/>
+          <w:docGrid w:linePitch="600" w:charSpace="32768"/>
+        </w:sectPr>
+      </w:pPr>
+    </w:p>
+    <w:p>
+      <w:pPr>
+        <w:keepNext/>
+        <w:widowControl w:val="0"/>
+        <w:spacing w:before="120"/>
+        <w:jc w:val="center"/>
+        <w:rPr>
+          <w:rFonts w:ascii="Antinoou" w:eastAsia="Antinoou" w:hAnsi="Antinoou" w:cs="Gentium"/>
+          <w:b/>
+          <w:bCs/>
+          <w:noProof/>
+          <w:sz w:val="32"/>
+          <w:szCs w:val="32"/>
+          <w:u w:val="single" w:color="00B050"/>
+          <w:lang w:val="am-ET" w:eastAsia="en-GB" w:bidi="he-IL"/>
+        </w:rPr>
+      </w:pPr>
+      <w:r>
+        <w:rPr>
+          <w:rFonts w:ascii="Antinoou" w:eastAsia="Antinoou" w:hAnsi="Antinoou" w:cs="Gentium"/>
+          <w:b/>
+          <w:bCs/>
+          <w:noProof/>
+          <w:sz w:val="32"/>
+          <w:szCs w:val="32"/>
+          <w:u w:color="00B050"/>
+          <w:lang w:val="am-ET" w:eastAsia="en-GB" w:bidi="he-IL"/>
+        </w:rPr>
+        <w:t>ⲝ︦ⲅ︦.</w:t>
+      </w:r>
+    </w:p>
+    <w:p>
+      <w:pPr>
+        <w:spacing w:before="120"/>
+        <w:jc w:val="both"/>
+        <w:rPr>
+          <w:rFonts w:ascii="Antinoou" w:eastAsia="Antinoou" w:hAnsi="Antinoou"/>
+          <w:bCs/>
+          <w:noProof/>
+          <w:color w:val="7030A0"/>
+          <w:sz w:val="26"/>
+          <w:szCs w:val="26"/>
+          <w:lang w:val="am-ET" w:eastAsia="en-GB" w:bidi="he-IL"/>
+        </w:rPr>
+      </w:pPr>
+      <w:r>
+        <w:rPr>
+          <w:rFonts w:ascii="Antinoou" w:eastAsia="Antinoou" w:hAnsi="Antinoou"/>
+          <w:bCs/>
+          <w:noProof/>
+          <w:color w:val="7030A0"/>
+          <w:sz w:val="26"/>
+          <w:szCs w:val="26"/>
+          <w:lang w:val="am-ET" w:eastAsia="en-GB" w:bidi="he-IL"/>
+        </w:rPr>
+        <w:t>ⲉ̀ⲣⲉϣⲁⲛ ⲟⲩⲡ̀ⲣⲉⲥⲃⲩⲧⲉⲣⲟⲥ ⲓⲉ ⲟⲩⲇⲓⲁ̀ⲕⲟⲛⲟⲥ ⲓⲉ ⲟⲩⲁⲓ ϩⲱⲗⲟⲥ ϧⲉⲛ ⲡⲓⲕ̀ⲗⲏⲣⲟⲗ ⲛ̀ϯⲙⲉⲧⲟⲩⲏⲃ ⲟⲩⲉⲙ ⲁϥ ϧⲉⲛ ⲡ̀ⲥ̀ⲛⲟϥ ⲛ̀ⲧⲉϥⲯⲩⲭⲏ ⲓⲉ ⲫⲏⲉ̀ⲧ ⲁ ⲟⲩⲑⲏⲣⲓⲟⲛ ⲧⲁⲕⲟϥ ⲓⲉ ⲫⲏⲉ̀ⲧⲁϥⲙⲟⲩ ⲙⲁⲣⲟⲩⲕⲁⲑⲁⲓⲣⲟⲩ ⲙ̀ⲙⲟϥ ⲑⲁⲓ ⲅⲁⲣ ⲧⲉ ⲙ̀ⲫ̀ⲣⲏϯ ⲉ̀ⲧ ⲁ ⲡⲓⲛⲟⲙⲟⲥ ⲡⲩⲁϩⲥⲁϩⲛⲓ ⲙ̀ⲙⲟⲥ ⲉ̀ϣⲱⲡ ⲉ̀ⲟⲩⲗⲁⲓ̀ⲕⲟⲥ ⲡⲉ ⲙⲁⲣⲟⲩⲭⲁϥϩⲉⲓ ⲉ̀ⲃⲟⲗ.</w:t>
+      </w:r>
+    </w:p>
+    <w:p>
+      <w:pPr>
+        <w:rPr>
+          <w:noProof/>
+          <w:lang w:val="am-ET"/>
+        </w:rPr>
+        <w:sectPr>
+          <w:type w:val="continuous"/>
+          <w:pgSz w:w="16838" w:h="11906" w:orient="landscape"/>
+          <w:pgMar w:top="1418" w:right="1418" w:bottom="1418" w:left="1418" w:header="0" w:footer="0" w:gutter="0"/>
+          <w:cols w:space="720"/>
+          <w:formProt w:val="0"/>
+          <w:docGrid w:linePitch="600" w:charSpace="32768"/>
+        </w:sectPr>
+      </w:pPr>
+    </w:p>
+    <w:p>
+      <w:pPr>
+        <w:keepNext/>
+        <w:widowControl w:val="0"/>
+        <w:spacing w:before="120"/>
+        <w:jc w:val="center"/>
+        <w:rPr>
+          <w:rFonts w:ascii="Antinoou" w:eastAsia="Antinoou" w:hAnsi="Antinoou" w:cs="Gentium"/>
+          <w:b/>
+          <w:bCs/>
+          <w:noProof/>
+          <w:sz w:val="32"/>
+          <w:szCs w:val="32"/>
+          <w:u w:color="00B050"/>
+          <w:lang w:val="am-ET" w:eastAsia="en-GB" w:bidi="he-IL"/>
+        </w:rPr>
+      </w:pPr>
+      <w:r>
+        <w:rPr>
+          <w:rFonts w:ascii="Antinoou" w:eastAsia="Antinoou" w:hAnsi="Antinoou" w:cs="Gentium"/>
+          <w:b/>
+          <w:bCs/>
+          <w:noProof/>
+          <w:sz w:val="32"/>
+          <w:szCs w:val="32"/>
+          <w:u w:color="00B050"/>
+          <w:lang w:val="am-ET" w:eastAsia="en-GB" w:bidi="he-IL"/>
+        </w:rPr>
+        <w:t>ⲝ︦ⲋ︦.</w:t>
+      </w:r>
+    </w:p>
+    <w:p>
+      <w:pPr>
+        <w:jc w:val="center"/>
+        <w:rPr>
+          <w:rFonts w:ascii="Antinoou" w:eastAsia="Antinoou" w:hAnsi="Antinoou"/>
           <w:bCs/>
           <w:i/>
           <w:iCs/>
-          <w:sz w:val="28"/>
-        </w:rPr>
-        <w:t>Coptic</w:t>
-      </w:r>
-      <w:r>
-        <w:rPr>
+          <w:sz w:val="26"/>
+          <w:szCs w:val="26"/>
+          <w:lang w:eastAsia="en-GB" w:bidi="he-IL"/>
+        </w:rPr>
+      </w:pPr>
+      <w:r>
+        <w:rPr>
+          <w:rFonts w:ascii="Antinoou" w:eastAsia="Antinoou" w:hAnsi="Antinoou"/>
           <w:bCs/>
           <w:i/>
           <w:iCs/>
-          <w:sz w:val="28"/>
-        </w:rPr>
-        <w:t xml:space="preserve"> text for this book.</w:t>
+          <w:sz w:val="26"/>
+          <w:szCs w:val="26"/>
+          <w:lang w:eastAsia="en-GB" w:bidi="he-IL"/>
+        </w:rPr>
+        <w:t>[This canon (66) is out of sequence in the Coptic text.]</w:t>
+      </w:r>
+    </w:p>
+    <w:p>
+      <w:pPr>
+        <w:spacing w:before="120"/>
+        <w:jc w:val="both"/>
+        <w:rPr>
+          <w:rFonts w:ascii="Antinoou" w:eastAsia="Antinoou" w:hAnsi="Antinoou"/>
+          <w:bCs/>
+          <w:noProof/>
+          <w:color w:val="7030A0"/>
+          <w:sz w:val="26"/>
+          <w:szCs w:val="26"/>
+          <w:lang w:val="am-ET" w:eastAsia="en-GB" w:bidi="he-IL"/>
+        </w:rPr>
+      </w:pPr>
+      <w:r>
+        <w:rPr>
+          <w:rFonts w:ascii="Antinoou" w:eastAsia="Antinoou" w:hAnsi="Antinoou"/>
+          <w:bCs/>
+          <w:noProof/>
+          <w:color w:val="7030A0"/>
+          <w:sz w:val="26"/>
+          <w:szCs w:val="26"/>
+          <w:lang w:val="am-ET" w:eastAsia="en-GB" w:bidi="he-IL"/>
+        </w:rPr>
+        <w:t>ⲉⲩϣⲁⲛϫⲉⲙ ⲟⲩⲕ̀ⲗⲏⲣⲟⲥ ⲉⲣⲛⲏⲥⲧⲉⲩⲓⲛ ⲙ̀ⲡⲓⲉ̀ϩⲟⲟⲩ ⲛ̀ϯⲕⲩⲣⲓⲁ̀ⲕⲏ ⲉ̀ⲑⲟⲩⲁⲃ ⲓⲉ ⲡ̀ⲥⲁⲃⲃⲁⲧⲟⲛ ⲓ̀ⲙⲏⲧⲓ ⲡⲓⲛⲓϣϯ ⲛ̀ⲥⲁⲃⲃⲁⲧⲟⲛ ⲙ̀ⲙⲁⲩⲁⲧϥ ⲛ̀ⲧⲉ ⲡⲓⲡⲁⲥⲭⲁ ⲙⲁⲣⲟⲩⲕⲁⲑⲁⲓⲣⲟⲩ ⲙ̀ⲙⲟϥ.</w:t>
+      </w:r>
+    </w:p>
+    <w:p>
+      <w:pPr>
+        <w:rPr>
+          <w:noProof/>
+          <w:lang w:val="am-ET"/>
+        </w:rPr>
+        <w:sectPr>
+          <w:type w:val="continuous"/>
+          <w:pgSz w:w="16838" w:h="11906" w:orient="landscape"/>
+          <w:pgMar w:top="1418" w:right="1418" w:bottom="1418" w:left="1418" w:header="0" w:footer="0" w:gutter="0"/>
+          <w:cols w:space="720"/>
+          <w:formProt w:val="0"/>
+          <w:docGrid w:linePitch="600" w:charSpace="32768"/>
+        </w:sectPr>
+      </w:pPr>
+    </w:p>
+    <w:p>
+      <w:pPr>
+        <w:keepNext/>
+        <w:widowControl w:val="0"/>
+        <w:jc w:val="center"/>
+        <w:rPr>
+          <w:rFonts w:ascii="Antinoou" w:eastAsia="Antinoou" w:hAnsi="Antinoou" w:cs="Gentium"/>
+          <w:b/>
+          <w:bCs/>
+          <w:noProof/>
+          <w:sz w:val="32"/>
+          <w:szCs w:val="32"/>
+          <w:u w:val="single" w:color="00B050"/>
+          <w:lang w:val="am-ET" w:eastAsia="en-GB" w:bidi="he-IL"/>
+        </w:rPr>
+      </w:pPr>
+      <w:r>
+        <w:rPr>
+          <w:rFonts w:ascii="Antinoou" w:eastAsia="Antinoou" w:hAnsi="Antinoou" w:cs="Gentium"/>
+          <w:b/>
+          <w:bCs/>
+          <w:noProof/>
+          <w:sz w:val="32"/>
+          <w:szCs w:val="32"/>
+          <w:u w:color="00B050"/>
+          <w:lang w:val="am-ET" w:eastAsia="en-GB" w:bidi="he-IL"/>
+        </w:rPr>
+        <w:t>ⲝ︦ⲇ︦.</w:t>
+      </w:r>
+    </w:p>
+    <w:p>
+      <w:pPr>
+        <w:spacing w:before="120"/>
+        <w:jc w:val="both"/>
+        <w:rPr>
+          <w:rFonts w:ascii="Antinoou" w:eastAsia="Antinoou" w:hAnsi="Antinoou"/>
+          <w:bCs/>
+          <w:noProof/>
+          <w:color w:val="7030A0"/>
+          <w:sz w:val="26"/>
+          <w:szCs w:val="26"/>
+          <w:lang w:val="am-ET" w:eastAsia="en-GB" w:bidi="he-IL"/>
+        </w:rPr>
+      </w:pPr>
+      <w:r>
+        <w:rPr>
+          <w:rFonts w:ascii="Antinoou" w:eastAsia="Antinoou" w:hAnsi="Antinoou"/>
+          <w:bCs/>
+          <w:noProof/>
+          <w:color w:val="7030A0"/>
+          <w:sz w:val="26"/>
+          <w:szCs w:val="26"/>
+          <w:lang w:val="am-ET" w:eastAsia="en-GB" w:bidi="he-IL"/>
+        </w:rPr>
+        <w:t>ⲉ̀ⲣⲉϣⲁⲛ ⲟⲩⲕ̀ⲗⲏⲣⲟⲥ ⲓⲉ ⲛ̀ⲑⲟϥ ⲟⲩⲗⲁⲓ̀ⲕⲟⲥ ϣⲉⲛⲁϥ ⲉ̀ϧⲟⲩⲛ ⲉ̀ⲧ̀ⲥⲩⲛⲁⲅⲱⲅⲏ ⲛ̀ⲛⲓⲓⲟⲩⲇⲁⲓ ⲓⲉ ⲡ̀ⲧⲟⲡⲟⲥ ⲛ̀ⲛⲓϩⲉⲣⲉⲧⲓⲕⲟⲥ ⲉⲑⲣⲟⲩϣ̀ⲗⲏⲗ ⲡⲓⲕ̀ⲗⲏⲣⲟⲥ ⲙⲉⲛ ⲙⲁⲣⲟⲩⲕⲁⲑⲁⲓⲣⲟⲩ ⲙ̀ⲙⲟϥ ⲡⲓⲗⲁⲓ̀ⲕⲟⲥ ⲇⲉ ⲙⲁⲣⲟⲩⲭⲁϥϩⲉⲓ ⲉ̀ⲃⲟⲗ.</w:t>
+      </w:r>
+    </w:p>
+    <w:p>
+      <w:pPr>
+        <w:rPr>
+          <w:noProof/>
+          <w:lang w:val="am-ET"/>
+        </w:rPr>
+        <w:sectPr>
+          <w:type w:val="continuous"/>
+          <w:pgSz w:w="16838" w:h="11906" w:orient="landscape"/>
+          <w:pgMar w:top="1418" w:right="1418" w:bottom="1418" w:left="1418" w:header="0" w:footer="0" w:gutter="0"/>
+          <w:cols w:space="720"/>
+          <w:formProt w:val="0"/>
+          <w:docGrid w:linePitch="600" w:charSpace="32768"/>
+        </w:sectPr>
+      </w:pPr>
+    </w:p>
+    <w:p>
+      <w:pPr>
+        <w:keepNext/>
+        <w:widowControl w:val="0"/>
+        <w:jc w:val="center"/>
+        <w:rPr>
+          <w:rFonts w:ascii="Antinoou" w:eastAsia="Antinoou" w:hAnsi="Antinoou" w:cs="Gentium"/>
+          <w:b/>
+          <w:bCs/>
+          <w:noProof/>
+          <w:sz w:val="32"/>
+          <w:szCs w:val="32"/>
+          <w:u w:val="single" w:color="00B050"/>
+          <w:lang w:val="am-ET" w:eastAsia="en-GB" w:bidi="he-IL"/>
+        </w:rPr>
+      </w:pPr>
+      <w:r>
+        <w:rPr>
+          <w:rFonts w:ascii="Antinoou" w:eastAsia="Antinoou" w:hAnsi="Antinoou" w:cs="Gentium"/>
+          <w:b/>
+          <w:bCs/>
+          <w:noProof/>
+          <w:sz w:val="32"/>
+          <w:szCs w:val="32"/>
+          <w:u w:color="00B050"/>
+          <w:lang w:val="am-ET" w:eastAsia="en-GB" w:bidi="he-IL"/>
+        </w:rPr>
+        <w:t>ⲝ︦ⲉ︦.</w:t>
+      </w:r>
+    </w:p>
+    <w:p>
+      <w:pPr>
+        <w:spacing w:before="120"/>
+        <w:jc w:val="both"/>
+        <w:rPr>
+          <w:rFonts w:ascii="Antinoou" w:eastAsia="Antinoou" w:hAnsi="Antinoou"/>
+          <w:bCs/>
+          <w:noProof/>
+          <w:color w:val="7030A0"/>
+          <w:sz w:val="26"/>
+          <w:szCs w:val="26"/>
+          <w:lang w:val="am-ET" w:eastAsia="en-GB" w:bidi="he-IL"/>
+        </w:rPr>
+      </w:pPr>
+      <w:r>
+        <w:rPr>
+          <w:rFonts w:ascii="Antinoou" w:eastAsia="Antinoou" w:hAnsi="Antinoou"/>
+          <w:bCs/>
+          <w:noProof/>
+          <w:color w:val="7030A0"/>
+          <w:sz w:val="26"/>
+          <w:szCs w:val="26"/>
+          <w:lang w:val="am-ET" w:eastAsia="en-GB" w:bidi="he-IL"/>
+        </w:rPr>
+        <w:t>ⲉ̀ⲣⲉϣⲁⲛ ⲟⲩⲕ̀ⲗϩⲣⲟⲥ ⲙⲓϣⲓ ⲛⲉⲙ ⲟⲩⲁⲓ ⲉϥⲣⲁϧⲧϥ ϧⲉⲛ ⲡ̀ⲙⲓϣⲓ ⲁϥⲙⲟⲩ ϧⲉⲛ ⲟⲩϣⲉ ⲛ̀ⲟⲩⲱⲧ ⲙⲁⲣⲟⲩⲕⲁⲑⲁⲓⲣⲟⲩ ⲙ̀ⲙⲟϥ ⲉⲑⲃⲉ ⲧⲉϥⲙⲉⲧⲡ̀ⲣⲟⲡⲉⲧⲏⲥ ⲉ̀ϣⲱⲡ ⲇⲉ ⲟⲩⲗⲁⲓ̀ⲕⲟⲥ ⲡⲉ ⲙⲁⲣⲟⲩⲭⲁϥϩⲉⲓ ⲉ̀ⲃⲟⲗ.</w:t>
+      </w:r>
+    </w:p>
+    <w:p>
+      <w:pPr>
+        <w:rPr>
+          <w:noProof/>
+          <w:lang w:val="am-ET"/>
+        </w:rPr>
+        <w:sectPr>
+          <w:type w:val="continuous"/>
+          <w:pgSz w:w="16838" w:h="11906" w:orient="landscape"/>
+          <w:pgMar w:top="1418" w:right="1418" w:bottom="1418" w:left="1418" w:header="0" w:footer="0" w:gutter="0"/>
+          <w:cols w:space="720"/>
+          <w:formProt w:val="0"/>
+          <w:docGrid w:linePitch="600" w:charSpace="32768"/>
+        </w:sectPr>
+      </w:pPr>
+    </w:p>
+    <w:p>
+      <w:pPr>
+        <w:keepNext/>
+        <w:widowControl w:val="0"/>
+        <w:jc w:val="center"/>
+        <w:rPr>
+          <w:rFonts w:ascii="Antinoou" w:eastAsia="Antinoou" w:hAnsi="Antinoou" w:cs="Gentium"/>
+          <w:b/>
+          <w:bCs/>
+          <w:noProof/>
+          <w:sz w:val="32"/>
+          <w:szCs w:val="32"/>
+          <w:u w:val="single" w:color="00B050"/>
+          <w:lang w:val="am-ET" w:eastAsia="en-GB" w:bidi="he-IL"/>
+        </w:rPr>
+      </w:pPr>
+      <w:r>
+        <w:rPr>
+          <w:rFonts w:ascii="Antinoou" w:eastAsia="Antinoou" w:hAnsi="Antinoou" w:cs="Gentium"/>
+          <w:b/>
+          <w:bCs/>
+          <w:noProof/>
+          <w:sz w:val="32"/>
+          <w:szCs w:val="32"/>
+          <w:u w:color="00B050"/>
+          <w:lang w:val="am-ET" w:eastAsia="en-GB" w:bidi="he-IL"/>
+        </w:rPr>
+        <w:t>ⲝ︦ⲍ︦.</w:t>
+      </w:r>
+    </w:p>
+    <w:p>
+      <w:pPr>
+        <w:spacing w:before="120"/>
+        <w:jc w:val="both"/>
+        <w:rPr>
+          <w:rFonts w:ascii="Antinoou" w:eastAsia="Antinoou" w:hAnsi="Antinoou"/>
+          <w:bCs/>
+          <w:noProof/>
+          <w:color w:val="7030A0"/>
+          <w:sz w:val="26"/>
+          <w:szCs w:val="26"/>
+          <w:lang w:val="am-ET" w:eastAsia="en-GB" w:bidi="he-IL"/>
+        </w:rPr>
+      </w:pPr>
+      <w:r>
+        <w:rPr>
+          <w:rFonts w:ascii="Antinoou" w:eastAsia="Antinoou" w:hAnsi="Antinoou"/>
+          <w:bCs/>
+          <w:noProof/>
+          <w:color w:val="7030A0"/>
+          <w:sz w:val="26"/>
+          <w:szCs w:val="26"/>
+          <w:lang w:val="am-ET" w:eastAsia="en-GB" w:bidi="he-IL"/>
+        </w:rPr>
+        <w:t>ⲉ̀ⲣⲉϣⲁⲛ ⲟⲩⲗⲁⲓ̀ⲕⲟⲥ ⲇⲉ ϭⲓ ⲛ̀ⲟⲩⲡⲁⲣⲑⲉⲛⲟⲥ ⲛ̀ϫⲟⲛⲥ ⲉϥⲉⲛⲕⲟⲧ ⲛⲉⲙⲁⲥ ⲙ̀ⲡⲁⲧⲟⲩϣⲉⲡⲧⲟⲧⲥ ⲉⲩⲉ̀ⲭⲁϥϩⲉⲓ ⲉ̀ⲃⲟⲗ ⲟⲩⲕ ⲉⲝⲉⲥⲧⲓⲛ ⲛⲁϥ ⲉ̀ϭⲓ ⲛ̀ⲕⲉ ⲥ̀ϩⲓⲙⲓ ⲁⲗⲗⲁ ⲉϥⲉ̀ⲭⲱ ⲛⲉⲙ ⲑⲏⲉ̀ⲧ ⲁϥⲑⲉⲃⲓⲟⲥ ⲕⲁⲛ ⲟⲩϩⲏⲕⲓ ⲧⲉ.</w:t>
+      </w:r>
+    </w:p>
+    <w:p>
+      <w:pPr>
+        <w:rPr>
+          <w:noProof/>
+          <w:lang w:val="am-ET"/>
+        </w:rPr>
+        <w:sectPr>
+          <w:type w:val="continuous"/>
+          <w:pgSz w:w="16838" w:h="11906" w:orient="landscape"/>
+          <w:pgMar w:top="1418" w:right="1418" w:bottom="1418" w:left="1418" w:header="0" w:footer="0" w:gutter="0"/>
+          <w:cols w:space="720"/>
+          <w:formProt w:val="0"/>
+          <w:docGrid w:linePitch="600" w:charSpace="32768"/>
+        </w:sectPr>
+      </w:pPr>
+    </w:p>
+    <w:p>
+      <w:pPr>
+        <w:keepNext/>
+        <w:widowControl w:val="0"/>
+        <w:jc w:val="center"/>
+        <w:rPr>
+          <w:rFonts w:ascii="Antinoou" w:eastAsia="Antinoou" w:hAnsi="Antinoou" w:cs="Gentium"/>
+          <w:b/>
+          <w:bCs/>
+          <w:noProof/>
+          <w:sz w:val="32"/>
+          <w:szCs w:val="32"/>
+          <w:u w:val="single" w:color="00B050"/>
+          <w:lang w:val="am-ET" w:eastAsia="en-GB" w:bidi="he-IL"/>
+        </w:rPr>
+      </w:pPr>
+      <w:r>
+        <w:rPr>
+          <w:rFonts w:ascii="Antinoou" w:eastAsia="Antinoou" w:hAnsi="Antinoou" w:cs="Gentium"/>
+          <w:b/>
+          <w:bCs/>
+          <w:noProof/>
+          <w:sz w:val="32"/>
+          <w:szCs w:val="32"/>
+          <w:u w:color="00B050"/>
+          <w:lang w:val="am-ET" w:eastAsia="en-GB" w:bidi="he-IL"/>
+        </w:rPr>
+        <w:lastRenderedPageBreak/>
+        <w:t>ⲝ︦ⲏ︦.</w:t>
+      </w:r>
+    </w:p>
+    <w:p>
+      <w:pPr>
+        <w:spacing w:before="100"/>
+        <w:jc w:val="both"/>
+        <w:rPr>
+          <w:rFonts w:ascii="Antinoou" w:eastAsia="Antinoou" w:hAnsi="Antinoou"/>
+          <w:bCs/>
+          <w:noProof/>
+          <w:color w:val="7030A0"/>
+          <w:sz w:val="26"/>
+          <w:szCs w:val="26"/>
+          <w:lang w:val="am-ET" w:eastAsia="en-GB" w:bidi="he-IL"/>
+        </w:rPr>
+      </w:pPr>
+      <w:r>
+        <w:rPr>
+          <w:rFonts w:ascii="Antinoou" w:eastAsia="Antinoou" w:hAnsi="Antinoou"/>
+          <w:bCs/>
+          <w:noProof/>
+          <w:color w:val="7030A0"/>
+          <w:sz w:val="26"/>
+          <w:szCs w:val="26"/>
+          <w:lang w:val="am-ET" w:eastAsia="en-GB" w:bidi="he-IL"/>
+        </w:rPr>
+        <w:t>ⲉ̀ⲣⲉϣⲁⲛ ⲟⲩⲡ̀ⲣⲉⲥⲃⲩⲧⲉⲣⲟⲥ ⲓⲉ ⲟⲩⲇⲓⲁ̀ⲕⲟⲛⲟⲥ ϭⲓ ⲛ̀ⲃ︦ϯ ⲛ̀ⲭⲓⲣⲟⲇⲟⲛⲓⲁ̀ ⲙⲁⲣⲟⲩⲕⲁⲑⲁⲓⲣⲟⲩ ⲙ̀ⲙⲟϥ ⲛ̀̀ⲑⲟϥ ⲛⲉⲙ ⲫⲏⲉ̀ⲧ ⲁϥⲫⲱϣ ⲙ̀ⲙⲟϥ ⲓ̀ⲙⲏⲧⲓ ϥ̀ⲟⲩⲟⲛϩ ⲙ̀ⲡ̀ϩⲱⲃ ⲉ̀ⲃⲟⲗ ϫⲉ ⲉ̀ⲧⲁⲩⲭⲓⲣⲟⲇⲟⲛⲓⲛ ⲙ̀ⲙⲟϥ ⲉ̀ⲃⲟⲗϩⲓⲧⲟⲧⲟⲩ ⲛ̀ⲛⲓϩⲉⲣⲉⲧⲓⲕⲟⲥ ⲙ̀ⲙⲟⲛϣ̀ϫⲟⲙ ⲅⲁⲣ ⲉ̀ⲛⲉϩ ⲉⲑⲣⲉ ⲛⲏⲉ̀ⲧ ⲁⲩⲃⲁⲡⲧⲓⲥⲙⲁ ⲙ̀ⲙⲱⲟⲩ ⲓⲉ ⲁⲩⲭⲓⲣⲟⲇⲟⲛⲓⲛ ⲙ̀ⲙⲱⲟⲩ ⲉ̀ⲃⲟⲗϩⲓⲧⲉⲛ ⲛⲏⲉ̀ⲧⲉⲙⲙⲁⲩ ⲉⲣ ⲣⲱⲙⲓ ⲙ̀ⲡⲓⲥⲧⲟⲥ ⲓⲉ ⲉⲣ ⲕ̀ⲗⲏⲣⲓⲕⲟⲥ.</w:t>
+      </w:r>
+    </w:p>
+    <w:p>
+      <w:pPr>
+        <w:rPr>
+          <w:noProof/>
+          <w:lang w:val="am-ET"/>
+        </w:rPr>
+        <w:sectPr>
+          <w:type w:val="continuous"/>
+          <w:pgSz w:w="16838" w:h="11906" w:orient="landscape"/>
+          <w:pgMar w:top="1418" w:right="1418" w:bottom="1418" w:left="1418" w:header="0" w:footer="0" w:gutter="0"/>
+          <w:cols w:space="720"/>
+          <w:formProt w:val="0"/>
+          <w:docGrid w:linePitch="600" w:charSpace="32768"/>
+        </w:sectPr>
+      </w:pPr>
+    </w:p>
+    <w:p>
+      <w:pPr>
+        <w:keepNext/>
+        <w:widowControl w:val="0"/>
+        <w:jc w:val="center"/>
+        <w:rPr>
+          <w:rFonts w:ascii="Antinoou" w:eastAsia="Antinoou" w:hAnsi="Antinoou" w:cs="Gentium"/>
+          <w:b/>
+          <w:bCs/>
+          <w:noProof/>
+          <w:sz w:val="32"/>
+          <w:szCs w:val="32"/>
+          <w:u w:val="single" w:color="00B050"/>
+          <w:lang w:val="am-ET" w:eastAsia="en-GB" w:bidi="he-IL"/>
+        </w:rPr>
+      </w:pPr>
+      <w:r>
+        <w:rPr>
+          <w:rFonts w:ascii="Antinoou" w:eastAsia="Antinoou" w:hAnsi="Antinoou" w:cs="Gentium"/>
+          <w:b/>
+          <w:bCs/>
+          <w:noProof/>
+          <w:sz w:val="32"/>
+          <w:szCs w:val="32"/>
+          <w:u w:color="00B050"/>
+          <w:lang w:val="am-ET" w:eastAsia="en-GB" w:bidi="he-IL"/>
+        </w:rPr>
+        <w:t>ⲝ︦ⲑ︦.</w:t>
+      </w:r>
+    </w:p>
+    <w:p>
+      <w:pPr>
+        <w:spacing w:before="100"/>
+        <w:jc w:val="both"/>
+        <w:rPr>
+          <w:rFonts w:ascii="Antinoou" w:eastAsia="Antinoou" w:hAnsi="Antinoou"/>
+          <w:bCs/>
+          <w:noProof/>
+          <w:color w:val="7030A0"/>
+          <w:sz w:val="26"/>
+          <w:szCs w:val="26"/>
+          <w:lang w:val="am-ET" w:eastAsia="en-GB" w:bidi="he-IL"/>
+        </w:rPr>
+      </w:pPr>
+      <w:r>
+        <w:rPr>
+          <w:rFonts w:ascii="Antinoou" w:eastAsia="Antinoou" w:hAnsi="Antinoou"/>
+          <w:bCs/>
+          <w:noProof/>
+          <w:color w:val="7030A0"/>
+          <w:sz w:val="26"/>
+          <w:szCs w:val="26"/>
+          <w:lang w:val="am-ET" w:eastAsia="en-GB" w:bidi="he-IL"/>
+        </w:rPr>
+        <w:t>ⲉ̀ⲣⲉϣⲁⲛ ⲟⲩⲉ̀ⲡⲓⲥⲕⲟⲡⲟⲥ ⲓⲉ ⲟⲩⲡ̀ⲣⲉⲥⲃⲩⲧⲉⲣⲟⲥ ⲓⲉ ⲟⲩⲇⲓⲁ̀ⲕⲟⲛⲟⲥ ⲓⲉ ⲟⲩϩⲩⲡⲟⲇⲓⲁ̀ⲕⲟⲛⲟⲥ ⲓⲉ ⲟⲩⲁ̀ⲛⲁⲅ̀ⲛⲱⲥⲧⲏⲥ ⲓⲉ ⲟⲩⲣⲉϥⲯⲁⲗⲧⲏⲥ ϣ̀ⲧⲉⲙⲉⲣⲛⲏⲥⲧⲉⲩⲓⲛ ϧⲉⲛ ⲡⲓⲙ︦ ⲛ̀ⲉ̀ϩⲟⲟⲩ ⲉ̀ⲑⲟⲩⲁⲃ ⲓⲉ ϧⲉⲛ ⲡ̀ⲇ︦ ⲓⲉ ϧⲉⲛ ⲡ̀ⲋ︦ ⲙⲁⲣⲟⲩⲕⲁⲑⲁⲓⲣⲟⲩ ⲙ̀ⲙⲟϥ ⲓ̀ⲙⲏⲧⲓ ⲛ̀ⲧⲉ ⲟⲩϣⲱⲛⲓ ⲛ̀ⲥⲱⲙⲁ ⲉⲣⲕⲱⲗⲓⲛ ⲙ̀ⲙⲱⲟⲩ ⲓⲉ ⲉ̀ϣⲱⲡ ⲉ̀ⲟⲩⲗⲁⲓ̀ⲕⲟⲥ ⲡⲉⲧⲁϥⲉⲣ ⲫⲁⲓ ⲙⲁⲣⲟⲩⲭⲁϥϩⲉⲓ ⲉ̀ⲃⲟⲗ.</w:t>
+      </w:r>
+    </w:p>
+    <w:p>
+      <w:pPr>
+        <w:rPr>
+          <w:noProof/>
+          <w:lang w:val="am-ET"/>
+        </w:rPr>
+        <w:sectPr>
+          <w:type w:val="continuous"/>
+          <w:pgSz w:w="16838" w:h="11906" w:orient="landscape"/>
+          <w:pgMar w:top="1418" w:right="1418" w:bottom="1418" w:left="1418" w:header="0" w:footer="0" w:gutter="0"/>
+          <w:cols w:space="720"/>
+          <w:formProt w:val="0"/>
+          <w:docGrid w:linePitch="600" w:charSpace="32768"/>
+        </w:sectPr>
+      </w:pPr>
+    </w:p>
+    <w:p>
+      <w:pPr>
+        <w:keepNext/>
+        <w:widowControl w:val="0"/>
+        <w:jc w:val="center"/>
+        <w:rPr>
+          <w:rFonts w:ascii="Antinoou" w:eastAsia="Antinoou" w:hAnsi="Antinoou" w:cs="Gentium"/>
+          <w:b/>
+          <w:bCs/>
+          <w:noProof/>
+          <w:sz w:val="32"/>
+          <w:szCs w:val="32"/>
+          <w:u w:val="single" w:color="00B050"/>
+          <w:lang w:val="am-ET" w:eastAsia="en-GB" w:bidi="he-IL"/>
+        </w:rPr>
+      </w:pPr>
+      <w:r>
+        <w:rPr>
+          <w:rFonts w:ascii="Antinoou" w:eastAsia="Antinoou" w:hAnsi="Antinoou" w:cs="Gentium"/>
+          <w:b/>
+          <w:bCs/>
+          <w:noProof/>
+          <w:sz w:val="32"/>
+          <w:szCs w:val="32"/>
+          <w:u w:color="00B050"/>
+          <w:lang w:val="am-ET" w:eastAsia="en-GB" w:bidi="he-IL"/>
+        </w:rPr>
+        <w:t>ⲟ︦.</w:t>
+      </w:r>
+    </w:p>
+    <w:p>
+      <w:pPr>
+        <w:spacing w:before="100"/>
+        <w:jc w:val="both"/>
+        <w:rPr>
+          <w:rFonts w:ascii="Antinoou" w:eastAsia="Antinoou" w:hAnsi="Antinoou"/>
+          <w:bCs/>
+          <w:noProof/>
+          <w:color w:val="7030A0"/>
+          <w:sz w:val="26"/>
+          <w:szCs w:val="26"/>
+          <w:lang w:val="am-ET" w:eastAsia="en-GB" w:bidi="he-IL"/>
+        </w:rPr>
+      </w:pPr>
+      <w:r>
+        <w:rPr>
+          <w:rFonts w:ascii="Antinoou" w:eastAsia="Antinoou" w:hAnsi="Antinoou"/>
+          <w:bCs/>
+          <w:noProof/>
+          <w:color w:val="7030A0"/>
+          <w:sz w:val="26"/>
+          <w:szCs w:val="26"/>
+          <w:lang w:val="am-ET" w:eastAsia="en-GB" w:bidi="he-IL"/>
+        </w:rPr>
+        <w:t>ⲉ̀ⲣⲉϣⲁⲛ ⲟⲩⲉ̀ⲡⲓⲥⲕⲟⲡⲟⲥ ⲓⲉ ⲟⲩⲡ̀ⲣⲉⲥⲃⲩⲧⲉⲣⲟⲥ ⲓⲉ ⲕⲉϩ̀ⲗⲓ ⲛ̀ⲕ̀ⲗⲏⲣⲓⲕⲟⲥ ⲉⲣⲛⲏⲥⲧⲉⲩⲓⲛ ⲛⲉⲙ ⲛⲓⲓⲟⲩⲇⲁⲓ ⲓⲉ ⲉϥⲉⲣϣⲁⲓ ⲛⲉⲙⲱⲟⲩ ⲓⲉ ⲉϥϭⲓ ⲛ̀ⲧⲟⲧⲟⲩ ⲛ̀ϩⲁⲛⲧⲁⲓⲟ̀ ⲛ̀ⲧⲉ ⲡⲟⲩϣⲁⲓ ⲉ̀ⲧⲉ ϩⲁⲛⲁ̀ⲑⲁⲃ ⲛⲉ ⲓⲉ ⲕⲉϩ̀ⲗⲓ ⲛ̀̀ⲉⲛⲭⲁⲓ ⲙ̀ⲡⲁⲓⲣⲏϯ ⲙⲁⲣⲟⲩⲕⲁⲑⲁⲓⲣⲟⲩ ⲙ̀ⲙⲟϥ ⲉ̀ϣⲱⲡ ⲉ̀ⲟⲩⲗⲁⲓ̀ⲕⲟⲥ ⲡⲉⲧ ⲁϥⲉⲣ ⲫⲁⲓ ⲙⲁⲣⲟⲩⲭⲁϥϩⲉⲓ ⲉ̀ⲃⲟⲗ.</w:t>
+      </w:r>
+    </w:p>
+    <w:p>
+      <w:pPr>
+        <w:rPr>
+          <w:noProof/>
+          <w:lang w:val="am-ET"/>
+        </w:rPr>
+        <w:sectPr>
+          <w:type w:val="continuous"/>
+          <w:pgSz w:w="16838" w:h="11906" w:orient="landscape"/>
+          <w:pgMar w:top="1418" w:right="1418" w:bottom="1418" w:left="1418" w:header="0" w:footer="0" w:gutter="0"/>
+          <w:cols w:space="720"/>
+          <w:formProt w:val="0"/>
+          <w:docGrid w:linePitch="600" w:charSpace="32768"/>
+        </w:sectPr>
+      </w:pPr>
+    </w:p>
+    <w:p>
+      <w:pPr>
+        <w:keepNext/>
+        <w:widowControl w:val="0"/>
+        <w:spacing w:before="100"/>
+        <w:jc w:val="center"/>
+        <w:rPr>
+          <w:rFonts w:ascii="Antinoou" w:eastAsia="Antinoou" w:hAnsi="Antinoou" w:cs="Gentium"/>
+          <w:b/>
+          <w:bCs/>
+          <w:noProof/>
+          <w:sz w:val="32"/>
+          <w:szCs w:val="32"/>
+          <w:u w:val="single" w:color="00B050"/>
+          <w:lang w:val="am-ET" w:eastAsia="en-GB" w:bidi="he-IL"/>
+        </w:rPr>
+      </w:pPr>
+      <w:r>
+        <w:rPr>
+          <w:rFonts w:ascii="Antinoou" w:eastAsia="Antinoou" w:hAnsi="Antinoou" w:cs="Gentium"/>
+          <w:b/>
+          <w:bCs/>
+          <w:noProof/>
+          <w:sz w:val="32"/>
+          <w:szCs w:val="32"/>
+          <w:u w:color="00B050"/>
+          <w:lang w:val="am-ET" w:eastAsia="en-GB" w:bidi="he-IL"/>
+        </w:rPr>
+        <w:t>ⲟ︦ⲁ︦.</w:t>
+      </w:r>
+    </w:p>
+    <w:p>
+      <w:pPr>
+        <w:spacing w:before="100"/>
+        <w:jc w:val="both"/>
+        <w:rPr>
+          <w:rFonts w:ascii="Antinoou" w:eastAsia="Antinoou" w:hAnsi="Antinoou"/>
+          <w:bCs/>
+          <w:noProof/>
+          <w:color w:val="7030A0"/>
+          <w:sz w:val="26"/>
+          <w:szCs w:val="26"/>
+          <w:lang w:val="am-ET" w:eastAsia="en-GB" w:bidi="he-IL"/>
+        </w:rPr>
+      </w:pPr>
+      <w:r>
+        <w:rPr>
+          <w:rFonts w:ascii="Antinoou" w:eastAsia="Antinoou" w:hAnsi="Antinoou"/>
+          <w:bCs/>
+          <w:noProof/>
+          <w:color w:val="7030A0"/>
+          <w:sz w:val="26"/>
+          <w:szCs w:val="26"/>
+          <w:lang w:val="am-ET" w:eastAsia="en-GB" w:bidi="he-IL"/>
+        </w:rPr>
+        <w:t>ⲉ̀ⲣⲉϣⲁⲛ ⲟⲩⲗⲁⲓ̀ⲕⲟⲥ ϭⲓ ⲛⲉϩ ⲉ̀ϧⲟⲩⲛ ⲉ̀ⲡⲉⲣⲫⲉⲓ ⲛ̀ⲛⲓⲉⲑⲛⲟⲥ ⲓⲉ ⲧ̀ⲥⲩⲛⲁⲅⲱⲅⲏ ⲛ̀ⲛⲓⲟⲩⲇⲁⲓ ⲓⲉ ϧⲏⲃⲥ ⲙⲁⲣⲟⲩⲭⲁϥϩⲉⲓ ⲉ̀ⲃⲟⲗ.</w:t>
+      </w:r>
+    </w:p>
+    <w:p>
+      <w:pPr>
+        <w:rPr>
+          <w:noProof/>
+          <w:lang w:val="am-ET"/>
+        </w:rPr>
+        <w:sectPr>
+          <w:type w:val="continuous"/>
+          <w:pgSz w:w="16838" w:h="11906" w:orient="landscape"/>
+          <w:pgMar w:top="1418" w:right="1418" w:bottom="1418" w:left="1418" w:header="0" w:footer="0" w:gutter="0"/>
+          <w:cols w:space="720"/>
+          <w:formProt w:val="0"/>
+          <w:docGrid w:linePitch="600" w:charSpace="32768"/>
+        </w:sectPr>
+      </w:pPr>
+    </w:p>
+    <w:p>
+      <w:pPr>
+        <w:keepNext/>
+        <w:widowControl w:val="0"/>
+        <w:spacing w:before="100"/>
+        <w:jc w:val="center"/>
+        <w:rPr>
+          <w:rFonts w:ascii="Antinoou" w:eastAsia="Antinoou" w:hAnsi="Antinoou" w:cs="Gentium"/>
+          <w:b/>
+          <w:bCs/>
+          <w:noProof/>
+          <w:sz w:val="32"/>
+          <w:szCs w:val="32"/>
+          <w:u w:val="single" w:color="00B050"/>
+          <w:lang w:val="am-ET" w:eastAsia="en-GB" w:bidi="he-IL"/>
+        </w:rPr>
+      </w:pPr>
+      <w:r>
+        <w:rPr>
+          <w:rFonts w:ascii="Antinoou" w:eastAsia="Antinoou" w:hAnsi="Antinoou" w:cs="Gentium"/>
+          <w:b/>
+          <w:bCs/>
+          <w:noProof/>
+          <w:sz w:val="32"/>
+          <w:szCs w:val="32"/>
+          <w:u w:color="00B050"/>
+          <w:lang w:val="am-ET" w:eastAsia="en-GB" w:bidi="he-IL"/>
+        </w:rPr>
+        <w:t>ⲟ︦ⲃ︦.</w:t>
+      </w:r>
+    </w:p>
+    <w:p>
+      <w:pPr>
+        <w:spacing w:before="100"/>
+        <w:jc w:val="both"/>
+        <w:rPr>
+          <w:rFonts w:ascii="Antinoou" w:eastAsia="Antinoou" w:hAnsi="Antinoou"/>
+          <w:bCs/>
+          <w:noProof/>
+          <w:color w:val="7030A0"/>
+          <w:sz w:val="26"/>
+          <w:szCs w:val="26"/>
+          <w:lang w:val="am-ET" w:eastAsia="en-GB" w:bidi="he-IL"/>
+        </w:rPr>
+      </w:pPr>
+      <w:r>
+        <w:rPr>
+          <w:rFonts w:ascii="Antinoou" w:eastAsia="Antinoou" w:hAnsi="Antinoou"/>
+          <w:bCs/>
+          <w:noProof/>
+          <w:color w:val="7030A0"/>
+          <w:sz w:val="26"/>
+          <w:szCs w:val="26"/>
+          <w:lang w:val="am-ET" w:eastAsia="en-GB" w:bidi="he-IL"/>
+        </w:rPr>
+        <w:t>ⲉ̀ⲣⲉϣⲁⲛ ⲟⲩⲕ̀ⲗϩⲣⲟⲥ ⲓⲉ ⲟⲩⲗⲁⲓ̀ⲕⲟⲥ ϭⲓⲟⲩⲓ̀ ⲛ̀ⲟⲩⲕⲩⲙⲓⲗⲗⲓⲟⲛ ⲓⲉ ⲟⲩⲛⲉϩ ⲉ̀ⲃⲟⲗϧⲉⲛ ϯⲉⲕⲕ̀ⲗⲏⲥⲓⲁ̀ ⲙⲁⲣⲟⲩⲭⲁϥϩⲉⲓ ⲉ̀ⲃⲟⲗ ⲟⲩⲟϩ ⲛ̀ⲥⲉⲧⲁⲥⲑⲟ ⲙ̀ⲫⲏⲉ̀ⲧ ⲁϥϭⲓⲟⲩⲓ̀ ⲙ̀ⲙⲟϥ ⲛⲉⲙ ⲡⲉϥⲕⲱⲃ ⲉ︦ ⲛ̀ⲥⲟⲡ.</w:t>
+      </w:r>
+    </w:p>
+    <w:p>
+      <w:pPr>
+        <w:rPr>
+          <w:noProof/>
+          <w:lang w:val="am-ET"/>
+        </w:rPr>
+        <w:sectPr>
+          <w:type w:val="continuous"/>
+          <w:pgSz w:w="16838" w:h="11906" w:orient="landscape"/>
+          <w:pgMar w:top="1418" w:right="1418" w:bottom="1418" w:left="1418" w:header="0" w:footer="0" w:gutter="0"/>
+          <w:cols w:space="720"/>
+          <w:formProt w:val="0"/>
+          <w:docGrid w:linePitch="600" w:charSpace="32768"/>
+        </w:sectPr>
+      </w:pPr>
+    </w:p>
+    <w:p>
+      <w:pPr>
+        <w:keepNext/>
+        <w:widowControl w:val="0"/>
+        <w:jc w:val="center"/>
+        <w:rPr>
+          <w:rFonts w:ascii="Antinoou" w:eastAsia="Antinoou" w:hAnsi="Antinoou" w:cs="Gentium"/>
+          <w:b/>
+          <w:bCs/>
+          <w:noProof/>
+          <w:sz w:val="32"/>
+          <w:szCs w:val="32"/>
+          <w:u w:val="single" w:color="00B050"/>
+          <w:lang w:val="am-ET" w:eastAsia="en-GB" w:bidi="he-IL"/>
+        </w:rPr>
+      </w:pPr>
+      <w:r>
+        <w:rPr>
+          <w:rFonts w:ascii="Antinoou" w:eastAsia="Antinoou" w:hAnsi="Antinoou" w:cs="Gentium"/>
+          <w:b/>
+          <w:bCs/>
+          <w:noProof/>
+          <w:sz w:val="32"/>
+          <w:szCs w:val="32"/>
+          <w:u w:color="00B050"/>
+          <w:lang w:val="am-ET" w:eastAsia="en-GB" w:bidi="he-IL"/>
+        </w:rPr>
+        <w:t>ⲟ︦ⲅ︦.</w:t>
+      </w:r>
+    </w:p>
+    <w:p>
+      <w:pPr>
+        <w:spacing w:before="100"/>
+        <w:jc w:val="both"/>
+        <w:rPr>
+          <w:rFonts w:ascii="Antinoou" w:eastAsia="Antinoou" w:hAnsi="Antinoou"/>
+          <w:bCs/>
+          <w:noProof/>
+          <w:color w:val="7030A0"/>
+          <w:sz w:val="26"/>
+          <w:szCs w:val="26"/>
+          <w:lang w:val="am-ET" w:eastAsia="en-GB" w:bidi="he-IL"/>
+        </w:rPr>
+      </w:pPr>
+      <w:r>
+        <w:rPr>
+          <w:rFonts w:ascii="Antinoou" w:eastAsia="Antinoou" w:hAnsi="Antinoou"/>
+          <w:bCs/>
+          <w:noProof/>
+          <w:color w:val="7030A0"/>
+          <w:sz w:val="26"/>
+          <w:szCs w:val="26"/>
+          <w:lang w:val="am-ET" w:eastAsia="en-GB" w:bidi="he-IL"/>
+        </w:rPr>
+        <w:t>ⲟⲩⲥ̀ⲕⲉⲩⲟⲥ ⲛ̀ⲛⲟⲩⲃ ⲓⲉ ⲟⲩⲥ̀ⲕⲉⲩⲟⲥ ⲛ̀ϩⲁⲧ ⲓⲉ ⲟⲩⲉⲓⲇⲟⲥ ⲛ̀ⲓⲁⲩ ⲉ̀ⲁⲩⲧⲟⲩⲛⲟϥ ⲙ̀ⲡⲉⲣⲑⲣⲉ ϩ̀ⲗⲓ ⲛ̀ⲣⲱⲙⲓ ϥⲓⲧϥ ⲉⲑⲣⲉϥⲭ̀ⲣⲱ ⲙ̀ⲙⲟϥ ⲛⲁϥ ⲙ̀ⲙⲓⲛ ⲙ̀ⲙⲟϥ ⲟⲩⲡⲁⲣⲁⲛⲟⲙⲟⲥ ⲅⲁⲣ ⲡⲉ ⲡⲁⲓ ϩⲱⲃ ⲉ̀ⲣⲉϣⲁⲛ ⲟⲩⲁⲓ ⲇⲉ ⲉⲣ ⲫⲁⲓ ⲙⲁⲣⲟⲩⲭⲁϥϩⲉⲓ ⲉ̀ⲃⲟⲗ ⲟⲩⲟϩ ⲛ̀ⲥⲉⲉ̀ⲡⲓⲧⲓⲙⲁⲛ ⲛⲁϥ.</w:t>
+      </w:r>
+    </w:p>
+    <w:p>
+      <w:pPr>
+        <w:rPr>
+          <w:noProof/>
+          <w:lang w:val="am-ET"/>
+        </w:rPr>
+        <w:sectPr>
+          <w:type w:val="continuous"/>
+          <w:pgSz w:w="16838" w:h="11906" w:orient="landscape"/>
+          <w:pgMar w:top="1418" w:right="1418" w:bottom="1418" w:left="1418" w:header="0" w:footer="0" w:gutter="0"/>
+          <w:cols w:space="720"/>
+          <w:formProt w:val="0"/>
+          <w:docGrid w:linePitch="600" w:charSpace="32768"/>
+        </w:sectPr>
+      </w:pPr>
+    </w:p>
+    <w:p>
+      <w:pPr>
+        <w:keepNext/>
+        <w:widowControl w:val="0"/>
+        <w:spacing w:before="120"/>
+        <w:jc w:val="center"/>
+        <w:rPr>
+          <w:rFonts w:ascii="Antinoou" w:eastAsia="Antinoou" w:hAnsi="Antinoou" w:cs="Gentium"/>
+          <w:b/>
+          <w:bCs/>
+          <w:noProof/>
+          <w:sz w:val="32"/>
+          <w:szCs w:val="32"/>
+          <w:u w:val="single" w:color="00B050"/>
+          <w:lang w:val="am-ET" w:eastAsia="en-GB" w:bidi="he-IL"/>
+        </w:rPr>
+      </w:pPr>
+      <w:r>
+        <w:rPr>
+          <w:rFonts w:ascii="Antinoou" w:eastAsia="Antinoou" w:hAnsi="Antinoou" w:cs="Gentium"/>
+          <w:b/>
+          <w:bCs/>
+          <w:noProof/>
+          <w:sz w:val="32"/>
+          <w:szCs w:val="32"/>
+          <w:u w:color="00B050"/>
+          <w:lang w:val="am-ET" w:eastAsia="en-GB" w:bidi="he-IL"/>
+        </w:rPr>
+        <w:lastRenderedPageBreak/>
+        <w:t>ⲟ︦ⲇ︦.</w:t>
+      </w:r>
+    </w:p>
+    <w:p>
+      <w:pPr>
+        <w:spacing w:before="120"/>
+        <w:jc w:val="both"/>
+        <w:rPr>
+          <w:rFonts w:ascii="Antinoou" w:eastAsia="Antinoou" w:hAnsi="Antinoou"/>
+          <w:bCs/>
+          <w:noProof/>
+          <w:color w:val="7030A0"/>
+          <w:sz w:val="26"/>
+          <w:szCs w:val="26"/>
+          <w:lang w:val="am-ET" w:eastAsia="en-GB" w:bidi="he-IL"/>
+        </w:rPr>
+      </w:pPr>
+      <w:r>
+        <w:rPr>
+          <w:rFonts w:ascii="Antinoou" w:eastAsia="Antinoou" w:hAnsi="Antinoou"/>
+          <w:bCs/>
+          <w:noProof/>
+          <w:color w:val="7030A0"/>
+          <w:sz w:val="26"/>
+          <w:szCs w:val="26"/>
+          <w:lang w:val="am-ET" w:eastAsia="en-GB" w:bidi="he-IL"/>
+        </w:rPr>
+        <w:t>ⲱⲩϣⲁⲛ ⲕⲁⲧⲏⲅⲟⲣⲓⲛ ⲛ̀ⲟⲩⲉ̀ⲡⲓⲥⲕⲟⲡⲟⲥ ⲉⲑⲃⲉ ⲟⲩϩⲱⲃ ϩⲓⲧⲉⲛ ϩⲁⲛⲣⲱⲙⲓ ⲙ̀ⲡⲓⲥⲧⲟⲥ ⲟⲩⲟϩ ⲉⲩⲉⲛϩⲟⲧ ⲟⲩⲁ̀ⲛⲁⲅⲕⲏ ⲟⲛ ⲡⲉ ⲉⲑⲣⲟⲩⲙⲟⲩϯ ⲉ̀ⲣⲟϥ ϩⲓⲧⲉⲛ ϩⲁⲛⲉ̀ⲡⲓⲥⲕⲟⲡⲟⲥ ⲉ̀ϣⲱⲡ ⲙⲉⲛ ⲁϥϣⲁⲛⲓ̀ⲟⲩⲟⲩ ⲁϥⲉⲣⲟ̀ⲙⲟⲗⲟⲅⲓⲛ ⲙ̀ⲡⲉϥⲛⲟⲃⲓ ϧⲉⲛ ⲫⲏⲉ̀ⲧ ⲁⲩⲕⲁⲧⲏⲅⲟⲣⲓⲛ ⲙ̀ⲙⲟϥ ⲙⲁⲣⲟⲩⲑⲱϣ ⲉ̀ϣⲱⲡ ⲁⲩϣⲁⲛⲙⲟⲩϯ ⲉ̀ⲣⲟϥ ⲉϥϣ̀ⲧⲉⲙⲥⲱⲧⲉⲙ ⲙⲁⲣⲟⲩⲙⲟⲩϯ ⲉ̀ⲣⲟϥ ⲙ̀ⲫ̀ⲙⲁϩ ⲥⲟⲡ ⲃ︦ ϩⲓⲧⲉⲛ ⲃ︦ ⲛ̀ⲉ̀ⲡⲓⲥⲕⲟⲡⲟⲥ ⲉ̀ⲁⲩⲟⲩⲟⲣⲡⲟⲩ ϩⲁⲣⲟϥ ⲉ̀ϣⲱⲡ ⲇⲉ ⲟⲛ ⲉϥϣ̀ⲧⲉⲙⲥⲱⲧⲉⲙ ⲉⲩⲉ̀ⲙⲟⲩϯ ⲉ̀ⲣⲟϥ ⲙ̀ⲫ̀ⲙⲁϩ ⲅ︦ ⲛ̀ⲥⲟⲡ ⲉ̀ⲁⲩⲧⲁⲟⲩⲟ̀ ⲕⲉ ⲃ︦ ⲛ̀ⲉ̀ⲡⲓⲥⲕⲟⲡⲟⲥ ⲉ̀ⲣⲟϥ ⲉ̀ϣⲱⲡ ⲇⲉ ⲉϥϣ̀ⲧⲉⲙⲥⲱⲧⲉⲙ ⲙ̀ⲡⲁⲓⲣⲏϯ ϥ̀ⲕⲁⲧⲁⲫ̀ⲣⲟⲛⲓⲛ ⲛ̀ⲑ̀ⲙⲏⲓ ⲙⲁⲣⲉ ⲧ̀ⲥⲩⲛⲁⲇⲟⲥ ⲁ̀ⲡⲟⲫⲁⲛⲉ ϩⲁⲣⲟϥ ⲛ̀ⲛⲏⲉ̀ⲧ ⲉ̀ⲣⲁ̀ⲛⲁⲥ ϫⲉⲕⲁⲥ ⲛ̀ⲛⲉ̀ϥⲉⲣ ⲙ̀ⲫ̀ⲣⲏϯ ⲙ̀ⲫⲏⲉ̀ⲧ ⲁϥϯϩⲏⲟⲩ ϫⲉ ⲁϥⲫⲱⲧ ⲛ̀ⲧⲟⲧϥ ⲙ̀ⲡ̀ϩⲁⲡ.</w:t>
+      </w:r>
+    </w:p>
+    <w:p>
+      <w:pPr>
+        <w:rPr>
+          <w:noProof/>
+          <w:lang w:val="am-ET"/>
+        </w:rPr>
+        <w:sectPr>
+          <w:type w:val="continuous"/>
+          <w:pgSz w:w="16838" w:h="11906" w:orient="landscape"/>
+          <w:pgMar w:top="1418" w:right="1418" w:bottom="1418" w:left="1418" w:header="0" w:footer="0" w:gutter="0"/>
+          <w:cols w:space="720"/>
+          <w:formProt w:val="0"/>
+          <w:docGrid w:linePitch="600" w:charSpace="32768"/>
+        </w:sectPr>
+      </w:pPr>
+    </w:p>
+    <w:p>
+      <w:pPr>
+        <w:keepNext/>
+        <w:widowControl w:val="0"/>
+        <w:spacing w:before="120"/>
+        <w:jc w:val="center"/>
+        <w:rPr>
+          <w:rFonts w:ascii="Antinoou" w:eastAsia="Antinoou" w:hAnsi="Antinoou" w:cs="Gentium"/>
+          <w:b/>
+          <w:bCs/>
+          <w:noProof/>
+          <w:sz w:val="32"/>
+          <w:szCs w:val="32"/>
+          <w:u w:val="single" w:color="00B050"/>
+          <w:lang w:val="am-ET" w:eastAsia="en-GB" w:bidi="he-IL"/>
+        </w:rPr>
+      </w:pPr>
+      <w:r>
+        <w:rPr>
+          <w:rFonts w:ascii="Antinoou" w:eastAsia="Antinoou" w:hAnsi="Antinoou" w:cs="Gentium"/>
+          <w:b/>
+          <w:bCs/>
+          <w:noProof/>
+          <w:sz w:val="32"/>
+          <w:szCs w:val="32"/>
+          <w:u w:color="00B050"/>
+          <w:lang w:val="am-ET" w:eastAsia="en-GB" w:bidi="he-IL"/>
+        </w:rPr>
+        <w:t>ⲟ︦ⲉ︦.</w:t>
+      </w:r>
+    </w:p>
+    <w:p>
+      <w:pPr>
+        <w:spacing w:before="120"/>
+        <w:jc w:val="both"/>
+        <w:rPr>
+          <w:rFonts w:ascii="Antinoou" w:eastAsia="Antinoou" w:hAnsi="Antinoou"/>
+          <w:bCs/>
+          <w:noProof/>
+          <w:color w:val="7030A0"/>
+          <w:sz w:val="26"/>
+          <w:szCs w:val="26"/>
+          <w:lang w:val="am-ET" w:eastAsia="en-GB" w:bidi="he-IL"/>
+        </w:rPr>
+      </w:pPr>
+      <w:r>
+        <w:rPr>
+          <w:rFonts w:ascii="Antinoou" w:eastAsia="Antinoou" w:hAnsi="Antinoou"/>
+          <w:bCs/>
+          <w:noProof/>
+          <w:color w:val="7030A0"/>
+          <w:sz w:val="26"/>
+          <w:szCs w:val="26"/>
+          <w:lang w:val="am-ET" w:eastAsia="en-GB" w:bidi="he-IL"/>
+        </w:rPr>
+        <w:t>ⲛ̀ⲛⲟⲩϭⲓ ⲟⲩϩⲉⲣⲉⲧⲓⲕⲟⲥ ⲉⲑⲣⲉϥⲉⲣⲙⲉⲑⲣⲉ ⲉⲩⲡⲓⲥⲧⲟⲥ ⲁⲗⲗⲁ ⲟⲩⲇⲉ ⲟⲛ ⲛ̀ⲛⲟⲩϭⲓ ⲟⲩⲡⲓⲥⲧⲟⲥ ⲛ̀ⲟⲩⲱⲧ ⲉ̀ⲣⲉ ⲥⲁϫⲓ ⲛⲓⲃⲉⲛ ⲛⲁⲉⲣⲙⲏⲓ ϩⲓⲧⲉⲛ ⲣⲱϥ ⲙ̀ⲙⲉⲑⲣⲉ ⲃ︦ ⲓⲉ ⲅ︦.</w:t>
+      </w:r>
+    </w:p>
+    <w:p>
+      <w:pPr>
+        <w:rPr>
+          <w:noProof/>
+          <w:lang w:val="am-ET"/>
+        </w:rPr>
+        <w:sectPr>
+          <w:type w:val="continuous"/>
+          <w:pgSz w:w="16838" w:h="11906" w:orient="landscape"/>
+          <w:pgMar w:top="1418" w:right="1418" w:bottom="1418" w:left="1418" w:header="0" w:footer="0" w:gutter="0"/>
+          <w:cols w:space="720"/>
+          <w:formProt w:val="0"/>
+          <w:docGrid w:linePitch="600" w:charSpace="32768"/>
+        </w:sectPr>
+      </w:pPr>
+    </w:p>
+    <w:p>
+      <w:pPr>
+        <w:keepNext/>
+        <w:widowControl w:val="0"/>
+        <w:spacing w:before="120"/>
+        <w:jc w:val="center"/>
+        <w:rPr>
+          <w:rFonts w:ascii="Antinoou" w:eastAsia="Antinoou" w:hAnsi="Antinoou" w:cs="Gentium"/>
+          <w:b/>
+          <w:bCs/>
+          <w:noProof/>
+          <w:sz w:val="32"/>
+          <w:szCs w:val="32"/>
+          <w:u w:val="single" w:color="00B050"/>
+          <w:lang w:val="am-ET" w:eastAsia="en-GB" w:bidi="he-IL"/>
+        </w:rPr>
+      </w:pPr>
+      <w:r>
+        <w:rPr>
+          <w:rFonts w:ascii="Antinoou" w:eastAsia="Antinoou" w:hAnsi="Antinoou" w:cs="Gentium"/>
+          <w:b/>
+          <w:bCs/>
+          <w:noProof/>
+          <w:sz w:val="32"/>
+          <w:szCs w:val="32"/>
+          <w:u w:color="00B050"/>
+          <w:lang w:val="am-ET" w:eastAsia="en-GB" w:bidi="he-IL"/>
+        </w:rPr>
+        <w:t>ⲟ︦ⲋ︦.</w:t>
+      </w:r>
+    </w:p>
+    <w:p>
+      <w:pPr>
+        <w:spacing w:before="120"/>
+        <w:jc w:val="both"/>
+        <w:rPr>
+          <w:rFonts w:ascii="Antinoou" w:eastAsia="Antinoou" w:hAnsi="Antinoou"/>
+          <w:bCs/>
+          <w:noProof/>
+          <w:color w:val="7030A0"/>
+          <w:sz w:val="26"/>
+          <w:szCs w:val="26"/>
+          <w:lang w:val="am-ET" w:eastAsia="en-GB" w:bidi="he-IL"/>
+        </w:rPr>
+      </w:pPr>
+      <w:r>
+        <w:rPr>
+          <w:rFonts w:ascii="Antinoou" w:eastAsia="Antinoou" w:hAnsi="Antinoou"/>
+          <w:bCs/>
+          <w:noProof/>
+          <w:color w:val="7030A0"/>
+          <w:sz w:val="26"/>
+          <w:szCs w:val="26"/>
+          <w:lang w:val="am-ET" w:eastAsia="en-GB" w:bidi="he-IL"/>
+        </w:rPr>
+        <w:t>ⲥ̀ϣⲉ ⲁⲛ ⲙ̀ⲡⲓⲉ̀ⲡⲓⲥⲕⲟⲡⲟⲥ ⲉⲑⲣⲉϥⲉⲣⲭⲁⲣⲓⲍⲉⲥⲑⲉ ⲙ̀ⲡ̀ⲁ̀ⲝⲓⲱ̀ⲙⲁ ⲛ̀ϯⲙⲉⲧⲉ̀ⲡⲓⲥⲕⲟⲡⲟⲥ ⲙ̀ⲡⲉϥⲥⲟⲛ ⲓⲉ ⲡⲉϥϣⲏⲣⲓ ⲓⲉ ⲕⲉϩ̀ⲗⲓ ⲛ̀ⲥⲩⲅⲅⲉⲛⲏⲥ ⲛ̀ⲧⲁϥ ⲓⲉ ⲉϥⲭⲓⲣⲟⲇⲟⲛⲓⲛ ⲛ̀ⲛⲏⲉ̀ⲧ ⲉϥⲟⲩⲁ̀ϣⲟⲩ ⲟⲩⲇⲓⲕⲉⲟⲛ ⲅⲁⲣ ⲁⲛ ⲡⲉ ⲉⲑⲣⲉϥⲭⲁ ϩⲁⲛⲟⲩⲟⲛ ⲕ̀ⲗⲏⲣⲟⲛⲟⲙⲟⲥ ⲛ̀ⲑⲙⲉⲧⲉ̀ⲡⲓⲥⲕⲟⲡⲟⲥ ⲉϥⲉⲣⲭⲁⲣⲓⲍⲉⲥⲑⲉ ⲛ̀ⲛⲓⲉⲛⲭⲁⲓ ⲛ̀ⲧⲉ ⲫϯ ⲛ̀ⲟⲩⲡⲁⲑⲟⲥ ⲙ̀ⲙⲉⲧⲣⲱⲙⲓ ⲥ̀ϣⲉ ⲅⲁⲣ ⲁⲛ ⲉ̀ⲣⲟϥ ⲉⲑⲣⲉϥⲭⲁ ϯⲉⲕⲕ̀ⲗⲏⲥⲓⲁ̀̀ ⲛ̀ⲧⲉ ⲫϯ ϧⲁ ⲟⲩⲕ̀ⲗⲏⲣⲟⲛⲟⲙⲓⲁ̀ ⲉ̀ⲣⲉϣⲁⲛ ⲟⲩⲁⲓ ⲇⲉ ⲉⲣ ⲫⲁⲓ ϯⲭⲓⲣⲟⲇⲟⲛⲓⲁ̀ ⲙⲉⲛ ⲉⲥⲉ̀ϣⲱⲡⲓ ⲉ̀ϩ̀ⲗⲓ ⲛ̀ⲑⲟϥ ⲇⲉ ⲙⲁⲣⲟⲩⲉ̀ⲡⲓⲧⲓⲙⲁ ⲛⲁϥ ϧⲉⲛ ⲟⲩⲁ̀ⲫⲟⲣⲓⲥⲙⲟⲥ.</w:t>
+      </w:r>
+    </w:p>
+    <w:p>
+      <w:pPr>
+        <w:rPr>
+          <w:noProof/>
+          <w:lang w:val="am-ET"/>
+        </w:rPr>
+        <w:sectPr>
+          <w:type w:val="continuous"/>
+          <w:pgSz w:w="16838" w:h="11906" w:orient="landscape"/>
+          <w:pgMar w:top="1418" w:right="1418" w:bottom="1418" w:left="1418" w:header="0" w:footer="0" w:gutter="0"/>
+          <w:cols w:space="720"/>
+          <w:formProt w:val="0"/>
+          <w:docGrid w:linePitch="600" w:charSpace="32768"/>
+        </w:sectPr>
+      </w:pPr>
+    </w:p>
+    <w:p>
+      <w:pPr>
+        <w:keepNext/>
+        <w:widowControl w:val="0"/>
+        <w:spacing w:before="120"/>
+        <w:jc w:val="center"/>
+        <w:rPr>
+          <w:rFonts w:ascii="Antinoou" w:eastAsia="Antinoou" w:hAnsi="Antinoou" w:cs="Gentium"/>
+          <w:b/>
+          <w:bCs/>
+          <w:noProof/>
+          <w:sz w:val="32"/>
+          <w:szCs w:val="32"/>
+          <w:u w:val="single" w:color="00B050"/>
+          <w:lang w:val="am-ET" w:eastAsia="en-GB" w:bidi="he-IL"/>
+        </w:rPr>
+      </w:pPr>
+      <w:r>
+        <w:rPr>
+          <w:rFonts w:ascii="Antinoou" w:eastAsia="Antinoou" w:hAnsi="Antinoou" w:cs="Gentium"/>
+          <w:b/>
+          <w:bCs/>
+          <w:noProof/>
+          <w:sz w:val="32"/>
+          <w:szCs w:val="32"/>
+          <w:u w:color="00B050"/>
+          <w:lang w:val="am-ET" w:eastAsia="en-GB" w:bidi="he-IL"/>
+        </w:rPr>
+        <w:t>ⲟ︦ⲍ︦.</w:t>
+      </w:r>
+    </w:p>
+    <w:p>
+      <w:pPr>
+        <w:spacing w:before="120"/>
+        <w:jc w:val="both"/>
+        <w:rPr>
+          <w:rFonts w:ascii="Antinoou" w:eastAsia="Antinoou" w:hAnsi="Antinoou"/>
+          <w:bCs/>
+          <w:noProof/>
+          <w:color w:val="7030A0"/>
+          <w:sz w:val="26"/>
+          <w:szCs w:val="26"/>
+          <w:lang w:val="am-ET" w:eastAsia="en-GB" w:bidi="he-IL"/>
+        </w:rPr>
+      </w:pPr>
+      <w:r>
+        <w:rPr>
+          <w:rFonts w:ascii="Antinoou" w:eastAsia="Antinoou" w:hAnsi="Antinoou"/>
+          <w:bCs/>
+          <w:noProof/>
+          <w:color w:val="7030A0"/>
+          <w:sz w:val="26"/>
+          <w:szCs w:val="26"/>
+          <w:lang w:val="am-ET" w:eastAsia="en-GB" w:bidi="he-IL"/>
+        </w:rPr>
+        <w:t>ⲉ̀ϣⲱⲡ ⲉ̀ⲟⲩⲁⲓ ⲡⲉ ⲉϥϣⲟⲟⲩϭⲉ ⲉ̀ⲡⲉϥⲃⲁⲗ ⲓⲉ ⲛ̀ⲑⲟϥ ⲉ̀ⲣⲉ ⲧⲉϥⲣⲏⲧ ϣⲟⲟⲩϭⲉ ⲉ̀ⲧⲟϥ ⲉϥⲉⲙⲡ̀ϣⲁ ⲛ̀ⲑ̀ⲙⲉⲧⲉ̀ⲡⲓⲥⲕⲟⲡⲟⲥ ⲙⲁⲣⲟⲩⲁⲓϥ ⲡ̀ϣⲱϣ ⲅⲁⲣ ⲙ̀ⲡ̀ⲥⲱⲙⲁ ⲛⲁϣ̀ϭⲁϧⲙⲉϥ ⲁⲛ ⲁⲗⲗⲁ ⲡ̀ϭⲱϧⲉⲙ ⲙ̀ⲫⲁ ϯⲯⲩⲭⲏ ⲡⲉ.</w:t>
+      </w:r>
+    </w:p>
+    <w:p>
+      <w:pPr>
+        <w:rPr>
+          <w:noProof/>
+          <w:lang w:val="am-ET"/>
+        </w:rPr>
+        <w:sectPr>
+          <w:type w:val="continuous"/>
+          <w:pgSz w:w="16838" w:h="11906" w:orient="landscape"/>
+          <w:pgMar w:top="1418" w:right="1418" w:bottom="1418" w:left="1418" w:header="0" w:footer="0" w:gutter="0"/>
+          <w:cols w:space="720"/>
+          <w:formProt w:val="0"/>
+          <w:docGrid w:linePitch="600" w:charSpace="32768"/>
+        </w:sectPr>
+      </w:pPr>
+    </w:p>
+    <w:p>
+      <w:pPr>
+        <w:keepNext/>
+        <w:widowControl w:val="0"/>
+        <w:spacing w:before="120"/>
+        <w:jc w:val="center"/>
+        <w:rPr>
+          <w:rFonts w:ascii="Antinoou" w:eastAsia="Antinoou" w:hAnsi="Antinoou" w:cs="Gentium"/>
+          <w:b/>
+          <w:bCs/>
+          <w:noProof/>
+          <w:sz w:val="32"/>
+          <w:szCs w:val="32"/>
+          <w:u w:val="single" w:color="00B050"/>
+          <w:lang w:val="am-ET" w:eastAsia="en-GB" w:bidi="he-IL"/>
+        </w:rPr>
+      </w:pPr>
+      <w:r>
+        <w:rPr>
+          <w:rFonts w:ascii="Antinoou" w:eastAsia="Antinoou" w:hAnsi="Antinoou" w:cs="Gentium"/>
+          <w:b/>
+          <w:bCs/>
+          <w:noProof/>
+          <w:sz w:val="32"/>
+          <w:szCs w:val="32"/>
+          <w:u w:color="00B050"/>
+          <w:lang w:val="am-ET" w:eastAsia="en-GB" w:bidi="he-IL"/>
+        </w:rPr>
+        <w:t>ⲟ︦ⲏ︦.</w:t>
+      </w:r>
+    </w:p>
+    <w:p>
+      <w:pPr>
+        <w:spacing w:before="120"/>
+        <w:jc w:val="both"/>
+        <w:rPr>
+          <w:rFonts w:ascii="Antinoou" w:eastAsia="Antinoou" w:hAnsi="Antinoou"/>
+          <w:bCs/>
+          <w:noProof/>
+          <w:color w:val="7030A0"/>
+          <w:sz w:val="26"/>
+          <w:szCs w:val="26"/>
+          <w:lang w:val="am-ET" w:eastAsia="en-GB" w:bidi="he-IL"/>
+        </w:rPr>
+      </w:pPr>
+      <w:r>
+        <w:rPr>
+          <w:rFonts w:ascii="Antinoou" w:eastAsia="Antinoou" w:hAnsi="Antinoou"/>
+          <w:bCs/>
+          <w:noProof/>
+          <w:color w:val="7030A0"/>
+          <w:sz w:val="26"/>
+          <w:szCs w:val="26"/>
+          <w:lang w:val="am-ET" w:eastAsia="en-GB" w:bidi="he-IL"/>
+        </w:rPr>
+        <w:t>ⲫⲏⲉⲧⲟⲓ ⲛ̀ⲁⲗ ⲓⲉ ⲃⲉⲗⲗⲉ ⲙ̀ⲡⲉⲣⲑ̀ⲣⲟⲩⲁⲓϥ ⲛ̀ⲉ̀ⲡⲓⲥⲕⲟⲡⲟⲥ ⲟⲩⲭ ⲟⲧⲓ ϫⲉ ⲉϥϭⲁϧⲉⲙ ⲁⲛ ⲁⲗⲗⲁ ϫⲉ ⲛ̀ⲛⲉ ⲛⲓⲉⲛⲭⲁⲓ ⲛ̀ⲧⲉ ϯⲉⲕⲕ̀ⲗⲏⲥⲓⲁ̀ ϫⲱⲣ ⲉ̀ⲃⲟⲗ.</w:t>
+      </w:r>
+    </w:p>
+    <w:p>
+      <w:pPr>
+        <w:rPr>
+          <w:noProof/>
+          <w:lang w:val="am-ET"/>
+        </w:rPr>
+        <w:sectPr>
+          <w:type w:val="continuous"/>
+          <w:pgSz w:w="16838" w:h="11906" w:orient="landscape"/>
+          <w:pgMar w:top="1418" w:right="1418" w:bottom="1418" w:left="1418" w:header="0" w:footer="0" w:gutter="0"/>
+          <w:cols w:space="720"/>
+          <w:formProt w:val="0"/>
+          <w:docGrid w:linePitch="600" w:charSpace="32768"/>
+        </w:sectPr>
+      </w:pPr>
+    </w:p>
+    <w:p>
+      <w:pPr>
+        <w:keepNext/>
+        <w:widowControl w:val="0"/>
+        <w:spacing w:before="80"/>
+        <w:jc w:val="center"/>
+        <w:rPr>
+          <w:rFonts w:ascii="Antinoou" w:eastAsia="Antinoou" w:hAnsi="Antinoou" w:cs="Gentium"/>
+          <w:b/>
+          <w:bCs/>
+          <w:noProof/>
+          <w:sz w:val="32"/>
+          <w:szCs w:val="32"/>
+          <w:u w:val="single" w:color="00B050"/>
+          <w:lang w:val="am-ET" w:eastAsia="en-GB" w:bidi="he-IL"/>
+        </w:rPr>
+      </w:pPr>
+      <w:r>
+        <w:rPr>
+          <w:rFonts w:ascii="Antinoou" w:eastAsia="Antinoou" w:hAnsi="Antinoou" w:cs="Gentium"/>
+          <w:b/>
+          <w:bCs/>
+          <w:noProof/>
+          <w:sz w:val="32"/>
+          <w:szCs w:val="32"/>
+          <w:u w:color="00B050"/>
+          <w:lang w:val="am-ET" w:eastAsia="en-GB" w:bidi="he-IL"/>
+        </w:rPr>
+        <w:lastRenderedPageBreak/>
+        <w:t>ⲟ︦ⲑ︦.</w:t>
+      </w:r>
+    </w:p>
+    <w:p>
+      <w:pPr>
+        <w:spacing w:before="80"/>
+        <w:jc w:val="both"/>
+        <w:rPr>
+          <w:rFonts w:ascii="Antinoou" w:eastAsia="Antinoou" w:hAnsi="Antinoou"/>
+          <w:bCs/>
+          <w:noProof/>
+          <w:color w:val="7030A0"/>
+          <w:sz w:val="26"/>
+          <w:szCs w:val="26"/>
+          <w:lang w:val="am-ET" w:eastAsia="en-GB" w:bidi="he-IL"/>
+        </w:rPr>
+      </w:pPr>
+      <w:r>
+        <w:rPr>
+          <w:rFonts w:ascii="Antinoou" w:eastAsia="Antinoou" w:hAnsi="Antinoou"/>
+          <w:bCs/>
+          <w:noProof/>
+          <w:color w:val="7030A0"/>
+          <w:sz w:val="26"/>
+          <w:szCs w:val="26"/>
+          <w:lang w:val="am-ET" w:eastAsia="en-GB" w:bidi="he-IL"/>
+        </w:rPr>
+        <w:t>ⲫⲏⲉⲧ ⲉⲣⲉ ⲟⲩⲇⲉⲙⲱⲛ ⲛⲉⲙⲁϥ ⲙ̀ⲡⲉⲣⲑ̀ⲣⲉϥⲉⲣ ⲕⲗⲏⲣⲟⲥ ⲟⲩⲇⲉ ⲙ̀ⲡⲉⲣⲑ̀ⲣⲉϥϣ̀ⲗⲏⲗ ⲛⲉⲙ ⲛⲓⲡⲓⲥⲧⲟⲥ ⲁϥϣⲁⲛⲧⲟⲩⲃⲟ ⲇⲉ ⲙⲁⲣⲟⲩϭⲓⲧϥ ⲉ̀ϧⲟⲩⲛ ⲟⲩⲟϩ ⲉ̀ϣⲱⲡ ⲉϥⲉⲙⲡ̀ϣⲁ ⲙⲁⲣⲉϥⲉⲣ ⲕ̀ⲗϩⲣⲟⲥ.</w:t>
+      </w:r>
+    </w:p>
+    <w:p>
+      <w:pPr>
+        <w:rPr>
+          <w:noProof/>
+          <w:lang w:val="am-ET"/>
+        </w:rPr>
+        <w:sectPr>
+          <w:type w:val="continuous"/>
+          <w:pgSz w:w="16838" w:h="11906" w:orient="landscape"/>
+          <w:pgMar w:top="1418" w:right="1418" w:bottom="1418" w:left="1418" w:header="0" w:footer="0" w:gutter="0"/>
+          <w:cols w:space="720"/>
+          <w:formProt w:val="0"/>
+          <w:docGrid w:linePitch="600" w:charSpace="32768"/>
+        </w:sectPr>
+      </w:pPr>
+    </w:p>
+    <w:p>
+      <w:pPr>
+        <w:keepNext/>
+        <w:widowControl w:val="0"/>
+        <w:spacing w:before="80"/>
+        <w:jc w:val="center"/>
+        <w:rPr>
+          <w:rFonts w:ascii="Antinoou" w:eastAsia="Antinoou" w:hAnsi="Antinoou" w:cs="Gentium"/>
+          <w:b/>
+          <w:bCs/>
+          <w:noProof/>
+          <w:sz w:val="32"/>
+          <w:szCs w:val="32"/>
+          <w:u w:val="single" w:color="00B050"/>
+          <w:lang w:val="am-ET" w:eastAsia="en-GB" w:bidi="he-IL"/>
+        </w:rPr>
+      </w:pPr>
+      <w:r>
+        <w:rPr>
+          <w:rFonts w:ascii="Antinoou" w:eastAsia="Antinoou" w:hAnsi="Antinoou" w:cs="Gentium"/>
+          <w:b/>
+          <w:bCs/>
+          <w:noProof/>
+          <w:sz w:val="32"/>
+          <w:szCs w:val="32"/>
+          <w:u w:color="00B050"/>
+          <w:lang w:val="am-ET" w:eastAsia="en-GB" w:bidi="he-IL"/>
+        </w:rPr>
+        <w:t>ⲡ︦.</w:t>
+      </w:r>
+    </w:p>
+    <w:p>
+      <w:pPr>
+        <w:spacing w:before="80"/>
+        <w:jc w:val="both"/>
+        <w:rPr>
+          <w:rFonts w:ascii="Antinoou" w:eastAsia="Antinoou" w:hAnsi="Antinoou"/>
+          <w:bCs/>
+          <w:noProof/>
+          <w:color w:val="7030A0"/>
+          <w:sz w:val="26"/>
+          <w:szCs w:val="26"/>
+          <w:lang w:val="am-ET" w:eastAsia="en-GB" w:bidi="he-IL"/>
+        </w:rPr>
+      </w:pPr>
+      <w:r>
+        <w:rPr>
+          <w:rFonts w:ascii="Antinoou" w:eastAsia="Antinoou" w:hAnsi="Antinoou"/>
+          <w:bCs/>
+          <w:noProof/>
+          <w:color w:val="7030A0"/>
+          <w:sz w:val="26"/>
+          <w:szCs w:val="26"/>
+          <w:lang w:val="am-ET" w:eastAsia="en-GB" w:bidi="he-IL"/>
+        </w:rPr>
+        <w:t>ⲫⲏⲉ̀ⲧ ⲁϥⲓ̀ ⲉ̀ϧⲟⲩⲛ ϧⲉⲛ ⲟⲩⲃⲓⲟⲥ ⲛ̀ⲉⲑⲛⲓⲕⲟⲥ ⲓⲉ ⲛ̀ⲑⲟϥ ϧⲉⲛ ⲕⲉⲁ̀ⲡⲁⲥⲧⲣⲫⲏ ⲉⲥϩⲱⲟⲩ ⲟⲩⲟϩ ⲉ̀ⲁϥϭⲓ ⲃⲁⲡⲧⲓⲥⲙⲁ ⲛ̀ⲟⲩⲇⲓⲕⲉⲟⲛ ⲁⲛ ⲡⲉ ⲉⲑⲣⲟⲩⲁⲓϥ ⲛ̀ⲉ̀ⲡⲓⲥⲕⲟⲡⲟⲥ ⲛ̀ϯⲟⲩⲛⲟⲩ ⲥ̀ϣⲉ ⲅⲁⲣ ⲁⲛ ⲉⲑⲣⲉ ⲫⲏⲉ̀ⲧⲉ ⲙ̀ⲡⲟⲩϭⲟⲛⲧϥ ϧⲉⲛ ϩ̀ⲗⲓ ϣⲱⲡⲓ ⲛ̀ⲥⲁϧ ⲛ̀ϩⲁⲛⲕⲉⲭⲱⲟⲩⲛⲓ ⲓ̀ⲙⲏⲧⲓ ϩⲁⲣⲁ ⲛ̀ⲧⲉ ⲫⲁⲓ ϣⲱⲡⲓ ⲛⲁϥ ϩⲓⲧⲉⲛ ⲡⲓϩ̀ⲙⲟⲧ ⲛ̀ⲧⲉ ⲫϯ.</w:t>
+      </w:r>
+    </w:p>
+    <w:p>
+      <w:pPr>
+        <w:rPr>
+          <w:noProof/>
+          <w:lang w:val="am-ET"/>
+        </w:rPr>
+        <w:sectPr>
+          <w:type w:val="continuous"/>
+          <w:pgSz w:w="16838" w:h="11906" w:orient="landscape"/>
+          <w:pgMar w:top="1418" w:right="1418" w:bottom="1418" w:left="1418" w:header="0" w:footer="0" w:gutter="0"/>
+          <w:cols w:space="720"/>
+          <w:formProt w:val="0"/>
+          <w:docGrid w:linePitch="600" w:charSpace="32768"/>
+        </w:sectPr>
+      </w:pPr>
+    </w:p>
+    <w:p>
+      <w:pPr>
+        <w:keepNext/>
+        <w:widowControl w:val="0"/>
+        <w:spacing w:before="80"/>
+        <w:jc w:val="center"/>
+        <w:rPr>
+          <w:rFonts w:ascii="Antinoou" w:eastAsia="Antinoou" w:hAnsi="Antinoou" w:cs="Gentium"/>
+          <w:b/>
+          <w:bCs/>
+          <w:noProof/>
+          <w:sz w:val="32"/>
+          <w:szCs w:val="32"/>
+          <w:u w:val="single" w:color="00B050"/>
+          <w:lang w:val="am-ET" w:eastAsia="en-GB" w:bidi="he-IL"/>
+        </w:rPr>
+      </w:pPr>
+      <w:r>
+        <w:rPr>
+          <w:rFonts w:ascii="Antinoou" w:eastAsia="Antinoou" w:hAnsi="Antinoou" w:cs="Gentium"/>
+          <w:b/>
+          <w:bCs/>
+          <w:noProof/>
+          <w:sz w:val="32"/>
+          <w:szCs w:val="32"/>
+          <w:u w:color="00B050"/>
+          <w:lang w:val="am-ET" w:eastAsia="en-GB" w:bidi="he-IL"/>
+        </w:rPr>
+        <w:t>ⲡ︦ⲁ︦.</w:t>
+      </w:r>
+    </w:p>
+    <w:p>
+      <w:pPr>
+        <w:spacing w:before="80"/>
+        <w:jc w:val="both"/>
+        <w:rPr>
+          <w:rFonts w:ascii="Antinoou" w:eastAsia="Antinoou" w:hAnsi="Antinoou"/>
+          <w:bCs/>
+          <w:noProof/>
+          <w:color w:val="7030A0"/>
+          <w:sz w:val="26"/>
+          <w:szCs w:val="26"/>
+          <w:lang w:val="am-ET" w:eastAsia="en-GB" w:bidi="he-IL"/>
+        </w:rPr>
+      </w:pPr>
+      <w:r>
+        <w:rPr>
+          <w:rFonts w:ascii="Antinoou" w:eastAsia="Antinoou" w:hAnsi="Antinoou"/>
+          <w:bCs/>
+          <w:noProof/>
+          <w:color w:val="7030A0"/>
+          <w:sz w:val="26"/>
+          <w:szCs w:val="26"/>
+          <w:lang w:val="am-ET" w:eastAsia="en-GB" w:bidi="he-IL"/>
+        </w:rPr>
+        <w:t>ⲁⲛϫⲟⲥ ϫⲉ ⲛ̀ⲥ̀ϣⲉ ⲁⲛ ⲉ̀ⲡⲓⲥⲕⲟⲡⲟⲥ ⲉ̀ⲭⲁϥ ⲉ̀ϩ̀ⲣⲏⲓ ⲉ̀ⲇⲓⲁ̀ⲕⲱⲛⲓⲁ̀ ⲛ̀ϩⲁⲛⲇⲓⲙⲱⲥⲓⲟⲛ ⲁⲗⲗⲁ ⲉⲑⲣⲉϥⲥ̀ⲣⲟϥⲧ ⲉ̀ⲛⲓϩ̀ⲃⲏⲟⲩⲓ̀ ⲛ̀ϯⲉⲕⲕ̀ⲗⲏⲥⲓⲁ̀ ⲉ̀ϣⲱⲡ ⲇⲉ ⲙ̀ⲙⲟⲛ ⲙⲁⲣⲉϥⲭⲁ ⲑ̀ⲙⲉⲧⲉ̀ⲡⲓⲥⲕⲟⲡⲟⲥ ⲉ̀ϧⲣⲏⲓ ⲙ̀ⲙⲟⲛϣ̀ϫⲟⲙ ⲅⲁⲣ ⲛ̀ϩ̀ⲗⲓ ⲉⲣⲃⲱⲕ ⲛ̀ⲟ︦ⲥ︦ ⲃ︦ ⲕⲁⲧⲁ ⲡ̀ⲟⲩⲁϩⲥⲁϩⲛⲓ ⲙ̀ⲡⲟ︦ⲥ︦.</w:t>
+      </w:r>
+    </w:p>
+    <w:p>
+      <w:pPr>
+        <w:rPr>
+          <w:noProof/>
+          <w:lang w:val="am-ET"/>
+        </w:rPr>
+        <w:sectPr>
+          <w:type w:val="continuous"/>
+          <w:pgSz w:w="16838" w:h="11906" w:orient="landscape"/>
+          <w:pgMar w:top="1418" w:right="1418" w:bottom="1418" w:left="1418" w:header="0" w:footer="0" w:gutter="0"/>
+          <w:cols w:space="720"/>
+          <w:formProt w:val="0"/>
+          <w:docGrid w:linePitch="600" w:charSpace="32768"/>
+        </w:sectPr>
+      </w:pPr>
+    </w:p>
+    <w:p>
+      <w:pPr>
+        <w:keepNext/>
+        <w:widowControl w:val="0"/>
+        <w:spacing w:before="80"/>
+        <w:jc w:val="center"/>
+        <w:rPr>
+          <w:rFonts w:ascii="Antinoou" w:eastAsia="Antinoou" w:hAnsi="Antinoou" w:cs="Gentium"/>
+          <w:b/>
+          <w:bCs/>
+          <w:noProof/>
+          <w:sz w:val="32"/>
+          <w:szCs w:val="32"/>
+          <w:u w:val="single" w:color="00B050"/>
+          <w:lang w:val="am-ET" w:eastAsia="en-GB" w:bidi="he-IL"/>
+        </w:rPr>
+      </w:pPr>
+      <w:r>
+        <w:rPr>
+          <w:rFonts w:ascii="Antinoou" w:eastAsia="Antinoou" w:hAnsi="Antinoou" w:cs="Gentium"/>
+          <w:b/>
+          <w:bCs/>
+          <w:noProof/>
+          <w:sz w:val="32"/>
+          <w:szCs w:val="32"/>
+          <w:u w:color="00B050"/>
+          <w:lang w:val="am-ET" w:eastAsia="en-GB" w:bidi="he-IL"/>
+        </w:rPr>
+        <w:t>ⲡ︦ⲃ︦.</w:t>
+      </w:r>
+    </w:p>
+    <w:p>
+      <w:pPr>
+        <w:spacing w:before="80"/>
+        <w:jc w:val="both"/>
+        <w:rPr>
+          <w:rFonts w:ascii="Antinoou" w:eastAsia="Antinoou" w:hAnsi="Antinoou"/>
+          <w:bCs/>
+          <w:noProof/>
+          <w:color w:val="7030A0"/>
+          <w:sz w:val="26"/>
+          <w:szCs w:val="26"/>
+          <w:lang w:val="am-ET" w:eastAsia="en-GB" w:bidi="he-IL"/>
+        </w:rPr>
+      </w:pPr>
+      <w:r>
+        <w:rPr>
+          <w:rFonts w:ascii="Antinoou" w:eastAsia="Antinoou" w:hAnsi="Antinoou"/>
+          <w:bCs/>
+          <w:noProof/>
+          <w:color w:val="7030A0"/>
+          <w:sz w:val="26"/>
+          <w:szCs w:val="26"/>
+          <w:lang w:val="am-ET" w:eastAsia="en-GB" w:bidi="he-IL"/>
+        </w:rPr>
+        <w:t>ⲛ̀ⲧⲉⲛⲟⲩⲁϩⲥⲁϩⲛⲓ ⲁⲛ ⲉⲑⲣⲉ ⲛⲓⲃⲱⲕ ⲉⲣ ⲕ̀ⲗⲏⲣⲟⲥ ⲭⲱⲣⲓⲥ ⲧ̀ⲉⲅⲛⲱⲙⲏ ⲛ̀ⲛⲟⲩϭⲓⲥⲉⲩ ϫⲉⲕⲁⲥ ⲛ̀ⲛⲟⲩⲗⲩⲡⲏ ⲛ̀ϫⲉ ⲛⲟⲩϭⲓⲥⲉⲩ ⲡⲁⲓ ϩⲱⲃ ⲅⲁⲣ ⲙ̀ⲡⲁⲓⲣⲏϯ ⲉϥⲓ̀ⲣⲓ ⲛ̀ⲟⲩϣⲟⲣϣⲉⲣ ⲛ̀ϩⲁⲛⲏⲓ ⲉ̀ϣⲱⲡ ⲉ̀ⲣⲉϣⲁⲛ ⲟⲩⲃⲱⲕ ⲟⲩⲱⲛϩ ⲉ̀ⲃⲟⲗ ⲛ̀ⲟⲩⲥⲏⲟⲩ ⲉϥⲉⲙⲡ̀ϣⲁ ⲙ̀ⲡⲓⲃⲁⲑⲙⲟⲥ ⲛ̀ϯⲭⲓⲣⲟⲇⲟⲛⲓⲁ̀ ⲙ̀ⲫ̀ⲣⲏϯ ⲛ̀ⲑⲁ ⲁ̀ⲟⲩⲛⲏⲥⲓⲙⲟⲥ ⲡⲉⲧⲉⲫⲱⲛ ⲡⲉ ⲟⲩⲱⲛϩ ⲉ̀ⲃⲟⲗ ⲟⲩⲟϩ ⲛ̀ⲧⲉ ⲛⲉϥϭⲓⲥⲉⲩ ⲉ̀ⲟⲩⲱⲛϩⲉ̀ⲃⲟⲗ ⲛ̀ⲥⲉⲁⲓϥ ⲛ̀ⲣⲉⲙϩⲉ ⲟⲩⲟϩ ⲛ̀ⲥⲉⲧⲁⲟⲩⲟϥ ⲉ̀ⲃⲟⲗϧⲉⲛ ⲡⲟⲩⲏⲓ ⲙⲁⲣⲉϥⲓ̀ⲣⲓ.</w:t>
+      </w:r>
+    </w:p>
+    <w:p>
+      <w:pPr>
+        <w:rPr>
+          <w:noProof/>
+          <w:lang w:val="am-ET"/>
+        </w:rPr>
+        <w:sectPr>
+          <w:type w:val="continuous"/>
+          <w:pgSz w:w="16838" w:h="11906" w:orient="landscape"/>
+          <w:pgMar w:top="1418" w:right="1418" w:bottom="1418" w:left="1418" w:header="0" w:footer="0" w:gutter="0"/>
+          <w:cols w:space="720"/>
+          <w:formProt w:val="0"/>
+          <w:docGrid w:linePitch="600" w:charSpace="32768"/>
+        </w:sectPr>
+      </w:pPr>
+    </w:p>
+    <w:p>
+      <w:pPr>
+        <w:keepNext/>
+        <w:widowControl w:val="0"/>
+        <w:spacing w:before="80"/>
+        <w:jc w:val="center"/>
+        <w:rPr>
+          <w:rFonts w:ascii="Antinoou" w:eastAsia="Antinoou" w:hAnsi="Antinoou" w:cs="Gentium"/>
+          <w:b/>
+          <w:bCs/>
+          <w:noProof/>
+          <w:sz w:val="32"/>
+          <w:szCs w:val="32"/>
+          <w:u w:val="single" w:color="00B050"/>
+          <w:lang w:val="am-ET" w:eastAsia="en-GB" w:bidi="he-IL"/>
+        </w:rPr>
+      </w:pPr>
+      <w:r>
+        <w:rPr>
+          <w:rFonts w:ascii="Antinoou" w:eastAsia="Antinoou" w:hAnsi="Antinoou" w:cs="Gentium"/>
+          <w:b/>
+          <w:bCs/>
+          <w:noProof/>
+          <w:sz w:val="32"/>
+          <w:szCs w:val="32"/>
+          <w:u w:color="00B050"/>
+          <w:lang w:val="am-ET" w:eastAsia="en-GB" w:bidi="he-IL"/>
+        </w:rPr>
+        <w:t>ⲡ︦ⲅ︦.</w:t>
+      </w:r>
+    </w:p>
+    <w:p>
+      <w:pPr>
+        <w:spacing w:before="80"/>
+        <w:jc w:val="both"/>
+        <w:rPr>
+          <w:rFonts w:ascii="Antinoou" w:eastAsia="Antinoou" w:hAnsi="Antinoou"/>
+          <w:bCs/>
+          <w:noProof/>
+          <w:color w:val="7030A0"/>
+          <w:sz w:val="26"/>
+          <w:szCs w:val="26"/>
+          <w:lang w:val="am-ET" w:eastAsia="en-GB" w:bidi="he-IL"/>
+        </w:rPr>
+      </w:pPr>
+      <w:r>
+        <w:rPr>
+          <w:rFonts w:ascii="Antinoou" w:eastAsia="Antinoou" w:hAnsi="Antinoou"/>
+          <w:bCs/>
+          <w:noProof/>
+          <w:color w:val="7030A0"/>
+          <w:sz w:val="26"/>
+          <w:szCs w:val="26"/>
+          <w:lang w:val="am-ET" w:eastAsia="en-GB" w:bidi="he-IL"/>
+        </w:rPr>
+        <w:t>ⲡⲓⲉ̀ⲡⲓⲥⲕⲟⲡⲟⲥ ⲓⲉ ⲡⲓⲡ̀ⲣⲉⲥⲃⲩⲧⲉⲣⲟⲥ ⲓⲉ ⲡⲓⲇⲓⲁ̀ⲕⲟⲛⲟⲥ ⲉⲧⲥ̀ⲣⲟϥⲧ ⲉ̀ϩⲁⲛⲙⲉⲧⲙⲁⲧⲟⲓ ⲟⲩⲟϩ ⲉⲑⲟⲩⲱϣ ⲉ̀ⲁⲓⲧⲟⲩ ⲙ̀ⲡ̀ⲃ︦ ⲉ̀ⲧⲉ ⲫⲁⲓ ⲡⲉ ⲉϥⲉ̀ⲙⲁϩⲧⲉ ⲛ̀ⲟⲩⲁⲣⲭⲏ ⲛ̀ⲧⲉ ⲛⲓⲣⲱⲙⲉⲟⲥ ⲟⲩⲟϩ ⲉ̀ϣⲉⲙϣⲓ ⲛ̀ⲟⲩⲙⲉⲧⲟⲩⲏⲃ ⲡⲉⲧⲥ̀ϣⲉ ⲡⲉ ⲉ̀ⲕⲁⲑⲁⲓⲣⲟⲩ ⲙ̀ⲙⲟϥ ⲡⲉϫⲁϥ ϫⲉ ϯ ⲛ̀ⲛⲁ ⲡⲟⲩⲣⲟ ⲙ̀ⲡⲟⲩⲣⲟ ⲟⲩⲟϩ ⲛⲁ ⲫϯ ⲙ̀ⲫϯ.</w:t>
+      </w:r>
+    </w:p>
+    <w:p>
+      <w:pPr>
+        <w:rPr>
+          <w:noProof/>
+          <w:lang w:val="am-ET"/>
+        </w:rPr>
+        <w:sectPr>
+          <w:type w:val="continuous"/>
+          <w:pgSz w:w="16838" w:h="11906" w:orient="landscape"/>
+          <w:pgMar w:top="1418" w:right="1418" w:bottom="1418" w:left="1418" w:header="0" w:footer="0" w:gutter="0"/>
+          <w:cols w:space="720"/>
+          <w:formProt w:val="0"/>
+          <w:docGrid w:linePitch="600" w:charSpace="32768"/>
+        </w:sectPr>
+      </w:pPr>
+    </w:p>
+    <w:p>
+      <w:pPr>
+        <w:keepNext/>
+        <w:widowControl w:val="0"/>
+        <w:spacing w:before="80"/>
+        <w:jc w:val="center"/>
+        <w:rPr>
+          <w:rFonts w:ascii="Antinoou" w:eastAsia="Antinoou" w:hAnsi="Antinoou" w:cs="Gentium"/>
+          <w:b/>
+          <w:bCs/>
+          <w:noProof/>
+          <w:sz w:val="32"/>
+          <w:szCs w:val="32"/>
+          <w:u w:val="single" w:color="00B050"/>
+          <w:lang w:val="am-ET" w:eastAsia="en-GB" w:bidi="he-IL"/>
+        </w:rPr>
+      </w:pPr>
+      <w:r>
+        <w:rPr>
+          <w:rFonts w:ascii="Antinoou" w:eastAsia="Antinoou" w:hAnsi="Antinoou" w:cs="Gentium"/>
+          <w:b/>
+          <w:bCs/>
+          <w:noProof/>
+          <w:sz w:val="32"/>
+          <w:szCs w:val="32"/>
+          <w:u w:color="00B050"/>
+          <w:lang w:val="am-ET" w:eastAsia="en-GB" w:bidi="he-IL"/>
+        </w:rPr>
+        <w:t>ⲡ︦ⲇ︦.</w:t>
+      </w:r>
+    </w:p>
+    <w:p>
+      <w:pPr>
+        <w:spacing w:before="80"/>
+        <w:jc w:val="both"/>
+        <w:rPr>
+          <w:rFonts w:ascii="Antinoou" w:eastAsia="Antinoou" w:hAnsi="Antinoou"/>
+          <w:bCs/>
+          <w:noProof/>
+          <w:color w:val="7030A0"/>
+          <w:sz w:val="26"/>
+          <w:szCs w:val="26"/>
+          <w:lang w:val="am-ET" w:eastAsia="en-GB" w:bidi="he-IL"/>
+        </w:rPr>
+      </w:pPr>
+      <w:r>
+        <w:rPr>
+          <w:rFonts w:ascii="Antinoou" w:eastAsia="Antinoou" w:hAnsi="Antinoou"/>
+          <w:bCs/>
+          <w:noProof/>
+          <w:color w:val="7030A0"/>
+          <w:sz w:val="26"/>
+          <w:szCs w:val="26"/>
+          <w:lang w:val="am-ET" w:eastAsia="en-GB" w:bidi="he-IL"/>
+        </w:rPr>
+        <w:t>ⲫⲏⲉⲑⲛⲁϣⲉϣ ⲡⲟⲩⲣⲟ ⲓⲉ ⲟⲩⲁⲣⲭⲱⲛ ⲡⲁⲣⲁⲇⲓⲕⲉⲟⲛ ⲙⲁⲣⲟⲩⲇⲓⲙⲱⲣⲓⲛ ⲙ̀ⲙⲟϥ ⲟⲩⲟϩ ⲉ̀ϣⲱⲡ ⲙⲉⲛ ⲟⲩⲕ̀ⲗⲏⲣⲟⲥ ⲡⲉ ⲙⲁⲣⲟⲩⲕⲁⲑⲁⲓⲣⲟⲩ ⲙ̀ⲙⲟϥ ⲉ̀ϣⲱⲡ ⲙⲉⲛ ⲟⲩⲗⲁⲓ̀ⲕⲟⲥ ⲡⲉ ⲙⲁⲣⲟⲩⲭⲁϥϩⲉⲓ ⲉ̀ⲃⲟⲗ.</w:t>
+      </w:r>
+    </w:p>
+    <w:p>
+      <w:pPr>
+        <w:rPr>
+          <w:noProof/>
+          <w:lang w:val="am-ET"/>
+        </w:rPr>
+        <w:sectPr>
+          <w:type w:val="continuous"/>
+          <w:pgSz w:w="16838" w:h="11906" w:orient="landscape"/>
+          <w:pgMar w:top="1418" w:right="1418" w:bottom="1418" w:left="1418" w:header="0" w:footer="0" w:gutter="0"/>
+          <w:cols w:space="720"/>
+          <w:formProt w:val="0"/>
+          <w:docGrid w:linePitch="600" w:charSpace="32768"/>
+        </w:sectPr>
+      </w:pPr>
+    </w:p>
+    <w:p>
+      <w:pPr>
+        <w:keepNext/>
+        <w:widowControl w:val="0"/>
+        <w:jc w:val="center"/>
+        <w:rPr>
+          <w:rFonts w:ascii="Antinoou" w:eastAsia="Antinoou" w:hAnsi="Antinoou" w:cs="Gentium"/>
+          <w:b/>
+          <w:bCs/>
+          <w:noProof/>
+          <w:sz w:val="32"/>
+          <w:szCs w:val="32"/>
+          <w:u w:val="single" w:color="00B050"/>
+          <w:lang w:val="am-ET" w:eastAsia="en-GB" w:bidi="he-IL"/>
+        </w:rPr>
+      </w:pPr>
+      <w:r>
+        <w:rPr>
+          <w:rFonts w:ascii="Antinoou" w:eastAsia="Antinoou" w:hAnsi="Antinoou" w:cs="Gentium"/>
+          <w:b/>
+          <w:bCs/>
+          <w:noProof/>
+          <w:sz w:val="32"/>
+          <w:szCs w:val="32"/>
+          <w:u w:color="00B050"/>
+          <w:lang w:val="am-ET" w:eastAsia="en-GB" w:bidi="he-IL"/>
+        </w:rPr>
+        <w:lastRenderedPageBreak/>
+        <w:t>ⲡ︦ⲉ︦.</w:t>
+      </w:r>
+    </w:p>
+    <w:p>
+      <w:pPr>
+        <w:spacing w:before="120"/>
+        <w:jc w:val="both"/>
+        <w:rPr>
+          <w:rFonts w:ascii="Antinoou" w:eastAsia="Antinoou" w:hAnsi="Antinoou"/>
+          <w:bCs/>
+          <w:noProof/>
+          <w:color w:val="7030A0"/>
+          <w:sz w:val="26"/>
+          <w:szCs w:val="26"/>
+          <w:lang w:val="am-ET" w:eastAsia="en-GB" w:bidi="he-IL"/>
+        </w:rPr>
+      </w:pPr>
+      <w:r>
+        <w:rPr>
+          <w:rFonts w:ascii="Antinoou" w:eastAsia="Antinoou" w:hAnsi="Antinoou"/>
+          <w:bCs/>
+          <w:noProof/>
+          <w:color w:val="7030A0"/>
+          <w:sz w:val="26"/>
+          <w:szCs w:val="26"/>
+          <w:lang w:val="am-ET" w:eastAsia="en-GB" w:bidi="he-IL"/>
+        </w:rPr>
+        <w:t>ⲙⲁⲣⲉ ⲛⲁⲓ ϫⲱⲙ ⲇⲉ ϣⲱⲡⲓ ⲛⲱⲧⲉⲛ ⲛ̀ⲑⲱⲧⲉⲛ ⲧⲏⲣⲟⲩ ⲉⲩⲧⲁⲓⲏⲟⲩⲧ ⲟⲩⲟϩ ⲉⲩⲟⲥⲁⲃ ⲛ̀ⲑⲱⲧⲉⲛ ⲛⲓⲕ̀ⲗⲏⲣⲟⲥ ⲛⲉⲙ ⲛⲓⲗⲁⲓ̀ⲕⲟⲥ ϩⲓ ⲟⲩⲥⲟⲡ ⲉ̀ⲧⲉ ⲛⲁⲓ ⲛⲉ.</w:t>
+      </w:r>
+    </w:p>
+    <w:p>
+      <w:pPr>
+        <w:spacing w:before="120"/>
+        <w:jc w:val="both"/>
+        <w:rPr>
+          <w:rFonts w:ascii="Antinoou" w:eastAsia="Antinoou" w:hAnsi="Antinoou"/>
+          <w:bCs/>
+          <w:noProof/>
+          <w:color w:val="7030A0"/>
+          <w:sz w:val="26"/>
+          <w:szCs w:val="26"/>
+          <w:lang w:val="am-ET" w:eastAsia="en-GB" w:bidi="he-IL"/>
+        </w:rPr>
+      </w:pPr>
+      <w:r>
+        <w:rPr>
+          <w:rFonts w:ascii="Antinoou" w:eastAsia="Antinoou" w:hAnsi="Antinoou"/>
+          <w:bCs/>
+          <w:noProof/>
+          <w:color w:val="7030A0"/>
+          <w:sz w:val="26"/>
+          <w:szCs w:val="26"/>
+          <w:lang w:val="am-ET" w:eastAsia="en-GB" w:bidi="he-IL"/>
+        </w:rPr>
+        <w:t>ⲉ̀ⲃⲟⲗ ⲙⲉⲛ ϧⲉⲛ ϯⲇⲓⲁ̀ⲑⲏⲕⲏ ⲛ̀ⲁ̀ⲡⲁⲥ ⲡ̀ⲉ︦ ⲛ̀ϫⲱⲙ ⲙ̀ⲙⲱⲩ̀ⲥⲏⲥ ϯⲅⲉⲛⲏⲥⲓⲥ ⲡⲓⲇⲟⲝⲟⲇⲟⲥ ⲡⲓⲗⲉⲩⲓ̀ⲧⲓⲕⲟⲛ ⲡⲓⲁ̀ⲣⲓⲑⲙⲟⲥ ⲡⲓⲇⲉⲩⲧⲉⲣⲟⲛⲟⲙⲓⲟⲛ ⲓⲏⲟⲩ ⲛ̀ⲛⲁⲩⲏ̀ ⲡ̀ϫⲱⲙ ⲛ̀ⲛⲓⲕ̀ⲣⲓⲧⲏⲥ ⲛⲉⲙ ⲣⲟⲩⲑ ⲡ̀ⲇ︦ ⲙ̀ⲙⲉⲧⲟⲩⲣⲟ ⲡ̀ϣⲟⲣⲡ ⲛⲉⲙ ⲫ̀ⲙⲁϩ ⲃ︦ ⲟⲩϫⲱⲙ ⲛ̀ⲟⲩⲱⲧ ⲫ̀ⲙⲁϩ ⲅ︦ ⲛⲉⲙ ⲫ̀ⲙⲁϩ ⲇ︦ ⲉⲕⲉϫⲱⲙ ϯⲃ︦ϯ ⲙ̀ⲡⲁⲣⲁⲗⲟⲓⲡⲟⲙⲉⲛⲟⲛ ⲛ̀ⲛⲓⲟⲣⲱⲟⲩ ⲡ̀ϣⲟⲣⲡ ⲛ̀ⲗⲟⲅⲟⲥ ⲛ̀ⲉⲥⲇⲣⲁ ⲛⲉⲙ ⲛⲉϥⲙⲁϩ ⲃ︦ ⲟⲩϫⲱⲙ ⲛ̀ⲟⲩⲱⲧ ⲓⲟⲩⲇⲓⲑ ⲛⲉⲙ ⲇⲱⲃⲓⲧ ⲟⲩϫⲱⲙ ⲓⲱⲃ ⲡ̀ϫⲱⲙ ⲛ̀ⲛⲓⲯⲁⲗⲙⲟⲥ ⲉⲩⲓ̀ⲣⲓ ⲛ̀ⲣ︦ⲛ︦ⲁ︦ ⲙ̀ⲡⲁⲣⲟⲓⲙⲓⲁ̀ ⲛ̀ⲥⲟⲗⲟⲙⲱⲛ ⲡⲓⲉⲕⲕ̀ⲗⲏⲥⲓⲁⲥⲧⲏⲥ ⲡ̀ϫⲱ ⲛ̀ⲧⲉ ⲛⲓϫⲱ ⲡ̀ⲓ︦ⲃ︦ ⲛ̀ⲕⲟⲩϫⲓ ⲙ̀ⲡ̀ⲣⲟⲫⲏⲧⲏⲥ ⲙ̀ⲇ︦ ⲛ̀ⲛⲓϣϯ ⲙ̀ⲡⲣⲟⲫⲏⲧⲏⲥ ⲏ̀ⲥⲁⲏ̀ⲁⲥ ⲓⲉⲣⲉⲙⲓⲁⲥ ⲓⲉⲍⲉⲕⲓⲏⲗ ⲇⲁⲛⲓⲏⲗ ⲛⲁⲓ ϩⲱⲟⲩ ⲙⲁⲣⲉ ⲛⲉⲧⲉⲛⲕⲟⲩϫⲓ ϭⲓⲥ̀ⲃⲱ ⲉⲣⲱⲟⲩ ϩⲓ ⲃⲟⲗ ⲧ̀ⲥⲟⲫⲓⲁ̀ ⲛ̀ⲥⲟⲗⲟⲙⲱⲛ ⲛⲉⲙ ⲉⲥⲑⲏⲣ ⲡ̀ⲅ︦ ⲛ̀ϫⲱⲙ ⲛ̀ⲛⲓⲙⲁⲕⲁⲃⲉⲩⲥ ⲧ̀ⲥⲟⲫⲓⲁ̀ ⲙ̀ⲡ̀ϣⲏⲣⲓ ⲛ̀ⲥⲓⲣⲁⲭ ⲉⲧⲟϣ ⲛ̀ⲥ̀ⲃⲱ.</w:t>
+      </w:r>
+    </w:p>
+    <w:p>
+      <w:pPr>
+        <w:spacing w:before="120"/>
+        <w:jc w:val="both"/>
+        <w:rPr>
+          <w:rFonts w:ascii="Antinoou" w:eastAsia="Antinoou" w:hAnsi="Antinoou"/>
+          <w:bCs/>
+          <w:noProof/>
+          <w:color w:val="7030A0"/>
+          <w:sz w:val="26"/>
+          <w:szCs w:val="26"/>
+          <w:lang w:val="am-ET" w:eastAsia="en-GB" w:bidi="he-IL"/>
+        </w:rPr>
+      </w:pPr>
+      <w:r>
+        <w:rPr>
+          <w:rFonts w:ascii="Antinoou" w:eastAsia="Antinoou" w:hAnsi="Antinoou"/>
+          <w:bCs/>
+          <w:noProof/>
+          <w:color w:val="7030A0"/>
+          <w:sz w:val="26"/>
+          <w:szCs w:val="26"/>
+          <w:lang w:val="am-ET" w:eastAsia="en-GB" w:bidi="he-IL"/>
+        </w:rPr>
+        <w:t>ⲛⲉⲛϫⲱⲙ ⲇⲉ ϩⲱⲛ ⲁ̀ⲛⲟⲛ ⲛⲓⲁ̀ⲡⲟⲥⲧⲟⲗⲟⲥ ⲛⲉ ⲛⲁⲓ ⲉ̀ⲧⲉ ⲛⲁ ϯⲇⲓⲁ̀ⲑⲏⲕⲏ ⲙ̀ⲃⲉⲣⲓ ⲡ̀ⲇ︦ ⲛ̀ⲉⲩⲁⲅⲅⲉⲗⲓⲟⲛ ⲕⲁⲧⲁⲫ̀ⲣⲏϯ ⲉ̀ⲧⲁⲛϫⲟⲥ ⲛ̀ϣⲟⲣⲡ ⲕⲁⲧⲁ ⲙⲁⲧⲑⲉⲟⲥ ⲕⲁⲧⲁ ⲙⲁⲣⲕⲟⲥ ⲕⲁⲧⲁ ⲗⲟⲩⲕⲁⲥ ⲕⲁⲧⲁ ⲓⲱⲁⲛⲛⲏⲥ ⲛⲉⲛⲡ̀ⲣⲁⲍⲓⲥ ⲁ̀ⲛⲟⲛ ⲛⲓⲁ̀ⲡⲟⲥⲧⲟⲗⲟⲥ ϯⲃ︦ϯ ⲛ̀ⲉ̀ⲡⲓⲥⲧⲟⲗⲏ ⲙ̀ⲡⲉⲧⲣⲟⲥ ϯⲅ︦ϯ ⲛ̀ⲓⲱⲁⲛⲛⲏⲥ ⲧ̀ⲉ̀ⲡⲓⲥⲧⲟⲗⲏ ⲛ̀ⲓⲁ̀ⲕⲱⲃⲟⲥ ⲛⲉⲙ ⲑⲁ ⲓⲟⲩϥⲁⲥ ⲑ̀ⲙⲁϩ ⲓ︦ⲇ︦ ⲛ̀ⲉ̀ⲡⲓⲥⲧⲟⲗⲏ ⲙ̀ⲡⲁⲩⲗⲟⲥ ⲧ̀ⲁ̀ⲡⲟⲕⲁⲗⲩⲙⲯⲓⲥ ⲛ̀ⲓⲱⲁⲛⲛⲏⲥ ϯⲃ︦ϯ ⲛ̀ⲉ̀ⲡⲓⲥⲧⲟⲗⲏ ⲛ̀ⲁⲕⲗⲏⲙⲏⲥ ⲉ̀ⲧⲉⲧⲉⲛⲟϣⲟⲩ ϩⲓ ⲉ̀ⲃⲟⲗ.</w:t>
+      </w:r>
+    </w:p>
+    <w:p>
+      <w:pPr>
+        <w:spacing w:before="120"/>
+        <w:jc w:val="both"/>
+        <w:rPr>
+          <w:rFonts w:ascii="Antinoou" w:eastAsia="Antinoou" w:hAnsi="Antinoou"/>
+          <w:bCs/>
+          <w:noProof/>
+          <w:color w:val="7030A0"/>
+          <w:sz w:val="26"/>
+          <w:szCs w:val="26"/>
+          <w:lang w:val="am-ET" w:eastAsia="en-GB" w:bidi="he-IL"/>
+        </w:rPr>
+      </w:pPr>
+      <w:r>
+        <w:rPr>
+          <w:rFonts w:ascii="Antinoou" w:eastAsia="Antinoou" w:hAnsi="Antinoou"/>
+          <w:bCs/>
+          <w:noProof/>
+          <w:color w:val="7030A0"/>
+          <w:sz w:val="26"/>
+          <w:szCs w:val="26"/>
+          <w:lang w:val="am-ET" w:eastAsia="en-GB" w:bidi="he-IL"/>
+        </w:rPr>
+        <w:t>ⲛⲁⲓ ⲛⲉ ⲧⲉⲛⲟⲩⲁϩⲥⲁϩⲛⲓ ⲙ̀ⲙⲱⲟⲩ ⲛⲱⲧⲉⲛ ⲱ̀ ⲛⲓⲉ̀ⲡⲓⲥⲕⲟⲡⲟⲥ ⲉⲑⲃⲉ ⲛⲓⲕⲁⲛⲱⲛ ⲛ̀ⲑⲱⲧⲉⲛ ⲇⲉ ⲉ̀ⲧⲉⲧⲉⲛϣⲁⲛⲭⲱ ⲉ̀ϧ̀ⲣⲏⲓ ⲛ̀ϧⲏⲧⲟⲩ ⲧⲉⲧⲉⲛⲛⲁⲟⲩϫⲁⲓ ⲟⲩⲟϩ ⲧⲉⲧⲉⲛⲛⲁϣⲱⲡⲓ ⲉ̀ⲟⲩⲟⲛⲛ̀ⲧⲟⲧⲉⲛ ⲙ̀ⲙⲁⲩ ⲛ̀ⲟⲩϩⲓⲣⲏⲛⲏ ϣⲁ ⲉ̀ⲃⲟⲗ ⲉ̀ⲧⲉⲧⲉⲛϣⲁⲛⲉⲣⲁⲧⲥⲱⲧⲉⲙ ⲇⲉ ⲛ̀ⲥⲱⲟⲩ ⲥⲉⲛⲁⲥⲱⲃⲓ ⲛ̀ⲥⲁ ⲑⲏⲛⲟⲩ ⲟⲩⲟϩ ⲧⲉⲧⲉⲛⲛⲁⲭⲱ ⲛⲱⲧⲉⲛ ⲛ̀ⲟⲩⲡⲟⲗⲉⲙⲟⲥ ⲛⲉⲙ ⲛⲉⲧⲉⲛⲉ̀ⲣⲏⲟⲩ ϣⲁ ⲉ̀ⲃⲟⲗ ⲛ̀ⲥⲉⲣⲓⲙⲓ ⲛ̀ⲥⲁ ⲑⲏⲛⲟⲩ ⲙⲉⲛⲉⲛⲥⲱⲥ ⲛ̀ⲧⲉⲧⲉⲛϭⲓ ⲛ̀ⲟⲩⲇⲓⲙⲱⲣⲓⲁ̀ ⲉⲥⲉⲡ̀ϣⲁ ⲛ̀ⲧⲉⲧⲉⲛⲙⲉⲧⲁⲧⲥⲱⲧⲉⲙ.</w:t>
+      </w:r>
+    </w:p>
+    <w:p>
+      <w:pPr>
+        <w:spacing w:before="120"/>
+        <w:jc w:val="both"/>
+        <w:rPr>
+          <w:rFonts w:ascii="Antinoou" w:eastAsia="Antinoou" w:hAnsi="Antinoou"/>
+          <w:bCs/>
+          <w:noProof/>
+          <w:color w:val="7030A0"/>
+          <w:sz w:val="26"/>
+          <w:szCs w:val="26"/>
+          <w:lang w:val="am-ET" w:eastAsia="en-GB" w:bidi="he-IL"/>
+        </w:rPr>
+      </w:pPr>
+      <w:r>
+        <w:rPr>
+          <w:rFonts w:ascii="Antinoou" w:eastAsia="Antinoou" w:hAnsi="Antinoou"/>
+          <w:bCs/>
+          <w:noProof/>
+          <w:color w:val="7030A0"/>
+          <w:sz w:val="26"/>
+          <w:szCs w:val="26"/>
+          <w:lang w:val="am-ET" w:eastAsia="en-GB" w:bidi="he-IL"/>
+        </w:rPr>
+        <w:t>ⲫϯ ⲙ̀ⲙⲏⲓ ⲙ̀ⲙⲁⲩⲁⲧϥ ⲛⲉⲙ ⲡⲉϥⲙⲟⲛⲟⲅⲉⲛⲏⲥ ⲛ̀ϣⲏⲣⲓ ⲓ︦ⲏ︦ⲥ︦ ⲡⲭ︦ⲥ︦ ⲡⲉⲛⲟ︦ⲥ︦ ⲛⲉⲙ ⲡⲓⲡ︦ⲛ︦ⲁ︦ ⲉ̀ⲑⲟⲩⲁⲃ ⲫ̀ⲣⲉϥⲧⲁⲛϧⲟ ⲙ̀ⲡ̀ⲧⲏⲣϥ ⲟⲩⲟϩ ⲫ̀ⲣⲉϥⲑⲁⲙⲓⲟ̀ ϥ̀ⲛⲁⲉⲣ ⲑⲏⲛⲟⲩ ⲛ̀ⲟⲩⲁⲓ ⲛ̀ⲟⲩⲱⲧ ϧⲉⲛ ⲧⲉϥϩⲓⲣⲏⲛⲏ ⲉϥⲥⲉⲃⲧⲉ ⲑⲏⲛⲟⲩ ⲉ̀ϧⲟⲩⲛ ⲉ̀ⲁ̀ⲅⲁⲑⲟⲛ ⲛⲓⲃⲉⲛ ⲛ̀ⲧⲉⲧⲉⲛⲫⲱⲛ ⲉ̀ⲃⲟⲗ ⲁⲛ ⲁ̀ ⲧⲉⲧⲉⲛⲟⲓ ⲛ̀ⲁⲧϭⲓϩⲁⲡ ⲙ̀ⲙⲟⲛ ⲛⲟⲃⲓ ϭⲓ ⲉ̀ϧⲟⲩⲛ ⲉ̀ⲣⲱⲧⲉⲛ ⲉϥⲉⲣ ⲑⲏⲛⲟⲩ ⲛ̀ⲉⲙⲡ̀ϣⲁ ⲛ̀ⲛⲓⲧⲟⲡⲟⲥ ⲙ̀ⲡⲱⲛϧ ϣⲁ ⲉ̀ⲛⲉϩ ϩⲓⲧⲉⲛ ⲓ︦ⲏ︦ⲥ︦ ⲡⲭ︦ⲥ︦ ⲡⲉⲛⲟ︦ⲥ︦ ⲫϯ ⲙ̀ⲙⲏⲓ ⲟⲩⲟϩ ⲡⲉⲛⲥⲱⲧⲏⲣ.</w:t>
+      </w:r>
+    </w:p>
+    <w:p>
+      <w:pPr>
+        <w:spacing w:before="120"/>
+        <w:jc w:val="both"/>
+        <w:rPr>
+          <w:rFonts w:ascii="Antinoou" w:eastAsia="Antinoou" w:hAnsi="Antinoou"/>
+          <w:bCs/>
+          <w:noProof/>
+          <w:color w:val="7030A0"/>
+          <w:sz w:val="26"/>
+          <w:szCs w:val="26"/>
+          <w:lang w:val="am-ET" w:eastAsia="en-GB" w:bidi="he-IL"/>
+        </w:rPr>
+      </w:pPr>
+      <w:r>
+        <w:rPr>
+          <w:rFonts w:ascii="Antinoou" w:eastAsia="Antinoou" w:hAnsi="Antinoou"/>
+          <w:bCs/>
+          <w:noProof/>
+          <w:color w:val="7030A0"/>
+          <w:sz w:val="26"/>
+          <w:szCs w:val="26"/>
+          <w:lang w:val="am-ET" w:eastAsia="en-GB" w:bidi="he-IL"/>
+        </w:rPr>
+        <w:t>ⲫⲁⲓ ⲉ̀ⲧⲉ ⲉ̀ⲃⲟⲗϩⲓⲧⲟⲧϥ ⲉ̀ⲣⲉ ⲱⲟⲩ ⲛⲓⲃⲉⲛ ⲉⲣⲡ̀ⲣⲉⲡⲓ ⲛⲁϥ ⲛⲉⲙ ⲡⲉϥⲓⲱⲧ ⲛ̀ⲁ̀ⲅⲁⲑⲟⲥ ⲛⲉⲙ ⲡⲓⲡⲛ︦ⲁ︦ ⲉ̀ⲑⲟⲩⲁⲃ ⲛ̀ⲣⲉϥⲧⲁⲛϧⲟ ⲟⲩⲟϩ ⲛ̀ⲟⲩⲙⲟⲟⲩⲥⲓⲟⲥ ϣⲁ ⲉ̀ⲛⲉϩ ⲛ̀ⲧⲉ ⲡⲓⲉ̀ⲛⲉϩ ⲁ̀ⲙⲏⲛ.</w:t>
+      </w:r>
+    </w:p>
+    <w:p>
+      <w:pPr>
+        <w:spacing w:before="120"/>
+        <w:jc w:val="both"/>
+        <w:rPr>
+          <w:rFonts w:ascii="Antinoou" w:eastAsia="Antinoou" w:hAnsi="Antinoou"/>
+          <w:bCs/>
+          <w:noProof/>
+          <w:color w:val="7030A0"/>
+          <w:sz w:val="26"/>
+          <w:szCs w:val="26"/>
+          <w:lang w:val="am-ET" w:eastAsia="en-GB" w:bidi="he-IL"/>
+        </w:rPr>
+      </w:pPr>
+      <w:r>
+        <w:rPr>
+          <w:rFonts w:ascii="Antinoou" w:eastAsia="Antinoou" w:hAnsi="Antinoou"/>
+          <w:bCs/>
+          <w:noProof/>
+          <w:color w:val="7030A0"/>
+          <w:sz w:val="26"/>
+          <w:szCs w:val="26"/>
+          <w:lang w:val="am-ET" w:eastAsia="en-GB" w:bidi="he-IL"/>
+        </w:rPr>
+        <w:t>ⲁϥϫⲱⲕ ⲉ̀ⲃⲟⲗ ⲛ̀ϫⲉ ⲛⲓⲕⲁⲛⲱⲛ ⲛ̀ⲧⲉ ⲛⲉⲛⲓⲟϯ ⲛ̀ⲁ̀ⲡⲟⲥⲧⲟⲗⲟⲥ ⲉ̀ⲑⲟⲩⲁⲃ ⲛⲁⲓ ⲛⲉ ⲡ̀ⲍ︦ ⲛ̀ϫⲱⲙ ⲉⲧϧⲉⲛ ⲛⲉⲛϫⲓϫ ⲛ̀ⲁⲕⲗⲏⲙⲏⲥ ϧⲉⲛ ⲟⲩϩⲓⲣⲏⲛⲏ ⲛ̀ⲧⲉ ⲫϯ ⲁ̀ⲙⲏⲛ.</w:t>
+      </w:r>
+    </w:p>
+    <w:p>
+      <w:pPr>
+        <w:spacing w:before="120"/>
+        <w:jc w:val="center"/>
+        <w:rPr>
+          <w:rFonts w:ascii="Antinoou" w:eastAsia="Antinoou" w:hAnsi="Antinoou"/>
+          <w:bCs/>
+          <w:noProof/>
+          <w:color w:val="7030A0"/>
+          <w:sz w:val="26"/>
+          <w:szCs w:val="26"/>
+          <w:lang w:val="am-ET" w:eastAsia="en-GB" w:bidi="he-IL"/>
+        </w:rPr>
+      </w:pPr>
+      <w:r>
+        <w:rPr>
+          <w:rFonts w:ascii="Antinoou" w:eastAsia="Antinoou" w:hAnsi="Antinoou"/>
+          <w:bCs/>
+          <w:noProof/>
+          <w:color w:val="7030A0"/>
+          <w:sz w:val="26"/>
+          <w:szCs w:val="26"/>
+          <w:lang w:val="am-ET" w:eastAsia="en-GB" w:bidi="he-IL"/>
+        </w:rPr>
+        <w:t>ⲁ︦ ϣⲟ ⲛⲉⲙ ⲫ︦ ⲛⲉⲙ ⲕ︦ ⲫⲁ ⲇⲓⲟⲕⲗⲏ.</w:t>
+      </w:r>
+    </w:p>
+    <w:p>
+      <w:pPr>
+        <w:spacing w:before="120"/>
+        <w:jc w:val="both"/>
+        <w:rPr>
+          <w:rFonts w:ascii="Antinoou" w:eastAsia="Antinoou" w:hAnsi="Antinoou"/>
+          <w:bCs/>
+          <w:noProof/>
+          <w:color w:val="7030A0"/>
+          <w:sz w:val="26"/>
+          <w:szCs w:val="26"/>
+          <w:lang w:val="am-ET" w:eastAsia="en-GB" w:bidi="he-IL"/>
+        </w:rPr>
+      </w:pPr>
+      <w:r>
+        <w:rPr>
+          <w:rFonts w:ascii="Antinoou" w:eastAsia="Antinoou" w:hAnsi="Antinoou"/>
+          <w:bCs/>
+          <w:noProof/>
+          <w:color w:val="7030A0"/>
+          <w:sz w:val="26"/>
+          <w:szCs w:val="26"/>
+          <w:lang w:val="am-ET" w:eastAsia="en-GB" w:bidi="he-IL"/>
+        </w:rPr>
+        <w:lastRenderedPageBreak/>
+        <w:t>ⲁϥⲉⲣⲙⲉⲛⲉⲩⲓⲛ ⲙ̀ⲙⲟϥ ⲉ̀ⲃⲟⲗϧⲉⲛ ϯⲁⲥⲡⲓ ⲛ̀ⲣⲉⲙⲙⲁⲣⲓⲥ ϣⲁ ϯⲁⲥⲡⲓ ⲛ̀ⲣⲉⲙⲡⲉⲙϩⲓⲧ ⲕⲁⲧⲁ ⲧⲉϥϫⲟⲙ ⲡⲓϩⲏⲕⲓ ⲡⲓⲕⲉⲣⲙⲓ ⲡⲓⲁ̀ⲗⲁⲭⲓⲥⲧⲟⲥ ⲡⲓⲡ̀ⲣⲉⲥⲃⲩⲧⲉⲣⲟⲥ ⲅⲉⲱⲣⲅⲓⲟⲥ ⲫⲁ ⲕⲟⲥⲙⲁ.</w:t>
+      </w:r>
+    </w:p>
+    <w:p>
+      <w:pPr>
+        <w:spacing w:before="120"/>
+        <w:jc w:val="both"/>
+        <w:rPr>
+          <w:rFonts w:ascii="Antinoou" w:eastAsia="Antinoou" w:hAnsi="Antinoou"/>
+          <w:bCs/>
+          <w:noProof/>
+          <w:color w:val="7030A0"/>
+          <w:sz w:val="26"/>
+          <w:szCs w:val="26"/>
+          <w:lang w:val="am-ET" w:eastAsia="en-GB" w:bidi="he-IL"/>
+        </w:rPr>
+      </w:pPr>
+      <w:r>
+        <w:rPr>
+          <w:rFonts w:ascii="Antinoou" w:eastAsia="Antinoou" w:hAnsi="Antinoou"/>
+          <w:bCs/>
+          <w:noProof/>
+          <w:color w:val="7030A0"/>
+          <w:sz w:val="26"/>
+          <w:szCs w:val="26"/>
+          <w:lang w:val="am-ET" w:eastAsia="en-GB" w:bidi="he-IL"/>
+        </w:rPr>
+        <w:t>ϧⲉⲛ ⲡ̀ϫⲓⲛⲑⲱⲟⲩϯ ⲙ̀ⲡⲉⲛⲓⲱϯ ⲉⲧⲧⲁⲓⲏⲟⲩⲧ ⲡⲓⲥⲁϧ ⲫⲁ ⲡⲓⲗⲁⲥ ⲛ̀ϣⲉⲡϣⲱⲡ ⲡⲓⲛⲓϣϯ ϧⲉⲛ ⲛⲓⲉ̀ⲡⲓⲥⲕⲟⲡⲟⲥ ⲡⲓⲁ̀ⲅⲓⲟⲥ ⲁⲑⲁⲛⲁⲥⲓⲟⲥ ϧⲉⲛ ⲡ̀ⲑⲉⲟⲛⲟⲥ ⲛ̀ⲧ̀ⲁⲡⲟⲑⲏⲕⲏ.</w:t>
+      </w:r>
+    </w:p>
+    <w:p>
+      <w:pPr>
+        <w:spacing w:before="120"/>
+        <w:jc w:val="both"/>
+        <w:rPr>
+          <w:rFonts w:ascii="Antinoou" w:eastAsia="Antinoou" w:hAnsi="Antinoou"/>
+          <w:bCs/>
+          <w:noProof/>
+          <w:color w:val="7030A0"/>
+          <w:sz w:val="26"/>
+          <w:szCs w:val="26"/>
+          <w:lang w:val="am-ET" w:eastAsia="en-GB" w:bidi="he-IL"/>
+        </w:rPr>
+      </w:pPr>
+      <w:r>
+        <w:rPr>
+          <w:rFonts w:ascii="Antinoou" w:eastAsia="Antinoou" w:hAnsi="Antinoou"/>
+          <w:bCs/>
+          <w:noProof/>
+          <w:color w:val="7030A0"/>
+          <w:sz w:val="26"/>
+          <w:szCs w:val="26"/>
+          <w:lang w:val="am-ET" w:eastAsia="en-GB" w:bidi="he-IL"/>
+        </w:rPr>
+        <w:t>ϧⲉⲛ ϯⲙⲉⲧⲁⲣⲭⲏ ⲛ̀ⲧⲉ ⲡⲉⲛⲓⲱⲧ ⲉ̀ⲑ︦ⲩ︦ ⲙ̀ⲡⲁⲧⲣⲓⲁⲣⲭⲏⲥ ⲉⲧⲧⲁⲓⲏⲟⲩ ⲫ̀ⲣⲏ ⲙ̀ⲡⲓⲛⲁϩϯ ⲡ̀ϧⲏⲃⲥ ⲙ̀ⲡⲓⲙⲟⲕⲙⲉⲕ ⲡⲉⲛⲓⲱⲧ ⲡⲓⲛⲓϣϯ ⲡⲓⲁⲣⲭϩⲉ̀ⲡⲓⲥⲕⲟⲡⲟⲥ ⲁⲃⲃⲁ ⲙⲁⲣⲕⲟⲥ ⲡⲓⲡⲁⲧⲣⲓⲁⲣⲭⲏⲥ ⲛ̀ⲧⲉ ϯⲡⲓⲗⲟⲥ ⲛ̀ⲛⲓϣϯ ⲁ̀ⲗⲁⲝⲉⲛⲇ̀ⲣⲓⲁ̀ ⲫϯ ⲛ̀ⲧⲉ ⲧ̀ⲫⲉ ⲧⲁϫⲣⲟϥ ϩⲓϫⲉⲛ ⲡⲉϥⲑ̀ⲣⲟⲛⲟⲥ ⲛ̀ϩⲁⲛⲙⲏϣ ⲛ̀ⲣⲟⲙⲡⲓ ⲛⲉⲙ ϩⲁⲛⲥⲏⲟⲩ ⲛ̀ϩⲓⲣⲏⲛⲏⲕⲟⲛ ⲛ̀ⲣⲉϥⲑⲃⲓⲟ̀ ⲛ̀ⲛⲉϥϫⲁϫⲓ ⲧⲏⲣⲟⲩ ⲥⲁⲡⲉⲥⲏⲧ ⲛ̀ⲛⲉϥϭⲁⲗⲁⲩϫ ⲛ̀ⲭⲱⲗⲉⲙ ϣⲁ ⲉ̀ⲛⲉϩ ⲁ̀ⲙⲏⲛ.</w:t>
+      </w:r>
+    </w:p>
+    <w:p>
+      <w:pPr>
+        <w:spacing w:before="120"/>
+        <w:jc w:val="center"/>
+        <w:rPr>
+          <w:rFonts w:ascii="Antinoou" w:eastAsia="Antinoou" w:hAnsi="Antinoou"/>
+          <w:bCs/>
+          <w:noProof/>
+          <w:color w:val="7030A0"/>
+          <w:sz w:val="26"/>
+          <w:szCs w:val="26"/>
+          <w:lang w:val="am-ET" w:eastAsia="en-GB" w:bidi="he-IL"/>
+        </w:rPr>
+      </w:pPr>
+      <w:r>
+        <w:rPr>
+          <w:rFonts w:ascii="Antinoou" w:eastAsia="Antinoou" w:hAnsi="Antinoou"/>
+          <w:bCs/>
+          <w:noProof/>
+          <w:color w:val="7030A0"/>
+          <w:sz w:val="26"/>
+          <w:szCs w:val="26"/>
+          <w:lang w:val="am-ET" w:eastAsia="en-GB" w:bidi="he-IL"/>
+        </w:rPr>
+        <w:t>———————</w:t>
+      </w:r>
+    </w:p>
+    <w:p>
+      <w:pPr>
+        <w:spacing w:before="120"/>
+        <w:jc w:val="both"/>
+        <w:rPr>
+          <w:rFonts w:ascii="Antinoou" w:eastAsia="Antinoou" w:hAnsi="Antinoou"/>
+          <w:bCs/>
+          <w:noProof/>
+          <w:color w:val="7030A0"/>
+          <w:sz w:val="26"/>
+          <w:szCs w:val="26"/>
+          <w:lang w:val="am-ET" w:eastAsia="en-GB" w:bidi="he-IL"/>
+        </w:rPr>
+      </w:pPr>
+      <w:r>
+        <w:rPr>
+          <w:rFonts w:ascii="Antinoou" w:eastAsia="Antinoou" w:hAnsi="Antinoou"/>
+          <w:bCs/>
+          <w:noProof/>
+          <w:color w:val="7030A0"/>
+          <w:sz w:val="26"/>
+          <w:szCs w:val="26"/>
+          <w:lang w:val="am-ET" w:eastAsia="en-GB" w:bidi="he-IL"/>
+        </w:rPr>
+        <w:t>ⲁⲣⲓⲫ̀ⲙⲉⲩⲓ̀ ⲡⲟ︦ⲥ︦ ⲡⲉⲕⲃⲱⲕ ⲡⲓⲣⲉϥⲥ̀ϧⲁⲓ ⲡⲓϩⲏⲕⲓ ⲡⲓⲕⲉⲣⲙⲓ ⲡⲓⲣⲉϥⲉⲣⲛⲟⲃⲓ ⲡⲓⲁ̀ⲗⲁⲭⲓⲥⲧⲟⲥ ⲁⲛⲣⲁⲁⲙ ⲫⲁ ⲛ̀ⲓⲱⲧ ⲁϥϩⲟⲥ ⲡ̀ϣⲏⲣⲓ ⲛ̀ⲥⲓⲙⲱⲛ ϧⲉⲛ ϯϧⲁⲛⲕⲏ ϧⲉⲛ ⲧⲉϥⲙⲉⲧⲟⲩⲣⲟ ϣⲁ ⲉ̀ⲛⲉϩ ⲁ̀ⲙⲏⲛ.</w:t>
+      </w:r>
+    </w:p>
+    <w:p>
+      <w:pPr>
+        <w:spacing w:before="120"/>
+        <w:jc w:val="center"/>
+        <w:rPr>
+          <w:rFonts w:ascii="Antinoou" w:eastAsia="Antinoou" w:hAnsi="Antinoou"/>
+          <w:bCs/>
+          <w:noProof/>
+          <w:color w:val="7030A0"/>
+          <w:sz w:val="26"/>
+          <w:szCs w:val="26"/>
+          <w:lang w:val="am-ET" w:eastAsia="en-GB" w:bidi="he-IL"/>
+        </w:rPr>
+      </w:pPr>
+      <w:r>
+        <w:rPr>
+          <w:rFonts w:ascii="Antinoou" w:eastAsia="Antinoou" w:hAnsi="Antinoou"/>
+          <w:bCs/>
+          <w:noProof/>
+          <w:color w:val="7030A0"/>
+          <w:sz w:val="26"/>
+          <w:szCs w:val="26"/>
+          <w:lang w:val="am-ET" w:eastAsia="en-GB" w:bidi="he-IL"/>
+        </w:rPr>
+        <w:t>———————</w:t>
       </w:r>
     </w:p>
     <w:sectPr>
-      <w:footnotePr>
-        <w:numRestart w:val="eachPage"/>
-      </w:footnotePr>
       <w:type w:val="continuous"/>
-      <w:pgSz w:w="16838" w:h="11906" w:orient="landscape" w:code="9"/>
-      <w:pgMar w:top="1418" w:right="1418" w:bottom="1418" w:left="1418" w:header="709" w:footer="709" w:gutter="0"/>
-      <w:cols w:space="708"/>
-      <w:docGrid w:linePitch="360"/>
+      <w:pgSz w:w="16838" w:h="11906" w:orient="landscape"/>
+      <w:pgMar w:top="1418" w:right="1418" w:bottom="1418" w:left="1418" w:header="0" w:footer="0" w:gutter="0"/>
+      <w:cols w:space="720"/>
+      <w:formProt w:val="0"/>
+      <w:docGrid w:linePitch="600" w:charSpace="32768"/>
     </w:sectPr>
   </w:body>
 </w:document>
-</file>
-
-<file path=word/endnotes.xml><?xml version="1.0" encoding="utf-8"?>
-<w:endnotes xmlns:wpc="http://schemas.microsoft.com/office/word/2010/wordprocessingCanvas" xmlns:cx="http://schemas.microsoft.com/office/drawing/2014/chartex" xmlns:cx1="http://schemas.microsoft.com/office/drawing/2015/9/8/chartex" xmlns:cx2="http://schemas.microsoft.com/office/drawing/2015/10/21/chartex" xmlns:cx3="http://schemas.microsoft.com/office/drawing/2016/5/9/chartex" xmlns:cx4="http://schemas.microsoft.com/office/drawing/2016/5/10/chartex" xmlns:cx5="http://schemas.microsoft.com/office/drawing/2016/5/11/chartex" xmlns:cx6="http://schemas.microsoft.com/office/drawing/2016/5/12/chartex" xmlns:cx7="http://schemas.microsoft.com/office/drawing/2016/5/13/chartex" xmlns:cx8="http://schemas.microsoft.com/office/drawing/2016/5/14/chartex" xmlns:mc="http://schemas.openxmlformats.org/markup-compatibility/2006" xmlns:aink="http://schemas.microsoft.com/office/drawing/2016/ink" xmlns:am3d="http://schemas.microsoft.com/office/drawing/2017/model3d" xmlns:o="urn:schemas-microsoft-com:office:office" xmlns:oel="http://schemas.microsoft.com/office/2019/extlst" xmlns:r="http://schemas.openxmlformats.org/officeDocument/2006/relationships" xmlns:m="http://schemas.openxmlformats.org/officeDocument/2006/math" xmlns:v="urn:schemas-microsoft-com:vml" xmlns:wp14="http://schemas.microsoft.com/office/word/2010/wordprocessingDrawing" xmlns:wp="http://schemas.openxmlformats.org/drawingml/2006/wordprocessingDrawing" xmlns:w10="urn:schemas-microsoft-com:office:word" xmlns:w="http://schemas.openxmlformats.org/wordprocessingml/2006/main" xmlns:w14="http://schemas.microsoft.com/office/word/2010/wordml" xmlns:w15="http://schemas.microsoft.com/office/word/2012/wordml" xmlns:w16cex="http://schemas.microsoft.com/office/word/2018/wordml/cex" xmlns:w16cid="http://schemas.microsoft.com/office/word/2016/wordml/cid" xmlns:w16="http://schemas.microsoft.com/office/word/2018/wordml" xmlns:w16du="http://schemas.microsoft.com/office/word/2023/wordml/word16du" xmlns:w16sdtdh="http://schemas.microsoft.com/office/word/2020/wordml/sdtdatahash" xmlns:w16sdtfl="http://schemas.microsoft.com/office/word/2024/wordml/sdtformatlock" xmlns:w16se="http://schemas.microsoft.com/office/word/2015/wordml/symex" xmlns:wpg="http://schemas.microsoft.com/office/word/2010/wordprocessingGroup" xmlns:wpi="http://schemas.microsoft.com/office/word/2010/wordprocessingInk" xmlns:wne="http://schemas.microsoft.com/office/word/2006/wordml" xmlns:wps="http://schemas.microsoft.com/office/word/2010/wordprocessingShape" mc:Ignorable="w14 w15 w16se w16cid w16 w16cex w16sdtdh w16sdtfl w16du wp14">
-  <w:endnote w:type="separator" w:id="-1">
-    <w:p>
-      <w:r>
-        <w:separator/>
-      </w:r>
-    </w:p>
-  </w:endnote>
-  <w:endnote w:type="continuationSeparator" w:id="0">
-    <w:p>
-      <w:r>
-        <w:continuationSeparator/>
-      </w:r>
-    </w:p>
-  </w:endnote>
-</w:endnotes>
-</file>
-
-<file path=word/footnotes.xml><?xml version="1.0" encoding="utf-8"?>
-<w:footnotes xmlns:wpc="http://schemas.microsoft.com/office/word/2010/wordprocessingCanvas" xmlns:cx="http://schemas.microsoft.com/office/drawing/2014/chartex" xmlns:cx1="http://schemas.microsoft.com/office/drawing/2015/9/8/chartex" xmlns:cx2="http://schemas.microsoft.com/office/drawing/2015/10/21/chartex" xmlns:cx3="http://schemas.microsoft.com/office/drawing/2016/5/9/chartex" xmlns:cx4="http://schemas.microsoft.com/office/drawing/2016/5/10/chartex" xmlns:cx5="http://schemas.microsoft.com/office/drawing/2016/5/11/chartex" xmlns:cx6="http://schemas.microsoft.com/office/drawing/2016/5/12/chartex" xmlns:cx7="http://schemas.microsoft.com/office/drawing/2016/5/13/chartex" xmlns:cx8="http://schemas.microsoft.com/office/drawing/2016/5/14/chartex" xmlns:mc="http://schemas.openxmlformats.org/markup-compatibility/2006" xmlns:aink="http://schemas.microsoft.com/office/drawing/2016/ink" xmlns:am3d="http://schemas.microsoft.com/office/drawing/2017/model3d" xmlns:o="urn:schemas-microsoft-com:office:office" xmlns:oel="http://schemas.microsoft.com/office/2019/extlst" xmlns:r="http://schemas.openxmlformats.org/officeDocument/2006/relationships" xmlns:m="http://schemas.openxmlformats.org/officeDocument/2006/math" xmlns:v="urn:schemas-microsoft-com:vml" xmlns:wp14="http://schemas.microsoft.com/office/word/2010/wordprocessingDrawing" xmlns:wp="http://schemas.openxmlformats.org/drawingml/2006/wordprocessingDrawing" xmlns:w10="urn:schemas-microsoft-com:office:word" xmlns:w="http://schemas.openxmlformats.org/wordprocessingml/2006/main" xmlns:w14="http://schemas.microsoft.com/office/word/2010/wordml" xmlns:w15="http://schemas.microsoft.com/office/word/2012/wordml" xmlns:w16cex="http://schemas.microsoft.com/office/word/2018/wordml/cex" xmlns:w16cid="http://schemas.microsoft.com/office/word/2016/wordml/cid" xmlns:w16="http://schemas.microsoft.com/office/word/2018/wordml" xmlns:w16du="http://schemas.microsoft.com/office/word/2023/wordml/word16du" xmlns:w16sdtdh="http://schemas.microsoft.com/office/word/2020/wordml/sdtdatahash" xmlns:w16sdtfl="http://schemas.microsoft.com/office/word/2024/wordml/sdtformatlock" xmlns:w16se="http://schemas.microsoft.com/office/word/2015/wordml/symex" xmlns:wpg="http://schemas.microsoft.com/office/word/2010/wordprocessingGroup" xmlns:wpi="http://schemas.microsoft.com/office/word/2010/wordprocessingInk" xmlns:wne="http://schemas.microsoft.com/office/word/2006/wordml" xmlns:wps="http://schemas.microsoft.com/office/word/2010/wordprocessingShape" mc:Ignorable="w14 w15 w16se w16cid w16 w16cex w16sdtdh w16sdtfl w16du wp14">
-  <w:footnote w:type="separator" w:id="-1">
-    <w:p>
-      <w:pPr>
-        <w:rPr>
-          <w:color w:val="0070C0"/>
-        </w:rPr>
-      </w:pPr>
-      <w:r>
-        <w:rPr>
-          <w:color w:val="0070C0"/>
-        </w:rPr>
-        <w:continuationSeparator/>
-      </w:r>
-    </w:p>
-  </w:footnote>
-  <w:footnote w:type="continuationSeparator" w:id="0">
-    <w:p>
-      <w:r>
-        <w:continuationSeparator/>
-      </w:r>
-    </w:p>
-  </w:footnote>
-</w:footnotes>
 </file>
 
 <file path=word/styles.xml><?xml version="1.0" encoding="utf-8"?>
@@ -426,7 +6661,7 @@
     <w:rsid w:val="00B23BC9"/>
     <w:pPr>
       <w:suppressAutoHyphens w:val="0"/>
-      <w:spacing w:before="100" w:beforeAutospacing="1" w:after="100" w:afterAutospacing="1"/>
+      <w:spacing w:beforeAutospacing="1" w:afterAutospacing="1"/>
       <w:jc w:val="center"/>
       <w:outlineLvl w:val="0"/>
     </w:pPr>
@@ -435,7 +6670,7 @@
       <w:b/>
       <w:bCs/>
       <w:color w:val="FF0033"/>
-      <w:kern w:val="36"/>
+      <w:kern w:val="2"/>
       <w:sz w:val="36"/>
       <w:szCs w:val="36"/>
       <w:lang w:bidi="he-IL"/>
@@ -604,6 +6839,136 @@
       <w:lang w:eastAsia="en-US" w:bidi="ar-SA"/>
     </w:rPr>
   </w:style>
+  <w:style w:type="character" w:customStyle="1" w:styleId="Heading3Char">
+    <w:name w:val="Heading 3 Char"/>
+    <w:basedOn w:val="DefaultParagraphFont"/>
+    <w:link w:val="Heading3"/>
+    <w:qFormat/>
+    <w:rsid w:val="00B23BC9"/>
+    <w:rPr>
+      <w:rFonts w:asciiTheme="majorHAnsi" w:eastAsiaTheme="majorEastAsia" w:hAnsiTheme="majorHAnsi" w:cstheme="majorBidi"/>
+      <w:color w:val="0A2F40" w:themeColor="accent1" w:themeShade="7F"/>
+      <w:sz w:val="24"/>
+      <w:szCs w:val="24"/>
+      <w:lang w:eastAsia="en-US" w:bidi="ar-SA"/>
+    </w:rPr>
+  </w:style>
+  <w:style w:type="character" w:customStyle="1" w:styleId="Heading1Char">
+    <w:name w:val="Heading 1 Char"/>
+    <w:basedOn w:val="DefaultParagraphFont"/>
+    <w:link w:val="Heading1"/>
+    <w:qFormat/>
+    <w:rsid w:val="00B23BC9"/>
+    <w:rPr>
+      <w:rFonts w:eastAsia="Arial Unicode MS"/>
+      <w:b/>
+      <w:bCs/>
+      <w:color w:val="FF0033"/>
+      <w:kern w:val="2"/>
+      <w:sz w:val="36"/>
+      <w:szCs w:val="36"/>
+      <w:lang w:eastAsia="en-US"/>
+    </w:rPr>
+  </w:style>
+  <w:style w:type="character" w:customStyle="1" w:styleId="number">
+    <w:name w:val="number"/>
+    <w:basedOn w:val="DefaultParagraphFont"/>
+    <w:qFormat/>
+    <w:rsid w:val="00B23BC9"/>
+  </w:style>
+  <w:style w:type="character" w:customStyle="1" w:styleId="division">
+    <w:name w:val="division"/>
+    <w:basedOn w:val="DefaultParagraphFont"/>
+    <w:qFormat/>
+    <w:rsid w:val="00B23BC9"/>
+  </w:style>
+  <w:style w:type="character" w:customStyle="1" w:styleId="syriacunit">
+    <w:name w:val="syriac unit"/>
+    <w:basedOn w:val="DefaultParagraphFont"/>
+    <w:qFormat/>
+    <w:rsid w:val="00B23BC9"/>
+  </w:style>
+  <w:style w:type="character" w:customStyle="1" w:styleId="syriacvariant">
+    <w:name w:val="syriac variant"/>
+    <w:basedOn w:val="DefaultParagraphFont"/>
+    <w:qFormat/>
+    <w:rsid w:val="00B23BC9"/>
+  </w:style>
+  <w:style w:type="character" w:customStyle="1" w:styleId="Hyperlink1">
+    <w:name w:val="Hyperlink1"/>
+    <w:basedOn w:val="DefaultParagraphFont"/>
+    <w:qFormat/>
+    <w:rsid w:val="00B23BC9"/>
+    <w:rPr>
+      <w:color w:val="0000FF"/>
+      <w:u w:val="single"/>
+    </w:rPr>
+  </w:style>
+  <w:style w:type="character" w:customStyle="1" w:styleId="versenumber1">
+    <w:name w:val="versenumber1"/>
+    <w:basedOn w:val="DefaultParagraphFont"/>
+    <w:qFormat/>
+    <w:rsid w:val="00B23BC9"/>
+    <w:rPr>
+      <w:color w:val="FF0000"/>
+    </w:rPr>
+  </w:style>
+  <w:style w:type="character" w:customStyle="1" w:styleId="refmarker">
+    <w:name w:val="refmarker"/>
+    <w:basedOn w:val="DefaultParagraphFont"/>
+    <w:qFormat/>
+    <w:rsid w:val="00B23BC9"/>
+  </w:style>
+  <w:style w:type="character" w:customStyle="1" w:styleId="syriac">
+    <w:name w:val="syriac"/>
+    <w:basedOn w:val="DefaultParagraphFont"/>
+    <w:qFormat/>
+    <w:rsid w:val="00B23BC9"/>
+  </w:style>
+  <w:style w:type="character" w:customStyle="1" w:styleId="Heading5Char">
+    <w:name w:val="Heading 5 Char"/>
+    <w:basedOn w:val="DefaultParagraphFont"/>
+    <w:link w:val="Heading5"/>
+    <w:qFormat/>
+    <w:rsid w:val="00B23BC9"/>
+    <w:rPr>
+      <w:rFonts w:ascii="Arial Unicode MS" w:eastAsia="Arial Unicode MS" w:hAnsi="Arial Unicode MS" w:cs="Arial Unicode MS"/>
+      <w:b/>
+      <w:bCs/>
+      <w:color w:val="000000"/>
+      <w:lang w:eastAsia="en-US"/>
+    </w:rPr>
+  </w:style>
+  <w:style w:type="character" w:customStyle="1" w:styleId="latin">
+    <w:name w:val="latin"/>
+    <w:basedOn w:val="DefaultParagraphFont"/>
+    <w:qFormat/>
+    <w:rsid w:val="00B23BC9"/>
+  </w:style>
+  <w:style w:type="character" w:customStyle="1" w:styleId="BodyTextChar">
+    <w:name w:val="Body Text Char"/>
+    <w:basedOn w:val="DefaultParagraphFont"/>
+    <w:link w:val="BodyText"/>
+    <w:qFormat/>
+    <w:rsid w:val="00B23BC9"/>
+    <w:rPr>
+      <w:sz w:val="24"/>
+      <w:szCs w:val="24"/>
+      <w:lang w:eastAsia="en-US" w:bidi="ar-SA"/>
+    </w:rPr>
+  </w:style>
+  <w:style w:type="character" w:customStyle="1" w:styleId="w">
+    <w:name w:val="w"/>
+    <w:basedOn w:val="DefaultParagraphFont"/>
+    <w:qFormat/>
+    <w:rsid w:val="00B23BC9"/>
+  </w:style>
+  <w:style w:type="character" w:customStyle="1" w:styleId="p">
+    <w:name w:val="p"/>
+    <w:basedOn w:val="DefaultParagraphFont"/>
+    <w:qFormat/>
+    <w:rsid w:val="00B23BC9"/>
+  </w:style>
   <w:style w:type="paragraph" w:customStyle="1" w:styleId="Heading">
     <w:name w:val="Heading"/>
     <w:basedOn w:val="Normal"/>
@@ -736,90 +7101,6 @@
       </w:tabs>
     </w:pPr>
   </w:style>
-  <w:style w:type="character" w:customStyle="1" w:styleId="Heading3Char">
-    <w:name w:val="Heading 3 Char"/>
-    <w:basedOn w:val="DefaultParagraphFont"/>
-    <w:link w:val="Heading3"/>
-    <w:rsid w:val="00B23BC9"/>
-    <w:rPr>
-      <w:rFonts w:asciiTheme="majorHAnsi" w:eastAsiaTheme="majorEastAsia" w:hAnsiTheme="majorHAnsi" w:cstheme="majorBidi"/>
-      <w:color w:val="0A2F40" w:themeColor="accent1" w:themeShade="7F"/>
-      <w:sz w:val="24"/>
-      <w:szCs w:val="24"/>
-      <w:lang w:eastAsia="en-US" w:bidi="ar-SA"/>
-    </w:rPr>
-  </w:style>
-  <w:style w:type="character" w:customStyle="1" w:styleId="Heading1Char">
-    <w:name w:val="Heading 1 Char"/>
-    <w:basedOn w:val="DefaultParagraphFont"/>
-    <w:link w:val="Heading1"/>
-    <w:rsid w:val="00B23BC9"/>
-    <w:rPr>
-      <w:rFonts w:eastAsia="Arial Unicode MS"/>
-      <w:b/>
-      <w:bCs/>
-      <w:color w:val="FF0033"/>
-      <w:kern w:val="36"/>
-      <w:sz w:val="36"/>
-      <w:szCs w:val="36"/>
-      <w:lang w:eastAsia="en-US"/>
-    </w:rPr>
-  </w:style>
-  <w:style w:type="character" w:customStyle="1" w:styleId="number">
-    <w:name w:val="number"/>
-    <w:basedOn w:val="DefaultParagraphFont"/>
-    <w:qFormat/>
-    <w:rsid w:val="00B23BC9"/>
-  </w:style>
-  <w:style w:type="character" w:customStyle="1" w:styleId="division">
-    <w:name w:val="division"/>
-    <w:basedOn w:val="DefaultParagraphFont"/>
-    <w:qFormat/>
-    <w:rsid w:val="00B23BC9"/>
-  </w:style>
-  <w:style w:type="character" w:customStyle="1" w:styleId="syriacunit">
-    <w:name w:val="syriac unit"/>
-    <w:basedOn w:val="DefaultParagraphFont"/>
-    <w:qFormat/>
-    <w:rsid w:val="00B23BC9"/>
-  </w:style>
-  <w:style w:type="character" w:customStyle="1" w:styleId="syriacvariant">
-    <w:name w:val="syriac variant"/>
-    <w:basedOn w:val="DefaultParagraphFont"/>
-    <w:qFormat/>
-    <w:rsid w:val="00B23BC9"/>
-  </w:style>
-  <w:style w:type="character" w:customStyle="1" w:styleId="Hyperlink1">
-    <w:name w:val="Hyperlink1"/>
-    <w:basedOn w:val="DefaultParagraphFont"/>
-    <w:qFormat/>
-    <w:rsid w:val="00B23BC9"/>
-    <w:rPr>
-      <w:color w:val="0000FF"/>
-      <w:u w:val="single"/>
-    </w:rPr>
-  </w:style>
-  <w:style w:type="character" w:customStyle="1" w:styleId="versenumber1">
-    <w:name w:val="versenumber1"/>
-    <w:basedOn w:val="DefaultParagraphFont"/>
-    <w:qFormat/>
-    <w:rsid w:val="00B23BC9"/>
-    <w:rPr>
-      <w:color w:val="FF0000"/>
-    </w:rPr>
-  </w:style>
-  <w:style w:type="character" w:customStyle="1" w:styleId="refmarker">
-    <w:name w:val="refmarker"/>
-    <w:basedOn w:val="DefaultParagraphFont"/>
-    <w:qFormat/>
-    <w:rsid w:val="00B23BC9"/>
-  </w:style>
-  <w:style w:type="character" w:customStyle="1" w:styleId="syriac">
-    <w:name w:val="syriac"/>
-    <w:basedOn w:val="DefaultParagraphFont"/>
-    <w:qFormat/>
-    <w:rsid w:val="00B23BC9"/>
-  </w:style>
   <w:style w:type="paragraph" w:customStyle="1" w:styleId="Normal1">
     <w:name w:val="Normal1"/>
     <w:qFormat/>
@@ -830,70 +7111,33 @@
       <w:lang w:eastAsia="en-US" w:bidi="ar-SA"/>
     </w:rPr>
   </w:style>
-  <w:style w:type="character" w:customStyle="1" w:styleId="Heading5Char">
-    <w:name w:val="Heading 5 Char"/>
-    <w:basedOn w:val="DefaultParagraphFont"/>
-    <w:link w:val="Heading5"/>
-    <w:rsid w:val="00B23BC9"/>
-    <w:rPr>
-      <w:rFonts w:ascii="Arial Unicode MS" w:eastAsia="Arial Unicode MS" w:hAnsi="Arial Unicode MS" w:cs="Arial Unicode MS"/>
-      <w:b/>
-      <w:bCs/>
-      <w:color w:val="000000"/>
-      <w:lang w:eastAsia="en-US"/>
-    </w:rPr>
-  </w:style>
   <w:style w:type="paragraph" w:customStyle="1" w:styleId="greek">
     <w:name w:val="greek"/>
     <w:basedOn w:val="Normal"/>
+    <w:qFormat/>
     <w:rsid w:val="00B23BC9"/>
     <w:pPr>
       <w:suppressAutoHyphens w:val="0"/>
-      <w:spacing w:before="100" w:beforeAutospacing="1" w:after="100" w:afterAutospacing="1"/>
+      <w:spacing w:beforeAutospacing="1" w:afterAutospacing="1"/>
     </w:pPr>
     <w:rPr>
       <w:rFonts w:ascii="Arial Unicode MS" w:eastAsia="Arial Unicode MS" w:hAnsi="Arial Unicode MS" w:cs="Arial Unicode MS"/>
       <w:lang w:bidi="he-IL"/>
     </w:rPr>
   </w:style>
-  <w:style w:type="character" w:customStyle="1" w:styleId="latin">
-    <w:name w:val="latin"/>
-    <w:basedOn w:val="DefaultParagraphFont"/>
-    <w:rsid w:val="00B23BC9"/>
-  </w:style>
   <w:style w:type="paragraph" w:customStyle="1" w:styleId="latin1">
     <w:name w:val="latin1"/>
     <w:basedOn w:val="Normal"/>
+    <w:qFormat/>
     <w:rsid w:val="00B23BC9"/>
     <w:pPr>
       <w:suppressAutoHyphens w:val="0"/>
-      <w:spacing w:before="100" w:beforeAutospacing="1" w:after="100" w:afterAutospacing="1"/>
+      <w:spacing w:beforeAutospacing="1" w:afterAutospacing="1"/>
     </w:pPr>
     <w:rPr>
       <w:rFonts w:ascii="Arial Unicode MS" w:eastAsia="Arial Unicode MS" w:hAnsi="Arial Unicode MS" w:cs="Arial Unicode MS"/>
       <w:lang w:bidi="he-IL"/>
     </w:rPr>
-  </w:style>
-  <w:style w:type="character" w:customStyle="1" w:styleId="BodyTextChar">
-    <w:name w:val="Body Text Char"/>
-    <w:basedOn w:val="DefaultParagraphFont"/>
-    <w:link w:val="BodyText"/>
-    <w:rsid w:val="00B23BC9"/>
-    <w:rPr>
-      <w:sz w:val="24"/>
-      <w:szCs w:val="24"/>
-      <w:lang w:eastAsia="en-US" w:bidi="ar-SA"/>
-    </w:rPr>
-  </w:style>
-  <w:style w:type="character" w:customStyle="1" w:styleId="w">
-    <w:name w:val="w"/>
-    <w:basedOn w:val="DefaultParagraphFont"/>
-    <w:rsid w:val="00B23BC9"/>
-  </w:style>
-  <w:style w:type="character" w:customStyle="1" w:styleId="p">
-    <w:name w:val="p"/>
-    <w:basedOn w:val="DefaultParagraphFont"/>
-    <w:rsid w:val="00B23BC9"/>
   </w:style>
 </w:styles>
 </file>
